--- a/materials/cv-cdq-full-cn.docx
+++ b/materials/cv-cdq-full-cn.docx
@@ -25,41 +25,26 @@
         <w:spacing w:before="120"/>
         <w:jc w:val="center"/>
         <w:rPr>
-          <w:rFonts w:ascii="Calibri" w:hAnsi="Calibri" w:cs="Calibri"/>
-        </w:rPr>
-      </w:pPr>
-      <w:r>
-        <w:rPr>
-          <w:rFonts w:ascii="Calibri" w:hAnsi="Calibri" w:cs="Calibri" w:hint="eastAsia"/>
-        </w:rPr>
-        <w:t>博士研究生（预计毕业时间：</w:t>
-      </w:r>
-      <w:r>
-        <w:rPr>
-          <w:rFonts w:ascii="Calibri" w:hAnsi="Calibri" w:cs="Calibri" w:hint="eastAsia"/>
-        </w:rPr>
-        <w:t>2025</w:t>
-      </w:r>
-      <w:r>
-        <w:rPr>
-          <w:rFonts w:ascii="Calibri" w:hAnsi="Calibri" w:cs="Calibri" w:hint="eastAsia"/>
-        </w:rPr>
-        <w:t>年）</w:t>
-      </w:r>
-    </w:p>
-    <w:p>
-      <w:pPr>
-        <w:spacing w:before="120"/>
-        <w:jc w:val="center"/>
-        <w:rPr>
-          <w:rFonts w:ascii="Calibri" w:hAnsi="Calibri" w:cs="Calibri"/>
-        </w:rPr>
-      </w:pPr>
-      <w:r>
-        <w:rPr>
-          <w:rFonts w:ascii="Calibri" w:hAnsi="Calibri" w:cs="Calibri" w:hint="eastAsia"/>
-        </w:rPr>
-        <w:t>北京邮电大学｜剑桥大学</w:t>
+          <w:rFonts w:ascii="Calibri" w:hAnsi="Calibri" w:cs="Calibri" w:hint="eastAsia"/>
+        </w:rPr>
+      </w:pPr>
+      <w:r>
+        <w:rPr>
+          <w:rFonts w:ascii="Calibri" w:hAnsi="Calibri" w:cs="Calibri" w:hint="eastAsia"/>
+        </w:rPr>
+        <w:t>南京大学</w:t>
+      </w:r>
+      <w:r>
+        <w:rPr>
+          <w:rFonts w:ascii="Calibri" w:hAnsi="Calibri" w:cs="Calibri" w:hint="eastAsia"/>
+        </w:rPr>
+        <w:t xml:space="preserve"> </w:t>
+      </w:r>
+      <w:r>
+        <w:rPr>
+          <w:rFonts w:ascii="Calibri" w:hAnsi="Calibri" w:cs="Calibri" w:hint="eastAsia"/>
+        </w:rPr>
+        <w:t>智能科学与技术学院</w:t>
       </w:r>
     </w:p>
     <w:p>
@@ -204,31 +189,7 @@
         <w:rPr>
           <w:rFonts w:ascii="Calibri" w:hAnsi="Calibri" w:cs="Calibri" w:hint="eastAsia"/>
         </w:rPr>
-        <w:t>端侧大模型</w:t>
-      </w:r>
-      <w:r>
-        <w:rPr>
-          <w:rFonts w:ascii="Calibri" w:hAnsi="Calibri" w:cs="Calibri" w:hint="eastAsia"/>
-        </w:rPr>
-        <w:t>系统</w:t>
-      </w:r>
-      <w:r>
-        <w:rPr>
-          <w:rFonts w:ascii="Calibri" w:hAnsi="Calibri" w:cs="Calibri" w:hint="eastAsia"/>
-        </w:rPr>
-        <w:t>优化：</w:t>
-      </w:r>
-      <w:r>
-        <w:rPr>
-          <w:rFonts w:ascii="Calibri" w:hAnsi="Calibri" w:cs="Calibri" w:hint="eastAsia"/>
-        </w:rPr>
-        <w:t>高效联邦大模型训练、多模态大模型推理加速</w:t>
-      </w:r>
-      <w:r>
-        <w:rPr>
-          <w:rFonts w:ascii="Calibri" w:hAnsi="Calibri" w:cs="Calibri" w:hint="eastAsia"/>
-        </w:rPr>
-        <w:t>等</w:t>
+        <w:t>端侧训练，分布式机器学习系统，嵌入式智能</w:t>
       </w:r>
       <w:r>
         <w:rPr>
@@ -252,7 +213,119 @@
           <w:b/>
           <w:sz w:val="32"/>
         </w:rPr>
+        <w:t>工作</w:t>
+      </w:r>
+      <w:r>
+        <w:rPr>
+          <w:rFonts w:ascii="Calibri" w:hAnsi="Calibri" w:cs="Calibri" w:hint="eastAsia"/>
+          <w:b/>
+          <w:sz w:val="32"/>
+        </w:rPr>
+        <w:t>/</w:t>
+      </w:r>
+      <w:r>
+        <w:rPr>
+          <w:rFonts w:ascii="Calibri" w:hAnsi="Calibri" w:cs="Calibri" w:hint="eastAsia"/>
+          <w:b/>
+          <w:sz w:val="32"/>
+        </w:rPr>
         <w:t>教育经历</w:t>
+      </w:r>
+    </w:p>
+    <w:p>
+      <w:pPr>
+        <w:spacing w:after="120"/>
+        <w:rPr>
+          <w:rFonts w:ascii="Calibri" w:hAnsi="Calibri" w:cs="Calibri" w:hint="eastAsia"/>
+          <w:b/>
+          <w:sz w:val="32"/>
+        </w:rPr>
+      </w:pPr>
+      <w:r>
+        <w:rPr>
+          <w:rFonts w:ascii="Calibri" w:hAnsi="Calibri" w:cs="Calibri"/>
+        </w:rPr>
+        <w:t>0</w:t>
+      </w:r>
+      <w:r>
+        <w:rPr>
+          <w:rFonts w:ascii="Calibri" w:hAnsi="Calibri" w:cs="Calibri" w:hint="eastAsia"/>
+        </w:rPr>
+        <w:t>3</w:t>
+      </w:r>
+      <w:r>
+        <w:rPr>
+          <w:rFonts w:ascii="Calibri" w:hAnsi="Calibri" w:cs="Calibri"/>
+        </w:rPr>
+        <w:t>/20</w:t>
+      </w:r>
+      <w:r>
+        <w:rPr>
+          <w:rFonts w:ascii="Calibri" w:hAnsi="Calibri" w:cs="Calibri" w:hint="eastAsia"/>
+        </w:rPr>
+        <w:t>26</w:t>
+      </w:r>
+      <w:r>
+        <w:rPr>
+          <w:rFonts w:ascii="Calibri" w:hAnsi="Calibri" w:cs="Calibri"/>
+        </w:rPr>
+        <w:t xml:space="preserve"> </w:t>
+      </w:r>
+      <w:r>
+        <w:rPr>
+          <w:rFonts w:ascii="Calibri" w:hAnsi="Calibri" w:cs="Calibri" w:hint="eastAsia"/>
+        </w:rPr>
+        <w:t>至今</w:t>
+      </w:r>
+      <w:r>
+        <w:rPr>
+          <w:rFonts w:ascii="Calibri" w:hAnsi="Calibri" w:cs="Calibri" w:hint="eastAsia"/>
+        </w:rPr>
+        <w:t xml:space="preserve">         </w:t>
+      </w:r>
+      <w:r>
+        <w:rPr>
+          <w:rFonts w:ascii="Calibri" w:hAnsi="Calibri" w:cs="Calibri"/>
+        </w:rPr>
+        <w:t xml:space="preserve">                  </w:t>
+      </w:r>
+      <w:r>
+        <w:rPr>
+          <w:rFonts w:ascii="Calibri" w:hAnsi="Calibri" w:cs="Calibri" w:hint="eastAsia"/>
+        </w:rPr>
+        <w:t xml:space="preserve"> </w:t>
+      </w:r>
+      <w:r>
+        <w:rPr>
+          <w:rFonts w:ascii="Calibri" w:hAnsi="Calibri" w:cs="Calibri" w:hint="eastAsia"/>
+          <w:b/>
+          <w:bCs/>
+        </w:rPr>
+        <w:t>准聘助理教授</w:t>
+      </w:r>
+      <w:r>
+        <w:rPr>
+          <w:rFonts w:ascii="Calibri" w:hAnsi="Calibri" w:cs="Calibri" w:hint="eastAsia"/>
+        </w:rPr>
+        <w:t>（特聘研究员，博导）</w:t>
+      </w:r>
+      <w:r>
+        <w:rPr>
+          <w:rFonts w:ascii="Calibri" w:hAnsi="Calibri" w:cs="Calibri" w:hint="eastAsia"/>
+        </w:rPr>
+        <w:t>，</w:t>
+      </w:r>
+      <w:r>
+        <w:rPr>
+          <w:rFonts w:ascii="Calibri" w:hAnsi="Calibri" w:cs="Calibri" w:hint="eastAsia"/>
+        </w:rPr>
+        <w:t>南京大学</w:t>
+      </w:r>
+      <w:r>
+        <w:rPr>
+          <w:rFonts w:ascii="Calibri" w:hAnsi="Calibri" w:cs="Calibri" w:hint="eastAsia"/>
+        </w:rPr>
+        <w:t xml:space="preserve"> </w:t>
       </w:r>
     </w:p>
     <w:p>
@@ -267,37 +340,37 @@
         <w:rPr>
           <w:rFonts w:ascii="Calibri" w:hAnsi="Calibri" w:cs="Calibri"/>
         </w:rPr>
-        <w:t xml:space="preserve">09/2024 </w:t>
-      </w:r>
-      <w:r>
-        <w:rPr>
-          <w:rFonts w:ascii="Calibri" w:hAnsi="Calibri" w:cs="Calibri" w:hint="eastAsia"/>
-        </w:rPr>
-        <w:t>至今</w:t>
-      </w:r>
-      <w:r>
-        <w:rPr>
-          <w:rFonts w:ascii="Calibri" w:hAnsi="Calibri" w:cs="Calibri"/>
-        </w:rPr>
-        <w:t xml:space="preserve">                   </w:t>
+        <w:t>0</w:t>
+      </w:r>
+      <w:r>
+        <w:rPr>
+          <w:rFonts w:ascii="Calibri" w:hAnsi="Calibri" w:cs="Calibri" w:hint="eastAsia"/>
+        </w:rPr>
+        <w:t>8</w:t>
+      </w:r>
+      <w:r>
+        <w:rPr>
+          <w:rFonts w:ascii="Calibri" w:hAnsi="Calibri" w:cs="Calibri"/>
+        </w:rPr>
+        <w:t xml:space="preserve">/2024 </w:t>
+      </w:r>
+      <w:r>
+        <w:rPr>
+          <w:rFonts w:ascii="Calibri" w:hAnsi="Calibri" w:cs="Calibri" w:hint="eastAsia"/>
+        </w:rPr>
+        <w:t>- 08/2025</w:t>
+      </w:r>
+      <w:r>
+        <w:rPr>
+          <w:rFonts w:ascii="Calibri" w:hAnsi="Calibri" w:cs="Calibri"/>
+        </w:rPr>
+        <w:t xml:space="preserve">                  </w:t>
       </w:r>
       <w:r>
         <w:rPr>
           <w:rFonts w:ascii="Calibri" w:hAnsi="Calibri" w:cs="Calibri" w:hint="eastAsia"/>
         </w:rPr>
         <w:t xml:space="preserve"> </w:t>
-      </w:r>
-      <w:r>
-        <w:rPr>
-          <w:rFonts w:ascii="Calibri" w:hAnsi="Calibri" w:cs="Calibri" w:hint="eastAsia"/>
-        </w:rPr>
-        <w:t xml:space="preserve"> </w:t>
-      </w:r>
-      <w:r>
-        <w:rPr>
-          <w:rFonts w:ascii="Calibri" w:hAnsi="Calibri" w:cs="Calibri"/>
-        </w:rPr>
-        <w:t xml:space="preserve">       </w:t>
       </w:r>
       <w:r>
         <w:rPr>
@@ -388,25 +461,31 @@
         <w:rPr>
           <w:rFonts w:ascii="Calibri" w:hAnsi="Calibri" w:cs="Calibri" w:hint="eastAsia"/>
         </w:rPr>
-        <w:t>至今</w:t>
-      </w:r>
-      <w:r>
-        <w:rPr>
-          <w:rFonts w:ascii="Calibri" w:hAnsi="Calibri" w:cs="Calibri"/>
-        </w:rPr>
-        <w:tab/>
-      </w:r>
-      <w:r>
-        <w:rPr>
-          <w:rFonts w:ascii="Calibri" w:hAnsi="Calibri" w:cs="Calibri"/>
-        </w:rPr>
-        <w:tab/>
+        <w:t xml:space="preserve">- </w:t>
+      </w:r>
+      <w:r>
+        <w:rPr>
+          <w:rFonts w:ascii="Calibri" w:hAnsi="Calibri" w:cs="Calibri" w:hint="eastAsia"/>
+        </w:rPr>
+        <w:t>11</w:t>
+      </w:r>
+      <w:r>
+        <w:rPr>
+          <w:rFonts w:ascii="Calibri" w:hAnsi="Calibri" w:cs="Calibri" w:hint="eastAsia"/>
+        </w:rPr>
+        <w:t>/2025</w:t>
       </w:r>
       <w:r>
         <w:rPr>
           <w:rFonts w:ascii="Calibri" w:hAnsi="Calibri" w:cs="Calibri"/>
         </w:rPr>
         <w:t xml:space="preserve">             </w:t>
+      </w:r>
+      <w:r>
+        <w:rPr>
+          <w:rFonts w:ascii="Calibri" w:hAnsi="Calibri" w:cs="Calibri" w:hint="eastAsia"/>
+        </w:rPr>
+        <w:t xml:space="preserve">      </w:t>
       </w:r>
       <w:r>
         <w:rPr>
@@ -1401,390 +1480,6 @@
           <w:sz w:val="32"/>
         </w:rPr>
         <w:lastRenderedPageBreak/>
-        <w:t>学术</w:t>
-      </w:r>
-      <w:r>
-        <w:rPr>
-          <w:rFonts w:ascii="Calibri" w:hAnsi="Calibri" w:cs="Calibri" w:hint="eastAsia"/>
-          <w:b/>
-          <w:sz w:val="32"/>
-        </w:rPr>
-        <w:t>研究</w:t>
-      </w:r>
-      <w:r>
-        <w:rPr>
-          <w:rFonts w:ascii="Calibri" w:hAnsi="Calibri" w:cs="Calibri" w:hint="eastAsia"/>
-          <w:b/>
-          <w:sz w:val="32"/>
-        </w:rPr>
-        <w:t>与评价</w:t>
-      </w:r>
-    </w:p>
-    <w:p>
-      <w:pPr>
-        <w:spacing w:line="288" w:lineRule="auto"/>
-        <w:ind w:firstLine="720"/>
-        <w:rPr>
-          <w:rFonts w:ascii="Calibri" w:hAnsi="Calibri" w:cs="Calibri"/>
-        </w:rPr>
-      </w:pPr>
-      <w:r>
-        <w:rPr>
-          <w:rFonts w:ascii="Calibri" w:hAnsi="Calibri" w:cs="Calibri"/>
-        </w:rPr>
-        <w:t>我的博士研究方向为面向移动终端的大模型高效个性化方法：首先，针对端侧多模态数据统一表征难题，设计了基于粗粒度早停机制的多模态大模型推理加速系统，在真实场景中最高提升吞吐率</w:t>
-      </w:r>
-      <w:r>
-        <w:rPr>
-          <w:rFonts w:ascii="Calibri" w:hAnsi="Calibri" w:cs="Calibri"/>
-        </w:rPr>
-        <w:t>45</w:t>
-      </w:r>
-      <w:r>
-        <w:rPr>
-          <w:rFonts w:ascii="Calibri" w:hAnsi="Calibri" w:cs="Calibri"/>
-        </w:rPr>
-        <w:t>倍、降低能耗</w:t>
-      </w:r>
-      <w:r>
-        <w:rPr>
-          <w:rFonts w:ascii="Calibri" w:hAnsi="Calibri" w:cs="Calibri"/>
-        </w:rPr>
-        <w:t>3</w:t>
-      </w:r>
-      <w:r>
-        <w:rPr>
-          <w:rFonts w:ascii="Calibri" w:hAnsi="Calibri" w:cs="Calibri"/>
-        </w:rPr>
-        <w:t>倍以上；其次，面向移动终端普遍存在的少标注场景，提出了基于自监督提示学习的高效小样本学习框架，在可控学习开销下，将标注需求降低三个数量级，并保持可用准确率；最后，针对跨终端分布式训练中的通信和隐私挑战，提出了一套基于参数高效适配器的联邦大模型微调系统，在七十亿级参数模型上实现分钟级微调时延，最高提升收敛效率</w:t>
-      </w:r>
-      <w:r>
-        <w:rPr>
-          <w:rFonts w:ascii="Calibri" w:hAnsi="Calibri" w:cs="Calibri"/>
-        </w:rPr>
-        <w:t>112</w:t>
-      </w:r>
-      <w:r>
-        <w:rPr>
-          <w:rFonts w:ascii="Calibri" w:hAnsi="Calibri" w:cs="Calibri"/>
-        </w:rPr>
-        <w:t>倍。</w:t>
-      </w:r>
-    </w:p>
-    <w:p>
-      <w:pPr>
-        <w:spacing w:line="288" w:lineRule="auto"/>
-        <w:ind w:firstLine="720"/>
-        <w:rPr>
-          <w:rFonts w:ascii="Calibri" w:hAnsi="Calibri" w:cs="Calibri"/>
-        </w:rPr>
-      </w:pPr>
-      <w:r>
-        <w:rPr>
-          <w:rFonts w:ascii="Calibri" w:hAnsi="Calibri" w:cs="Calibri" w:hint="eastAsia"/>
-        </w:rPr>
-        <w:t>以</w:t>
-      </w:r>
-      <w:r>
-        <w:rPr>
-          <w:rFonts w:ascii="Calibri" w:hAnsi="Calibri" w:cs="Calibri" w:hint="eastAsia"/>
-        </w:rPr>
-        <w:t>（共同）</w:t>
-      </w:r>
-      <w:r>
-        <w:rPr>
-          <w:rFonts w:ascii="Calibri" w:hAnsi="Calibri" w:cs="Calibri" w:hint="eastAsia"/>
-        </w:rPr>
-        <w:t>第一作者</w:t>
-      </w:r>
-      <w:r>
-        <w:rPr>
-          <w:rFonts w:ascii="Calibri" w:hAnsi="Calibri" w:cs="Calibri" w:hint="eastAsia"/>
-        </w:rPr>
-        <w:t>/</w:t>
-      </w:r>
-      <w:r>
-        <w:rPr>
-          <w:rFonts w:ascii="Calibri" w:hAnsi="Calibri" w:cs="Calibri" w:hint="eastAsia"/>
-        </w:rPr>
-        <w:t>通讯作者发表</w:t>
-      </w:r>
-      <w:r>
-        <w:rPr>
-          <w:rFonts w:ascii="Calibri" w:hAnsi="Calibri" w:cs="Calibri" w:hint="eastAsia"/>
-        </w:rPr>
-        <w:t>或接收</w:t>
-      </w:r>
-      <w:r>
-        <w:rPr>
-          <w:rFonts w:ascii="Calibri" w:hAnsi="Calibri" w:cs="Calibri" w:hint="eastAsia"/>
-        </w:rPr>
-        <w:t>论文</w:t>
-      </w:r>
-      <w:r>
-        <w:rPr>
-          <w:rFonts w:ascii="Calibri" w:hAnsi="Calibri" w:cs="Calibri" w:hint="eastAsia"/>
-        </w:rPr>
-        <w:t>1</w:t>
-      </w:r>
-      <w:r>
-        <w:rPr>
-          <w:rFonts w:ascii="Calibri" w:hAnsi="Calibri" w:cs="Calibri" w:hint="eastAsia"/>
-        </w:rPr>
-        <w:t>5</w:t>
-      </w:r>
-      <w:r>
-        <w:rPr>
-          <w:rFonts w:ascii="Calibri" w:hAnsi="Calibri" w:cs="Calibri" w:hint="eastAsia"/>
-        </w:rPr>
-        <w:t>篇</w:t>
-      </w:r>
-      <w:r>
-        <w:rPr>
-          <w:rFonts w:ascii="Calibri" w:hAnsi="Calibri" w:cs="Calibri" w:hint="eastAsia"/>
-        </w:rPr>
-        <w:t>，其中包括</w:t>
-      </w:r>
-      <w:r>
-        <w:rPr>
-          <w:rFonts w:ascii="Calibri" w:hAnsi="Calibri" w:cs="Calibri" w:hint="eastAsia"/>
-        </w:rPr>
-        <w:t>1</w:t>
-      </w:r>
-      <w:r>
-        <w:rPr>
-          <w:rFonts w:ascii="Calibri" w:hAnsi="Calibri" w:cs="Calibri" w:hint="eastAsia"/>
-        </w:rPr>
-        <w:t>篇</w:t>
-      </w:r>
-      <w:r>
-        <w:rPr>
-          <w:rFonts w:ascii="Calibri" w:hAnsi="Calibri" w:cs="Calibri" w:hint="eastAsia"/>
-        </w:rPr>
-        <w:t xml:space="preserve">Nature </w:t>
-      </w:r>
-      <w:r>
-        <w:rPr>
-          <w:rFonts w:ascii="Calibri" w:hAnsi="Calibri" w:cs="Calibri"/>
-        </w:rPr>
-        <w:t xml:space="preserve">Communications, </w:t>
-      </w:r>
-      <w:r>
-        <w:rPr>
-          <w:rFonts w:ascii="Calibri" w:hAnsi="Calibri" w:cs="Calibri" w:hint="eastAsia"/>
-        </w:rPr>
-        <w:t>5</w:t>
-      </w:r>
-      <w:r>
-        <w:rPr>
-          <w:rFonts w:ascii="Calibri" w:hAnsi="Calibri" w:cs="Calibri" w:hint="eastAsia"/>
-        </w:rPr>
-        <w:t>篇</w:t>
-      </w:r>
-      <w:r>
-        <w:rPr>
-          <w:rFonts w:ascii="Calibri" w:hAnsi="Calibri" w:cs="Calibri" w:hint="eastAsia"/>
-        </w:rPr>
-        <w:t>CCF-A</w:t>
-      </w:r>
-      <w:r>
-        <w:rPr>
-          <w:rFonts w:ascii="Calibri" w:hAnsi="Calibri" w:cs="Calibri" w:hint="eastAsia"/>
-        </w:rPr>
-        <w:t>类英文会议和</w:t>
-      </w:r>
-      <w:r>
-        <w:rPr>
-          <w:rFonts w:ascii="Calibri" w:hAnsi="Calibri" w:cs="Calibri" w:hint="eastAsia"/>
-        </w:rPr>
-        <w:t>1</w:t>
-      </w:r>
-      <w:r>
-        <w:rPr>
-          <w:rFonts w:ascii="Calibri" w:hAnsi="Calibri" w:cs="Calibri" w:hint="eastAsia"/>
-        </w:rPr>
-        <w:t>篇</w:t>
-      </w:r>
-      <w:r>
-        <w:rPr>
-          <w:rFonts w:ascii="Calibri" w:hAnsi="Calibri" w:cs="Calibri" w:hint="eastAsia"/>
-        </w:rPr>
-        <w:t>CCF-A</w:t>
-      </w:r>
-      <w:r>
-        <w:rPr>
-          <w:rFonts w:ascii="Calibri" w:hAnsi="Calibri" w:cs="Calibri" w:hint="eastAsia"/>
-        </w:rPr>
-        <w:t>类中文期刊。相关工作</w:t>
-      </w:r>
-      <w:r>
-        <w:rPr>
-          <w:rFonts w:ascii="Calibri" w:hAnsi="Calibri" w:cs="Calibri" w:hint="eastAsia"/>
-        </w:rPr>
-        <w:t>已</w:t>
-      </w:r>
-      <w:r>
-        <w:rPr>
-          <w:rFonts w:ascii="Calibri" w:hAnsi="Calibri" w:cs="Calibri" w:hint="eastAsia"/>
-        </w:rPr>
-        <w:t>被</w:t>
-      </w:r>
-      <w:r>
-        <w:rPr>
-          <w:rFonts w:ascii="Calibri" w:hAnsi="Calibri" w:cs="Calibri" w:hint="eastAsia"/>
-        </w:rPr>
-        <w:t>应用于</w:t>
-      </w:r>
-      <w:r>
-        <w:rPr>
-          <w:rFonts w:ascii="Calibri" w:hAnsi="Calibri" w:cs="Calibri" w:hint="eastAsia"/>
-        </w:rPr>
-        <w:t>剑桥大学</w:t>
-      </w:r>
-      <w:r>
-        <w:rPr>
-          <w:rFonts w:ascii="Calibri" w:hAnsi="Calibri" w:cs="Calibri" w:hint="eastAsia"/>
-        </w:rPr>
-        <w:t>Flower</w:t>
-      </w:r>
-      <w:r>
-        <w:rPr>
-          <w:rFonts w:ascii="Calibri" w:hAnsi="Calibri" w:cs="Calibri" w:hint="eastAsia"/>
-        </w:rPr>
-        <w:t>框架、</w:t>
-      </w:r>
-      <w:r>
-        <w:rPr>
-          <w:rFonts w:ascii="Calibri" w:hAnsi="Calibri" w:cs="Calibri" w:hint="eastAsia"/>
-        </w:rPr>
-        <w:t>微众银行</w:t>
-      </w:r>
-      <w:r>
-        <w:rPr>
-          <w:rFonts w:ascii="Calibri" w:hAnsi="Calibri" w:cs="Calibri" w:hint="eastAsia"/>
-        </w:rPr>
-        <w:t>FATE</w:t>
-      </w:r>
-      <w:r>
-        <w:rPr>
-          <w:rFonts w:ascii="Calibri" w:hAnsi="Calibri" w:cs="Calibri" w:hint="eastAsia"/>
-        </w:rPr>
-        <w:t>框架和烽火</w:t>
-      </w:r>
-      <w:r>
-        <w:rPr>
-          <w:rFonts w:ascii="Calibri" w:hAnsi="Calibri" w:cs="Calibri" w:hint="eastAsia"/>
-        </w:rPr>
-        <w:t>RDMA</w:t>
-      </w:r>
-      <w:r>
-        <w:rPr>
-          <w:rFonts w:ascii="Calibri" w:hAnsi="Calibri" w:cs="Calibri" w:hint="eastAsia"/>
-        </w:rPr>
-        <w:t>智能网卡</w:t>
-      </w:r>
-      <w:r>
-        <w:rPr>
-          <w:rFonts w:ascii="Calibri" w:hAnsi="Calibri" w:cs="Calibri" w:hint="eastAsia"/>
-        </w:rPr>
-        <w:t>，</w:t>
-      </w:r>
-      <w:r>
-        <w:rPr>
-          <w:rFonts w:ascii="Calibri" w:hAnsi="Calibri" w:cs="Calibri" w:hint="eastAsia"/>
-        </w:rPr>
-        <w:t>获谷歌学术引用超</w:t>
-      </w:r>
-      <w:r>
-        <w:rPr>
-          <w:rFonts w:ascii="Calibri" w:hAnsi="Calibri" w:cs="Calibri" w:hint="eastAsia"/>
-        </w:rPr>
-        <w:t>6</w:t>
-      </w:r>
-      <w:r>
-        <w:rPr>
-          <w:rFonts w:ascii="Calibri" w:hAnsi="Calibri" w:cs="Calibri" w:hint="eastAsia"/>
-        </w:rPr>
-        <w:t>00</w:t>
-      </w:r>
-      <w:r>
-        <w:rPr>
-          <w:rFonts w:ascii="Calibri" w:hAnsi="Calibri" w:cs="Calibri" w:hint="eastAsia"/>
-        </w:rPr>
-        <w:t>次，被图灵奖得主</w:t>
-      </w:r>
-      <w:r>
-        <w:rPr>
-          <w:rFonts w:ascii="Calibri" w:hAnsi="Calibri" w:cs="Calibri"/>
-        </w:rPr>
-        <w:t>D</w:t>
-      </w:r>
-      <w:r>
-        <w:rPr>
-          <w:rFonts w:ascii="Calibri" w:hAnsi="Calibri" w:cs="Calibri" w:hint="eastAsia"/>
-        </w:rPr>
-        <w:t>a</w:t>
-      </w:r>
-      <w:r>
-        <w:rPr>
-          <w:rFonts w:ascii="Calibri" w:hAnsi="Calibri" w:cs="Calibri"/>
-        </w:rPr>
-        <w:t>vid Patterson</w:t>
-      </w:r>
-      <w:r>
-        <w:rPr>
-          <w:rFonts w:ascii="Calibri" w:hAnsi="Calibri" w:cs="Calibri" w:hint="eastAsia"/>
-        </w:rPr>
-        <w:t>在其</w:t>
-      </w:r>
-      <w:r>
-        <w:rPr>
-          <w:rFonts w:ascii="Calibri" w:hAnsi="Calibri" w:cs="Calibri"/>
-        </w:rPr>
-        <w:t>Commun</w:t>
-      </w:r>
-      <w:r>
-        <w:rPr>
-          <w:rFonts w:ascii="Calibri" w:hAnsi="Calibri" w:cs="Calibri" w:hint="eastAsia"/>
-        </w:rPr>
-        <w:t>.</w:t>
-      </w:r>
-      <w:r>
-        <w:rPr>
-          <w:rFonts w:ascii="Calibri" w:hAnsi="Calibri" w:cs="Calibri"/>
-        </w:rPr>
-        <w:t xml:space="preserve"> ACM '24</w:t>
-      </w:r>
-      <w:r>
-        <w:rPr>
-          <w:rFonts w:ascii="Calibri" w:hAnsi="Calibri" w:cs="Calibri" w:hint="eastAsia"/>
-        </w:rPr>
-        <w:t>论文中评价为“专注于移动端的资源效率问题，发现了移动端训练推理和数据中心内的巨大差异”。</w:t>
-      </w:r>
-    </w:p>
-    <w:p>
-      <w:pPr>
-        <w:spacing w:after="120"/>
-        <w:rPr>
-          <w:rFonts w:ascii="Calibri" w:hAnsi="Calibri" w:cs="Calibri"/>
-          <w:b/>
-          <w:sz w:val="32"/>
-        </w:rPr>
-      </w:pPr>
-      <w:r>
-        <w:rPr>
-          <w:rFonts w:ascii="Calibri" w:hAnsi="Calibri" w:cs="Calibri"/>
-          <w:b/>
-          <w:sz w:val="32"/>
-        </w:rPr>
-        <w:br/>
-      </w:r>
-      <w:r>
-        <w:rPr>
-          <w:rFonts w:ascii="Calibri" w:hAnsi="Calibri" w:cs="Calibri" w:hint="eastAsia"/>
-          <w:b/>
-          <w:sz w:val="32"/>
-        </w:rPr>
         <w:t>期刊论文</w:t>
       </w:r>
       <w:r>
@@ -2563,7 +2258,21 @@
         <w:rPr>
           <w:rFonts w:ascii="Calibri" w:hAnsi="Calibri" w:cs="Calibri"/>
         </w:rPr>
-        <w:t xml:space="preserve">, Tao Fan, Yan Kang, Lixin Fan, Mengwei XU, </w:t>
+        <w:t xml:space="preserve">, Tao Fan, Yan Kang, Lixin Fan, </w:t>
+      </w:r>
+      <w:proofErr w:type="spellStart"/>
+      <w:r>
+        <w:rPr>
+          <w:rFonts w:ascii="Calibri" w:hAnsi="Calibri" w:cs="Calibri"/>
+        </w:rPr>
+        <w:t>Mengwei</w:t>
+      </w:r>
+      <w:proofErr w:type="spellEnd"/>
+      <w:r>
+        <w:rPr>
+          <w:rFonts w:ascii="Calibri" w:hAnsi="Calibri" w:cs="Calibri"/>
+        </w:rPr>
+        <w:t xml:space="preserve"> XU, </w:t>
       </w:r>
       <w:proofErr w:type="spellStart"/>
       <w:r>
@@ -3067,7 +2776,6 @@
         <w:rPr>
           <w:rFonts w:ascii="Calibri" w:hAnsi="Calibri" w:cs="Calibri"/>
         </w:rPr>
-        <w:lastRenderedPageBreak/>
         <w:t>[C</w:t>
       </w:r>
       <w:r>
@@ -3334,7 +3042,21 @@
         <w:rPr>
           <w:rFonts w:ascii="Calibri" w:hAnsi="Calibri" w:cs="Calibri"/>
         </w:rPr>
-        <w:t xml:space="preserve"> Wang, Felix Xiaozhu Lin, Mengwei Xu</w:t>
+        <w:t xml:space="preserve"> Wang, Felix </w:t>
+      </w:r>
+      <w:proofErr w:type="spellStart"/>
+      <w:r>
+        <w:rPr>
+          <w:rFonts w:ascii="Calibri" w:hAnsi="Calibri" w:cs="Calibri"/>
+        </w:rPr>
+        <w:t>Xiaozhu</w:t>
+      </w:r>
+      <w:proofErr w:type="spellEnd"/>
+      <w:r>
+        <w:rPr>
+          <w:rFonts w:ascii="Calibri" w:hAnsi="Calibri" w:cs="Calibri"/>
+        </w:rPr>
+        <w:t xml:space="preserve"> Lin, Mengwei Xu</w:t>
       </w:r>
       <w:r>
         <w:rPr>
@@ -3823,6 +3545,7 @@
         <w:rPr>
           <w:rFonts w:ascii="Calibri" w:hAnsi="Calibri" w:cs="Calibri"/>
         </w:rPr>
+        <w:lastRenderedPageBreak/>
         <w:t>[C6] “Demystifying Small Language Models for Edge Deployment”</w:t>
       </w:r>
     </w:p>
@@ -4136,19 +3859,11 @@
         </w:rPr>
         <w:t>] “</w:t>
       </w:r>
-      <w:proofErr w:type="spellStart"/>
-      <w:r>
-        <w:rPr>
-          <w:rFonts w:ascii="Calibri" w:hAnsi="Calibri" w:cs="Calibri"/>
-        </w:rPr>
-        <w:t>SystemX</w:t>
-      </w:r>
-      <w:proofErr w:type="spellEnd"/>
-      <w:r>
-        <w:rPr>
-          <w:rFonts w:ascii="Calibri" w:hAnsi="Calibri" w:cs="Calibri"/>
-        </w:rPr>
-        <w:t>: Federated LLM Pre-Training</w:t>
+      <w:r>
+        <w:rPr>
+          <w:rFonts w:ascii="Calibri" w:hAnsi="Calibri" w:cs="Calibri"/>
+        </w:rPr>
+        <w:t>Photon: Federated Pre-training of Large Language Models</w:t>
       </w:r>
       <w:r>
         <w:rPr>
@@ -4239,7 +3954,21 @@
         <w:rPr>
           <w:rFonts w:ascii="Calibri" w:hAnsi="Calibri" w:cs="Calibri"/>
         </w:rPr>
-        <w:t xml:space="preserve"> Li, Xinchi Qiu, Nicholas Donald Lane</w:t>
+        <w:t xml:space="preserve"> Li, </w:t>
+      </w:r>
+      <w:proofErr w:type="spellStart"/>
+      <w:r>
+        <w:rPr>
+          <w:rFonts w:ascii="Calibri" w:hAnsi="Calibri" w:cs="Calibri"/>
+        </w:rPr>
+        <w:t>Xinchi</w:t>
+      </w:r>
+      <w:proofErr w:type="spellEnd"/>
+      <w:r>
+        <w:rPr>
+          <w:rFonts w:ascii="Calibri" w:hAnsi="Calibri" w:cs="Calibri"/>
+        </w:rPr>
+        <w:t xml:space="preserve"> Qiu, Nicholas Donald Lane</w:t>
       </w:r>
       <w:r>
         <w:rPr>
@@ -4445,129 +4174,93 @@
     </w:p>
     <w:p>
       <w:pPr>
-        <w:spacing w:before="120"/>
-        <w:rPr>
-          <w:rFonts w:ascii="Calibri" w:hAnsi="Calibri" w:cs="Calibri"/>
-        </w:rPr>
-      </w:pPr>
-    </w:p>
-    <w:p>
-      <w:pPr>
         <w:spacing w:after="120"/>
         <w:rPr>
           <w:rFonts w:ascii="Calibri" w:hAnsi="Calibri" w:cs="Calibri"/>
-          <w:b/>
-          <w:sz w:val="32"/>
-        </w:rPr>
-      </w:pPr>
-      <w:r>
-        <w:rPr>
-          <w:rFonts w:ascii="Calibri" w:hAnsi="Calibri" w:cs="Calibri" w:hint="eastAsia"/>
-          <w:b/>
-          <w:sz w:val="32"/>
-        </w:rPr>
-        <w:t>W</w:t>
-      </w:r>
-      <w:r>
-        <w:rPr>
-          <w:rFonts w:ascii="Calibri" w:hAnsi="Calibri" w:cs="Calibri"/>
-          <w:b/>
-          <w:sz w:val="32"/>
-        </w:rPr>
-        <w:t>orksho</w:t>
-      </w:r>
-      <w:r>
-        <w:rPr>
-          <w:rFonts w:ascii="Calibri" w:hAnsi="Calibri" w:cs="Calibri" w:hint="eastAsia"/>
-          <w:b/>
-          <w:sz w:val="32"/>
-        </w:rPr>
-        <w:t>p</w:t>
-      </w:r>
-      <w:r>
-        <w:rPr>
-          <w:rFonts w:ascii="Calibri" w:hAnsi="Calibri" w:cs="Calibri" w:hint="eastAsia"/>
-          <w:b/>
-          <w:sz w:val="32"/>
-        </w:rPr>
-        <w:t>论文</w:t>
-      </w:r>
-      <w:r>
-        <w:rPr>
-          <w:rFonts w:ascii="Calibri" w:hAnsi="Calibri" w:cs="Calibri"/>
-          <w:b/>
-          <w:sz w:val="32"/>
-        </w:rPr>
-        <w:t xml:space="preserve">(* = </w:t>
-      </w:r>
-      <w:r>
-        <w:rPr>
-          <w:rFonts w:ascii="Calibri" w:hAnsi="Calibri" w:cs="Calibri" w:hint="eastAsia"/>
-          <w:b/>
-          <w:sz w:val="32"/>
-        </w:rPr>
-        <w:t>同等贡献</w:t>
-      </w:r>
-      <w:r>
-        <w:rPr>
-          <w:rFonts w:ascii="Calibri" w:hAnsi="Calibri" w:cs="Calibri"/>
-          <w:b/>
-          <w:sz w:val="32"/>
-        </w:rPr>
-        <w:t>)</w:t>
+        </w:rPr>
+      </w:pPr>
+      <w:r>
+        <w:rPr>
+          <w:rFonts w:ascii="Calibri" w:hAnsi="Calibri" w:cs="Calibri"/>
+        </w:rPr>
+        <w:t>[C10] “</w:t>
+      </w:r>
+      <w:r>
+        <w:rPr>
+          <w:rFonts w:ascii="Calibri" w:hAnsi="Calibri" w:cs="Calibri"/>
+        </w:rPr>
+        <w:t>Editing as Unlearning: Are Knowledge Editing Methods Strong Baselines for Large Language Model Unlearning?</w:t>
+      </w:r>
+      <w:r>
+        <w:rPr>
+          <w:rFonts w:ascii="Calibri" w:hAnsi="Calibri" w:cs="Calibri"/>
+        </w:rPr>
+        <w:t>”</w:t>
       </w:r>
     </w:p>
     <w:p>
       <w:pPr>
         <w:spacing w:after="120"/>
-        <w:rPr>
-          <w:rFonts w:ascii="Calibri" w:hAnsi="Calibri" w:cs="Calibri"/>
-        </w:rPr>
-      </w:pPr>
-      <w:r>
-        <w:rPr>
-          <w:rFonts w:ascii="Calibri" w:hAnsi="Calibri" w:cs="Calibri"/>
-        </w:rPr>
-        <w:t>[W</w:t>
-      </w:r>
-      <w:r>
-        <w:rPr>
-          <w:rFonts w:ascii="Calibri" w:hAnsi="Calibri" w:cs="Calibri" w:hint="eastAsia"/>
-        </w:rPr>
-        <w:t>1</w:t>
-      </w:r>
-      <w:r>
-        <w:rPr>
-          <w:rFonts w:ascii="Calibri" w:hAnsi="Calibri" w:cs="Calibri"/>
-        </w:rPr>
-        <w:t xml:space="preserve">] </w:t>
-      </w:r>
-      <w:r>
-        <w:rPr>
-          <w:rFonts w:ascii="Calibri" w:hAnsi="Calibri" w:cs="Calibri"/>
-        </w:rPr>
-        <w:t>“Large Language Models on Mobile Devices: Measurements, Analysis, and Insights”</w:t>
-      </w:r>
-    </w:p>
-    <w:p>
-      <w:pPr>
-        <w:spacing w:after="120"/>
-        <w:ind w:left="440"/>
-        <w:rPr>
-          <w:rFonts w:ascii="Calibri" w:hAnsi="Calibri" w:cs="Calibri"/>
-        </w:rPr>
-      </w:pPr>
-      <w:r>
-        <w:rPr>
-          <w:rFonts w:ascii="Calibri" w:hAnsi="Calibri" w:cs="Calibri" w:hint="eastAsia"/>
-        </w:rPr>
-        <w:t>X</w:t>
-      </w:r>
-      <w:r>
-        <w:rPr>
-          <w:rFonts w:ascii="Calibri" w:hAnsi="Calibri" w:cs="Calibri"/>
-        </w:rPr>
-        <w:t xml:space="preserve">iang Li, Zhenyan Lu, </w:t>
+        <w:ind w:left="357"/>
+        <w:rPr>
+          <w:rFonts w:ascii="Calibri" w:hAnsi="Calibri" w:cs="Calibri"/>
+        </w:rPr>
+      </w:pPr>
+      <w:proofErr w:type="spellStart"/>
+      <w:r>
+        <w:rPr>
+          <w:rFonts w:ascii="Calibri" w:hAnsi="Calibri" w:cs="Calibri"/>
+        </w:rPr>
+        <w:t>Zexi</w:t>
+      </w:r>
+      <w:proofErr w:type="spellEnd"/>
+      <w:r>
+        <w:rPr>
+          <w:rFonts w:ascii="Calibri" w:hAnsi="Calibri" w:cs="Calibri"/>
+        </w:rPr>
+        <w:t xml:space="preserve"> Li, </w:t>
+      </w:r>
+      <w:proofErr w:type="spellStart"/>
+      <w:r>
+        <w:rPr>
+          <w:rFonts w:ascii="Calibri" w:hAnsi="Calibri" w:cs="Calibri"/>
+        </w:rPr>
+        <w:t>Xiangzhu</w:t>
+      </w:r>
+      <w:proofErr w:type="spellEnd"/>
+      <w:r>
+        <w:rPr>
+          <w:rFonts w:ascii="Calibri" w:hAnsi="Calibri" w:cs="Calibri"/>
+        </w:rPr>
+        <w:t xml:space="preserve"> Wang, William F. Shen, Meghdad </w:t>
+      </w:r>
+      <w:proofErr w:type="spellStart"/>
+      <w:r>
+        <w:rPr>
+          <w:rFonts w:ascii="Calibri" w:hAnsi="Calibri" w:cs="Calibri"/>
+        </w:rPr>
+        <w:t>Kurmanji</w:t>
+      </w:r>
+      <w:proofErr w:type="spellEnd"/>
+      <w:r>
+        <w:rPr>
+          <w:rFonts w:ascii="Calibri" w:hAnsi="Calibri" w:cs="Calibri"/>
+        </w:rPr>
+        <w:t xml:space="preserve">, </w:t>
+      </w:r>
+      <w:proofErr w:type="spellStart"/>
+      <w:r>
+        <w:rPr>
+          <w:rFonts w:ascii="Calibri" w:hAnsi="Calibri" w:cs="Calibri"/>
+        </w:rPr>
+        <w:t>Xinchi</w:t>
+      </w:r>
+      <w:proofErr w:type="spellEnd"/>
+      <w:r>
+        <w:rPr>
+          <w:rFonts w:ascii="Calibri" w:hAnsi="Calibri" w:cs="Calibri"/>
+        </w:rPr>
+        <w:t xml:space="preserve"> Qiu, </w:t>
       </w:r>
       <w:r>
         <w:rPr>
@@ -4581,21 +4274,25 @@
         <w:rPr>
           <w:rFonts w:ascii="Calibri" w:hAnsi="Calibri" w:cs="Calibri"/>
         </w:rPr>
-        <w:t xml:space="preserve">, Xiao Ma, </w:t>
-      </w:r>
-      <w:proofErr w:type="spellStart"/>
-      <w:r>
-        <w:rPr>
-          <w:rFonts w:ascii="Calibri" w:hAnsi="Calibri" w:cs="Calibri"/>
-        </w:rPr>
-        <w:t>Mengwei</w:t>
-      </w:r>
-      <w:proofErr w:type="spellEnd"/>
-      <w:r>
-        <w:rPr>
-          <w:rFonts w:ascii="Calibri" w:hAnsi="Calibri" w:cs="Calibri"/>
-        </w:rPr>
-        <w:t xml:space="preserve"> Xu, in </w:t>
+        <w:t>, Chao Wu, Nicholas D. Lane</w:t>
+      </w:r>
+      <w:r>
+        <w:rPr>
+          <w:rFonts w:ascii="Calibri" w:hAnsi="Calibri" w:cs="Calibri"/>
+        </w:rPr>
+        <w:t xml:space="preserve">, in the </w:t>
+      </w:r>
+      <w:r>
+        <w:rPr>
+          <w:rFonts w:ascii="Calibri" w:hAnsi="Calibri" w:cs="Calibri"/>
+        </w:rPr>
+        <w:t>40th Annual AAAI Conference on Artificial Intelligence</w:t>
+      </w:r>
+      <w:r>
+        <w:rPr>
+          <w:rFonts w:ascii="Calibri" w:hAnsi="Calibri" w:cs="Calibri" w:hint="eastAsia"/>
+        </w:rPr>
+        <w:t xml:space="preserve"> </w:t>
       </w:r>
       <w:r>
         <w:rPr>
@@ -4603,51 +4300,8 @@
           <w:i/>
           <w:iCs/>
         </w:rPr>
-        <w:t xml:space="preserve">Proceedings of the Workshop on Edge and Mobile Foundation Models </w:t>
-      </w:r>
-      <w:r>
-        <w:rPr>
-          <w:rFonts w:ascii="Calibri" w:hAnsi="Calibri" w:cs="Calibri"/>
-          <w:i/>
-          <w:iCs/>
-          <w:color w:val="000000" w:themeColor="text1"/>
-        </w:rPr>
         <w:t>(</w:t>
       </w:r>
-      <w:proofErr w:type="spellStart"/>
-      <w:r>
-        <w:rPr>
-          <w:rFonts w:ascii="Calibri" w:hAnsi="Calibri" w:cs="Calibri"/>
-          <w:i/>
-          <w:iCs/>
-          <w:color w:val="000000" w:themeColor="text1"/>
-        </w:rPr>
-        <w:t>EdgeFM</w:t>
-      </w:r>
-      <w:proofErr w:type="spellEnd"/>
-      <w:r>
-        <w:rPr>
-          <w:rFonts w:ascii="Calibri" w:hAnsi="Calibri" w:cs="Calibri"/>
-          <w:i/>
-          <w:iCs/>
-        </w:rPr>
-        <w:t>)</w:t>
-      </w:r>
-      <w:r>
-        <w:rPr>
-          <w:rFonts w:ascii="Calibri" w:hAnsi="Calibri" w:cs="Calibri"/>
-        </w:rPr>
-        <w:t xml:space="preserve">, </w:t>
-      </w:r>
-      <w:r>
-        <w:rPr>
-          <w:rFonts w:ascii="Calibri" w:hAnsi="Calibri" w:cs="Calibri"/>
-          <w:i/>
-          <w:iCs/>
-        </w:rPr>
-        <w:t>co-located with ACM International Conference on Mobile Systems, Applications, and Services (</w:t>
-      </w:r>
-      <w:proofErr w:type="spellStart"/>
       <w:r>
         <w:rPr>
           <w:rFonts w:ascii="Calibri" w:hAnsi="Calibri" w:cs="Calibri"/>
@@ -4657,9 +4311,229 @@
           <w:iCs/>
           <w:color w:val="C00000"/>
         </w:rPr>
-        <w:t>MobiSys</w:t>
+        <w:t>AAAI, CCF-A</w:t>
+      </w:r>
+      <w:r>
+        <w:rPr>
+          <w:rFonts w:ascii="Calibri" w:hAnsi="Calibri" w:cs="Calibri"/>
+          <w:i/>
+          <w:iCs/>
+          <w:color w:val="000000" w:themeColor="text1"/>
+        </w:rPr>
+        <w:t>),</w:t>
+      </w:r>
+      <w:r>
+        <w:rPr>
+          <w:rFonts w:ascii="Calibri" w:hAnsi="Calibri" w:cs="Calibri"/>
+        </w:rPr>
+        <w:t xml:space="preserve"> 2026</w:t>
+      </w:r>
+    </w:p>
+    <w:p>
+      <w:pPr>
+        <w:spacing w:before="120"/>
+        <w:rPr>
+          <w:rFonts w:ascii="Calibri" w:hAnsi="Calibri" w:cs="Calibri"/>
+        </w:rPr>
+      </w:pPr>
+    </w:p>
+    <w:p>
+      <w:pPr>
+        <w:spacing w:after="120"/>
+        <w:rPr>
+          <w:rFonts w:ascii="Calibri" w:hAnsi="Calibri" w:cs="Calibri"/>
+          <w:b/>
+          <w:sz w:val="32"/>
+        </w:rPr>
+      </w:pPr>
+      <w:r>
+        <w:rPr>
+          <w:rFonts w:ascii="Calibri" w:hAnsi="Calibri" w:cs="Calibri" w:hint="eastAsia"/>
+          <w:b/>
+          <w:sz w:val="32"/>
+        </w:rPr>
+        <w:t>W</w:t>
+      </w:r>
+      <w:r>
+        <w:rPr>
+          <w:rFonts w:ascii="Calibri" w:hAnsi="Calibri" w:cs="Calibri"/>
+          <w:b/>
+          <w:sz w:val="32"/>
+        </w:rPr>
+        <w:t>orksho</w:t>
+      </w:r>
+      <w:r>
+        <w:rPr>
+          <w:rFonts w:ascii="Calibri" w:hAnsi="Calibri" w:cs="Calibri" w:hint="eastAsia"/>
+          <w:b/>
+          <w:sz w:val="32"/>
+        </w:rPr>
+        <w:t>p</w:t>
+      </w:r>
+      <w:r>
+        <w:rPr>
+          <w:rFonts w:ascii="Calibri" w:hAnsi="Calibri" w:cs="Calibri" w:hint="eastAsia"/>
+          <w:b/>
+          <w:sz w:val="32"/>
+        </w:rPr>
+        <w:t>论文</w:t>
+      </w:r>
+      <w:r>
+        <w:rPr>
+          <w:rFonts w:ascii="Calibri" w:hAnsi="Calibri" w:cs="Calibri"/>
+          <w:b/>
+          <w:sz w:val="32"/>
+        </w:rPr>
+        <w:t xml:space="preserve">(* = </w:t>
+      </w:r>
+      <w:r>
+        <w:rPr>
+          <w:rFonts w:ascii="Calibri" w:hAnsi="Calibri" w:cs="Calibri" w:hint="eastAsia"/>
+          <w:b/>
+          <w:sz w:val="32"/>
+        </w:rPr>
+        <w:t>同等贡献</w:t>
+      </w:r>
+      <w:r>
+        <w:rPr>
+          <w:rFonts w:ascii="Calibri" w:hAnsi="Calibri" w:cs="Calibri"/>
+          <w:b/>
+          <w:sz w:val="32"/>
+        </w:rPr>
+        <w:t>)</w:t>
+      </w:r>
+    </w:p>
+    <w:p>
+      <w:pPr>
+        <w:spacing w:after="120"/>
+        <w:rPr>
+          <w:rFonts w:ascii="Calibri" w:hAnsi="Calibri" w:cs="Calibri"/>
+        </w:rPr>
+      </w:pPr>
+      <w:r>
+        <w:rPr>
+          <w:rFonts w:ascii="Calibri" w:hAnsi="Calibri" w:cs="Calibri"/>
+        </w:rPr>
+        <w:t>[W</w:t>
+      </w:r>
+      <w:r>
+        <w:rPr>
+          <w:rFonts w:ascii="Calibri" w:hAnsi="Calibri" w:cs="Calibri" w:hint="eastAsia"/>
+        </w:rPr>
+        <w:t>1</w:t>
+      </w:r>
+      <w:r>
+        <w:rPr>
+          <w:rFonts w:ascii="Calibri" w:hAnsi="Calibri" w:cs="Calibri"/>
+        </w:rPr>
+        <w:t xml:space="preserve">] </w:t>
+      </w:r>
+      <w:r>
+        <w:rPr>
+          <w:rFonts w:ascii="Calibri" w:hAnsi="Calibri" w:cs="Calibri"/>
+        </w:rPr>
+        <w:t>“Large Language Models on Mobile Devices: Measurements, Analysis, and Insights”</w:t>
+      </w:r>
+    </w:p>
+    <w:p>
+      <w:pPr>
+        <w:spacing w:after="120"/>
+        <w:ind w:left="440"/>
+        <w:rPr>
+          <w:rFonts w:ascii="Calibri" w:hAnsi="Calibri" w:cs="Calibri"/>
+        </w:rPr>
+      </w:pPr>
+      <w:r>
+        <w:rPr>
+          <w:rFonts w:ascii="Calibri" w:hAnsi="Calibri" w:cs="Calibri" w:hint="eastAsia"/>
+        </w:rPr>
+        <w:t>X</w:t>
+      </w:r>
+      <w:r>
+        <w:rPr>
+          <w:rFonts w:ascii="Calibri" w:hAnsi="Calibri" w:cs="Calibri"/>
+        </w:rPr>
+        <w:t xml:space="preserve">iang Li, Zhenyan Lu, </w:t>
+      </w:r>
+      <w:r>
+        <w:rPr>
+          <w:rFonts w:ascii="Calibri" w:hAnsi="Calibri" w:cs="Calibri"/>
+          <w:b/>
+          <w:bCs/>
+        </w:rPr>
+        <w:t>Dongqi Cai</w:t>
+      </w:r>
+      <w:r>
+        <w:rPr>
+          <w:rFonts w:ascii="Calibri" w:hAnsi="Calibri" w:cs="Calibri"/>
+        </w:rPr>
+        <w:t xml:space="preserve">, Xiao Ma, </w:t>
+      </w:r>
+      <w:proofErr w:type="spellStart"/>
+      <w:r>
+        <w:rPr>
+          <w:rFonts w:ascii="Calibri" w:hAnsi="Calibri" w:cs="Calibri"/>
+        </w:rPr>
+        <w:t>Mengwei</w:t>
       </w:r>
       <w:proofErr w:type="spellEnd"/>
+      <w:r>
+        <w:rPr>
+          <w:rFonts w:ascii="Calibri" w:hAnsi="Calibri" w:cs="Calibri"/>
+        </w:rPr>
+        <w:t xml:space="preserve"> Xu, in </w:t>
+      </w:r>
+      <w:r>
+        <w:rPr>
+          <w:rFonts w:ascii="Calibri" w:hAnsi="Calibri" w:cs="Calibri"/>
+          <w:i/>
+          <w:iCs/>
+        </w:rPr>
+        <w:t xml:space="preserve">Proceedings of the Workshop on Edge and Mobile Foundation Models </w:t>
+      </w:r>
+      <w:r>
+        <w:rPr>
+          <w:rFonts w:ascii="Calibri" w:hAnsi="Calibri" w:cs="Calibri"/>
+          <w:i/>
+          <w:iCs/>
+          <w:color w:val="000000" w:themeColor="text1"/>
+        </w:rPr>
+        <w:t>(</w:t>
+      </w:r>
+      <w:proofErr w:type="spellStart"/>
+      <w:r>
+        <w:rPr>
+          <w:rFonts w:ascii="Calibri" w:hAnsi="Calibri" w:cs="Calibri"/>
+          <w:i/>
+          <w:iCs/>
+          <w:color w:val="000000" w:themeColor="text1"/>
+        </w:rPr>
+        <w:t>EdgeFM</w:t>
+      </w:r>
+      <w:proofErr w:type="spellEnd"/>
+      <w:r>
+        <w:rPr>
+          <w:rFonts w:ascii="Calibri" w:hAnsi="Calibri" w:cs="Calibri"/>
+          <w:i/>
+          <w:iCs/>
+        </w:rPr>
+        <w:t>)</w:t>
+      </w:r>
+      <w:r>
+        <w:rPr>
+          <w:rFonts w:ascii="Calibri" w:hAnsi="Calibri" w:cs="Calibri"/>
+        </w:rPr>
+        <w:t xml:space="preserve">, </w:t>
+      </w:r>
+      <w:r>
+        <w:rPr>
+          <w:rFonts w:ascii="Calibri" w:hAnsi="Calibri" w:cs="Calibri"/>
+          <w:i/>
+          <w:iCs/>
+        </w:rPr>
+        <w:t>co-located with ACM International Conference on Mobile Systems, Applications, and Services (</w:t>
+      </w:r>
+      <w:proofErr w:type="spellStart"/>
       <w:r>
         <w:rPr>
           <w:rFonts w:ascii="Calibri" w:hAnsi="Calibri" w:cs="Calibri"/>
@@ -4669,216 +4543,9 @@
           <w:iCs/>
           <w:color w:val="C00000"/>
         </w:rPr>
-        <w:t>, CCF-B</w:t>
-      </w:r>
-      <w:r>
-        <w:rPr>
-          <w:rFonts w:ascii="Calibri" w:hAnsi="Calibri" w:cs="Calibri"/>
-          <w:i/>
-          <w:iCs/>
-        </w:rPr>
-        <w:t xml:space="preserve">), </w:t>
-      </w:r>
-      <w:r>
-        <w:rPr>
-          <w:rFonts w:ascii="Calibri" w:hAnsi="Calibri" w:cs="Calibri"/>
-        </w:rPr>
-        <w:t>202</w:t>
-      </w:r>
-      <w:r>
-        <w:rPr>
-          <w:rFonts w:ascii="Calibri" w:hAnsi="Calibri" w:cs="Calibri"/>
-        </w:rPr>
-        <w:t>4</w:t>
-      </w:r>
-      <w:r>
-        <w:rPr>
-          <w:rFonts w:ascii="Calibri" w:hAnsi="Calibri" w:cs="Calibri"/>
-        </w:rPr>
-        <w:t>.</w:t>
-      </w:r>
-    </w:p>
-    <w:p>
-      <w:pPr>
-        <w:spacing w:after="120"/>
-        <w:rPr>
-          <w:rFonts w:ascii="Calibri" w:hAnsi="Calibri" w:cs="Calibri"/>
-        </w:rPr>
-      </w:pPr>
-    </w:p>
-    <w:p>
-      <w:pPr>
-        <w:spacing w:after="120"/>
-        <w:rPr>
-          <w:rFonts w:ascii="Calibri" w:hAnsi="Calibri" w:cs="Calibri"/>
-        </w:rPr>
-      </w:pPr>
-      <w:r>
-        <w:rPr>
-          <w:rFonts w:ascii="Calibri" w:hAnsi="Calibri" w:cs="Calibri"/>
-        </w:rPr>
-        <w:lastRenderedPageBreak/>
-        <w:t>[W</w:t>
-      </w:r>
-      <w:r>
-        <w:rPr>
-          <w:rFonts w:ascii="Calibri" w:hAnsi="Calibri" w:cs="Calibri" w:hint="eastAsia"/>
-        </w:rPr>
-        <w:t>2</w:t>
-      </w:r>
-      <w:r>
-        <w:rPr>
-          <w:rFonts w:ascii="Calibri" w:hAnsi="Calibri" w:cs="Calibri"/>
-        </w:rPr>
-        <w:t xml:space="preserve">] </w:t>
-      </w:r>
-      <w:r>
-        <w:rPr>
-          <w:rFonts w:ascii="Calibri" w:hAnsi="Calibri" w:cs="Calibri"/>
-        </w:rPr>
-        <w:t>“FedRDMA: Communication-Efficient Cross-Silo Federated LLM via Chunked RDMA Transmission”</w:t>
-      </w:r>
-    </w:p>
-    <w:p>
-      <w:pPr>
-        <w:spacing w:after="120"/>
-        <w:ind w:left="357"/>
-        <w:rPr>
-          <w:rFonts w:ascii="Calibri" w:hAnsi="Calibri" w:cs="Calibri"/>
-        </w:rPr>
-      </w:pPr>
-      <w:r>
-        <w:rPr>
-          <w:rFonts w:ascii="Calibri" w:hAnsi="Calibri" w:cs="Calibri"/>
-        </w:rPr>
-        <w:t>Zeling Zhang</w:t>
-      </w:r>
-      <w:r>
-        <w:rPr>
-          <w:rFonts w:ascii="Calibri" w:hAnsi="Calibri" w:cs="Calibri"/>
-        </w:rPr>
-        <w:t>*</w:t>
-      </w:r>
-      <w:r>
-        <w:rPr>
-          <w:rFonts w:ascii="Calibri" w:hAnsi="Calibri" w:cs="Calibri"/>
-        </w:rPr>
-        <w:t xml:space="preserve">, </w:t>
-      </w:r>
-      <w:r>
-        <w:rPr>
-          <w:rFonts w:ascii="Calibri" w:hAnsi="Calibri" w:cs="Calibri"/>
-          <w:b/>
-          <w:bCs/>
-        </w:rPr>
-        <w:t>Dongqi Cai*</w:t>
-      </w:r>
-      <w:r>
-        <w:rPr>
-          <w:rFonts w:ascii="Calibri" w:hAnsi="Calibri" w:cs="Calibri"/>
-        </w:rPr>
-        <w:t xml:space="preserve">, Yiran Zhang, Mengwei Xu, </w:t>
-      </w:r>
-      <w:proofErr w:type="spellStart"/>
-      <w:r>
-        <w:rPr>
-          <w:rFonts w:ascii="Calibri" w:hAnsi="Calibri" w:cs="Calibri"/>
-        </w:rPr>
-        <w:t>Shangguang</w:t>
+        <w:t>MobiSys</w:t>
       </w:r>
       <w:proofErr w:type="spellEnd"/>
-      <w:r>
-        <w:rPr>
-          <w:rFonts w:ascii="Calibri" w:hAnsi="Calibri" w:cs="Calibri"/>
-        </w:rPr>
-        <w:t xml:space="preserve"> Wang, Ao Zhou</w:t>
-      </w:r>
-      <w:r>
-        <w:rPr>
-          <w:rFonts w:ascii="Calibri" w:hAnsi="Calibri" w:cs="Calibri"/>
-        </w:rPr>
-        <w:t xml:space="preserve">, </w:t>
-      </w:r>
-      <w:r>
-        <w:rPr>
-          <w:rFonts w:ascii="Calibri" w:hAnsi="Calibri" w:cs="Calibri"/>
-        </w:rPr>
-        <w:t xml:space="preserve">in </w:t>
-      </w:r>
-      <w:r>
-        <w:rPr>
-          <w:rFonts w:ascii="Calibri" w:hAnsi="Calibri" w:cs="Calibri"/>
-          <w:i/>
-          <w:iCs/>
-        </w:rPr>
-        <w:t xml:space="preserve">Proceedings of the </w:t>
-      </w:r>
-      <w:r>
-        <w:rPr>
-          <w:rFonts w:ascii="Calibri" w:hAnsi="Calibri" w:cs="Calibri"/>
-          <w:i/>
-          <w:iCs/>
-        </w:rPr>
-        <w:t>4</w:t>
-      </w:r>
-      <w:r>
-        <w:rPr>
-          <w:rFonts w:ascii="Calibri" w:hAnsi="Calibri" w:cs="Calibri"/>
-          <w:i/>
-          <w:iCs/>
-        </w:rPr>
-        <w:t>rd Workshop on Machine Learning and Systems</w:t>
-      </w:r>
-      <w:r>
-        <w:rPr>
-          <w:rFonts w:ascii="Calibri" w:hAnsi="Calibri" w:cs="Calibri"/>
-          <w:i/>
-          <w:iCs/>
-        </w:rPr>
-        <w:t xml:space="preserve"> (</w:t>
-      </w:r>
-      <w:r>
-        <w:rPr>
-          <w:rFonts w:ascii="Calibri" w:hAnsi="Calibri" w:cs="Calibri"/>
-          <w:i/>
-          <w:iCs/>
-          <w:color w:val="000000" w:themeColor="text1"/>
-        </w:rPr>
-        <w:t>EuroMLSys</w:t>
-      </w:r>
-      <w:r>
-        <w:rPr>
-          <w:rFonts w:ascii="Calibri" w:hAnsi="Calibri" w:cs="Calibri"/>
-          <w:i/>
-          <w:iCs/>
-        </w:rPr>
-        <w:t xml:space="preserve">), </w:t>
-      </w:r>
-      <w:r>
-        <w:rPr>
-          <w:rFonts w:ascii="Calibri" w:hAnsi="Calibri" w:cs="Calibri"/>
-          <w:i/>
-          <w:iCs/>
-        </w:rPr>
-        <w:t xml:space="preserve">co-located with </w:t>
-      </w:r>
-      <w:r>
-        <w:rPr>
-          <w:rFonts w:ascii="Calibri" w:hAnsi="Calibri" w:cs="Calibri"/>
-          <w:i/>
-          <w:iCs/>
-        </w:rPr>
-        <w:t>European Conference on Computer Systems</w:t>
-      </w:r>
-      <w:r>
-        <w:rPr>
-          <w:rFonts w:ascii="Calibri" w:hAnsi="Calibri" w:cs="Calibri"/>
-          <w:i/>
-          <w:iCs/>
-        </w:rPr>
-        <w:t xml:space="preserve"> (</w:t>
-      </w:r>
-      <w:proofErr w:type="spellStart"/>
       <w:r>
         <w:rPr>
           <w:rFonts w:ascii="Calibri" w:hAnsi="Calibri" w:cs="Calibri"/>
@@ -4888,9 +4555,229 @@
           <w:iCs/>
           <w:color w:val="C00000"/>
         </w:rPr>
-        <w:t>EuroSys</w:t>
+        <w:t>, CCF-B</w:t>
+      </w:r>
+      <w:r>
+        <w:rPr>
+          <w:rFonts w:ascii="Calibri" w:hAnsi="Calibri" w:cs="Calibri"/>
+          <w:i/>
+          <w:iCs/>
+        </w:rPr>
+        <w:t xml:space="preserve">), </w:t>
+      </w:r>
+      <w:r>
+        <w:rPr>
+          <w:rFonts w:ascii="Calibri" w:hAnsi="Calibri" w:cs="Calibri"/>
+        </w:rPr>
+        <w:t>202</w:t>
+      </w:r>
+      <w:r>
+        <w:rPr>
+          <w:rFonts w:ascii="Calibri" w:hAnsi="Calibri" w:cs="Calibri"/>
+        </w:rPr>
+        <w:t>4</w:t>
+      </w:r>
+      <w:r>
+        <w:rPr>
+          <w:rFonts w:ascii="Calibri" w:hAnsi="Calibri" w:cs="Calibri"/>
+        </w:rPr>
+        <w:t>.</w:t>
+      </w:r>
+    </w:p>
+    <w:p>
+      <w:pPr>
+        <w:spacing w:after="120"/>
+        <w:rPr>
+          <w:rFonts w:ascii="Calibri" w:hAnsi="Calibri" w:cs="Calibri"/>
+        </w:rPr>
+      </w:pPr>
+    </w:p>
+    <w:p>
+      <w:pPr>
+        <w:spacing w:after="120"/>
+        <w:rPr>
+          <w:rFonts w:ascii="Calibri" w:hAnsi="Calibri" w:cs="Calibri"/>
+        </w:rPr>
+      </w:pPr>
+      <w:r>
+        <w:rPr>
+          <w:rFonts w:ascii="Calibri" w:hAnsi="Calibri" w:cs="Calibri"/>
+        </w:rPr>
+        <w:t>[W</w:t>
+      </w:r>
+      <w:r>
+        <w:rPr>
+          <w:rFonts w:ascii="Calibri" w:hAnsi="Calibri" w:cs="Calibri" w:hint="eastAsia"/>
+        </w:rPr>
+        <w:t>2</w:t>
+      </w:r>
+      <w:r>
+        <w:rPr>
+          <w:rFonts w:ascii="Calibri" w:hAnsi="Calibri" w:cs="Calibri"/>
+        </w:rPr>
+        <w:t xml:space="preserve">] </w:t>
+      </w:r>
+      <w:r>
+        <w:rPr>
+          <w:rFonts w:ascii="Calibri" w:hAnsi="Calibri" w:cs="Calibri"/>
+        </w:rPr>
+        <w:t>“FedRDMA: Communication-Efficient Cross-Silo Federated LLM via Chunked RDMA Transmission”</w:t>
+      </w:r>
+    </w:p>
+    <w:p>
+      <w:pPr>
+        <w:spacing w:after="120"/>
+        <w:ind w:left="357"/>
+        <w:rPr>
+          <w:rFonts w:ascii="Calibri" w:hAnsi="Calibri" w:cs="Calibri"/>
+        </w:rPr>
+      </w:pPr>
+      <w:r>
+        <w:rPr>
+          <w:rFonts w:ascii="Calibri" w:hAnsi="Calibri" w:cs="Calibri"/>
+        </w:rPr>
+        <w:t>Zeling Zhang</w:t>
+      </w:r>
+      <w:r>
+        <w:rPr>
+          <w:rFonts w:ascii="Calibri" w:hAnsi="Calibri" w:cs="Calibri"/>
+        </w:rPr>
+        <w:t>*</w:t>
+      </w:r>
+      <w:r>
+        <w:rPr>
+          <w:rFonts w:ascii="Calibri" w:hAnsi="Calibri" w:cs="Calibri"/>
+        </w:rPr>
+        <w:t xml:space="preserve">, </w:t>
+      </w:r>
+      <w:r>
+        <w:rPr>
+          <w:rFonts w:ascii="Calibri" w:hAnsi="Calibri" w:cs="Calibri"/>
+          <w:b/>
+          <w:bCs/>
+        </w:rPr>
+        <w:t>Dongqi Cai*</w:t>
+      </w:r>
+      <w:r>
+        <w:rPr>
+          <w:rFonts w:ascii="Calibri" w:hAnsi="Calibri" w:cs="Calibri"/>
+        </w:rPr>
+        <w:t xml:space="preserve">, Yiran Zhang, </w:t>
+      </w:r>
+      <w:proofErr w:type="spellStart"/>
+      <w:r>
+        <w:rPr>
+          <w:rFonts w:ascii="Calibri" w:hAnsi="Calibri" w:cs="Calibri"/>
+        </w:rPr>
+        <w:t>Mengwei</w:t>
       </w:r>
       <w:proofErr w:type="spellEnd"/>
+      <w:r>
+        <w:rPr>
+          <w:rFonts w:ascii="Calibri" w:hAnsi="Calibri" w:cs="Calibri"/>
+        </w:rPr>
+        <w:t xml:space="preserve"> Xu, </w:t>
+      </w:r>
+      <w:proofErr w:type="spellStart"/>
+      <w:r>
+        <w:rPr>
+          <w:rFonts w:ascii="Calibri" w:hAnsi="Calibri" w:cs="Calibri"/>
+        </w:rPr>
+        <w:t>Shangguang</w:t>
+      </w:r>
+      <w:proofErr w:type="spellEnd"/>
+      <w:r>
+        <w:rPr>
+          <w:rFonts w:ascii="Calibri" w:hAnsi="Calibri" w:cs="Calibri"/>
+        </w:rPr>
+        <w:t xml:space="preserve"> Wang, Ao Zhou</w:t>
+      </w:r>
+      <w:r>
+        <w:rPr>
+          <w:rFonts w:ascii="Calibri" w:hAnsi="Calibri" w:cs="Calibri"/>
+        </w:rPr>
+        <w:t xml:space="preserve">, </w:t>
+      </w:r>
+      <w:r>
+        <w:rPr>
+          <w:rFonts w:ascii="Calibri" w:hAnsi="Calibri" w:cs="Calibri"/>
+        </w:rPr>
+        <w:t xml:space="preserve">in </w:t>
+      </w:r>
+      <w:r>
+        <w:rPr>
+          <w:rFonts w:ascii="Calibri" w:hAnsi="Calibri" w:cs="Calibri"/>
+          <w:i/>
+          <w:iCs/>
+        </w:rPr>
+        <w:t xml:space="preserve">Proceedings of the </w:t>
+      </w:r>
+      <w:r>
+        <w:rPr>
+          <w:rFonts w:ascii="Calibri" w:hAnsi="Calibri" w:cs="Calibri"/>
+          <w:i/>
+          <w:iCs/>
+        </w:rPr>
+        <w:t>4</w:t>
+      </w:r>
+      <w:r>
+        <w:rPr>
+          <w:rFonts w:ascii="Calibri" w:hAnsi="Calibri" w:cs="Calibri"/>
+          <w:i/>
+          <w:iCs/>
+        </w:rPr>
+        <w:t>rd Workshop on Machine Learning and Systems</w:t>
+      </w:r>
+      <w:r>
+        <w:rPr>
+          <w:rFonts w:ascii="Calibri" w:hAnsi="Calibri" w:cs="Calibri"/>
+          <w:i/>
+          <w:iCs/>
+        </w:rPr>
+        <w:t xml:space="preserve"> (</w:t>
+      </w:r>
+      <w:r>
+        <w:rPr>
+          <w:rFonts w:ascii="Calibri" w:hAnsi="Calibri" w:cs="Calibri"/>
+          <w:i/>
+          <w:iCs/>
+          <w:color w:val="000000" w:themeColor="text1"/>
+        </w:rPr>
+        <w:t>EuroMLSys</w:t>
+      </w:r>
+      <w:r>
+        <w:rPr>
+          <w:rFonts w:ascii="Calibri" w:hAnsi="Calibri" w:cs="Calibri"/>
+          <w:i/>
+          <w:iCs/>
+        </w:rPr>
+        <w:t xml:space="preserve">), </w:t>
+      </w:r>
+      <w:r>
+        <w:rPr>
+          <w:rFonts w:ascii="Calibri" w:hAnsi="Calibri" w:cs="Calibri"/>
+          <w:i/>
+          <w:iCs/>
+        </w:rPr>
+        <w:t xml:space="preserve">co-located with </w:t>
+      </w:r>
+      <w:r>
+        <w:rPr>
+          <w:rFonts w:ascii="Calibri" w:hAnsi="Calibri" w:cs="Calibri"/>
+          <w:i/>
+          <w:iCs/>
+        </w:rPr>
+        <w:t>European Conference on Computer Systems</w:t>
+      </w:r>
+      <w:r>
+        <w:rPr>
+          <w:rFonts w:ascii="Calibri" w:hAnsi="Calibri" w:cs="Calibri"/>
+          <w:i/>
+          <w:iCs/>
+        </w:rPr>
+        <w:t xml:space="preserve"> (</w:t>
+      </w:r>
+      <w:proofErr w:type="spellStart"/>
       <w:r>
         <w:rPr>
           <w:rFonts w:ascii="Calibri" w:hAnsi="Calibri" w:cs="Calibri"/>
@@ -4900,156 +4787,9 @@
           <w:iCs/>
           <w:color w:val="C00000"/>
         </w:rPr>
-        <w:t>, CCF-A</w:t>
-      </w:r>
-      <w:r>
-        <w:rPr>
-          <w:rFonts w:ascii="Calibri" w:hAnsi="Calibri" w:cs="Calibri"/>
-          <w:i/>
-          <w:iCs/>
-        </w:rPr>
-        <w:t>)</w:t>
-      </w:r>
-      <w:r>
-        <w:rPr>
-          <w:rFonts w:ascii="Calibri" w:hAnsi="Calibri" w:cs="Calibri"/>
-          <w:i/>
-          <w:iCs/>
-        </w:rPr>
-        <w:t xml:space="preserve">, </w:t>
-      </w:r>
-      <w:r>
-        <w:rPr>
-          <w:rFonts w:ascii="Calibri" w:hAnsi="Calibri" w:cs="Calibri"/>
-        </w:rPr>
-        <w:t>202</w:t>
-      </w:r>
-      <w:r>
-        <w:rPr>
-          <w:rFonts w:ascii="Calibri" w:hAnsi="Calibri" w:cs="Calibri"/>
-        </w:rPr>
-        <w:t>4</w:t>
-      </w:r>
-      <w:r>
-        <w:rPr>
-          <w:rFonts w:ascii="Calibri" w:hAnsi="Calibri" w:cs="Calibri"/>
-        </w:rPr>
-        <w:t xml:space="preserve">. </w:t>
-      </w:r>
-    </w:p>
-    <w:p>
-      <w:pPr>
-        <w:spacing w:after="120"/>
-        <w:rPr>
-          <w:rFonts w:ascii="Calibri" w:hAnsi="Calibri" w:cs="Calibri"/>
-        </w:rPr>
-      </w:pPr>
-      <w:r>
-        <w:rPr>
-          <w:rFonts w:ascii="Calibri" w:hAnsi="Calibri" w:cs="Calibri"/>
-        </w:rPr>
-        <w:t>[W</w:t>
-      </w:r>
-      <w:r>
-        <w:rPr>
-          <w:rFonts w:ascii="Calibri" w:hAnsi="Calibri" w:cs="Calibri" w:hint="eastAsia"/>
-        </w:rPr>
-        <w:t>3</w:t>
-      </w:r>
-      <w:r>
-        <w:rPr>
-          <w:rFonts w:ascii="Calibri" w:hAnsi="Calibri" w:cs="Calibri"/>
-        </w:rPr>
-        <w:t xml:space="preserve">] </w:t>
-      </w:r>
-      <w:r>
-        <w:rPr>
-          <w:rFonts w:ascii="Calibri" w:hAnsi="Calibri" w:cs="Calibri"/>
-        </w:rPr>
-        <w:t>“Towards Practical Few-shot Federated NLP”</w:t>
-      </w:r>
-    </w:p>
-    <w:p>
-      <w:pPr>
-        <w:pStyle w:val="a8"/>
-        <w:spacing w:after="120"/>
-        <w:ind w:left="357"/>
-        <w:rPr>
-          <w:rFonts w:ascii="Calibri" w:hAnsi="Calibri" w:cs="Calibri"/>
-        </w:rPr>
-      </w:pPr>
-      <w:r>
-        <w:rPr>
-          <w:rFonts w:ascii="Calibri" w:hAnsi="Calibri" w:cs="Calibri"/>
-          <w:b/>
-          <w:bCs/>
-        </w:rPr>
-        <w:t>Dongqi Cai</w:t>
-      </w:r>
-      <w:r>
-        <w:rPr>
-          <w:rFonts w:ascii="Calibri" w:hAnsi="Calibri" w:cs="Calibri"/>
-        </w:rPr>
-        <w:t xml:space="preserve">, Yaozong Wu, Haitao Yuan, Shangguang Wang, Felix Xiaozhu Lin, Mengwei Xu, in </w:t>
-      </w:r>
-      <w:r>
-        <w:rPr>
-          <w:rFonts w:ascii="Calibri" w:hAnsi="Calibri" w:cs="Calibri"/>
-          <w:i/>
-          <w:iCs/>
-        </w:rPr>
-        <w:t>Proceedings of the 3rd Workshop on Machine Learning and Systems</w:t>
-      </w:r>
-      <w:r>
-        <w:rPr>
-          <w:rFonts w:ascii="Calibri" w:hAnsi="Calibri" w:cs="Calibri"/>
-          <w:i/>
-          <w:iCs/>
-        </w:rPr>
-        <w:t xml:space="preserve"> (</w:t>
-      </w:r>
-      <w:r>
-        <w:rPr>
-          <w:rFonts w:ascii="Calibri" w:hAnsi="Calibri" w:cs="Calibri"/>
-          <w:i/>
-          <w:iCs/>
-          <w:color w:val="000000" w:themeColor="text1"/>
-        </w:rPr>
-        <w:t>EuroMLSys</w:t>
-      </w:r>
-      <w:r>
-        <w:rPr>
-          <w:rFonts w:ascii="Calibri" w:hAnsi="Calibri" w:cs="Calibri"/>
-          <w:i/>
-          <w:iCs/>
-        </w:rPr>
-        <w:t xml:space="preserve">), </w:t>
-      </w:r>
-      <w:r>
-        <w:rPr>
-          <w:rFonts w:ascii="Calibri" w:hAnsi="Calibri" w:cs="Calibri"/>
-          <w:i/>
-          <w:iCs/>
-        </w:rPr>
-        <w:t xml:space="preserve">co-located with </w:t>
-      </w:r>
-      <w:r>
-        <w:rPr>
-          <w:rFonts w:ascii="Calibri" w:hAnsi="Calibri" w:cs="Calibri"/>
-          <w:i/>
-          <w:iCs/>
-        </w:rPr>
-        <w:t>European Conference on Computer Systems</w:t>
-      </w:r>
-      <w:r>
-        <w:rPr>
-          <w:rFonts w:ascii="Calibri" w:hAnsi="Calibri" w:cs="Calibri"/>
-          <w:i/>
-          <w:iCs/>
-        </w:rPr>
-        <w:t xml:space="preserve"> (</w:t>
-      </w:r>
-      <w:proofErr w:type="spellStart"/>
+        <w:t>EuroSys</w:t>
+      </w:r>
+      <w:proofErr w:type="spellEnd"/>
       <w:r>
         <w:rPr>
           <w:rFonts w:ascii="Calibri" w:hAnsi="Calibri" w:cs="Calibri"/>
@@ -5059,9 +4799,156 @@
           <w:iCs/>
           <w:color w:val="C00000"/>
         </w:rPr>
-        <w:t>EuroSys</w:t>
-      </w:r>
-      <w:proofErr w:type="spellEnd"/>
+        <w:t>, CCF-A</w:t>
+      </w:r>
+      <w:r>
+        <w:rPr>
+          <w:rFonts w:ascii="Calibri" w:hAnsi="Calibri" w:cs="Calibri"/>
+          <w:i/>
+          <w:iCs/>
+        </w:rPr>
+        <w:t>)</w:t>
+      </w:r>
+      <w:r>
+        <w:rPr>
+          <w:rFonts w:ascii="Calibri" w:hAnsi="Calibri" w:cs="Calibri"/>
+          <w:i/>
+          <w:iCs/>
+        </w:rPr>
+        <w:t xml:space="preserve">, </w:t>
+      </w:r>
+      <w:r>
+        <w:rPr>
+          <w:rFonts w:ascii="Calibri" w:hAnsi="Calibri" w:cs="Calibri"/>
+        </w:rPr>
+        <w:t>202</w:t>
+      </w:r>
+      <w:r>
+        <w:rPr>
+          <w:rFonts w:ascii="Calibri" w:hAnsi="Calibri" w:cs="Calibri"/>
+        </w:rPr>
+        <w:t>4</w:t>
+      </w:r>
+      <w:r>
+        <w:rPr>
+          <w:rFonts w:ascii="Calibri" w:hAnsi="Calibri" w:cs="Calibri"/>
+        </w:rPr>
+        <w:t xml:space="preserve">. </w:t>
+      </w:r>
+    </w:p>
+    <w:p>
+      <w:pPr>
+        <w:spacing w:after="120"/>
+        <w:rPr>
+          <w:rFonts w:ascii="Calibri" w:hAnsi="Calibri" w:cs="Calibri"/>
+        </w:rPr>
+      </w:pPr>
+      <w:r>
+        <w:rPr>
+          <w:rFonts w:ascii="Calibri" w:hAnsi="Calibri" w:cs="Calibri"/>
+        </w:rPr>
+        <w:t>[W</w:t>
+      </w:r>
+      <w:r>
+        <w:rPr>
+          <w:rFonts w:ascii="Calibri" w:hAnsi="Calibri" w:cs="Calibri" w:hint="eastAsia"/>
+        </w:rPr>
+        <w:t>3</w:t>
+      </w:r>
+      <w:r>
+        <w:rPr>
+          <w:rFonts w:ascii="Calibri" w:hAnsi="Calibri" w:cs="Calibri"/>
+        </w:rPr>
+        <w:t xml:space="preserve">] </w:t>
+      </w:r>
+      <w:r>
+        <w:rPr>
+          <w:rFonts w:ascii="Calibri" w:hAnsi="Calibri" w:cs="Calibri"/>
+        </w:rPr>
+        <w:t>“Towards Practical Few-shot Federated NLP”</w:t>
+      </w:r>
+    </w:p>
+    <w:p>
+      <w:pPr>
+        <w:pStyle w:val="a8"/>
+        <w:spacing w:after="120"/>
+        <w:ind w:left="357"/>
+        <w:rPr>
+          <w:rFonts w:ascii="Calibri" w:hAnsi="Calibri" w:cs="Calibri"/>
+        </w:rPr>
+      </w:pPr>
+      <w:r>
+        <w:rPr>
+          <w:rFonts w:ascii="Calibri" w:hAnsi="Calibri" w:cs="Calibri"/>
+          <w:b/>
+          <w:bCs/>
+        </w:rPr>
+        <w:t>Dongqi Cai</w:t>
+      </w:r>
+      <w:r>
+        <w:rPr>
+          <w:rFonts w:ascii="Calibri" w:hAnsi="Calibri" w:cs="Calibri"/>
+        </w:rPr>
+        <w:t xml:space="preserve">, Yaozong Wu, Haitao Yuan, Shangguang Wang, Felix Xiaozhu Lin, Mengwei Xu, in </w:t>
+      </w:r>
+      <w:r>
+        <w:rPr>
+          <w:rFonts w:ascii="Calibri" w:hAnsi="Calibri" w:cs="Calibri"/>
+          <w:i/>
+          <w:iCs/>
+        </w:rPr>
+        <w:t>Proceedings of the 3rd Workshop on Machine Learning and Systems</w:t>
+      </w:r>
+      <w:r>
+        <w:rPr>
+          <w:rFonts w:ascii="Calibri" w:hAnsi="Calibri" w:cs="Calibri"/>
+          <w:i/>
+          <w:iCs/>
+        </w:rPr>
+        <w:t xml:space="preserve"> (</w:t>
+      </w:r>
+      <w:r>
+        <w:rPr>
+          <w:rFonts w:ascii="Calibri" w:hAnsi="Calibri" w:cs="Calibri"/>
+          <w:i/>
+          <w:iCs/>
+          <w:color w:val="000000" w:themeColor="text1"/>
+        </w:rPr>
+        <w:t>EuroMLSys</w:t>
+      </w:r>
+      <w:r>
+        <w:rPr>
+          <w:rFonts w:ascii="Calibri" w:hAnsi="Calibri" w:cs="Calibri"/>
+          <w:i/>
+          <w:iCs/>
+        </w:rPr>
+        <w:t xml:space="preserve">), </w:t>
+      </w:r>
+      <w:r>
+        <w:rPr>
+          <w:rFonts w:ascii="Calibri" w:hAnsi="Calibri" w:cs="Calibri"/>
+          <w:i/>
+          <w:iCs/>
+        </w:rPr>
+        <w:t xml:space="preserve">co-located with </w:t>
+      </w:r>
+      <w:r>
+        <w:rPr>
+          <w:rFonts w:ascii="Calibri" w:hAnsi="Calibri" w:cs="Calibri"/>
+          <w:i/>
+          <w:iCs/>
+        </w:rPr>
+        <w:t>European Conference on Computer Systems</w:t>
+      </w:r>
+      <w:r>
+        <w:rPr>
+          <w:rFonts w:ascii="Calibri" w:hAnsi="Calibri" w:cs="Calibri"/>
+          <w:i/>
+          <w:iCs/>
+        </w:rPr>
+        <w:t xml:space="preserve"> (</w:t>
+      </w:r>
+      <w:proofErr w:type="spellStart"/>
       <w:r>
         <w:rPr>
           <w:rFonts w:ascii="Calibri" w:hAnsi="Calibri" w:cs="Calibri"/>
@@ -5071,6 +4958,18 @@
           <w:iCs/>
           <w:color w:val="C00000"/>
         </w:rPr>
+        <w:t>EuroSys</w:t>
+      </w:r>
+      <w:proofErr w:type="spellEnd"/>
+      <w:r>
+        <w:rPr>
+          <w:rFonts w:ascii="Calibri" w:hAnsi="Calibri" w:cs="Calibri"/>
+          <w:b/>
+          <w:bCs/>
+          <w:i/>
+          <w:iCs/>
+          <w:color w:val="C00000"/>
+        </w:rPr>
         <w:t>, CCF-A</w:t>
       </w:r>
       <w:r>
@@ -5151,13 +5050,28 @@
           <w:b/>
           <w:bCs/>
         </w:rPr>
+        <w:lastRenderedPageBreak/>
         <w:t>Dongqi Cai</w:t>
       </w:r>
       <w:r>
         <w:rPr>
           <w:rFonts w:ascii="Calibri" w:hAnsi="Calibri" w:cs="Calibri"/>
         </w:rPr>
-        <w:t xml:space="preserve">, Qipeng Wang, Yuanqiang Liu, Yunxin Liu, Shangguang Wang, </w:t>
+        <w:t xml:space="preserve">, Qipeng Wang, Yuanqiang Liu, Yunxin Liu, </w:t>
+      </w:r>
+      <w:proofErr w:type="spellStart"/>
+      <w:r>
+        <w:rPr>
+          <w:rFonts w:ascii="Calibri" w:hAnsi="Calibri" w:cs="Calibri"/>
+        </w:rPr>
+        <w:t>Shangguang</w:t>
+      </w:r>
+      <w:proofErr w:type="spellEnd"/>
+      <w:r>
+        <w:rPr>
+          <w:rFonts w:ascii="Calibri" w:hAnsi="Calibri" w:cs="Calibri"/>
+        </w:rPr>
+        <w:t xml:space="preserve"> Wang, </w:t>
       </w:r>
       <w:proofErr w:type="spellStart"/>
       <w:r>
@@ -5626,6 +5540,14 @@
           <w:b/>
           <w:bCs/>
         </w:rPr>
+        <w:t xml:space="preserve">Conference </w:t>
+      </w:r>
+      <w:r>
+        <w:rPr>
+          <w:rFonts w:ascii="Calibri" w:hAnsi="Calibri" w:cs="Calibri"/>
+          <w:b/>
+          <w:bCs/>
+        </w:rPr>
         <w:t>Reviewer</w:t>
       </w:r>
     </w:p>
@@ -5634,61 +5556,39 @@
         <w:spacing w:line="288" w:lineRule="auto"/>
         <w:rPr>
           <w:rFonts w:ascii="Calibri" w:hAnsi="Calibri" w:cs="Calibri"/>
-        </w:rPr>
-      </w:pPr>
-      <w:r>
-        <w:rPr>
-          <w:rFonts w:ascii="Calibri" w:hAnsi="Calibri" w:cs="Calibri"/>
-        </w:rPr>
-        <w:t xml:space="preserve">Scientific Reports, </w:t>
-      </w:r>
-      <w:r>
-        <w:rPr>
-          <w:rFonts w:ascii="Calibri" w:hAnsi="Calibri" w:cs="Calibri" w:hint="eastAsia"/>
-        </w:rPr>
-        <w:t>TSC</w:t>
-      </w:r>
-      <w:r>
-        <w:rPr>
-          <w:rFonts w:ascii="Calibri" w:hAnsi="Calibri" w:cs="Calibri"/>
-        </w:rPr>
-        <w:t xml:space="preserve">, </w:t>
-      </w:r>
-      <w:r>
-        <w:rPr>
-          <w:rFonts w:ascii="Calibri" w:hAnsi="Calibri" w:cs="Calibri"/>
-        </w:rPr>
-        <w:t xml:space="preserve">TMC, TKDE, </w:t>
-      </w:r>
-      <w:r>
-        <w:rPr>
-          <w:rFonts w:ascii="Calibri" w:hAnsi="Calibri" w:cs="Calibri"/>
-        </w:rPr>
-        <w:t xml:space="preserve">TECS, </w:t>
-      </w:r>
-      <w:r>
-        <w:rPr>
-          <w:rFonts w:ascii="Calibri" w:hAnsi="Calibri" w:cs="Calibri" w:hint="eastAsia"/>
-        </w:rPr>
-        <w:t>IoTJ,</w:t>
-      </w:r>
-      <w:r>
-        <w:rPr>
-          <w:rFonts w:ascii="Calibri" w:hAnsi="Calibri" w:cs="Calibri"/>
-        </w:rPr>
-        <w:t xml:space="preserve"> SAGC'22, ICASSP</w:t>
-      </w:r>
-      <w:r>
-        <w:rPr>
-          <w:rFonts w:ascii="Calibri" w:hAnsi="Calibri" w:cs="Calibri"/>
-        </w:rPr>
-        <w:t>’24, ICASSP’25</w:t>
-      </w:r>
-      <w:r>
-        <w:rPr>
-          <w:rFonts w:ascii="Calibri" w:hAnsi="Calibri" w:cs="Calibri"/>
-        </w:rPr>
-        <w:t>.</w:t>
+          <w:b/>
+          <w:bCs/>
+        </w:rPr>
+      </w:pPr>
+      <w:r>
+        <w:rPr>
+          <w:rFonts w:ascii="Calibri" w:hAnsi="Calibri" w:cs="Calibri"/>
+        </w:rPr>
+        <w:t>ICLR’26, NeurIPS’26, ICASSP’26,</w:t>
+      </w:r>
+      <w:r>
+        <w:rPr>
+          <w:rFonts w:ascii="Calibri" w:hAnsi="Calibri" w:cs="Calibri"/>
+        </w:rPr>
+        <w:t xml:space="preserve"> ICASSP</w:t>
+      </w:r>
+      <w:r>
+        <w:rPr>
+          <w:rFonts w:ascii="Calibri" w:hAnsi="Calibri" w:cs="Calibri"/>
+        </w:rPr>
+        <w:t>’24, ICASSP’25,</w:t>
+      </w:r>
+      <w:r>
+        <w:rPr>
+          <w:rFonts w:ascii="Calibri" w:hAnsi="Calibri" w:cs="Calibri"/>
+        </w:rPr>
+        <w:t xml:space="preserve"> </w:t>
+      </w:r>
+      <w:r>
+        <w:rPr>
+          <w:rFonts w:ascii="Calibri" w:hAnsi="Calibri" w:cs="Calibri"/>
+        </w:rPr>
+        <w:t>SAGC'22</w:t>
       </w:r>
     </w:p>
     <w:p>
@@ -5710,7 +5610,7 @@
           <w:b/>
           <w:bCs/>
         </w:rPr>
-        <w:t>External Reviewer</w:t>
+        <w:t>Journal Reviewer</w:t>
       </w:r>
     </w:p>
     <w:p>
@@ -5722,15 +5622,21 @@
       </w:pPr>
       <w:r>
         <w:rPr>
-          <w:rFonts w:ascii="Calibri" w:hAnsi="Calibri" w:cs="Calibri"/>
-        </w:rPr>
-        <w:t xml:space="preserve">MLSys’25, ICWS’24, IEEE EDGE’24, IEEE EDGE’23, </w:t>
-      </w:r>
-      <w:r>
-        <w:rPr>
-          <w:rFonts w:ascii="Calibri" w:hAnsi="Calibri" w:cs="Calibri"/>
-        </w:rPr>
-        <w:t>ICWS'23</w:t>
+          <w:rFonts w:ascii="Calibri" w:hAnsi="Calibri" w:cs="Calibri" w:hint="eastAsia"/>
+        </w:rPr>
+        <w:t>ACM</w:t>
+      </w:r>
+      <w:r>
+        <w:rPr>
+          <w:rFonts w:ascii="Calibri" w:hAnsi="Calibri" w:cs="Calibri"/>
+        </w:rPr>
+        <w:t xml:space="preserve"> CSUR, </w:t>
+      </w:r>
+      <w:r>
+        <w:rPr>
+          <w:rFonts w:ascii="Calibri" w:hAnsi="Calibri" w:cs="Calibri"/>
+        </w:rPr>
+        <w:t>PACM IMWUT</w:t>
       </w:r>
       <w:r>
         <w:rPr>
@@ -5742,32 +5648,61 @@
         <w:rPr>
           <w:rFonts w:ascii="Calibri" w:hAnsi="Calibri" w:cs="Calibri"/>
         </w:rPr>
-        <w:t>EIS'21</w:t>
-      </w:r>
-    </w:p>
-    <w:p>
-      <w:pPr>
-        <w:rPr>
-          <w:rFonts w:ascii="Calibri" w:hAnsi="Calibri" w:cs="Calibri"/>
-        </w:rPr>
-      </w:pPr>
-    </w:p>
-    <w:p>
-      <w:pPr>
-        <w:spacing w:after="120"/>
-        <w:rPr>
-          <w:rFonts w:ascii="Calibri" w:hAnsi="Calibri" w:cs="Calibri"/>
-          <w:b/>
-          <w:sz w:val="32"/>
-        </w:rPr>
-      </w:pPr>
-      <w:r>
-        <w:rPr>
-          <w:rFonts w:ascii="Calibri" w:hAnsi="Calibri" w:cs="Calibri" w:hint="eastAsia"/>
-          <w:b/>
-          <w:sz w:val="32"/>
-        </w:rPr>
-        <w:t>教学经历</w:t>
+        <w:t xml:space="preserve">ACM </w:t>
+      </w:r>
+      <w:r>
+        <w:rPr>
+          <w:rFonts w:ascii="Calibri" w:hAnsi="Calibri" w:cs="Calibri"/>
+        </w:rPr>
+        <w:t xml:space="preserve">TIOT, </w:t>
+      </w:r>
+      <w:r>
+        <w:rPr>
+          <w:rFonts w:ascii="Calibri" w:hAnsi="Calibri" w:cs="Calibri"/>
+        </w:rPr>
+        <w:t xml:space="preserve">Scientific Reports, </w:t>
+      </w:r>
+      <w:r>
+        <w:rPr>
+          <w:rFonts w:ascii="Calibri" w:hAnsi="Calibri" w:cs="Calibri" w:hint="eastAsia"/>
+        </w:rPr>
+        <w:t>TSC</w:t>
+      </w:r>
+      <w:r>
+        <w:rPr>
+          <w:rFonts w:ascii="Calibri" w:hAnsi="Calibri" w:cs="Calibri"/>
+        </w:rPr>
+        <w:t xml:space="preserve">, </w:t>
+      </w:r>
+      <w:r>
+        <w:rPr>
+          <w:rFonts w:ascii="Calibri" w:hAnsi="Calibri" w:cs="Calibri"/>
+        </w:rPr>
+        <w:t xml:space="preserve">TMC, TKDE, </w:t>
+      </w:r>
+      <w:r>
+        <w:rPr>
+          <w:rFonts w:ascii="Calibri" w:hAnsi="Calibri" w:cs="Calibri"/>
+        </w:rPr>
+        <w:t xml:space="preserve">TECS, </w:t>
+      </w:r>
+      <w:r>
+        <w:rPr>
+          <w:rFonts w:ascii="Calibri" w:hAnsi="Calibri" w:cs="Calibri" w:hint="eastAsia"/>
+        </w:rPr>
+        <w:t>IoTJ</w:t>
+      </w:r>
+      <w:r>
+        <w:rPr>
+          <w:rFonts w:ascii="Calibri" w:hAnsi="Calibri" w:cs="Calibri" w:hint="eastAsia"/>
+        </w:rPr>
+        <w:t>,</w:t>
+      </w:r>
+      <w:r>
+        <w:rPr>
+          <w:rFonts w:ascii="Calibri" w:hAnsi="Calibri" w:cs="Calibri"/>
+        </w:rPr>
+        <w:t xml:space="preserve"> PeerJ</w:t>
       </w:r>
     </w:p>
     <w:p>
@@ -5779,6 +5714,97 @@
         <w:spacing w:line="288" w:lineRule="auto"/>
         <w:rPr>
           <w:rFonts w:ascii="Calibri" w:hAnsi="Calibri" w:cs="Calibri"/>
+          <w:b/>
+          <w:bCs/>
+        </w:rPr>
+      </w:pPr>
+      <w:r>
+        <w:rPr>
+          <w:rFonts w:ascii="Calibri" w:hAnsi="Calibri" w:cs="Calibri"/>
+          <w:b/>
+          <w:bCs/>
+        </w:rPr>
+        <w:t>External Reviewer</w:t>
+      </w:r>
+    </w:p>
+    <w:p>
+      <w:pPr>
+        <w:spacing w:line="288" w:lineRule="auto"/>
+        <w:rPr>
+          <w:rFonts w:ascii="Calibri" w:hAnsi="Calibri" w:cs="Calibri"/>
+        </w:rPr>
+      </w:pPr>
+      <w:r>
+        <w:rPr>
+          <w:rFonts w:ascii="Calibri" w:hAnsi="Calibri" w:cs="Calibri" w:hint="eastAsia"/>
+        </w:rPr>
+        <w:t>MLSys</w:t>
+      </w:r>
+      <w:r>
+        <w:rPr>
+          <w:rFonts w:ascii="Calibri" w:hAnsi="Calibri" w:cs="Calibri"/>
+        </w:rPr>
+        <w:t xml:space="preserve">’26, </w:t>
+      </w:r>
+      <w:r>
+        <w:rPr>
+          <w:rFonts w:ascii="Calibri" w:hAnsi="Calibri" w:cs="Calibri"/>
+        </w:rPr>
+        <w:t xml:space="preserve">MLSys’25, ICWS’24, IEEE EDGE’24, IEEE EDGE’23, </w:t>
+      </w:r>
+      <w:r>
+        <w:rPr>
+          <w:rFonts w:ascii="Calibri" w:hAnsi="Calibri" w:cs="Calibri"/>
+        </w:rPr>
+        <w:t>ICWS'23</w:t>
+      </w:r>
+      <w:r>
+        <w:rPr>
+          <w:rFonts w:ascii="Calibri" w:hAnsi="Calibri" w:cs="Calibri"/>
+        </w:rPr>
+        <w:t xml:space="preserve">, </w:t>
+      </w:r>
+      <w:r>
+        <w:rPr>
+          <w:rFonts w:ascii="Calibri" w:hAnsi="Calibri" w:cs="Calibri"/>
+        </w:rPr>
+        <w:t>EIS'21</w:t>
+      </w:r>
+    </w:p>
+    <w:p>
+      <w:pPr>
+        <w:rPr>
+          <w:rFonts w:ascii="Calibri" w:hAnsi="Calibri" w:cs="Calibri"/>
+        </w:rPr>
+      </w:pPr>
+    </w:p>
+    <w:p>
+      <w:pPr>
+        <w:spacing w:after="120"/>
+        <w:rPr>
+          <w:rFonts w:ascii="Calibri" w:hAnsi="Calibri" w:cs="Calibri"/>
+          <w:b/>
+          <w:sz w:val="32"/>
+        </w:rPr>
+      </w:pPr>
+      <w:r>
+        <w:rPr>
+          <w:rFonts w:ascii="Calibri" w:hAnsi="Calibri" w:cs="Calibri" w:hint="eastAsia"/>
+          <w:b/>
+          <w:sz w:val="32"/>
+        </w:rPr>
+        <w:t>教学经历</w:t>
+      </w:r>
+    </w:p>
+    <w:p>
+      <w:pPr>
+        <w:numPr>
+          <w:ilvl w:val="0"/>
+          <w:numId w:val="15"/>
+        </w:numPr>
+        <w:spacing w:line="288" w:lineRule="auto"/>
+        <w:rPr>
+          <w:rFonts w:ascii="Calibri" w:hAnsi="Calibri" w:cs="Calibri"/>
         </w:rPr>
       </w:pPr>
       <w:r>
@@ -5841,7 +5867,6 @@
           <w:b/>
           <w:sz w:val="32"/>
         </w:rPr>
-        <w:lastRenderedPageBreak/>
         <w:t>参与</w:t>
       </w:r>
       <w:r>
@@ -6031,6 +6056,7 @@
           <w:rFonts w:ascii="Calibri" w:hAnsi="Calibri" w:cs="Calibri"/>
           <w:kern w:val="2"/>
         </w:rPr>
+        <w:lastRenderedPageBreak/>
         <w:t>校企合作（小米集团），端侧大模型的个性化高效微调关键技术研究，</w:t>
       </w:r>
       <w:r>

--- a/materials/cv-cdq-full-cn.docx
+++ b/materials/cv-cdq-full-cn.docx
@@ -25,7 +25,7 @@
         <w:spacing w:before="120"/>
         <w:jc w:val="center"/>
         <w:rPr>
-          <w:rFonts w:ascii="Calibri" w:hAnsi="Calibri" w:cs="Calibri" w:hint="eastAsia"/>
+          <w:rFonts w:ascii="Calibri" w:hAnsi="Calibri" w:cs="Calibri"/>
         </w:rPr>
       </w:pPr>
       <w:r>
@@ -33,6 +33,12 @@
           <w:rFonts w:ascii="Calibri" w:hAnsi="Calibri" w:cs="Calibri" w:hint="eastAsia"/>
         </w:rPr>
         <w:t>南京大学</w:t>
+      </w:r>
+      <w:r>
+        <w:rPr>
+          <w:rFonts w:ascii="Calibri" w:hAnsi="Calibri" w:cs="Calibri" w:hint="eastAsia"/>
+        </w:rPr>
+        <w:t>（苏州校区）</w:t>
       </w:r>
       <w:r>
         <w:rPr>
@@ -59,58 +65,55 @@
         <w:rPr>
           <w:rFonts w:ascii="Calibri" w:hAnsi="Calibri" w:cs="Calibri" w:hint="eastAsia"/>
         </w:rPr>
-        <w:t>联系方式：手机号</w:t>
-      </w:r>
-      <w:r>
-        <w:rPr>
-          <w:rFonts w:ascii="Calibri" w:hAnsi="Calibri" w:cs="Calibri" w:hint="eastAsia"/>
-        </w:rPr>
-        <w:t>/</w:t>
-      </w:r>
-      <w:r>
-        <w:rPr>
-          <w:rFonts w:ascii="Calibri" w:hAnsi="Calibri" w:cs="Calibri" w:hint="eastAsia"/>
-        </w:rPr>
-        <w:t>微信（</w:t>
-      </w:r>
-      <w:r>
-        <w:rPr>
-          <w:rFonts w:ascii="Calibri" w:hAnsi="Calibri" w:cs="Calibri"/>
-        </w:rPr>
-        <w:t>13261808588</w:t>
-      </w:r>
-      <w:r>
-        <w:rPr>
-          <w:rFonts w:ascii="Calibri" w:hAnsi="Calibri" w:cs="Calibri" w:hint="eastAsia"/>
-        </w:rPr>
-        <w:t>）；</w:t>
-      </w:r>
-      <w:r>
-        <w:rPr>
-          <w:rFonts w:ascii="Calibri" w:hAnsi="Calibri" w:cs="Calibri" w:hint="eastAsia"/>
-        </w:rPr>
         <w:t>邮箱</w:t>
       </w:r>
       <w:r>
         <w:rPr>
-          <w:rFonts w:ascii="Calibri" w:hAnsi="Calibri" w:cs="Calibri" w:hint="eastAsia"/>
-        </w:rPr>
-        <w:t>（</w:t>
-      </w:r>
-      <w:hyperlink r:id="rId5" w:history="1">
-        <w:r>
-          <w:rPr>
-            <w:rStyle w:val="a6"/>
-            <w:rFonts w:ascii="Calibri" w:hAnsi="Calibri" w:cs="Calibri"/>
-          </w:rPr>
-          <w:t>dc912@cam.ac.uk</w:t>
-        </w:r>
-      </w:hyperlink>
-      <w:r>
-        <w:rPr>
-          <w:rFonts w:ascii="Calibri" w:hAnsi="Calibri" w:cs="Calibri" w:hint="eastAsia"/>
-        </w:rPr>
-        <w:t>）</w:t>
+          <w:rFonts w:ascii="Calibri" w:hAnsi="Calibri" w:cs="Calibri"/>
+        </w:rPr>
+        <w:fldChar w:fldCharType="begin"/>
+      </w:r>
+      <w:r>
+        <w:rPr>
+          <w:rFonts w:ascii="Calibri" w:hAnsi="Calibri" w:cs="Calibri"/>
+        </w:rPr>
+        <w:instrText>HYPERLINK "mailto:</w:instrText>
+      </w:r>
+      <w:r>
+        <w:rPr>
+          <w:rFonts w:ascii="Calibri" w:hAnsi="Calibri" w:cs="Calibri"/>
+        </w:rPr>
+        <w:instrText>cdq@nju.edu.cn</w:instrText>
+      </w:r>
+      <w:r>
+        <w:rPr>
+          <w:rFonts w:ascii="Calibri" w:hAnsi="Calibri" w:cs="Calibri"/>
+        </w:rPr>
+        <w:instrText>"</w:instrText>
+      </w:r>
+      <w:r>
+        <w:rPr>
+          <w:rFonts w:ascii="Calibri" w:hAnsi="Calibri" w:cs="Calibri"/>
+        </w:rPr>
+      </w:r>
+      <w:r>
+        <w:rPr>
+          <w:rFonts w:ascii="Calibri" w:hAnsi="Calibri" w:cs="Calibri"/>
+        </w:rPr>
+        <w:fldChar w:fldCharType="separate"/>
+      </w:r>
+      <w:r>
+        <w:rPr>
+          <w:rStyle w:val="a6"/>
+          <w:rFonts w:ascii="Calibri" w:hAnsi="Calibri" w:cs="Calibri"/>
+        </w:rPr>
+        <w:t>cdq@nju.edu.cn</w:t>
+      </w:r>
+      <w:r>
+        <w:rPr>
+          <w:rFonts w:ascii="Calibri" w:hAnsi="Calibri" w:cs="Calibri"/>
+        </w:rPr>
+        <w:fldChar w:fldCharType="end"/>
       </w:r>
     </w:p>
     <w:p>
@@ -187,9 +190,9 @@
       </w:pPr>
       <w:r>
         <w:rPr>
-          <w:rFonts w:ascii="Calibri" w:hAnsi="Calibri" w:cs="Calibri" w:hint="eastAsia"/>
-        </w:rPr>
-        <w:t>端侧训练，分布式机器学习系统，嵌入式智能</w:t>
+          <w:rFonts w:ascii="Calibri" w:hAnsi="Calibri" w:cs="Calibri"/>
+        </w:rPr>
+        <w:t>具身智能系统，端侧大模型，软硬件协同优化</w:t>
       </w:r>
       <w:r>
         <w:rPr>
@@ -236,7 +239,7 @@
       <w:pPr>
         <w:spacing w:after="120"/>
         <w:rPr>
-          <w:rFonts w:ascii="Calibri" w:hAnsi="Calibri" w:cs="Calibri" w:hint="eastAsia"/>
+          <w:rFonts w:ascii="Calibri" w:hAnsi="Calibri" w:cs="Calibri"/>
           <w:b/>
           <w:sz w:val="32"/>
         </w:rPr>
@@ -307,19 +310,7 @@
         <w:rPr>
           <w:rFonts w:ascii="Calibri" w:hAnsi="Calibri" w:cs="Calibri" w:hint="eastAsia"/>
         </w:rPr>
-        <w:t>（特聘研究员，博导）</w:t>
-      </w:r>
-      <w:r>
-        <w:rPr>
-          <w:rFonts w:ascii="Calibri" w:hAnsi="Calibri" w:cs="Calibri" w:hint="eastAsia"/>
-        </w:rPr>
-        <w:t>，</w:t>
-      </w:r>
-      <w:r>
-        <w:rPr>
-          <w:rFonts w:ascii="Calibri" w:hAnsi="Calibri" w:cs="Calibri" w:hint="eastAsia"/>
-        </w:rPr>
-        <w:t>南京大学</w:t>
+        <w:t>（特聘研究员，博导），南京大学</w:t>
       </w:r>
       <w:r>
         <w:rPr>
@@ -408,9 +399,9 @@
       </w:r>
       <w:r>
         <w:rPr>
-          <w:rFonts w:ascii="Calibri" w:hAnsi="Calibri" w:cs="Calibri" w:hint="eastAsia"/>
-        </w:rPr>
-        <w:t>圣约翰学院</w:t>
+          <w:rFonts w:ascii="Calibri" w:hAnsi="Calibri" w:cs="Calibri"/>
+        </w:rPr>
+        <w:t>St John’s College</w:t>
       </w:r>
     </w:p>
     <w:p>
@@ -461,19 +452,7 @@
         <w:rPr>
           <w:rFonts w:ascii="Calibri" w:hAnsi="Calibri" w:cs="Calibri" w:hint="eastAsia"/>
         </w:rPr>
-        <w:t xml:space="preserve">- </w:t>
-      </w:r>
-      <w:r>
-        <w:rPr>
-          <w:rFonts w:ascii="Calibri" w:hAnsi="Calibri" w:cs="Calibri" w:hint="eastAsia"/>
-        </w:rPr>
-        <w:t>11</w:t>
-      </w:r>
-      <w:r>
-        <w:rPr>
-          <w:rFonts w:ascii="Calibri" w:hAnsi="Calibri" w:cs="Calibri" w:hint="eastAsia"/>
-        </w:rPr>
-        <w:t>/2025</w:t>
+        <w:t>- 11/2025</w:t>
       </w:r>
       <w:r>
         <w:rPr>
@@ -539,6 +518,18 @@
         </w:rPr>
         <w:t>导师：王尚广</w:t>
       </w:r>
+      <w:r>
+        <w:rPr>
+          <w:rFonts w:ascii="Calibri" w:hAnsi="Calibri" w:cs="Calibri" w:hint="eastAsia"/>
+        </w:rPr>
+        <w:t>、</w:t>
+      </w:r>
+      <w:r>
+        <w:rPr>
+          <w:rFonts w:ascii="Calibri" w:hAnsi="Calibri" w:cs="Calibri" w:hint="eastAsia"/>
+        </w:rPr>
+        <w:t>徐梦炜</w:t>
+      </w:r>
     </w:p>
     <w:p>
       <w:pPr>
@@ -556,38 +547,13 @@
         <w:rPr>
           <w:rFonts w:ascii="Calibri" w:hAnsi="Calibri" w:cs="Calibri" w:hint="eastAsia"/>
         </w:rPr>
-        <w:t>指导老</w:t>
-      </w:r>
-      <w:r>
-        <w:rPr>
-          <w:rFonts w:ascii="Calibri" w:hAnsi="Calibri" w:cs="Calibri" w:hint="eastAsia"/>
-        </w:rPr>
-        <w:t>师</w:t>
-      </w:r>
-      <w:r>
-        <w:rPr>
-          <w:rFonts w:ascii="Calibri" w:hAnsi="Calibri" w:cs="Calibri" w:hint="eastAsia"/>
-        </w:rPr>
-        <w:t>：徐梦炜</w:t>
-      </w:r>
-    </w:p>
-    <w:p>
-      <w:pPr>
-        <w:pStyle w:val="a8"/>
-        <w:numPr>
-          <w:ilvl w:val="0"/>
-          <w:numId w:val="1"/>
-        </w:numPr>
-        <w:spacing w:line="312" w:lineRule="auto"/>
-        <w:rPr>
-          <w:rFonts w:ascii="Calibri" w:hAnsi="Calibri" w:cs="Calibri"/>
-        </w:rPr>
-      </w:pPr>
-      <w:r>
-        <w:rPr>
-          <w:rFonts w:ascii="Calibri" w:hAnsi="Calibri" w:cs="Calibri" w:hint="eastAsia"/>
-        </w:rPr>
-        <w:t>远程导师：</w:t>
+        <w:t>合作</w:t>
+      </w:r>
+      <w:r>
+        <w:rPr>
+          <w:rFonts w:ascii="Calibri" w:hAnsi="Calibri" w:cs="Calibri" w:hint="eastAsia"/>
+        </w:rPr>
+        <w:t>导师：</w:t>
       </w:r>
       <w:r>
         <w:rPr>
@@ -1084,98 +1050,28 @@
       </w:pPr>
       <w:r>
         <w:rPr>
-          <w:rFonts w:ascii="Calibri" w:hAnsi="Calibri" w:cs="Calibri" w:hint="eastAsia"/>
+          <w:rFonts w:ascii="Calibri" w:hAnsi="Calibri" w:cs="Calibri"/>
           <w:kern w:val="2"/>
         </w:rPr>
-        <w:t>Di</w:t>
+        <w:t>国家留学基金委员会（</w:t>
       </w:r>
       <w:r>
         <w:rPr>
           <w:rFonts w:ascii="Calibri" w:hAnsi="Calibri" w:cs="Calibri"/>
           <w:kern w:val="2"/>
         </w:rPr>
-        <w:t>stinguished Artifact</w:t>
+        <w:t>CSC</w:t>
       </w:r>
       <w:r>
         <w:rPr>
           <w:rFonts w:ascii="Calibri" w:hAnsi="Calibri" w:cs="Calibri"/>
           <w:kern w:val="2"/>
         </w:rPr>
-        <w:t>提名（</w:t>
-      </w:r>
-      <w:r>
-        <w:rPr>
-          <w:rFonts w:ascii="Calibri" w:hAnsi="Calibri" w:cs="Calibri"/>
-          <w:kern w:val="2"/>
-        </w:rPr>
-        <w:t>494</w:t>
-      </w:r>
-      <w:r>
-        <w:rPr>
-          <w:rFonts w:ascii="Calibri" w:hAnsi="Calibri" w:cs="Calibri"/>
-          <w:kern w:val="2"/>
-        </w:rPr>
-        <w:t>篇投稿中</w:t>
-      </w:r>
-      <w:r>
-        <w:rPr>
-          <w:rFonts w:ascii="Calibri" w:hAnsi="Calibri" w:cs="Calibri" w:hint="eastAsia"/>
-          <w:kern w:val="2"/>
-        </w:rPr>
-        <w:t>约</w:t>
-      </w:r>
-      <w:r>
-        <w:rPr>
-          <w:rFonts w:ascii="Calibri" w:hAnsi="Calibri" w:cs="Calibri"/>
-          <w:kern w:val="2"/>
-        </w:rPr>
-        <w:t>9</w:t>
-      </w:r>
-      <w:r>
-        <w:rPr>
-          <w:rFonts w:ascii="Calibri" w:hAnsi="Calibri" w:cs="Calibri"/>
-          <w:kern w:val="2"/>
-        </w:rPr>
-        <w:t>篇入选，约</w:t>
-      </w:r>
-      <w:r>
-        <w:rPr>
-          <w:rFonts w:ascii="Calibri" w:hAnsi="Calibri" w:cs="Calibri"/>
-          <w:kern w:val="2"/>
-        </w:rPr>
-        <w:t>1.8%</w:t>
-      </w:r>
-      <w:r>
-        <w:rPr>
-          <w:rFonts w:ascii="Calibri" w:hAnsi="Calibri" w:cs="Calibri"/>
-          <w:kern w:val="2"/>
-        </w:rPr>
-        <w:t>）</w:t>
-      </w:r>
-      <w:r>
-        <w:rPr>
-          <w:rFonts w:ascii="Calibri" w:hAnsi="Calibri" w:cs="Calibri" w:hint="eastAsia"/>
-          <w:kern w:val="2"/>
-        </w:rPr>
-        <w:t>，</w:t>
-      </w:r>
-      <w:r>
-        <w:rPr>
-          <w:rFonts w:ascii="Calibri" w:hAnsi="Calibri" w:cs="Calibri" w:hint="eastAsia"/>
-          <w:kern w:val="2"/>
-        </w:rPr>
-        <w:t>MobiCom</w:t>
-      </w:r>
-      <w:r>
-        <w:rPr>
-          <w:rFonts w:ascii="Calibri" w:hAnsi="Calibri" w:cs="Calibri" w:hint="eastAsia"/>
-          <w:kern w:val="2"/>
-        </w:rPr>
-        <w:t>，</w:t>
-      </w:r>
-      <w:r>
-        <w:rPr>
-          <w:rFonts w:ascii="Calibri" w:hAnsi="Calibri" w:cs="Calibri" w:hint="eastAsia"/>
+        <w:t>）奖学金，</w:t>
+      </w:r>
+      <w:r>
+        <w:rPr>
+          <w:rFonts w:ascii="Calibri" w:hAnsi="Calibri" w:cs="Calibri"/>
           <w:kern w:val="2"/>
         </w:rPr>
         <w:t>2024</w:t>
@@ -1198,52 +1094,94 @@
       </w:pPr>
       <w:r>
         <w:rPr>
-          <w:rFonts w:ascii="Calibri" w:hAnsi="Calibri" w:cs="Calibri"/>
+          <w:rFonts w:ascii="Calibri" w:hAnsi="Calibri" w:cs="Calibri" w:hint="eastAsia"/>
           <w:kern w:val="2"/>
         </w:rPr>
-        <w:t>剑桥大学圣约翰学院</w:t>
+        <w:t>Trave</w:t>
       </w:r>
       <w:r>
         <w:rPr>
           <w:rFonts w:ascii="Calibri" w:hAnsi="Calibri" w:cs="Calibri"/>
           <w:kern w:val="2"/>
         </w:rPr>
-        <w:t xml:space="preserve"> </w:t>
+        <w:t xml:space="preserve">l Grant, </w:t>
       </w:r>
       <w:r>
         <w:rPr>
           <w:rFonts w:ascii="Calibri" w:hAnsi="Calibri" w:cs="Calibri" w:hint="eastAsia"/>
           <w:kern w:val="2"/>
         </w:rPr>
-        <w:t>院士</w:t>
+        <w:t>N</w:t>
       </w:r>
       <w:r>
         <w:rPr>
           <w:rFonts w:ascii="Calibri" w:hAnsi="Calibri" w:cs="Calibri"/>
           <w:kern w:val="2"/>
         </w:rPr>
-        <w:t>赞助</w:t>
-      </w:r>
-      <w:r>
-        <w:rPr>
-          <w:rFonts w:ascii="Calibri" w:hAnsi="Calibri" w:cs="Calibri" w:hint="eastAsia"/>
+        <w:t>eurIPS</w:t>
+      </w:r>
+      <w:r>
+        <w:rPr>
+          <w:rFonts w:ascii="Calibri" w:hAnsi="Calibri" w:cs="Calibri"/>
           <w:kern w:val="2"/>
         </w:rPr>
-        <w:t>学员</w:t>
+        <w:t>’24/</w:t>
       </w:r>
       <w:r>
         <w:rPr>
           <w:rFonts w:ascii="Calibri" w:hAnsi="Calibri" w:cs="Calibri"/>
           <w:kern w:val="2"/>
         </w:rPr>
-        <w:t>，</w:t>
+        <w:t>EuroSys</w:t>
       </w:r>
       <w:r>
         <w:rPr>
           <w:rFonts w:ascii="Calibri" w:hAnsi="Calibri" w:cs="Calibri"/>
           <w:kern w:val="2"/>
         </w:rPr>
-        <w:t>2024</w:t>
+        <w:t>’24</w:t>
+      </w:r>
+      <w:r>
+        <w:rPr>
+          <w:rFonts w:ascii="Calibri" w:hAnsi="Calibri" w:cs="Calibri"/>
+          <w:kern w:val="2"/>
+        </w:rPr>
+        <w:t>/MobiSys</w:t>
+      </w:r>
+      <w:r>
+        <w:rPr>
+          <w:rFonts w:ascii="Calibri" w:hAnsi="Calibri" w:cs="Calibri"/>
+          <w:kern w:val="2"/>
+        </w:rPr>
+        <w:t>’24</w:t>
+      </w:r>
+      <w:r>
+        <w:rPr>
+          <w:rFonts w:ascii="Calibri" w:hAnsi="Calibri" w:cs="Calibri"/>
+          <w:kern w:val="2"/>
+        </w:rPr>
+        <w:t>/ATC</w:t>
+      </w:r>
+      <w:r>
+        <w:rPr>
+          <w:rFonts w:ascii="Calibri" w:hAnsi="Calibri" w:cs="Calibri"/>
+          <w:kern w:val="2"/>
+        </w:rPr>
+        <w:t>’24/MobiSys’25</w:t>
+      </w:r>
+      <w:r>
+        <w:rPr>
+          <w:rFonts w:ascii="Calibri" w:hAnsi="Calibri" w:cs="Calibri" w:hint="eastAsia"/>
+          <w:kern w:val="2"/>
+        </w:rPr>
+        <w:t>/MobiUK</w:t>
+      </w:r>
+      <w:r>
+        <w:rPr>
+          <w:rFonts w:ascii="Calibri" w:hAnsi="Calibri" w:cs="Calibri"/>
+          <w:kern w:val="2"/>
+        </w:rPr>
+        <w:t>’25</w:t>
       </w:r>
     </w:p>
     <w:p>
@@ -1266,28 +1204,14 @@
           <w:rFonts w:ascii="Calibri" w:hAnsi="Calibri" w:cs="Calibri"/>
           <w:kern w:val="2"/>
         </w:rPr>
-        <w:t>国家留学基金委员会（</w:t>
+        <w:t>北京邮电大学优秀研究生，</w:t>
       </w:r>
       <w:r>
         <w:rPr>
           <w:rFonts w:ascii="Calibri" w:hAnsi="Calibri" w:cs="Calibri"/>
           <w:kern w:val="2"/>
         </w:rPr>
-        <w:t>CSC</w:t>
-      </w:r>
-      <w:r>
-        <w:rPr>
-          <w:rFonts w:ascii="Calibri" w:hAnsi="Calibri" w:cs="Calibri"/>
-          <w:kern w:val="2"/>
-        </w:rPr>
-        <w:t>）奖学金，</w:t>
-      </w:r>
-      <w:r>
-        <w:rPr>
-          <w:rFonts w:ascii="Calibri" w:hAnsi="Calibri" w:cs="Calibri"/>
-          <w:kern w:val="2"/>
-        </w:rPr>
-        <w:t>2024</w:t>
+        <w:t>2023</w:t>
       </w:r>
     </w:p>
     <w:p>
@@ -1301,218 +1225,383 @@
         </w:tabs>
         <w:spacing w:after="120"/>
         <w:rPr>
-          <w:rFonts w:ascii="Calibri" w:hAnsi="Calibri" w:cs="Calibri"/>
+          <w:rFonts w:ascii="Calibri" w:hAnsi="Calibri" w:cs="Calibri" w:hint="eastAsia"/>
           <w:kern w:val="2"/>
         </w:rPr>
       </w:pPr>
       <w:r>
         <w:rPr>
-          <w:rFonts w:ascii="Calibri" w:hAnsi="Calibri" w:cs="Calibri" w:hint="eastAsia"/>
+          <w:rFonts w:ascii="Calibri" w:hAnsi="Calibri" w:cs="Calibri"/>
           <w:kern w:val="2"/>
         </w:rPr>
-        <w:t>Trave</w:t>
+        <w:t>网络与交换技术</w:t>
       </w:r>
       <w:r>
         <w:rPr>
           <w:rFonts w:ascii="Calibri" w:hAnsi="Calibri" w:cs="Calibri"/>
           <w:kern w:val="2"/>
         </w:rPr>
-        <w:t xml:space="preserve">l Grant, </w:t>
-      </w:r>
-      <w:r>
-        <w:rPr>
-          <w:rFonts w:ascii="Calibri" w:hAnsi="Calibri" w:cs="Calibri" w:hint="eastAsia"/>
+        <w:t>国家重点实验室优秀研究生，</w:t>
+      </w:r>
+      <w:r>
+        <w:rPr>
+          <w:rFonts w:ascii="Calibri" w:hAnsi="Calibri" w:cs="Calibri"/>
           <w:kern w:val="2"/>
         </w:rPr>
-        <w:t>N</w:t>
+        <w:t>2022/2023</w:t>
       </w:r>
       <w:r>
         <w:rPr>
           <w:rFonts w:ascii="Calibri" w:hAnsi="Calibri" w:cs="Calibri"/>
           <w:kern w:val="2"/>
         </w:rPr>
-        <w:t>eurIPS</w:t>
-      </w:r>
-      <w:r>
-        <w:rPr>
-          <w:rFonts w:ascii="Calibri" w:hAnsi="Calibri" w:cs="Calibri"/>
-          <w:kern w:val="2"/>
-        </w:rPr>
-        <w:t>’24/</w:t>
-      </w:r>
-      <w:r>
-        <w:rPr>
-          <w:rFonts w:ascii="Calibri" w:hAnsi="Calibri" w:cs="Calibri"/>
-          <w:kern w:val="2"/>
-        </w:rPr>
-        <w:t>EuroSys</w:t>
-      </w:r>
-      <w:r>
-        <w:rPr>
-          <w:rFonts w:ascii="Calibri" w:hAnsi="Calibri" w:cs="Calibri"/>
-          <w:kern w:val="2"/>
-        </w:rPr>
-        <w:t>’24</w:t>
-      </w:r>
-      <w:r>
-        <w:rPr>
-          <w:rFonts w:ascii="Calibri" w:hAnsi="Calibri" w:cs="Calibri"/>
-          <w:kern w:val="2"/>
-        </w:rPr>
-        <w:t>/MobiSys</w:t>
-      </w:r>
-      <w:r>
-        <w:rPr>
-          <w:rFonts w:ascii="Calibri" w:hAnsi="Calibri" w:cs="Calibri"/>
-          <w:kern w:val="2"/>
-        </w:rPr>
-        <w:t>’24</w:t>
-      </w:r>
-      <w:r>
-        <w:rPr>
-          <w:rFonts w:ascii="Calibri" w:hAnsi="Calibri" w:cs="Calibri"/>
-          <w:kern w:val="2"/>
-        </w:rPr>
-        <w:t>/ATC</w:t>
-      </w:r>
-      <w:r>
-        <w:rPr>
-          <w:rFonts w:ascii="Calibri" w:hAnsi="Calibri" w:cs="Calibri"/>
-          <w:kern w:val="2"/>
-        </w:rPr>
-        <w:t>’24/MobiSys’25</w:t>
-      </w:r>
-      <w:r>
-        <w:rPr>
-          <w:rFonts w:ascii="Calibri" w:hAnsi="Calibri" w:cs="Calibri" w:hint="eastAsia"/>
-          <w:kern w:val="2"/>
-        </w:rPr>
-        <w:t>/MobiUK</w:t>
-      </w:r>
-      <w:r>
-        <w:rPr>
-          <w:rFonts w:ascii="Calibri" w:hAnsi="Calibri" w:cs="Calibri"/>
-          <w:kern w:val="2"/>
-        </w:rPr>
-        <w:t>’25</w:t>
+        <w:br/>
       </w:r>
     </w:p>
     <w:p>
       <w:pPr>
-        <w:numPr>
-          <w:ilvl w:val="0"/>
-          <w:numId w:val="32"/>
-        </w:numPr>
-        <w:tabs>
-          <w:tab w:val="num" w:pos="720"/>
-        </w:tabs>
         <w:spacing w:after="120"/>
         <w:rPr>
           <w:rFonts w:ascii="Calibri" w:hAnsi="Calibri" w:cs="Calibri"/>
-          <w:kern w:val="2"/>
-        </w:rPr>
-      </w:pPr>
-      <w:r>
-        <w:rPr>
-          <w:rFonts w:ascii="Calibri" w:hAnsi="Calibri" w:cs="Calibri"/>
-          <w:kern w:val="2"/>
-        </w:rPr>
-        <w:t>北京邮电大学优秀研究生，</w:t>
-      </w:r>
-      <w:r>
-        <w:rPr>
-          <w:rFonts w:ascii="Calibri" w:hAnsi="Calibri" w:cs="Calibri"/>
-          <w:kern w:val="2"/>
-        </w:rPr>
-        <w:t>2023</w:t>
+          <w:b/>
+          <w:sz w:val="32"/>
+        </w:rPr>
+      </w:pPr>
+      <w:r>
+        <w:rPr>
+          <w:rFonts w:ascii="Calibri" w:hAnsi="Calibri" w:cs="Calibri" w:hint="eastAsia"/>
+          <w:b/>
+          <w:sz w:val="32"/>
+        </w:rPr>
+        <w:t>部分</w:t>
+      </w:r>
+      <w:r>
+        <w:rPr>
+          <w:rFonts w:ascii="Calibri" w:hAnsi="Calibri" w:cs="Calibri" w:hint="eastAsia"/>
+          <w:b/>
+          <w:sz w:val="32"/>
+        </w:rPr>
+        <w:t>期刊论文</w:t>
+      </w:r>
+      <w:r>
+        <w:rPr>
+          <w:rFonts w:ascii="Calibri" w:hAnsi="Calibri" w:cs="Calibri"/>
+          <w:b/>
+          <w:sz w:val="32"/>
+        </w:rPr>
+        <w:t xml:space="preserve"> </w:t>
+      </w:r>
+      <w:r>
+        <w:rPr>
+          <w:rFonts w:ascii="Calibri" w:hAnsi="Calibri" w:cs="Calibri"/>
+          <w:b/>
+          <w:sz w:val="32"/>
+        </w:rPr>
+        <w:t xml:space="preserve">(* = </w:t>
+      </w:r>
+      <w:r>
+        <w:rPr>
+          <w:rFonts w:ascii="Calibri" w:hAnsi="Calibri" w:cs="Calibri" w:hint="eastAsia"/>
+          <w:b/>
+          <w:sz w:val="32"/>
+        </w:rPr>
+        <w:t>同等贡献</w:t>
+      </w:r>
+      <w:r>
+        <w:rPr>
+          <w:rFonts w:ascii="Calibri" w:hAnsi="Calibri" w:cs="Calibri"/>
+          <w:b/>
+          <w:sz w:val="32"/>
+        </w:rPr>
+        <w:t xml:space="preserve">; </w:t>
+      </w:r>
+      <w:r>
+        <w:rPr>
+          <w:rFonts w:ascii="Calibri" w:hAnsi="Calibri" w:cs="Calibri"/>
+          <w:b/>
+          <w:sz w:val="32"/>
+          <w:vertAlign w:val="superscript"/>
+        </w:rPr>
+        <w:t>#</w:t>
+      </w:r>
+      <w:r>
+        <w:rPr>
+          <w:rFonts w:ascii="Calibri" w:hAnsi="Calibri" w:cs="Calibri"/>
+          <w:b/>
+          <w:sz w:val="32"/>
+          <w:vertAlign w:val="superscript"/>
+        </w:rPr>
+        <w:t xml:space="preserve"> </w:t>
+      </w:r>
+      <w:r>
+        <w:rPr>
+          <w:rFonts w:ascii="Calibri" w:hAnsi="Calibri" w:cs="Calibri"/>
+          <w:b/>
+          <w:sz w:val="32"/>
+        </w:rPr>
+        <w:t xml:space="preserve">= </w:t>
+      </w:r>
+      <w:r>
+        <w:rPr>
+          <w:rFonts w:ascii="Calibri" w:hAnsi="Calibri" w:cs="Calibri" w:hint="eastAsia"/>
+          <w:b/>
+          <w:sz w:val="32"/>
+        </w:rPr>
+        <w:t>通讯作者</w:t>
+      </w:r>
+      <w:r>
+        <w:rPr>
+          <w:rFonts w:ascii="Calibri" w:hAnsi="Calibri" w:cs="Calibri"/>
+          <w:b/>
+          <w:sz w:val="32"/>
+        </w:rPr>
+        <w:t>)</w:t>
       </w:r>
     </w:p>
     <w:p>
       <w:pPr>
-        <w:numPr>
-          <w:ilvl w:val="0"/>
-          <w:numId w:val="32"/>
-        </w:numPr>
-        <w:tabs>
-          <w:tab w:val="num" w:pos="720"/>
-        </w:tabs>
-        <w:spacing w:after="120"/>
-        <w:rPr>
-          <w:rFonts w:ascii="Calibri" w:hAnsi="Calibri" w:cs="Calibri"/>
-          <w:kern w:val="2"/>
-        </w:rPr>
-      </w:pPr>
-      <w:r>
-        <w:rPr>
-          <w:rFonts w:ascii="Calibri" w:hAnsi="Calibri" w:cs="Calibri"/>
-          <w:kern w:val="2"/>
-        </w:rPr>
-        <w:t>网络与交换技术</w:t>
-      </w:r>
-      <w:r>
-        <w:rPr>
-          <w:rFonts w:ascii="Calibri" w:hAnsi="Calibri" w:cs="Calibri"/>
-          <w:kern w:val="2"/>
-        </w:rPr>
-        <w:t>国家重点实验室优秀研究生，</w:t>
-      </w:r>
-      <w:r>
-        <w:rPr>
-          <w:rFonts w:ascii="Calibri" w:hAnsi="Calibri" w:cs="Calibri"/>
-          <w:kern w:val="2"/>
-        </w:rPr>
-        <w:t>2022/2023</w:t>
+        <w:spacing w:before="120"/>
+        <w:rPr>
+          <w:rFonts w:ascii="Calibri" w:hAnsi="Calibri" w:cs="Calibri"/>
+        </w:rPr>
+      </w:pPr>
+      <w:r>
+        <w:rPr>
+          <w:rFonts w:ascii="Calibri" w:hAnsi="Calibri" w:cs="Calibri" w:hint="eastAsia"/>
+        </w:rPr>
+        <w:t>[</w:t>
+      </w:r>
+      <w:r>
+        <w:rPr>
+          <w:rFonts w:ascii="Calibri" w:hAnsi="Calibri" w:cs="Calibri"/>
+        </w:rPr>
+        <w:t>J</w:t>
+      </w:r>
+      <w:r>
+        <w:rPr>
+          <w:rFonts w:ascii="Calibri" w:hAnsi="Calibri" w:cs="Calibri" w:hint="eastAsia"/>
+        </w:rPr>
+        <w:t>6</w:t>
+      </w:r>
+      <w:r>
+        <w:rPr>
+          <w:rFonts w:ascii="Calibri" w:hAnsi="Calibri" w:cs="Calibri"/>
+        </w:rPr>
+        <w:t xml:space="preserve">] </w:t>
+      </w:r>
+      <w:r>
+        <w:rPr>
+          <w:rFonts w:ascii="Calibri" w:hAnsi="Calibri" w:cs="Calibri"/>
+        </w:rPr>
+        <w:t>“</w:t>
+      </w:r>
+      <w:proofErr w:type="spellStart"/>
+      <w:r>
+        <w:rPr>
+          <w:rFonts w:ascii="Calibri" w:hAnsi="Calibri" w:cs="Calibri"/>
+        </w:rPr>
+        <w:t>FwdLLM</w:t>
+      </w:r>
+      <w:proofErr w:type="spellEnd"/>
+      <w:r>
+        <w:rPr>
+          <w:rFonts w:ascii="Calibri" w:hAnsi="Calibri" w:cs="Calibri"/>
+        </w:rPr>
+        <w:t xml:space="preserve">+: Accelerating Forward-only </w:t>
+      </w:r>
+      <w:proofErr w:type="spellStart"/>
+      <w:r>
+        <w:rPr>
+          <w:rFonts w:ascii="Calibri" w:hAnsi="Calibri" w:cs="Calibri"/>
+        </w:rPr>
+        <w:t>FedLLM</w:t>
+      </w:r>
+      <w:proofErr w:type="spellEnd"/>
+      <w:r>
+        <w:rPr>
+          <w:rFonts w:ascii="Calibri" w:hAnsi="Calibri" w:cs="Calibri"/>
+        </w:rPr>
+        <w:t xml:space="preserve"> with Low-rank Perturbations</w:t>
+      </w:r>
+      <w:r>
+        <w:rPr>
+          <w:rFonts w:ascii="Calibri" w:hAnsi="Calibri" w:cs="Calibri"/>
+        </w:rPr>
+        <w:t>”</w:t>
       </w:r>
     </w:p>
     <w:p>
       <w:pPr>
-        <w:spacing w:after="120"/>
-        <w:rPr>
-          <w:rFonts w:ascii="Calibri" w:hAnsi="Calibri" w:cs="Calibri"/>
-          <w:b/>
-          <w:sz w:val="32"/>
-        </w:rPr>
-      </w:pPr>
-      <w:r>
-        <w:rPr>
-          <w:rFonts w:ascii="Calibri" w:hAnsi="Calibri" w:cs="Calibri" w:hint="eastAsia"/>
-          <w:b/>
-          <w:sz w:val="32"/>
+        <w:spacing w:before="120"/>
+        <w:ind w:left="357"/>
+        <w:rPr>
+          <w:rFonts w:ascii="Calibri" w:hAnsi="Calibri" w:cs="Calibri"/>
+        </w:rPr>
+      </w:pPr>
+      <w:r>
+        <w:rPr>
+          <w:rFonts w:ascii="Calibri" w:hAnsi="Calibri" w:cs="Calibri"/>
         </w:rPr>
         <w:lastRenderedPageBreak/>
-        <w:t>期刊论文</w:t>
-      </w:r>
-      <w:r>
-        <w:rPr>
-          <w:rFonts w:ascii="Calibri" w:hAnsi="Calibri" w:cs="Calibri"/>
-          <w:b/>
-          <w:sz w:val="32"/>
+        <w:t xml:space="preserve">Chen Peng, </w:t>
+      </w:r>
+      <w:proofErr w:type="spellStart"/>
+      <w:r>
+        <w:rPr>
+          <w:rFonts w:ascii="Calibri" w:hAnsi="Calibri" w:cs="Calibri"/>
+        </w:rPr>
+        <w:t>Mengwei</w:t>
+      </w:r>
+      <w:proofErr w:type="spellEnd"/>
+      <w:r>
+        <w:rPr>
+          <w:rFonts w:ascii="Calibri" w:hAnsi="Calibri" w:cs="Calibri"/>
+        </w:rPr>
+        <w:t xml:space="preserve"> Xu, </w:t>
+      </w:r>
+      <w:proofErr w:type="spellStart"/>
+      <w:r>
+        <w:rPr>
+          <w:rFonts w:ascii="Calibri" w:hAnsi="Calibri" w:cs="Calibri"/>
+        </w:rPr>
+        <w:t>Zhenyan</w:t>
+      </w:r>
+      <w:proofErr w:type="spellEnd"/>
+      <w:r>
+        <w:rPr>
+          <w:rFonts w:ascii="Calibri" w:hAnsi="Calibri" w:cs="Calibri"/>
+        </w:rPr>
+        <w:t xml:space="preserve"> Lu, Wei Liu, </w:t>
+      </w:r>
+      <w:proofErr w:type="spellStart"/>
+      <w:r>
+        <w:rPr>
+          <w:rFonts w:ascii="Calibri" w:hAnsi="Calibri" w:cs="Calibri"/>
+        </w:rPr>
+        <w:t>Shangguang</w:t>
+      </w:r>
+      <w:proofErr w:type="spellEnd"/>
+      <w:r>
+        <w:rPr>
+          <w:rFonts w:ascii="Calibri" w:hAnsi="Calibri" w:cs="Calibri"/>
+        </w:rPr>
+        <w:t xml:space="preserve"> Wang, Nicholas D Lane, </w:t>
+      </w:r>
+      <w:proofErr w:type="spellStart"/>
+      <w:r>
+        <w:rPr>
+          <w:rFonts w:ascii="Calibri" w:hAnsi="Calibri" w:cs="Calibri"/>
+        </w:rPr>
+        <w:t>Qibo</w:t>
+      </w:r>
+      <w:proofErr w:type="spellEnd"/>
+      <w:r>
+        <w:rPr>
+          <w:rFonts w:ascii="Calibri" w:hAnsi="Calibri" w:cs="Calibri"/>
+        </w:rPr>
+        <w:t xml:space="preserve"> Sun, </w:t>
+      </w:r>
+      <w:r>
+        <w:rPr>
+          <w:rFonts w:ascii="Calibri" w:hAnsi="Calibri" w:cs="Calibri"/>
+          <w:b/>
+          <w:bCs/>
+        </w:rPr>
+        <w:t>Dongqi Cai</w:t>
+      </w:r>
+      <w:r>
+        <w:rPr>
+          <w:rFonts w:ascii="Calibri" w:hAnsi="Calibri" w:cs="Calibri"/>
+          <w:b/>
+          <w:bCs/>
+          <w:vertAlign w:val="superscript"/>
+        </w:rPr>
+        <w:t>#</w:t>
+      </w:r>
+      <w:r>
+        <w:rPr>
+          <w:rFonts w:ascii="Calibri" w:hAnsi="Calibri" w:cs="Calibri"/>
+        </w:rPr>
+        <w:t>,</w:t>
+      </w:r>
+      <w:r>
+        <w:rPr>
+          <w:rFonts w:ascii="Calibri" w:hAnsi="Calibri" w:cs="Calibri"/>
         </w:rPr>
         <w:t xml:space="preserve"> </w:t>
       </w:r>
       <w:r>
         <w:rPr>
-          <w:rFonts w:ascii="Calibri" w:hAnsi="Calibri" w:cs="Calibri"/>
-          <w:b/>
-          <w:sz w:val="32"/>
-        </w:rPr>
-        <w:t xml:space="preserve">(* = </w:t>
-      </w:r>
-      <w:r>
-        <w:rPr>
-          <w:rFonts w:ascii="Calibri" w:hAnsi="Calibri" w:cs="Calibri" w:hint="eastAsia"/>
-          <w:b/>
-          <w:sz w:val="32"/>
-        </w:rPr>
-        <w:t>同等贡献</w:t>
-      </w:r>
-      <w:r>
-        <w:rPr>
-          <w:rFonts w:ascii="Calibri" w:hAnsi="Calibri" w:cs="Calibri"/>
-          <w:b/>
-          <w:sz w:val="32"/>
+          <w:rFonts w:ascii="Calibri" w:hAnsi="Calibri" w:cs="Calibri" w:hint="eastAsia"/>
+          <w:i/>
+          <w:iCs/>
+        </w:rPr>
+        <w:t xml:space="preserve">IEEE Transactions </w:t>
+      </w:r>
+      <w:r>
+        <w:rPr>
+          <w:rFonts w:ascii="Calibri" w:hAnsi="Calibri" w:cs="Calibri"/>
+          <w:i/>
+          <w:iCs/>
+        </w:rPr>
+        <w:t>on Mobile Computing (</w:t>
+      </w:r>
+      <w:r>
+        <w:rPr>
+          <w:rFonts w:ascii="Calibri" w:hAnsi="Calibri" w:cs="Calibri"/>
+          <w:b/>
+          <w:bCs/>
+          <w:i/>
+          <w:iCs/>
+          <w:color w:val="C00000"/>
+        </w:rPr>
+        <w:t>TMC, CCF-A</w:t>
+      </w:r>
+      <w:r>
+        <w:rPr>
+          <w:rFonts w:ascii="Calibri" w:hAnsi="Calibri" w:cs="Calibri"/>
+          <w:i/>
+          <w:iCs/>
         </w:rPr>
         <w:t>)</w:t>
+      </w:r>
+      <w:r>
+        <w:rPr>
+          <w:rFonts w:ascii="Calibri" w:hAnsi="Calibri" w:cs="Calibri"/>
+          <w:bCs/>
+          <w:i/>
+          <w:color w:val="000000" w:themeColor="text1"/>
+          <w:kern w:val="2"/>
+        </w:rPr>
+        <w:t>,</w:t>
+      </w:r>
+      <w:r>
+        <w:rPr>
+          <w:rFonts w:ascii="Calibri" w:hAnsi="Calibri" w:cs="Calibri"/>
+          <w:bCs/>
+          <w:i/>
+          <w:color w:val="000000" w:themeColor="text1"/>
+          <w:kern w:val="2"/>
+        </w:rPr>
+        <w:t xml:space="preserve"> </w:t>
+      </w:r>
+      <w:r>
+        <w:rPr>
+          <w:rFonts w:ascii="Calibri" w:hAnsi="Calibri" w:cs="Calibri"/>
+        </w:rPr>
+        <w:t>202</w:t>
+      </w:r>
+      <w:r>
+        <w:rPr>
+          <w:rFonts w:ascii="Calibri" w:hAnsi="Calibri" w:cs="Calibri"/>
+        </w:rPr>
+        <w:t>6</w:t>
+      </w:r>
+      <w:r>
+        <w:rPr>
+          <w:rFonts w:ascii="Calibri" w:hAnsi="Calibri" w:cs="Calibri"/>
+        </w:rPr>
+        <w:t>.</w:t>
       </w:r>
     </w:p>
     <w:p>
@@ -1524,15 +1613,21 @@
       </w:pPr>
       <w:r>
         <w:rPr>
-          <w:rFonts w:ascii="Calibri" w:hAnsi="Calibri" w:cs="Calibri"/>
-        </w:rPr>
-        <w:t>[J</w:t>
-      </w:r>
-      <w:r>
-        <w:rPr>
-          <w:rFonts w:ascii="Calibri" w:hAnsi="Calibri" w:cs="Calibri" w:hint="eastAsia"/>
-        </w:rPr>
-        <w:t>1</w:t>
+          <w:rFonts w:ascii="Calibri" w:hAnsi="Calibri" w:cs="Calibri" w:hint="eastAsia"/>
+        </w:rPr>
+        <w:t>[</w:t>
+      </w:r>
+      <w:r>
+        <w:rPr>
+          <w:rFonts w:ascii="Calibri" w:hAnsi="Calibri" w:cs="Calibri"/>
+        </w:rPr>
+        <w:t>J</w:t>
+      </w:r>
+      <w:r>
+        <w:rPr>
+          <w:rFonts w:ascii="Calibri" w:hAnsi="Calibri" w:cs="Calibri" w:hint="eastAsia"/>
+        </w:rPr>
+        <w:t>5</w:t>
       </w:r>
       <w:r>
         <w:rPr>
@@ -1550,7 +1645,7 @@
         <w:rPr>
           <w:rFonts w:ascii="Calibri" w:hAnsi="Calibri" w:cs="Calibri"/>
         </w:rPr>
-        <w:t>Ubiquitous Memory Augmentation via Mobile Multimodal Embedding System</w:t>
+        <w:t>Auditing unauthorized training data from AI generated content using information isotopes</w:t>
       </w:r>
       <w:r>
         <w:rPr>
@@ -1564,9 +1659,15 @@
         <w:spacing w:before="120"/>
         <w:ind w:left="357"/>
         <w:rPr>
-          <w:rFonts w:ascii="Calibri" w:hAnsi="Calibri" w:cs="Calibri"/>
-        </w:rPr>
-      </w:pPr>
+          <w:rFonts w:ascii="Calibri" w:hAnsi="Calibri" w:cs="Calibri" w:hint="eastAsia"/>
+        </w:rPr>
+      </w:pPr>
+      <w:r>
+        <w:rPr>
+          <w:rFonts w:ascii="Calibri" w:hAnsi="Calibri" w:cs="Calibri"/>
+        </w:rPr>
+        <w:t xml:space="preserve">Tao Qi, Jinhua Yin, </w:t>
+      </w:r>
       <w:r>
         <w:rPr>
           <w:rFonts w:ascii="Calibri" w:hAnsi="Calibri" w:cs="Calibri"/>
@@ -1586,6 +1687,104 @@
         <w:rPr>
           <w:rFonts w:ascii="Calibri" w:hAnsi="Calibri" w:cs="Calibri"/>
         </w:rPr>
+        <w:t>Yueqi</w:t>
+      </w:r>
+      <w:proofErr w:type="spellEnd"/>
+      <w:r>
+        <w:rPr>
+          <w:rFonts w:ascii="Calibri" w:hAnsi="Calibri" w:cs="Calibri"/>
+        </w:rPr>
+        <w:t xml:space="preserve"> Xie, </w:t>
+      </w:r>
+      <w:proofErr w:type="spellStart"/>
+      <w:r>
+        <w:rPr>
+          <w:rFonts w:ascii="Calibri" w:hAnsi="Calibri" w:cs="Calibri"/>
+        </w:rPr>
+        <w:t>Huili</w:t>
+      </w:r>
+      <w:proofErr w:type="spellEnd"/>
+      <w:r>
+        <w:rPr>
+          <w:rFonts w:ascii="Calibri" w:hAnsi="Calibri" w:cs="Calibri"/>
+        </w:rPr>
+        <w:t xml:space="preserve"> Wang, </w:t>
+      </w:r>
+      <w:proofErr w:type="spellStart"/>
+      <w:r>
+        <w:rPr>
+          <w:rFonts w:ascii="Calibri" w:hAnsi="Calibri" w:cs="Calibri"/>
+        </w:rPr>
+        <w:t>Zhiyang</w:t>
+      </w:r>
+      <w:proofErr w:type="spellEnd"/>
+      <w:r>
+        <w:rPr>
+          <w:rFonts w:ascii="Calibri" w:hAnsi="Calibri" w:cs="Calibri"/>
+        </w:rPr>
+        <w:t xml:space="preserve"> Hu, </w:t>
+      </w:r>
+      <w:proofErr w:type="spellStart"/>
+      <w:r>
+        <w:rPr>
+          <w:rFonts w:ascii="Calibri" w:hAnsi="Calibri" w:cs="Calibri"/>
+        </w:rPr>
+        <w:t>Peiru</w:t>
+      </w:r>
+      <w:proofErr w:type="spellEnd"/>
+      <w:r>
+        <w:rPr>
+          <w:rFonts w:ascii="Calibri" w:hAnsi="Calibri" w:cs="Calibri"/>
+        </w:rPr>
+        <w:t xml:space="preserve"> Yang, </w:t>
+      </w:r>
+      <w:proofErr w:type="spellStart"/>
+      <w:r>
+        <w:rPr>
+          <w:rFonts w:ascii="Calibri" w:hAnsi="Calibri" w:cs="Calibri"/>
+        </w:rPr>
+        <w:t>Guoshun</w:t>
+      </w:r>
+      <w:proofErr w:type="spellEnd"/>
+      <w:r>
+        <w:rPr>
+          <w:rFonts w:ascii="Calibri" w:hAnsi="Calibri" w:cs="Calibri"/>
+        </w:rPr>
+        <w:t xml:space="preserve"> Nan, </w:t>
+      </w:r>
+      <w:proofErr w:type="spellStart"/>
+      <w:r>
+        <w:rPr>
+          <w:rFonts w:ascii="Calibri" w:hAnsi="Calibri" w:cs="Calibri"/>
+        </w:rPr>
+        <w:t>Zhili</w:t>
+      </w:r>
+      <w:proofErr w:type="spellEnd"/>
+      <w:r>
+        <w:rPr>
+          <w:rFonts w:ascii="Calibri" w:hAnsi="Calibri" w:cs="Calibri"/>
+        </w:rPr>
+        <w:t xml:space="preserve"> Zhou, Chuhan Wu, </w:t>
+      </w:r>
+      <w:proofErr w:type="spellStart"/>
+      <w:r>
+        <w:rPr>
+          <w:rFonts w:ascii="Calibri" w:hAnsi="Calibri" w:cs="Calibri"/>
+        </w:rPr>
+        <w:t>Lingjuan</w:t>
+      </w:r>
+      <w:proofErr w:type="spellEnd"/>
+      <w:r>
+        <w:rPr>
+          <w:rFonts w:ascii="Calibri" w:hAnsi="Calibri" w:cs="Calibri"/>
+        </w:rPr>
+        <w:t xml:space="preserve"> Lyu, </w:t>
+      </w:r>
+      <w:proofErr w:type="spellStart"/>
+      <w:r>
+        <w:rPr>
+          <w:rFonts w:ascii="Calibri" w:hAnsi="Calibri" w:cs="Calibri"/>
+        </w:rPr>
         <w:t>Shangguang</w:t>
       </w:r>
       <w:proofErr w:type="spellEnd"/>
@@ -1593,69 +1792,27 @@
         <w:rPr>
           <w:rFonts w:ascii="Calibri" w:hAnsi="Calibri" w:cs="Calibri"/>
         </w:rPr>
-        <w:t xml:space="preserve"> Wang</w:t>
-      </w:r>
-      <w:r>
-        <w:rPr>
-          <w:rFonts w:ascii="Calibri" w:hAnsi="Calibri" w:cs="Calibri"/>
-        </w:rPr>
-        <w:t xml:space="preserve">, </w:t>
-      </w:r>
-      <w:r>
-        <w:rPr>
-          <w:rFonts w:ascii="Calibri" w:hAnsi="Calibri" w:cs="Calibri"/>
-        </w:rPr>
-        <w:t>Chen Peng</w:t>
-      </w:r>
-      <w:r>
-        <w:rPr>
-          <w:rFonts w:ascii="Calibri" w:hAnsi="Calibri" w:cs="Calibri"/>
-        </w:rPr>
-        <w:t xml:space="preserve">, </w:t>
-      </w:r>
-      <w:r>
-        <w:rPr>
-          <w:rFonts w:ascii="Calibri" w:hAnsi="Calibri" w:cs="Calibri"/>
-        </w:rPr>
-        <w:t>Zeling Zhang</w:t>
-      </w:r>
-      <w:r>
-        <w:rPr>
-          <w:rFonts w:ascii="Calibri" w:hAnsi="Calibri" w:cs="Calibri"/>
-        </w:rPr>
-        <w:t xml:space="preserve">, </w:t>
-      </w:r>
-      <w:r>
-        <w:rPr>
-          <w:rFonts w:ascii="Calibri" w:hAnsi="Calibri" w:cs="Calibri"/>
-        </w:rPr>
-        <w:t>Zhenyan Lu</w:t>
+        <w:t xml:space="preserve"> Wang, </w:t>
+      </w:r>
+      <w:proofErr w:type="spellStart"/>
+      <w:r>
+        <w:rPr>
+          <w:rFonts w:ascii="Calibri" w:hAnsi="Calibri" w:cs="Calibri"/>
+        </w:rPr>
+        <w:t>Yongfeng</w:t>
+      </w:r>
+      <w:proofErr w:type="spellEnd"/>
+      <w:r>
+        <w:rPr>
+          <w:rFonts w:ascii="Calibri" w:hAnsi="Calibri" w:cs="Calibri"/>
+        </w:rPr>
+        <w:t xml:space="preserve"> Huang, Nicholas D Lane</w:t>
       </w:r>
       <w:r>
         <w:rPr>
           <w:rFonts w:ascii="Calibri" w:hAnsi="Calibri" w:cs="Calibri"/>
         </w:rPr>
         <w:t>,</w:t>
-      </w:r>
-      <w:r>
-        <w:rPr>
-          <w:rFonts w:ascii="Calibri" w:hAnsi="Calibri" w:cs="Calibri"/>
-        </w:rPr>
-        <w:t xml:space="preserve"> Tao Qi, Nicholas D. Lane, </w:t>
-      </w:r>
-      <w:proofErr w:type="spellStart"/>
-      <w:r>
-        <w:rPr>
-          <w:rFonts w:ascii="Calibri" w:hAnsi="Calibri" w:cs="Calibri"/>
-        </w:rPr>
-        <w:t>Mengwei</w:t>
-      </w:r>
-      <w:proofErr w:type="spellEnd"/>
-      <w:r>
-        <w:rPr>
-          <w:rFonts w:ascii="Calibri" w:hAnsi="Calibri" w:cs="Calibri"/>
-        </w:rPr>
-        <w:t xml:space="preserve"> Xu,</w:t>
       </w:r>
       <w:r>
         <w:rPr>
@@ -1748,7 +1905,7 @@
         <w:rPr>
           <w:rFonts w:ascii="Calibri" w:hAnsi="Calibri" w:cs="Calibri"/>
         </w:rPr>
-        <w:t>5</w:t>
+        <w:t>6</w:t>
       </w:r>
       <w:r>
         <w:rPr>
@@ -1762,7 +1919,6 @@
         <w:spacing w:before="120"/>
         <w:rPr>
           <w:rFonts w:ascii="Calibri" w:hAnsi="Calibri" w:cs="Calibri"/>
-          <w:b/>
         </w:rPr>
       </w:pPr>
       <w:r>
@@ -1775,19 +1931,25 @@
         <w:rPr>
           <w:rFonts w:ascii="Calibri" w:hAnsi="Calibri" w:cs="Calibri" w:hint="eastAsia"/>
         </w:rPr>
-        <w:t>2</w:t>
-      </w:r>
-      <w:r>
-        <w:rPr>
-          <w:rFonts w:ascii="Calibri" w:hAnsi="Calibri" w:cs="Calibri"/>
-        </w:rPr>
-        <w:t>] “</w:t>
-      </w:r>
-      <w:r>
-        <w:rPr>
-          <w:rFonts w:ascii="Calibri" w:hAnsi="Calibri" w:cs="Calibri" w:hint="eastAsia"/>
-        </w:rPr>
-        <w:t>面向微控制单元的高效语音隐私保护编码器</w:t>
+        <w:t>4</w:t>
+      </w:r>
+      <w:r>
+        <w:rPr>
+          <w:rFonts w:ascii="Calibri" w:hAnsi="Calibri" w:cs="Calibri"/>
+        </w:rPr>
+        <w:t xml:space="preserve">] </w:t>
+      </w:r>
+      <w:r>
+        <w:rPr>
+          <w:rFonts w:ascii="Calibri" w:hAnsi="Calibri" w:cs="Calibri"/>
+        </w:rPr>
+        <w:t>“</w:t>
+      </w:r>
+      <w:r>
+        <w:rPr>
+          <w:rFonts w:ascii="Calibri" w:hAnsi="Calibri" w:cs="Calibri"/>
+        </w:rPr>
+        <w:t>Ubiquitous Memory Augmentation via Mobile Multimodal Embedding System</w:t>
       </w:r>
       <w:r>
         <w:rPr>
@@ -1806,11 +1968,11 @@
       </w:pPr>
       <w:r>
         <w:rPr>
-          <w:rFonts w:ascii="Calibri" w:hAnsi="Calibri" w:cs="Calibri" w:hint="eastAsia"/>
+          <w:rFonts w:ascii="Calibri" w:hAnsi="Calibri" w:cs="Calibri"/>
           <w:b/>
           <w:bCs/>
         </w:rPr>
-        <w:t>蔡栋琪</w:t>
+        <w:t>Dongqi Cai</w:t>
       </w:r>
       <w:r>
         <w:rPr>
@@ -1818,11 +1980,19 @@
         </w:rPr>
         <w:t xml:space="preserve">, </w:t>
       </w:r>
-      <w:r>
-        <w:rPr>
-          <w:rFonts w:ascii="Calibri" w:hAnsi="Calibri" w:cs="Calibri" w:hint="eastAsia"/>
-        </w:rPr>
-        <w:t>王尚广</w:t>
+      <w:proofErr w:type="spellStart"/>
+      <w:r>
+        <w:rPr>
+          <w:rFonts w:ascii="Calibri" w:hAnsi="Calibri" w:cs="Calibri"/>
+        </w:rPr>
+        <w:t>Shangguang</w:t>
+      </w:r>
+      <w:proofErr w:type="spellEnd"/>
+      <w:r>
+        <w:rPr>
+          <w:rFonts w:ascii="Calibri" w:hAnsi="Calibri" w:cs="Calibri"/>
+        </w:rPr>
+        <w:t xml:space="preserve"> Wang</w:t>
       </w:r>
       <w:r>
         <w:rPr>
@@ -1832,9 +2002,9 @@
       </w:r>
       <w:r>
         <w:rPr>
-          <w:rFonts w:ascii="Calibri" w:hAnsi="Calibri" w:cs="Calibri" w:hint="eastAsia"/>
-        </w:rPr>
-        <w:t>张泽凌</w:t>
+          <w:rFonts w:ascii="Calibri" w:hAnsi="Calibri" w:cs="Calibri"/>
+        </w:rPr>
+        <w:t>Chen Peng</w:t>
       </w:r>
       <w:r>
         <w:rPr>
@@ -1844,9 +2014,9 @@
       </w:r>
       <w:r>
         <w:rPr>
-          <w:rFonts w:ascii="Calibri" w:hAnsi="Calibri" w:cs="Calibri" w:hint="eastAsia"/>
-        </w:rPr>
-        <w:t>马骁</w:t>
+          <w:rFonts w:ascii="Calibri" w:hAnsi="Calibri" w:cs="Calibri"/>
+        </w:rPr>
+        <w:t>Zeling Zhang</w:t>
       </w:r>
       <w:r>
         <w:rPr>
@@ -1856,9 +2026,9 @@
       </w:r>
       <w:r>
         <w:rPr>
-          <w:rFonts w:ascii="Calibri" w:hAnsi="Calibri" w:cs="Calibri" w:hint="eastAsia"/>
-        </w:rPr>
-        <w:t>徐梦炜</w:t>
+          <w:rFonts w:ascii="Calibri" w:hAnsi="Calibri" w:cs="Calibri"/>
+        </w:rPr>
+        <w:t>Zhenyan Lu</w:t>
       </w:r>
       <w:r>
         <w:rPr>
@@ -1870,72 +2040,301 @@
         <w:rPr>
           <w:rFonts w:ascii="Calibri" w:hAnsi="Calibri" w:cs="Calibri"/>
         </w:rPr>
+        <w:t xml:space="preserve"> Tao Qi, Nicholas D. Lane, </w:t>
+      </w:r>
+      <w:proofErr w:type="spellStart"/>
+      <w:r>
+        <w:rPr>
+          <w:rFonts w:ascii="Calibri" w:hAnsi="Calibri" w:cs="Calibri"/>
+        </w:rPr>
+        <w:t>Mengwei</w:t>
+      </w:r>
+      <w:proofErr w:type="spellEnd"/>
+      <w:r>
+        <w:rPr>
+          <w:rFonts w:ascii="Calibri" w:hAnsi="Calibri" w:cs="Calibri"/>
+        </w:rPr>
+        <w:t xml:space="preserve"> Xu,</w:t>
+      </w:r>
+      <w:r>
+        <w:rPr>
+          <w:rFonts w:ascii="Calibri" w:hAnsi="Calibri" w:cs="Calibri"/>
+        </w:rPr>
         <w:t xml:space="preserve"> </w:t>
       </w:r>
       <w:r>
         <w:rPr>
-          <w:rFonts w:ascii="Calibri" w:hAnsi="Calibri" w:cs="Calibri" w:hint="eastAsia"/>
+          <w:rFonts w:ascii="Calibri" w:hAnsi="Calibri" w:cs="Calibri"/>
           <w:b/>
           <w:bCs/>
           <w:i/>
           <w:iCs/>
           <w:color w:val="C00000"/>
         </w:rPr>
-        <w:t>电子学报</w:t>
-      </w:r>
-      <w:r>
-        <w:rPr>
-          <w:rFonts w:ascii="Calibri" w:hAnsi="Calibri" w:cs="Calibri" w:hint="eastAsia"/>
+        <w:t>Nature Communications</w:t>
+      </w:r>
+      <w:r>
+        <w:rPr>
+          <w:rFonts w:ascii="Calibri" w:hAnsi="Calibri" w:cs="Calibri"/>
           <w:b/>
           <w:bCs/>
           <w:i/>
           <w:iCs/>
           <w:color w:val="C00000"/>
         </w:rPr>
-        <w:t xml:space="preserve"> </w:t>
-      </w:r>
-      <w:r>
-        <w:rPr>
-          <w:rFonts w:ascii="Calibri" w:hAnsi="Calibri" w:cs="Calibri"/>
+        <w:t xml:space="preserve"> (</w:t>
+      </w:r>
+      <w:r>
+        <w:rPr>
+          <w:rFonts w:ascii="Calibri" w:hAnsi="Calibri" w:cs="Calibri" w:hint="eastAsia"/>
           <w:b/>
           <w:bCs/>
           <w:i/>
           <w:iCs/>
           <w:color w:val="C00000"/>
         </w:rPr>
-        <w:t>(</w:t>
-      </w:r>
-      <w:r>
-        <w:rPr>
-          <w:rFonts w:ascii="Calibri" w:hAnsi="Calibri" w:cs="Calibri"/>
+        <w:t>Nature</w:t>
+      </w:r>
+      <w:r>
+        <w:rPr>
+          <w:rFonts w:ascii="Calibri" w:hAnsi="Calibri" w:cs="Calibri" w:hint="eastAsia"/>
           <w:b/>
           <w:bCs/>
           <w:i/>
           <w:iCs/>
           <w:color w:val="C00000"/>
         </w:rPr>
-        <w:t xml:space="preserve">CCF-A </w:t>
-      </w:r>
-      <w:r>
-        <w:rPr>
-          <w:rFonts w:ascii="Calibri" w:hAnsi="Calibri" w:cs="Calibri" w:hint="eastAsia"/>
+        <w:t>子刊</w:t>
+      </w:r>
+      <w:r>
+        <w:rPr>
+          <w:rFonts w:ascii="Calibri" w:hAnsi="Calibri" w:cs="Calibri"/>
           <w:b/>
           <w:bCs/>
           <w:i/>
           <w:iCs/>
           <w:color w:val="C00000"/>
         </w:rPr>
-        <w:t>中文期刊</w:t>
-      </w:r>
-      <w:r>
-        <w:rPr>
-          <w:rFonts w:ascii="Calibri" w:hAnsi="Calibri" w:cs="Calibri"/>
+        <w:t>)</w:t>
+      </w:r>
+      <w:r>
+        <w:rPr>
+          <w:rFonts w:ascii="Calibri" w:hAnsi="Calibri" w:cs="Calibri"/>
+          <w:bCs/>
+          <w:i/>
+          <w:color w:val="000000" w:themeColor="text1"/>
+          <w:kern w:val="2"/>
+        </w:rPr>
+        <w:t>,</w:t>
+      </w:r>
+      <w:r>
+        <w:rPr>
+          <w:rFonts w:ascii="Calibri" w:hAnsi="Calibri" w:cs="Calibri"/>
+          <w:bCs/>
+          <w:i/>
+          <w:color w:val="000000" w:themeColor="text1"/>
+          <w:kern w:val="2"/>
+        </w:rPr>
+        <w:t xml:space="preserve"> </w:t>
+      </w:r>
+      <w:r>
+        <w:rPr>
+          <w:rFonts w:ascii="Calibri" w:hAnsi="Calibri" w:cs="Calibri"/>
+        </w:rPr>
+        <w:t>202</w:t>
+      </w:r>
+      <w:r>
+        <w:rPr>
+          <w:rFonts w:ascii="Calibri" w:hAnsi="Calibri" w:cs="Calibri"/>
+        </w:rPr>
+        <w:t>5</w:t>
+      </w:r>
+      <w:r>
+        <w:rPr>
+          <w:rFonts w:ascii="Calibri" w:hAnsi="Calibri" w:cs="Calibri"/>
+        </w:rPr>
+        <w:t>.</w:t>
+      </w:r>
+    </w:p>
+    <w:p>
+      <w:pPr>
+        <w:spacing w:before="120"/>
+        <w:rPr>
+          <w:rFonts w:ascii="Calibri" w:hAnsi="Calibri" w:cs="Calibri"/>
+          <w:b/>
+        </w:rPr>
+      </w:pPr>
+      <w:r>
+        <w:rPr>
+          <w:rFonts w:ascii="Calibri" w:hAnsi="Calibri" w:cs="Calibri"/>
+        </w:rPr>
+        <w:t>[J</w:t>
+      </w:r>
+      <w:r>
+        <w:rPr>
+          <w:rFonts w:ascii="Calibri" w:hAnsi="Calibri" w:cs="Calibri" w:hint="eastAsia"/>
+        </w:rPr>
+        <w:t>3</w:t>
+      </w:r>
+      <w:r>
+        <w:rPr>
+          <w:rFonts w:ascii="Calibri" w:hAnsi="Calibri" w:cs="Calibri"/>
+        </w:rPr>
+        <w:t>] “</w:t>
+      </w:r>
+      <w:r>
+        <w:rPr>
+          <w:rFonts w:ascii="Calibri" w:hAnsi="Calibri" w:cs="Calibri" w:hint="eastAsia"/>
+        </w:rPr>
+        <w:t>面向微控制单元的高效语音隐私保护编码器</w:t>
+      </w:r>
+      <w:r>
+        <w:rPr>
+          <w:rFonts w:ascii="Calibri" w:hAnsi="Calibri" w:cs="Calibri"/>
+        </w:rPr>
+        <w:t>”</w:t>
+      </w:r>
+    </w:p>
+    <w:p>
+      <w:pPr>
+        <w:spacing w:before="120"/>
+        <w:ind w:left="357"/>
+        <w:rPr>
+          <w:rFonts w:ascii="Calibri" w:hAnsi="Calibri" w:cs="Calibri"/>
+        </w:rPr>
+      </w:pPr>
+      <w:r>
+        <w:rPr>
+          <w:rFonts w:ascii="Calibri" w:hAnsi="Calibri" w:cs="Calibri" w:hint="eastAsia"/>
+          <w:b/>
+          <w:bCs/>
+        </w:rPr>
+        <w:t>蔡栋琪</w:t>
+      </w:r>
+      <w:r>
+        <w:rPr>
+          <w:rFonts w:ascii="Calibri" w:hAnsi="Calibri" w:cs="Calibri"/>
+        </w:rPr>
+        <w:t xml:space="preserve">, </w:t>
+      </w:r>
+      <w:r>
+        <w:rPr>
+          <w:rFonts w:ascii="Calibri" w:hAnsi="Calibri" w:cs="Calibri" w:hint="eastAsia"/>
+        </w:rPr>
+        <w:t>王尚广</w:t>
+      </w:r>
+      <w:r>
+        <w:rPr>
+          <w:rFonts w:ascii="Calibri" w:hAnsi="Calibri" w:cs="Calibri"/>
+        </w:rPr>
+        <w:t xml:space="preserve">, </w:t>
+      </w:r>
+      <w:r>
+        <w:rPr>
+          <w:rFonts w:ascii="Calibri" w:hAnsi="Calibri" w:cs="Calibri" w:hint="eastAsia"/>
+        </w:rPr>
+        <w:t>张泽凌</w:t>
+      </w:r>
+      <w:r>
+        <w:rPr>
+          <w:rFonts w:ascii="Calibri" w:hAnsi="Calibri" w:cs="Calibri"/>
+        </w:rPr>
+        <w:t xml:space="preserve">, </w:t>
+      </w:r>
+      <w:r>
+        <w:rPr>
+          <w:rFonts w:ascii="Calibri" w:hAnsi="Calibri" w:cs="Calibri" w:hint="eastAsia"/>
+        </w:rPr>
+        <w:t>马骁</w:t>
+      </w:r>
+      <w:r>
+        <w:rPr>
+          <w:rFonts w:ascii="Calibri" w:hAnsi="Calibri" w:cs="Calibri"/>
+        </w:rPr>
+        <w:t xml:space="preserve">, </w:t>
+      </w:r>
+      <w:r>
+        <w:rPr>
+          <w:rFonts w:ascii="Calibri" w:hAnsi="Calibri" w:cs="Calibri" w:hint="eastAsia"/>
+        </w:rPr>
+        <w:t>徐梦炜</w:t>
+      </w:r>
+      <w:r>
+        <w:rPr>
+          <w:rFonts w:ascii="Calibri" w:hAnsi="Calibri" w:cs="Calibri"/>
+        </w:rPr>
+        <w:t>,</w:t>
+      </w:r>
+      <w:r>
+        <w:rPr>
+          <w:rFonts w:ascii="Calibri" w:hAnsi="Calibri" w:cs="Calibri"/>
+        </w:rPr>
+        <w:t xml:space="preserve"> </w:t>
+      </w:r>
+      <w:r>
+        <w:rPr>
+          <w:rFonts w:ascii="Calibri" w:hAnsi="Calibri" w:cs="Calibri" w:hint="eastAsia"/>
           <w:b/>
           <w:bCs/>
           <w:i/>
           <w:iCs/>
           <w:color w:val="C00000"/>
         </w:rPr>
+        <w:t>电子学报</w:t>
+      </w:r>
+      <w:r>
+        <w:rPr>
+          <w:rFonts w:ascii="Calibri" w:hAnsi="Calibri" w:cs="Calibri" w:hint="eastAsia"/>
+          <w:b/>
+          <w:bCs/>
+          <w:i/>
+          <w:iCs/>
+          <w:color w:val="C00000"/>
+        </w:rPr>
+        <w:t xml:space="preserve"> </w:t>
+      </w:r>
+      <w:r>
+        <w:rPr>
+          <w:rFonts w:ascii="Calibri" w:hAnsi="Calibri" w:cs="Calibri"/>
+          <w:b/>
+          <w:bCs/>
+          <w:i/>
+          <w:iCs/>
+          <w:color w:val="C00000"/>
+        </w:rPr>
+        <w:t>(</w:t>
+      </w:r>
+      <w:r>
+        <w:rPr>
+          <w:rFonts w:ascii="Calibri" w:hAnsi="Calibri" w:cs="Calibri"/>
+          <w:b/>
+          <w:bCs/>
+          <w:i/>
+          <w:iCs/>
+          <w:color w:val="C00000"/>
+        </w:rPr>
+        <w:t xml:space="preserve">CCF-A </w:t>
+      </w:r>
+      <w:r>
+        <w:rPr>
+          <w:rFonts w:ascii="Calibri" w:hAnsi="Calibri" w:cs="Calibri" w:hint="eastAsia"/>
+          <w:b/>
+          <w:bCs/>
+          <w:i/>
+          <w:iCs/>
+          <w:color w:val="C00000"/>
+        </w:rPr>
+        <w:t>中文期刊</w:t>
+      </w:r>
+      <w:r>
+        <w:rPr>
+          <w:rFonts w:ascii="Calibri" w:hAnsi="Calibri" w:cs="Calibri"/>
+          <w:b/>
+          <w:bCs/>
+          <w:i/>
+          <w:iCs/>
+          <w:color w:val="C00000"/>
+        </w:rPr>
         <w:t>)</w:t>
       </w:r>
       <w:r>
@@ -2000,7 +2399,7 @@
         <w:rPr>
           <w:rFonts w:ascii="Calibri" w:hAnsi="Calibri" w:cs="Calibri" w:hint="eastAsia"/>
         </w:rPr>
-        <w:t>3</w:t>
+        <w:t>2</w:t>
       </w:r>
       <w:r>
         <w:rPr>
@@ -2223,7 +2622,7 @@
         <w:rPr>
           <w:rFonts w:ascii="Calibri" w:hAnsi="Calibri" w:cs="Calibri" w:hint="eastAsia"/>
         </w:rPr>
-        <w:t>4</w:t>
+        <w:t>1</w:t>
       </w:r>
       <w:r>
         <w:rPr>
@@ -2366,248 +2765,355 @@
     <w:p>
       <w:pPr>
         <w:spacing w:before="120"/>
-        <w:rPr>
-          <w:rFonts w:ascii="Calibri" w:hAnsi="Calibri" w:cs="Calibri"/>
-        </w:rPr>
-      </w:pPr>
-      <w:r>
-        <w:rPr>
-          <w:rFonts w:ascii="Calibri" w:hAnsi="Calibri" w:cs="Calibri"/>
-        </w:rPr>
-        <w:t>[J</w:t>
-      </w:r>
-      <w:r>
-        <w:rPr>
-          <w:rFonts w:ascii="Calibri" w:hAnsi="Calibri" w:cs="Calibri" w:hint="eastAsia"/>
-        </w:rPr>
-        <w:t>5</w:t>
-      </w:r>
-      <w:r>
-        <w:rPr>
-          <w:rFonts w:ascii="Calibri" w:hAnsi="Calibri" w:cs="Calibri"/>
-        </w:rPr>
-        <w:t xml:space="preserve">] </w:t>
-      </w:r>
-      <w:r>
-        <w:rPr>
-          <w:rFonts w:ascii="Calibri" w:hAnsi="Calibri" w:cs="Calibri"/>
-        </w:rPr>
-        <w:t>“Implementation of an E-payment security evaluation system based on quantum blind computing”</w:t>
-      </w:r>
+        <w:ind w:left="357"/>
+        <w:rPr>
+          <w:rFonts w:ascii="Calibri" w:hAnsi="Calibri" w:cs="Calibri" w:hint="eastAsia"/>
+        </w:rPr>
+      </w:pPr>
     </w:p>
     <w:p>
       <w:pPr>
-        <w:pStyle w:val="a8"/>
-        <w:spacing w:before="120"/>
-        <w:ind w:left="357"/>
-        <w:contextualSpacing w:val="0"/>
-        <w:rPr>
-          <w:rFonts w:ascii="Calibri" w:hAnsi="Calibri" w:cs="Calibri"/>
-        </w:rPr>
-      </w:pPr>
-      <w:r>
-        <w:rPr>
-          <w:rFonts w:ascii="Calibri" w:hAnsi="Calibri" w:cs="Calibri"/>
-          <w:b/>
-        </w:rPr>
-        <w:t>Dongqi Cai,</w:t>
-      </w:r>
-      <w:r>
-        <w:rPr>
-          <w:rFonts w:ascii="Calibri" w:hAnsi="Calibri" w:cs="Calibri"/>
-          <w:bCs/>
-        </w:rPr>
-        <w:t xml:space="preserve"> Xi Chen, Yu</w:t>
-      </w:r>
-      <w:r>
-        <w:rPr>
-          <w:rFonts w:ascii="Calibri" w:hAnsi="Calibri" w:cs="Calibri"/>
-          <w:bCs/>
-        </w:rPr>
-        <w:t>h</w:t>
-      </w:r>
-      <w:r>
-        <w:rPr>
-          <w:rFonts w:ascii="Calibri" w:hAnsi="Calibri" w:cs="Calibri"/>
-          <w:bCs/>
-        </w:rPr>
-        <w:t>ong Han, Xin Yi, Jin</w:t>
-      </w:r>
-      <w:r>
-        <w:rPr>
-          <w:rFonts w:ascii="Calibri" w:hAnsi="Calibri" w:cs="Calibri"/>
-          <w:bCs/>
-        </w:rPr>
-        <w:t>p</w:t>
-      </w:r>
-      <w:r>
-        <w:rPr>
-          <w:rFonts w:ascii="Calibri" w:hAnsi="Calibri" w:cs="Calibri"/>
-          <w:bCs/>
-        </w:rPr>
-        <w:t>ing Jia, Cong Cao</w:t>
-      </w:r>
-      <w:r>
-        <w:rPr>
-          <w:rFonts w:ascii="Calibri" w:hAnsi="Calibri" w:cs="Calibri"/>
-          <w:bCs/>
-        </w:rPr>
-        <w:t xml:space="preserve">, </w:t>
-      </w:r>
-      <w:r>
-        <w:rPr>
-          <w:rFonts w:ascii="Calibri" w:hAnsi="Calibri" w:cs="Calibri"/>
-          <w:bCs/>
-        </w:rPr>
-        <w:t>Ling Fan</w:t>
-      </w:r>
-      <w:r>
-        <w:rPr>
-          <w:rFonts w:ascii="Calibri" w:hAnsi="Calibri" w:cs="Calibri"/>
-        </w:rPr>
-        <w:t xml:space="preserve">, in </w:t>
-      </w:r>
-      <w:r>
-        <w:rPr>
-          <w:rFonts w:ascii="Calibri" w:hAnsi="Calibri" w:cs="Calibri"/>
-          <w:i/>
-        </w:rPr>
-        <w:t>International Journal of Theoretical Physics (IJTP</w:t>
-      </w:r>
-      <w:r>
-        <w:rPr>
-          <w:rFonts w:ascii="Calibri" w:hAnsi="Calibri" w:cs="Calibri"/>
-          <w:i/>
-        </w:rPr>
-        <w:t>, SCI</w:t>
-      </w:r>
-      <w:r>
-        <w:rPr>
-          <w:rFonts w:ascii="Calibri" w:hAnsi="Calibri" w:cs="Calibri"/>
-          <w:i/>
-        </w:rPr>
-        <w:t>),</w:t>
-      </w:r>
-      <w:r>
-        <w:rPr>
-          <w:rFonts w:ascii="Calibri" w:hAnsi="Calibri" w:cs="Calibri"/>
-        </w:rPr>
-        <w:t xml:space="preserve"> 2020.</w:t>
+        <w:spacing w:after="120"/>
+        <w:rPr>
+          <w:rFonts w:ascii="Calibri" w:hAnsi="Calibri" w:cs="Calibri"/>
+          <w:b/>
+          <w:sz w:val="32"/>
+        </w:rPr>
+      </w:pPr>
+      <w:r>
+        <w:rPr>
+          <w:rFonts w:ascii="Calibri" w:hAnsi="Calibri" w:cs="Calibri" w:hint="eastAsia"/>
+          <w:b/>
+          <w:sz w:val="32"/>
+        </w:rPr>
+        <w:t>部分</w:t>
+      </w:r>
+      <w:r>
+        <w:rPr>
+          <w:rFonts w:ascii="Calibri" w:hAnsi="Calibri" w:cs="Calibri" w:hint="eastAsia"/>
+          <w:b/>
+          <w:sz w:val="32"/>
+        </w:rPr>
+        <w:t>会议论文</w:t>
+      </w:r>
+      <w:r>
+        <w:rPr>
+          <w:rFonts w:ascii="Calibri" w:hAnsi="Calibri" w:cs="Calibri"/>
+          <w:b/>
+          <w:sz w:val="32"/>
+        </w:rPr>
+        <w:t xml:space="preserve"> </w:t>
+      </w:r>
+      <w:r>
+        <w:rPr>
+          <w:rFonts w:ascii="Calibri" w:hAnsi="Calibri" w:cs="Calibri"/>
+          <w:b/>
+          <w:sz w:val="32"/>
+        </w:rPr>
+        <w:t xml:space="preserve">(* = </w:t>
+      </w:r>
+      <w:r>
+        <w:rPr>
+          <w:rFonts w:ascii="Calibri" w:hAnsi="Calibri" w:cs="Calibri" w:hint="eastAsia"/>
+          <w:b/>
+          <w:sz w:val="32"/>
+        </w:rPr>
+        <w:t>同等贡献</w:t>
+      </w:r>
+      <w:r>
+        <w:rPr>
+          <w:rFonts w:ascii="Calibri" w:hAnsi="Calibri" w:cs="Calibri"/>
+          <w:b/>
+          <w:sz w:val="32"/>
+        </w:rPr>
+        <w:t xml:space="preserve">; </w:t>
+      </w:r>
+      <w:r>
+        <w:rPr>
+          <w:rFonts w:ascii="Calibri" w:hAnsi="Calibri" w:cs="Calibri"/>
+          <w:b/>
+          <w:sz w:val="32"/>
+          <w:vertAlign w:val="superscript"/>
+        </w:rPr>
+        <w:t>#</w:t>
+      </w:r>
+      <w:r>
+        <w:rPr>
+          <w:rFonts w:ascii="Calibri" w:hAnsi="Calibri" w:cs="Calibri"/>
+          <w:b/>
+          <w:sz w:val="32"/>
+          <w:vertAlign w:val="superscript"/>
+        </w:rPr>
+        <w:t xml:space="preserve"> </w:t>
+      </w:r>
+      <w:r>
+        <w:rPr>
+          <w:rFonts w:ascii="Calibri" w:hAnsi="Calibri" w:cs="Calibri"/>
+          <w:b/>
+          <w:sz w:val="32"/>
+        </w:rPr>
+        <w:t>=</w:t>
+      </w:r>
+      <w:r>
+        <w:rPr>
+          <w:rFonts w:ascii="Calibri" w:hAnsi="Calibri" w:cs="Calibri"/>
+          <w:b/>
+          <w:sz w:val="32"/>
+        </w:rPr>
+        <w:t xml:space="preserve"> </w:t>
+      </w:r>
+      <w:r>
+        <w:rPr>
+          <w:rFonts w:ascii="Calibri" w:hAnsi="Calibri" w:cs="Calibri" w:hint="eastAsia"/>
+          <w:b/>
+          <w:sz w:val="32"/>
+        </w:rPr>
+        <w:t>通讯作者</w:t>
+      </w:r>
+      <w:r>
+        <w:rPr>
+          <w:rFonts w:ascii="Calibri" w:hAnsi="Calibri" w:cs="Calibri"/>
+          <w:b/>
+          <w:sz w:val="32"/>
+        </w:rPr>
+        <w:t>)</w:t>
       </w:r>
     </w:p>
     <w:p>
       <w:pPr>
-        <w:rPr>
-          <w:rFonts w:ascii="Calibri" w:hAnsi="Calibri" w:cs="Calibri"/>
-        </w:rPr>
-      </w:pPr>
+        <w:spacing w:after="120"/>
+        <w:rPr>
+          <w:rFonts w:ascii="Calibri" w:hAnsi="Calibri" w:cs="Calibri"/>
+        </w:rPr>
+      </w:pPr>
+      <w:r>
+        <w:rPr>
+          <w:rFonts w:ascii="Calibri" w:hAnsi="Calibri" w:cs="Calibri"/>
+        </w:rPr>
+        <w:t>[C10] “</w:t>
+      </w:r>
+      <w:proofErr w:type="spellStart"/>
+      <w:r>
+        <w:rPr>
+          <w:rFonts w:ascii="Calibri" w:hAnsi="Calibri" w:cs="Calibri"/>
+        </w:rPr>
+        <w:t>MobiEdit</w:t>
+      </w:r>
+      <w:proofErr w:type="spellEnd"/>
+      <w:r>
+        <w:rPr>
+          <w:rFonts w:ascii="Calibri" w:hAnsi="Calibri" w:cs="Calibri"/>
+        </w:rPr>
+        <w:t>: Resource-efficient Knowledge Editing for Personalized On-device LLMs”</w:t>
+      </w:r>
     </w:p>
     <w:p>
       <w:pPr>
         <w:spacing w:after="120"/>
-        <w:rPr>
-          <w:rFonts w:ascii="Calibri" w:hAnsi="Calibri" w:cs="Calibri"/>
-          <w:b/>
-          <w:sz w:val="32"/>
-        </w:rPr>
-      </w:pPr>
-      <w:r>
-        <w:rPr>
-          <w:rFonts w:ascii="Calibri" w:hAnsi="Calibri" w:cs="Calibri" w:hint="eastAsia"/>
-          <w:b/>
-          <w:sz w:val="32"/>
-        </w:rPr>
-        <w:t>部分</w:t>
-      </w:r>
-      <w:r>
-        <w:rPr>
-          <w:rFonts w:ascii="Calibri" w:hAnsi="Calibri" w:cs="Calibri" w:hint="eastAsia"/>
-          <w:b/>
-          <w:sz w:val="32"/>
-        </w:rPr>
-        <w:t>会议论文</w:t>
-      </w:r>
-      <w:r>
-        <w:rPr>
-          <w:rFonts w:ascii="Calibri" w:hAnsi="Calibri" w:cs="Calibri"/>
-          <w:b/>
-          <w:sz w:val="32"/>
+        <w:ind w:left="357"/>
+        <w:rPr>
+          <w:rFonts w:ascii="Calibri" w:hAnsi="Calibri" w:cs="Calibri" w:hint="eastAsia"/>
+        </w:rPr>
+      </w:pPr>
+      <w:proofErr w:type="spellStart"/>
+      <w:r>
+        <w:rPr>
+          <w:rFonts w:ascii="Calibri" w:hAnsi="Calibri" w:cs="Calibri"/>
+        </w:rPr>
+        <w:t>Zhenyan</w:t>
+      </w:r>
+      <w:proofErr w:type="spellEnd"/>
+      <w:r>
+        <w:rPr>
+          <w:rFonts w:ascii="Calibri" w:hAnsi="Calibri" w:cs="Calibri"/>
+        </w:rPr>
+        <w:t xml:space="preserve"> Lu, Daliang Xu, </w:t>
+      </w:r>
+      <w:r>
+        <w:rPr>
+          <w:rFonts w:ascii="Calibri" w:hAnsi="Calibri" w:cs="Calibri"/>
+          <w:b/>
+          <w:bCs/>
+        </w:rPr>
+        <w:t>Dongqi Cai</w:t>
+      </w:r>
+      <w:r>
+        <w:rPr>
+          <w:rFonts w:ascii="Calibri" w:hAnsi="Calibri" w:cs="Calibri"/>
+        </w:rPr>
+        <w:t xml:space="preserve">, </w:t>
+      </w:r>
+      <w:proofErr w:type="spellStart"/>
+      <w:r>
+        <w:rPr>
+          <w:rFonts w:ascii="Calibri" w:hAnsi="Calibri" w:cs="Calibri"/>
+        </w:rPr>
+        <w:t>Zexi</w:t>
+      </w:r>
+      <w:proofErr w:type="spellEnd"/>
+      <w:r>
+        <w:rPr>
+          <w:rFonts w:ascii="Calibri" w:hAnsi="Calibri" w:cs="Calibri"/>
+        </w:rPr>
+        <w:t xml:space="preserve"> Li, Wei Liu, </w:t>
+      </w:r>
+      <w:proofErr w:type="spellStart"/>
+      <w:r>
+        <w:rPr>
+          <w:rFonts w:ascii="Calibri" w:hAnsi="Calibri" w:cs="Calibri"/>
+        </w:rPr>
+        <w:t>Fangming</w:t>
+      </w:r>
+      <w:proofErr w:type="spellEnd"/>
+      <w:r>
+        <w:rPr>
+          <w:rFonts w:ascii="Calibri" w:hAnsi="Calibri" w:cs="Calibri"/>
+        </w:rPr>
+        <w:t xml:space="preserve"> Liu, </w:t>
+      </w:r>
+      <w:proofErr w:type="spellStart"/>
+      <w:r>
+        <w:rPr>
+          <w:rFonts w:ascii="Calibri" w:hAnsi="Calibri" w:cs="Calibri"/>
+        </w:rPr>
+        <w:t>Shangguang</w:t>
+      </w:r>
+      <w:proofErr w:type="spellEnd"/>
+      <w:r>
+        <w:rPr>
+          <w:rFonts w:ascii="Calibri" w:hAnsi="Calibri" w:cs="Calibri"/>
+        </w:rPr>
+        <w:t xml:space="preserve"> Wang, </w:t>
+      </w:r>
+      <w:proofErr w:type="spellStart"/>
+      <w:r>
+        <w:rPr>
+          <w:rFonts w:ascii="Calibri" w:hAnsi="Calibri" w:cs="Calibri"/>
+        </w:rPr>
+        <w:t>Mengwei</w:t>
+      </w:r>
+      <w:proofErr w:type="spellEnd"/>
+      <w:r>
+        <w:rPr>
+          <w:rFonts w:ascii="Calibri" w:hAnsi="Calibri" w:cs="Calibri"/>
+        </w:rPr>
+        <w:t xml:space="preserve"> Xu</w:t>
+      </w:r>
+      <w:r>
+        <w:rPr>
+          <w:rFonts w:ascii="Calibri" w:hAnsi="Calibri" w:cs="Calibri"/>
+        </w:rPr>
+        <w:t>,</w:t>
+      </w:r>
+      <w:r>
+        <w:rPr>
+          <w:rFonts w:ascii="Calibri" w:hAnsi="Calibri" w:cs="Calibri"/>
         </w:rPr>
         <w:t xml:space="preserve"> </w:t>
       </w:r>
       <w:r>
         <w:rPr>
           <w:rFonts w:ascii="Calibri" w:hAnsi="Calibri" w:cs="Calibri"/>
-          <w:b/>
-          <w:sz w:val="32"/>
-        </w:rPr>
-        <w:t xml:space="preserve">(* = </w:t>
-      </w:r>
-      <w:r>
-        <w:rPr>
-          <w:rFonts w:ascii="Calibri" w:hAnsi="Calibri" w:cs="Calibri" w:hint="eastAsia"/>
-          <w:b/>
-          <w:sz w:val="32"/>
-        </w:rPr>
-        <w:t>同等贡献</w:t>
-      </w:r>
-      <w:r>
-        <w:rPr>
-          <w:rFonts w:ascii="Calibri" w:hAnsi="Calibri" w:cs="Calibri"/>
-          <w:b/>
-          <w:sz w:val="32"/>
-        </w:rPr>
-        <w:t xml:space="preserve">; </w:t>
-      </w:r>
-      <w:r>
-        <w:rPr>
-          <w:rFonts w:ascii="Calibri" w:hAnsi="Calibri" w:cs="Calibri"/>
-          <w:b/>
-          <w:sz w:val="32"/>
-          <w:vertAlign w:val="superscript"/>
-        </w:rPr>
-        <w:t>#</w:t>
-      </w:r>
-      <w:r>
-        <w:rPr>
-          <w:rFonts w:ascii="Calibri" w:hAnsi="Calibri" w:cs="Calibri"/>
-          <w:b/>
-          <w:sz w:val="32"/>
-          <w:vertAlign w:val="superscript"/>
+        </w:rPr>
+        <w:t>in the</w:t>
+      </w:r>
+      <w:r>
+        <w:rPr>
+          <w:rFonts w:ascii="Calibri" w:hAnsi="Calibri" w:cs="Calibri"/>
+          <w:i/>
+          <w:iCs/>
         </w:rPr>
         <w:t xml:space="preserve"> </w:t>
       </w:r>
       <w:r>
         <w:rPr>
           <w:rFonts w:ascii="Calibri" w:hAnsi="Calibri" w:cs="Calibri"/>
-          <w:b/>
-          <w:sz w:val="32"/>
-        </w:rPr>
-        <w:t>=</w:t>
-      </w:r>
-      <w:r>
-        <w:rPr>
-          <w:rFonts w:ascii="Calibri" w:hAnsi="Calibri" w:cs="Calibri"/>
-          <w:b/>
-          <w:sz w:val="32"/>
+          <w:i/>
+          <w:iCs/>
+        </w:rPr>
+        <w:t>Fourteenth</w:t>
+      </w:r>
+      <w:r>
+        <w:rPr>
+          <w:rFonts w:ascii="Calibri" w:hAnsi="Calibri" w:cs="Calibri"/>
+          <w:i/>
+          <w:iCs/>
+        </w:rPr>
+        <w:t xml:space="preserve"> International Conference on Learning Representations</w:t>
+      </w:r>
+      <w:r>
+        <w:rPr>
+          <w:rFonts w:ascii="Calibri" w:hAnsi="Calibri" w:cs="Calibri"/>
+          <w:i/>
+          <w:iCs/>
+        </w:rPr>
+        <w:t xml:space="preserve"> (</w:t>
+      </w:r>
+      <w:r>
+        <w:rPr>
+          <w:rFonts w:ascii="Calibri" w:hAnsi="Calibri" w:cs="Calibri"/>
+          <w:b/>
+          <w:bCs/>
+          <w:i/>
+          <w:iCs/>
+          <w:color w:val="C00000"/>
+        </w:rPr>
+        <w:t>ICLR</w:t>
+      </w:r>
+      <w:r>
+        <w:rPr>
+          <w:rFonts w:ascii="Calibri" w:hAnsi="Calibri" w:cs="Calibri"/>
+          <w:b/>
+          <w:bCs/>
+          <w:i/>
+          <w:iCs/>
+          <w:color w:val="C00000"/>
+        </w:rPr>
+        <w:t>, CCF-A</w:t>
+      </w:r>
+      <w:r>
+        <w:rPr>
+          <w:rFonts w:ascii="Calibri" w:hAnsi="Calibri" w:cs="Calibri"/>
+        </w:rPr>
+        <w:t>), 202</w:t>
+      </w:r>
+      <w:r>
+        <w:rPr>
+          <w:rFonts w:ascii="Calibri" w:hAnsi="Calibri" w:cs="Calibri"/>
+        </w:rPr>
+        <w:t>6</w:t>
+      </w:r>
+      <w:r>
+        <w:rPr>
+          <w:rFonts w:ascii="Calibri" w:hAnsi="Calibri" w:cs="Calibri"/>
+        </w:rPr>
+        <w:t>.</w:t>
+      </w:r>
+      <w:r>
+        <w:rPr>
+          <w:rFonts w:ascii="Calibri" w:hAnsi="Calibri" w:cs="Calibri" w:hint="eastAsia"/>
         </w:rPr>
         <w:t xml:space="preserve"> </w:t>
       </w:r>
-      <w:r>
-        <w:rPr>
-          <w:rFonts w:ascii="Calibri" w:hAnsi="Calibri" w:cs="Calibri" w:hint="eastAsia"/>
-          <w:b/>
-          <w:sz w:val="32"/>
-        </w:rPr>
-        <w:t>通讯作者</w:t>
-      </w:r>
-      <w:r>
-        <w:rPr>
-          <w:rFonts w:ascii="Calibri" w:hAnsi="Calibri" w:cs="Calibri"/>
-          <w:b/>
-          <w:sz w:val="32"/>
-        </w:rPr>
-        <w:t>)</w:t>
+      <w:proofErr w:type="spellStart"/>
+      <w:r>
+        <w:rPr>
+          <w:rFonts w:ascii="Calibri" w:hAnsi="Calibri" w:cs="Calibri" w:hint="eastAsia"/>
+          <w:b/>
+          <w:bCs/>
+          <w:color w:val="C00000"/>
+        </w:rPr>
+        <w:t>MobiUK</w:t>
+      </w:r>
+      <w:proofErr w:type="spellEnd"/>
+      <w:r>
+        <w:rPr>
+          <w:rFonts w:ascii="Calibri" w:hAnsi="Calibri" w:cs="Calibri" w:hint="eastAsia"/>
+          <w:b/>
+          <w:bCs/>
+          <w:color w:val="C00000"/>
+        </w:rPr>
+        <w:t xml:space="preserve"> 2025 Best Poster Award</w:t>
       </w:r>
     </w:p>
     <w:p>
@@ -2621,31 +3127,13 @@
         <w:rPr>
           <w:rFonts w:ascii="Calibri" w:hAnsi="Calibri" w:cs="Calibri"/>
         </w:rPr>
-        <w:t>[C</w:t>
-      </w:r>
-      <w:r>
-        <w:rPr>
-          <w:rFonts w:ascii="Calibri" w:hAnsi="Calibri" w:cs="Calibri" w:hint="eastAsia"/>
-        </w:rPr>
-        <w:t>1</w:t>
-      </w:r>
-      <w:r>
-        <w:rPr>
-          <w:rFonts w:ascii="Calibri" w:hAnsi="Calibri" w:cs="Calibri"/>
-        </w:rPr>
-        <w:t xml:space="preserve">] </w:t>
-      </w:r>
-      <w:r>
-        <w:rPr>
-          <w:rFonts w:ascii="Calibri" w:hAnsi="Calibri" w:cs="Calibri"/>
-        </w:rPr>
-        <w:t>“</w:t>
-      </w:r>
-      <w:r>
-        <w:rPr>
-          <w:rFonts w:ascii="Calibri" w:hAnsi="Calibri" w:cs="Calibri"/>
-        </w:rPr>
-        <w:t>SILENCE: Protecting privacy in offloaded speech understanding on wimpy devices</w:t>
+        <w:t>[C10] “</w:t>
+      </w:r>
+      <w:r>
+        <w:rPr>
+          <w:rFonts w:ascii="Calibri" w:hAnsi="Calibri" w:cs="Calibri"/>
+        </w:rPr>
+        <w:t>Editing as Unlearning: Are Knowledge Editing Methods Strong Baselines for Large Language Model Unlearning?</w:t>
       </w:r>
       <w:r>
         <w:rPr>
@@ -2662,6 +3150,62 @@
           <w:rFonts w:ascii="Calibri" w:hAnsi="Calibri" w:cs="Calibri"/>
         </w:rPr>
       </w:pPr>
+      <w:proofErr w:type="spellStart"/>
+      <w:r>
+        <w:rPr>
+          <w:rFonts w:ascii="Calibri" w:hAnsi="Calibri" w:cs="Calibri"/>
+        </w:rPr>
+        <w:t>Zexi</w:t>
+      </w:r>
+      <w:proofErr w:type="spellEnd"/>
+      <w:r>
+        <w:rPr>
+          <w:rFonts w:ascii="Calibri" w:hAnsi="Calibri" w:cs="Calibri"/>
+        </w:rPr>
+        <w:t xml:space="preserve"> Li, </w:t>
+      </w:r>
+      <w:proofErr w:type="spellStart"/>
+      <w:r>
+        <w:rPr>
+          <w:rFonts w:ascii="Calibri" w:hAnsi="Calibri" w:cs="Calibri"/>
+        </w:rPr>
+        <w:t>Xiangzhu</w:t>
+      </w:r>
+      <w:proofErr w:type="spellEnd"/>
+      <w:r>
+        <w:rPr>
+          <w:rFonts w:ascii="Calibri" w:hAnsi="Calibri" w:cs="Calibri"/>
+        </w:rPr>
+        <w:t xml:space="preserve"> Wang, William F. Shen, Meghdad </w:t>
+      </w:r>
+      <w:proofErr w:type="spellStart"/>
+      <w:r>
+        <w:rPr>
+          <w:rFonts w:ascii="Calibri" w:hAnsi="Calibri" w:cs="Calibri"/>
+        </w:rPr>
+        <w:t>Kurmanji</w:t>
+      </w:r>
+      <w:proofErr w:type="spellEnd"/>
+      <w:r>
+        <w:rPr>
+          <w:rFonts w:ascii="Calibri" w:hAnsi="Calibri" w:cs="Calibri"/>
+        </w:rPr>
+        <w:t xml:space="preserve">, </w:t>
+      </w:r>
+      <w:proofErr w:type="spellStart"/>
+      <w:r>
+        <w:rPr>
+          <w:rFonts w:ascii="Calibri" w:hAnsi="Calibri" w:cs="Calibri"/>
+        </w:rPr>
+        <w:t>Xinchi</w:t>
+      </w:r>
+      <w:proofErr w:type="spellEnd"/>
+      <w:r>
+        <w:rPr>
+          <w:rFonts w:ascii="Calibri" w:hAnsi="Calibri" w:cs="Calibri"/>
+        </w:rPr>
+        <w:t xml:space="preserve"> Qiu, </w:t>
+      </w:r>
       <w:r>
         <w:rPr>
           <w:rFonts w:ascii="Calibri" w:hAnsi="Calibri" w:cs="Calibri"/>
@@ -2674,27 +3218,25 @@
         <w:rPr>
           <w:rFonts w:ascii="Calibri" w:hAnsi="Calibri" w:cs="Calibri"/>
         </w:rPr>
-        <w:t xml:space="preserve">, </w:t>
-      </w:r>
-      <w:proofErr w:type="spellStart"/>
-      <w:r>
-        <w:rPr>
-          <w:rFonts w:ascii="Calibri" w:hAnsi="Calibri" w:cs="Calibri"/>
-        </w:rPr>
-        <w:t>Shangguang</w:t>
-      </w:r>
-      <w:proofErr w:type="spellEnd"/>
-      <w:r>
-        <w:rPr>
-          <w:rFonts w:ascii="Calibri" w:hAnsi="Calibri" w:cs="Calibri"/>
-        </w:rPr>
-        <w:t xml:space="preserve"> Wang, Zeling Zhang, Felix Xiaozhu Lin, Mengwei Xu</w:t>
-      </w:r>
-      <w:r>
-        <w:rPr>
-          <w:rFonts w:ascii="Calibri" w:hAnsi="Calibri" w:cs="Calibri"/>
-        </w:rPr>
-        <w:t xml:space="preserve">, in </w:t>
+        <w:t>, Chao Wu, Nicholas D. Lane</w:t>
+      </w:r>
+      <w:r>
+        <w:rPr>
+          <w:rFonts w:ascii="Calibri" w:hAnsi="Calibri" w:cs="Calibri"/>
+        </w:rPr>
+        <w:t xml:space="preserve">, in the </w:t>
+      </w:r>
+      <w:r>
+        <w:rPr>
+          <w:rFonts w:ascii="Calibri" w:hAnsi="Calibri" w:cs="Calibri"/>
+        </w:rPr>
+        <w:t>40th Annual AAAI Conference on Artificial Intelligence</w:t>
+      </w:r>
+      <w:r>
+        <w:rPr>
+          <w:rFonts w:ascii="Calibri" w:hAnsi="Calibri" w:cs="Calibri" w:hint="eastAsia"/>
+        </w:rPr>
+        <w:t xml:space="preserve"> </w:t>
       </w:r>
       <w:r>
         <w:rPr>
@@ -2702,17 +3244,8 @@
           <w:i/>
           <w:iCs/>
         </w:rPr>
-        <w:t xml:space="preserve">the Annual Conference on Neural Information Processing Systems </w:t>
-      </w:r>
-      <w:r>
-        <w:rPr>
-          <w:rFonts w:ascii="Calibri" w:hAnsi="Calibri" w:cs="Calibri"/>
-          <w:i/>
-          <w:iCs/>
-        </w:rPr>
         <w:t>(</w:t>
       </w:r>
-      <w:proofErr w:type="spellStart"/>
       <w:r>
         <w:rPr>
           <w:rFonts w:ascii="Calibri" w:hAnsi="Calibri" w:cs="Calibri"/>
@@ -2722,9 +3255,154 @@
           <w:iCs/>
           <w:color w:val="C00000"/>
         </w:rPr>
-        <w:t>NeurIPS</w:t>
+        <w:t>AAAI, CCF-A</w:t>
+      </w:r>
+      <w:r>
+        <w:rPr>
+          <w:rFonts w:ascii="Calibri" w:hAnsi="Calibri" w:cs="Calibri"/>
+          <w:i/>
+          <w:iCs/>
+          <w:color w:val="000000" w:themeColor="text1"/>
+        </w:rPr>
+        <w:t>),</w:t>
+      </w:r>
+      <w:r>
+        <w:rPr>
+          <w:rFonts w:ascii="Calibri" w:hAnsi="Calibri" w:cs="Calibri"/>
+        </w:rPr>
+        <w:t xml:space="preserve"> 2026</w:t>
+      </w:r>
+    </w:p>
+    <w:p>
+      <w:pPr>
+        <w:spacing w:after="120"/>
+        <w:rPr>
+          <w:rFonts w:ascii="Calibri" w:hAnsi="Calibri" w:cs="Calibri"/>
+        </w:rPr>
+      </w:pPr>
+      <w:r>
+        <w:rPr>
+          <w:rFonts w:ascii="Calibri" w:hAnsi="Calibri" w:cs="Calibri" w:hint="eastAsia"/>
+        </w:rPr>
+        <w:t>[</w:t>
+      </w:r>
+      <w:r>
+        <w:rPr>
+          <w:rFonts w:ascii="Calibri" w:hAnsi="Calibri" w:cs="Calibri"/>
+        </w:rPr>
+        <w:t>C9] “</w:t>
+      </w:r>
+      <w:proofErr w:type="spellStart"/>
+      <w:r>
+        <w:rPr>
+          <w:rFonts w:ascii="Calibri" w:hAnsi="Calibri" w:cs="Calibri"/>
+        </w:rPr>
+        <w:t>ShortcutsBench</w:t>
       </w:r>
       <w:proofErr w:type="spellEnd"/>
+      <w:r>
+        <w:rPr>
+          <w:rFonts w:ascii="Calibri" w:hAnsi="Calibri" w:cs="Calibri"/>
+        </w:rPr>
+        <w:t>: A Large-Scale Real-world Benchmark for API-based Agents</w:t>
+      </w:r>
+      <w:r>
+        <w:rPr>
+          <w:rFonts w:ascii="Calibri" w:hAnsi="Calibri" w:cs="Calibri"/>
+        </w:rPr>
+        <w:t>”</w:t>
+      </w:r>
+    </w:p>
+    <w:p>
+      <w:pPr>
+        <w:spacing w:after="120"/>
+        <w:ind w:left="357"/>
+        <w:rPr>
+          <w:rFonts w:ascii="Calibri" w:hAnsi="Calibri" w:cs="Calibri"/>
+        </w:rPr>
+      </w:pPr>
+      <w:r>
+        <w:rPr>
+          <w:rFonts w:ascii="Calibri" w:hAnsi="Calibri" w:cs="Calibri"/>
+        </w:rPr>
+        <w:t>Haiyang S</w:t>
+      </w:r>
+      <w:r>
+        <w:rPr>
+          <w:rFonts w:ascii="Calibri" w:hAnsi="Calibri" w:cs="Calibri"/>
+        </w:rPr>
+        <w:t>hen</w:t>
+      </w:r>
+      <w:r>
+        <w:rPr>
+          <w:rFonts w:ascii="Calibri" w:hAnsi="Calibri" w:cs="Calibri"/>
+        </w:rPr>
+        <w:t xml:space="preserve">, Yue Li, </w:t>
+      </w:r>
+      <w:proofErr w:type="spellStart"/>
+      <w:r>
+        <w:rPr>
+          <w:rFonts w:ascii="Calibri" w:hAnsi="Calibri" w:cs="Calibri"/>
+        </w:rPr>
+        <w:t>Desong</w:t>
+      </w:r>
+      <w:proofErr w:type="spellEnd"/>
+      <w:r>
+        <w:rPr>
+          <w:rFonts w:ascii="Calibri" w:hAnsi="Calibri" w:cs="Calibri"/>
+        </w:rPr>
+        <w:t xml:space="preserve"> Meng, </w:t>
+      </w:r>
+      <w:r>
+        <w:rPr>
+          <w:rFonts w:ascii="Calibri" w:hAnsi="Calibri" w:cs="Calibri"/>
+          <w:b/>
+          <w:bCs/>
+        </w:rPr>
+        <w:t>Dongqi Cai</w:t>
+      </w:r>
+      <w:r>
+        <w:rPr>
+          <w:rFonts w:ascii="Calibri" w:hAnsi="Calibri" w:cs="Calibri"/>
+        </w:rPr>
+        <w:t xml:space="preserve">, Sheng Qi, Li Zhang, </w:t>
+      </w:r>
+      <w:proofErr w:type="spellStart"/>
+      <w:r>
+        <w:rPr>
+          <w:rFonts w:ascii="Calibri" w:hAnsi="Calibri" w:cs="Calibri"/>
+        </w:rPr>
+        <w:t>Mengwei</w:t>
+      </w:r>
+      <w:proofErr w:type="spellEnd"/>
+      <w:r>
+        <w:rPr>
+          <w:rFonts w:ascii="Calibri" w:hAnsi="Calibri" w:cs="Calibri"/>
+        </w:rPr>
+        <w:t xml:space="preserve"> Xu, Yun Ma</w:t>
+      </w:r>
+      <w:r>
+        <w:rPr>
+          <w:rFonts w:ascii="Calibri" w:hAnsi="Calibri" w:cs="Calibri"/>
+        </w:rPr>
+        <w:t>, in the</w:t>
+      </w:r>
+      <w:r>
+        <w:rPr>
+          <w:rFonts w:ascii="Calibri" w:hAnsi="Calibri" w:cs="Calibri"/>
+          <w:i/>
+          <w:iCs/>
+        </w:rPr>
+        <w:t xml:space="preserve"> Thirteenth International Conference on Learning Representations</w:t>
+      </w:r>
+      <w:r>
+        <w:rPr>
+          <w:rFonts w:ascii="Calibri" w:hAnsi="Calibri" w:cs="Calibri"/>
+          <w:i/>
+          <w:iCs/>
+        </w:rPr>
+        <w:t xml:space="preserve"> (</w:t>
+      </w:r>
       <w:r>
         <w:rPr>
           <w:rFonts w:ascii="Calibri" w:hAnsi="Calibri" w:cs="Calibri"/>
@@ -2734,27 +3412,30 @@
           <w:iCs/>
           <w:color w:val="C00000"/>
         </w:rPr>
+        <w:t>ICLR</w:t>
+      </w:r>
+      <w:r>
+        <w:rPr>
+          <w:rFonts w:ascii="Calibri" w:hAnsi="Calibri" w:cs="Calibri"/>
+          <w:b/>
+          <w:bCs/>
+          <w:i/>
+          <w:iCs/>
+          <w:color w:val="C00000"/>
+        </w:rPr>
         <w:t>, CCF-A</w:t>
       </w:r>
       <w:r>
         <w:rPr>
           <w:rFonts w:ascii="Calibri" w:hAnsi="Calibri" w:cs="Calibri"/>
-          <w:i/>
-          <w:iCs/>
-        </w:rPr>
-        <w:t xml:space="preserve">), </w:t>
-      </w:r>
-      <w:r>
-        <w:rPr>
-          <w:rFonts w:ascii="Calibri" w:hAnsi="Calibri" w:cs="Calibri"/>
-        </w:rPr>
-        <w:t>2024.</w:t>
-      </w:r>
-      <w:r>
-        <w:rPr>
-          <w:rFonts w:ascii="Calibri" w:hAnsi="Calibri" w:cs="Calibri"/>
-        </w:rPr>
-        <w:t xml:space="preserve"> </w:t>
+        </w:rPr>
+        <w:t>), 2025</w:t>
+      </w:r>
+      <w:r>
+        <w:rPr>
+          <w:rFonts w:ascii="Calibri" w:hAnsi="Calibri" w:cs="Calibri"/>
+        </w:rPr>
+        <w:t>.</w:t>
       </w:r>
     </w:p>
     <w:p>
@@ -2764,10 +3445,514 @@
           <w:rFonts w:ascii="Calibri" w:hAnsi="Calibri" w:cs="Calibri"/>
         </w:rPr>
       </w:pPr>
+      <w:r>
+        <w:rPr>
+          <w:rFonts w:ascii="Calibri" w:hAnsi="Calibri" w:cs="Calibri"/>
+        </w:rPr>
+        <w:t>[C8] “</w:t>
+      </w:r>
+      <w:r>
+        <w:rPr>
+          <w:rFonts w:ascii="Calibri" w:hAnsi="Calibri" w:cs="Calibri"/>
+        </w:rPr>
+        <w:t>Photon: Federated Pre-training of Large Language Models</w:t>
+      </w:r>
+      <w:r>
+        <w:rPr>
+          <w:rFonts w:ascii="Calibri" w:hAnsi="Calibri" w:cs="Calibri"/>
+        </w:rPr>
+        <w:t>”</w:t>
+      </w:r>
     </w:p>
     <w:p>
       <w:pPr>
         <w:spacing w:after="120"/>
+        <w:ind w:left="357"/>
+        <w:rPr>
+          <w:rFonts w:ascii="Calibri" w:hAnsi="Calibri" w:cs="Calibri"/>
+        </w:rPr>
+      </w:pPr>
+      <w:r>
+        <w:rPr>
+          <w:rFonts w:ascii="Calibri" w:hAnsi="Calibri" w:cs="Calibri"/>
+        </w:rPr>
+        <w:t>Lorenzo Sani, Alex Iacob, </w:t>
+      </w:r>
+      <w:proofErr w:type="spellStart"/>
+      <w:r>
+        <w:rPr>
+          <w:rFonts w:ascii="Calibri" w:hAnsi="Calibri" w:cs="Calibri"/>
+        </w:rPr>
+        <w:t>Zeyu</w:t>
+      </w:r>
+      <w:proofErr w:type="spellEnd"/>
+      <w:r>
+        <w:rPr>
+          <w:rFonts w:ascii="Calibri" w:hAnsi="Calibri" w:cs="Calibri"/>
+        </w:rPr>
+        <w:t xml:space="preserve"> Cao, </w:t>
+      </w:r>
+      <w:proofErr w:type="spellStart"/>
+      <w:r>
+        <w:rPr>
+          <w:rFonts w:ascii="Calibri" w:hAnsi="Calibri" w:cs="Calibri"/>
+        </w:rPr>
+        <w:t>Royson</w:t>
+      </w:r>
+      <w:proofErr w:type="spellEnd"/>
+      <w:r>
+        <w:rPr>
+          <w:rFonts w:ascii="Calibri" w:hAnsi="Calibri" w:cs="Calibri"/>
+        </w:rPr>
+        <w:t xml:space="preserve"> Lee, Bill Marino, Yan Gao, </w:t>
+      </w:r>
+      <w:proofErr w:type="spellStart"/>
+      <w:r>
+        <w:rPr>
+          <w:rFonts w:ascii="Calibri" w:hAnsi="Calibri" w:cs="Calibri"/>
+        </w:rPr>
+        <w:t>Wanru</w:t>
+      </w:r>
+      <w:proofErr w:type="spellEnd"/>
+      <w:r>
+        <w:rPr>
+          <w:rFonts w:ascii="Calibri" w:hAnsi="Calibri" w:cs="Calibri"/>
+        </w:rPr>
+        <w:t xml:space="preserve"> Zhao, </w:t>
+      </w:r>
+      <w:r>
+        <w:rPr>
+          <w:rFonts w:ascii="Calibri" w:hAnsi="Calibri" w:cs="Calibri"/>
+          <w:b/>
+          <w:bCs/>
+        </w:rPr>
+        <w:t>Dongqi Cai</w:t>
+      </w:r>
+      <w:r>
+        <w:rPr>
+          <w:rFonts w:ascii="Calibri" w:hAnsi="Calibri" w:cs="Calibri"/>
+        </w:rPr>
+        <w:t>, </w:t>
+      </w:r>
+      <w:proofErr w:type="spellStart"/>
+      <w:r>
+        <w:rPr>
+          <w:rFonts w:ascii="Calibri" w:hAnsi="Calibri" w:cs="Calibri"/>
+        </w:rPr>
+        <w:t>Zexi</w:t>
+      </w:r>
+      <w:proofErr w:type="spellEnd"/>
+      <w:r>
+        <w:rPr>
+          <w:rFonts w:ascii="Calibri" w:hAnsi="Calibri" w:cs="Calibri"/>
+        </w:rPr>
+        <w:t xml:space="preserve"> Li, </w:t>
+      </w:r>
+      <w:proofErr w:type="spellStart"/>
+      <w:r>
+        <w:rPr>
+          <w:rFonts w:ascii="Calibri" w:hAnsi="Calibri" w:cs="Calibri"/>
+        </w:rPr>
+        <w:t>Xinchi</w:t>
+      </w:r>
+      <w:proofErr w:type="spellEnd"/>
+      <w:r>
+        <w:rPr>
+          <w:rFonts w:ascii="Calibri" w:hAnsi="Calibri" w:cs="Calibri"/>
+        </w:rPr>
+        <w:t xml:space="preserve"> Qiu, Nicholas Donald Lane</w:t>
+      </w:r>
+      <w:r>
+        <w:rPr>
+          <w:rFonts w:ascii="Calibri" w:hAnsi="Calibri" w:cs="Calibri"/>
+        </w:rPr>
+        <w:t>, in the</w:t>
+      </w:r>
+      <w:r>
+        <w:rPr>
+          <w:rFonts w:ascii="Calibri" w:hAnsi="Calibri" w:cs="Calibri"/>
+          <w:i/>
+          <w:iCs/>
+        </w:rPr>
+        <w:t xml:space="preserve"> Eighth Annual Conference on Machine Learning and Systems</w:t>
+      </w:r>
+      <w:r>
+        <w:rPr>
+          <w:rFonts w:ascii="Calibri" w:hAnsi="Calibri" w:cs="Calibri"/>
+          <w:i/>
+          <w:iCs/>
+        </w:rPr>
+        <w:t xml:space="preserve"> (</w:t>
+      </w:r>
+      <w:proofErr w:type="spellStart"/>
+      <w:r>
+        <w:rPr>
+          <w:rFonts w:ascii="Calibri" w:hAnsi="Calibri" w:cs="Calibri"/>
+          <w:b/>
+          <w:bCs/>
+          <w:i/>
+          <w:iCs/>
+          <w:color w:val="C00000"/>
+        </w:rPr>
+        <w:t>MLSys</w:t>
+      </w:r>
+      <w:proofErr w:type="spellEnd"/>
+      <w:r>
+        <w:rPr>
+          <w:rFonts w:ascii="Calibri" w:hAnsi="Calibri" w:cs="Calibri"/>
+          <w:i/>
+          <w:iCs/>
+        </w:rPr>
+        <w:t>)</w:t>
+      </w:r>
+      <w:r>
+        <w:rPr>
+          <w:rFonts w:ascii="Calibri" w:hAnsi="Calibri" w:cs="Calibri"/>
+        </w:rPr>
+        <w:t>, 2025.</w:t>
+      </w:r>
+    </w:p>
+    <w:p>
+      <w:pPr>
+        <w:spacing w:after="120"/>
+        <w:rPr>
+          <w:rFonts w:ascii="Calibri" w:hAnsi="Calibri" w:cs="Calibri"/>
+        </w:rPr>
+      </w:pPr>
+      <w:r>
+        <w:rPr>
+          <w:rFonts w:ascii="Calibri" w:hAnsi="Calibri" w:cs="Calibri"/>
+        </w:rPr>
+        <w:t>[C7] “</w:t>
+      </w:r>
+      <w:r>
+        <w:rPr>
+          <w:rFonts w:ascii="Calibri" w:hAnsi="Calibri" w:cs="Calibri"/>
+        </w:rPr>
+        <w:t>DEPT: Decoupled Embeddings for Pre-training Language Models</w:t>
+      </w:r>
+      <w:r>
+        <w:rPr>
+          <w:rFonts w:ascii="Calibri" w:hAnsi="Calibri" w:cs="Calibri"/>
+        </w:rPr>
+        <w:t>”</w:t>
+      </w:r>
+    </w:p>
+    <w:p>
+      <w:pPr>
+        <w:spacing w:after="120"/>
+        <w:ind w:left="357"/>
+        <w:rPr>
+          <w:rFonts w:ascii="Calibri" w:hAnsi="Calibri" w:cs="Calibri"/>
+        </w:rPr>
+      </w:pPr>
+      <w:r>
+        <w:rPr>
+          <w:rFonts w:ascii="Calibri" w:hAnsi="Calibri" w:cs="Calibri"/>
+        </w:rPr>
+        <w:lastRenderedPageBreak/>
+        <w:t xml:space="preserve">Alex Iacob, Lorenzo Sani, Meghdad </w:t>
+      </w:r>
+      <w:proofErr w:type="spellStart"/>
+      <w:r>
+        <w:rPr>
+          <w:rFonts w:ascii="Calibri" w:hAnsi="Calibri" w:cs="Calibri"/>
+        </w:rPr>
+        <w:t>Kurmanji</w:t>
+      </w:r>
+      <w:proofErr w:type="spellEnd"/>
+      <w:r>
+        <w:rPr>
+          <w:rFonts w:ascii="Calibri" w:hAnsi="Calibri" w:cs="Calibri"/>
+        </w:rPr>
+        <w:t xml:space="preserve">, William F. Shen, </w:t>
+      </w:r>
+      <w:proofErr w:type="spellStart"/>
+      <w:r>
+        <w:rPr>
+          <w:rFonts w:ascii="Calibri" w:hAnsi="Calibri" w:cs="Calibri"/>
+        </w:rPr>
+        <w:t>Xinchi</w:t>
+      </w:r>
+      <w:proofErr w:type="spellEnd"/>
+      <w:r>
+        <w:rPr>
+          <w:rFonts w:ascii="Calibri" w:hAnsi="Calibri" w:cs="Calibri"/>
+        </w:rPr>
+        <w:t xml:space="preserve"> Qiu, </w:t>
+      </w:r>
+      <w:r>
+        <w:rPr>
+          <w:rFonts w:ascii="Calibri" w:hAnsi="Calibri" w:cs="Calibri"/>
+          <w:b/>
+          <w:bCs/>
+        </w:rPr>
+        <w:t>Dongqi Cai</w:t>
+      </w:r>
+      <w:r>
+        <w:rPr>
+          <w:rFonts w:ascii="Calibri" w:hAnsi="Calibri" w:cs="Calibri"/>
+        </w:rPr>
+        <w:t>, Yan Gao, Nicholas Donald Lane</w:t>
+      </w:r>
+      <w:r>
+        <w:rPr>
+          <w:rFonts w:ascii="Calibri" w:hAnsi="Calibri" w:cs="Calibri"/>
+        </w:rPr>
+        <w:t>, in the</w:t>
+      </w:r>
+      <w:r>
+        <w:rPr>
+          <w:rFonts w:ascii="Calibri" w:hAnsi="Calibri" w:cs="Calibri"/>
+        </w:rPr>
+        <w:t xml:space="preserve"> </w:t>
+      </w:r>
+      <w:r>
+        <w:rPr>
+          <w:rFonts w:ascii="Calibri" w:hAnsi="Calibri" w:cs="Calibri"/>
+          <w:i/>
+          <w:iCs/>
+        </w:rPr>
+        <w:t>Thirteenth International Conference on Learning Representations (</w:t>
+      </w:r>
+      <w:r>
+        <w:rPr>
+          <w:rFonts w:ascii="Calibri" w:hAnsi="Calibri" w:cs="Calibri"/>
+          <w:b/>
+          <w:bCs/>
+          <w:i/>
+          <w:iCs/>
+          <w:color w:val="C00000"/>
+        </w:rPr>
+        <w:t>ICLR</w:t>
+      </w:r>
+      <w:r>
+        <w:rPr>
+          <w:rFonts w:ascii="Calibri" w:hAnsi="Calibri" w:cs="Calibri"/>
+          <w:b/>
+          <w:bCs/>
+          <w:i/>
+          <w:iCs/>
+          <w:color w:val="C00000"/>
+        </w:rPr>
+        <w:t>,</w:t>
+      </w:r>
+      <w:r>
+        <w:rPr>
+          <w:rFonts w:ascii="Calibri" w:hAnsi="Calibri" w:cs="Calibri"/>
+          <w:b/>
+          <w:bCs/>
+          <w:i/>
+          <w:iCs/>
+          <w:color w:val="C00000"/>
+        </w:rPr>
+        <w:t xml:space="preserve"> CCF-A,</w:t>
+      </w:r>
+      <w:r>
+        <w:rPr>
+          <w:rFonts w:ascii="Calibri" w:hAnsi="Calibri" w:cs="Calibri"/>
+          <w:b/>
+          <w:bCs/>
+          <w:i/>
+          <w:iCs/>
+          <w:color w:val="C00000"/>
+        </w:rPr>
+        <w:t xml:space="preserve"> </w:t>
+      </w:r>
+      <w:r>
+        <w:rPr>
+          <w:rFonts w:ascii="Calibri" w:hAnsi="Calibri" w:cs="Calibri"/>
+          <w:b/>
+          <w:bCs/>
+          <w:i/>
+          <w:iCs/>
+          <w:color w:val="C00000"/>
+          <w:u w:val="single"/>
+        </w:rPr>
+        <w:t>[Oral, top 1.8%]</w:t>
+      </w:r>
+      <w:r>
+        <w:rPr>
+          <w:rFonts w:ascii="Calibri" w:hAnsi="Calibri" w:cs="Calibri"/>
+          <w:i/>
+          <w:iCs/>
+        </w:rPr>
+        <w:t>)</w:t>
+      </w:r>
+      <w:r>
+        <w:rPr>
+          <w:rFonts w:ascii="Calibri" w:hAnsi="Calibri" w:cs="Calibri"/>
+        </w:rPr>
+        <w:t>, 2025.</w:t>
+      </w:r>
+    </w:p>
+    <w:p>
+      <w:pPr>
+        <w:spacing w:after="120"/>
+        <w:rPr>
+          <w:rFonts w:ascii="Calibri" w:hAnsi="Calibri" w:cs="Calibri"/>
+        </w:rPr>
+      </w:pPr>
+      <w:r>
+        <w:rPr>
+          <w:rFonts w:ascii="Calibri" w:hAnsi="Calibri" w:cs="Calibri"/>
+        </w:rPr>
+        <w:t>[C6] “Demystifying Small Language Models for Edge Deployment”</w:t>
+      </w:r>
+    </w:p>
+    <w:p>
+      <w:pPr>
+        <w:spacing w:after="120"/>
+        <w:ind w:left="357"/>
+        <w:rPr>
+          <w:rFonts w:ascii="Calibri" w:hAnsi="Calibri" w:cs="Calibri"/>
+        </w:rPr>
+      </w:pPr>
+      <w:proofErr w:type="spellStart"/>
+      <w:r>
+        <w:rPr>
+          <w:rFonts w:ascii="Calibri" w:hAnsi="Calibri" w:cs="Calibri"/>
+        </w:rPr>
+        <w:t>Zhenyan</w:t>
+      </w:r>
+      <w:proofErr w:type="spellEnd"/>
+      <w:r>
+        <w:rPr>
+          <w:rFonts w:ascii="Calibri" w:hAnsi="Calibri" w:cs="Calibri"/>
+        </w:rPr>
+        <w:t xml:space="preserve"> Lu, Xiang Li, </w:t>
+      </w:r>
+      <w:r>
+        <w:rPr>
+          <w:rFonts w:ascii="Calibri" w:hAnsi="Calibri" w:cs="Calibri"/>
+          <w:b/>
+          <w:bCs/>
+        </w:rPr>
+        <w:t>Dongqi Cai</w:t>
+      </w:r>
+      <w:r>
+        <w:rPr>
+          <w:rFonts w:ascii="Calibri" w:hAnsi="Calibri" w:cs="Calibri"/>
+        </w:rPr>
+        <w:t xml:space="preserve">, </w:t>
+      </w:r>
+      <w:proofErr w:type="spellStart"/>
+      <w:r>
+        <w:rPr>
+          <w:rFonts w:ascii="Calibri" w:hAnsi="Calibri" w:cs="Calibri"/>
+        </w:rPr>
+        <w:t>Rongjie</w:t>
+      </w:r>
+      <w:proofErr w:type="spellEnd"/>
+      <w:r>
+        <w:rPr>
+          <w:rFonts w:ascii="Calibri" w:hAnsi="Calibri" w:cs="Calibri"/>
+        </w:rPr>
+        <w:t xml:space="preserve"> Yi, </w:t>
+      </w:r>
+      <w:proofErr w:type="spellStart"/>
+      <w:r>
+        <w:rPr>
+          <w:rFonts w:ascii="Calibri" w:hAnsi="Calibri" w:cs="Calibri"/>
+        </w:rPr>
+        <w:t>Fangming</w:t>
+      </w:r>
+      <w:proofErr w:type="spellEnd"/>
+      <w:r>
+        <w:rPr>
+          <w:rFonts w:ascii="Calibri" w:hAnsi="Calibri" w:cs="Calibri"/>
+        </w:rPr>
+        <w:t xml:space="preserve"> Liu, Wei Liu, Jian Luan, </w:t>
+      </w:r>
+      <w:proofErr w:type="spellStart"/>
+      <w:r>
+        <w:rPr>
+          <w:rFonts w:ascii="Calibri" w:hAnsi="Calibri" w:cs="Calibri"/>
+        </w:rPr>
+        <w:t>Xiwen</w:t>
+      </w:r>
+      <w:proofErr w:type="spellEnd"/>
+      <w:r>
+        <w:rPr>
+          <w:rFonts w:ascii="Calibri" w:hAnsi="Calibri" w:cs="Calibri"/>
+        </w:rPr>
+        <w:t xml:space="preserve"> Zhang, Nicholas D. Lane, </w:t>
+      </w:r>
+      <w:proofErr w:type="spellStart"/>
+      <w:r>
+        <w:rPr>
+          <w:rFonts w:ascii="Calibri" w:hAnsi="Calibri" w:cs="Calibri"/>
+        </w:rPr>
+        <w:t>Mengwei</w:t>
+      </w:r>
+      <w:proofErr w:type="spellEnd"/>
+      <w:r>
+        <w:rPr>
+          <w:rFonts w:ascii="Calibri" w:hAnsi="Calibri" w:cs="Calibri"/>
+        </w:rPr>
+        <w:t xml:space="preserve"> Xu, in</w:t>
+      </w:r>
+      <w:r>
+        <w:rPr>
+          <w:rFonts w:ascii="Calibri" w:hAnsi="Calibri" w:cs="Calibri"/>
+          <w:i/>
+          <w:iCs/>
+        </w:rPr>
+        <w:t xml:space="preserve"> </w:t>
+      </w:r>
+      <w:r>
+        <w:rPr>
+          <w:rFonts w:ascii="Calibri" w:hAnsi="Calibri" w:cs="Calibri" w:hint="eastAsia"/>
+          <w:i/>
+          <w:iCs/>
+        </w:rPr>
+        <w:t>t</w:t>
+      </w:r>
+      <w:r>
+        <w:rPr>
+          <w:rFonts w:ascii="Calibri" w:hAnsi="Calibri" w:cs="Calibri"/>
+          <w:i/>
+          <w:iCs/>
+        </w:rPr>
+        <w:t>he 63rd Annual Meeting of the Association for Computational Linguistics</w:t>
+      </w:r>
+      <w:r>
+        <w:rPr>
+          <w:rFonts w:ascii="Calibri" w:hAnsi="Calibri" w:cs="Calibri"/>
+          <w:i/>
+          <w:iCs/>
+        </w:rPr>
+        <w:t xml:space="preserve"> (</w:t>
+      </w:r>
+      <w:r>
+        <w:rPr>
+          <w:rFonts w:ascii="Calibri" w:hAnsi="Calibri" w:cs="Calibri"/>
+          <w:b/>
+          <w:bCs/>
+          <w:i/>
+          <w:iCs/>
+          <w:color w:val="C00000"/>
+        </w:rPr>
+        <w:t>ACL, CCF-A</w:t>
+      </w:r>
+      <w:r>
+        <w:rPr>
+          <w:rFonts w:ascii="Calibri" w:hAnsi="Calibri" w:cs="Calibri"/>
+          <w:i/>
+          <w:iCs/>
+        </w:rPr>
+        <w:t>)</w:t>
+      </w:r>
+      <w:r>
+        <w:rPr>
+          <w:rFonts w:ascii="Calibri" w:hAnsi="Calibri" w:cs="Calibri"/>
+        </w:rPr>
+        <w:t>, 2025.</w:t>
+      </w:r>
+    </w:p>
+    <w:p>
+      <w:pPr>
+        <w:spacing w:after="120"/>
         <w:rPr>
           <w:rFonts w:ascii="Calibri" w:hAnsi="Calibri" w:cs="Calibri"/>
         </w:rPr>
@@ -2782,7 +3967,7 @@
         <w:rPr>
           <w:rFonts w:ascii="Calibri" w:hAnsi="Calibri" w:cs="Calibri" w:hint="eastAsia"/>
         </w:rPr>
-        <w:t>2</w:t>
+        <w:t>5</w:t>
       </w:r>
       <w:r>
         <w:rPr>
@@ -2794,37 +3979,370 @@
         <w:rPr>
           <w:rFonts w:ascii="Calibri" w:hAnsi="Calibri" w:cs="Calibri"/>
         </w:rPr>
+        <w:t>“Mobile Foundation Model as Firmware”</w:t>
+      </w:r>
+    </w:p>
+    <w:p>
+      <w:pPr>
+        <w:spacing w:after="120"/>
+        <w:ind w:left="357"/>
+        <w:rPr>
+          <w:rFonts w:ascii="Calibri" w:hAnsi="Calibri" w:cs="Calibri"/>
+        </w:rPr>
+      </w:pPr>
+      <w:r>
+        <w:rPr>
+          <w:rFonts w:ascii="Calibri" w:hAnsi="Calibri" w:cs="Calibri"/>
+        </w:rPr>
+        <w:t xml:space="preserve">Jinliang Yuan*, Chen Yang*, </w:t>
+      </w:r>
+      <w:r>
+        <w:rPr>
+          <w:rFonts w:ascii="Calibri" w:hAnsi="Calibri" w:cs="Calibri"/>
+          <w:b/>
+          <w:bCs/>
+        </w:rPr>
+        <w:t>Dongqi Cai</w:t>
+      </w:r>
+      <w:r>
+        <w:rPr>
+          <w:rFonts w:ascii="Calibri" w:hAnsi="Calibri" w:cs="Calibri"/>
+        </w:rPr>
+        <w:t xml:space="preserve">*, Shihe Wang, Xin Yuan, Zeling Zhang, Xiang Li, Dingge Zhang, Hanzi Mei, Xianqing Jia, </w:t>
+      </w:r>
+      <w:proofErr w:type="spellStart"/>
+      <w:r>
+        <w:rPr>
+          <w:rFonts w:ascii="Calibri" w:hAnsi="Calibri" w:cs="Calibri"/>
+        </w:rPr>
+        <w:t>Shangguang</w:t>
+      </w:r>
+      <w:proofErr w:type="spellEnd"/>
+      <w:r>
+        <w:rPr>
+          <w:rFonts w:ascii="Calibri" w:hAnsi="Calibri" w:cs="Calibri"/>
+        </w:rPr>
+        <w:t xml:space="preserve"> Wang, </w:t>
+      </w:r>
+      <w:proofErr w:type="spellStart"/>
+      <w:r>
+        <w:rPr>
+          <w:rFonts w:ascii="Calibri" w:hAnsi="Calibri" w:cs="Calibri"/>
+        </w:rPr>
+        <w:t>Mengwei</w:t>
+      </w:r>
+      <w:proofErr w:type="spellEnd"/>
+      <w:r>
+        <w:rPr>
+          <w:rFonts w:ascii="Calibri" w:hAnsi="Calibri" w:cs="Calibri"/>
+        </w:rPr>
+        <w:t xml:space="preserve"> Xu</w:t>
+      </w:r>
+      <w:r>
+        <w:rPr>
+          <w:rFonts w:ascii="Calibri" w:hAnsi="Calibri" w:cs="Calibri"/>
+        </w:rPr>
+        <w:t xml:space="preserve">, </w:t>
+      </w:r>
+      <w:r>
+        <w:rPr>
+          <w:rFonts w:ascii="Calibri" w:hAnsi="Calibri" w:cs="Calibri"/>
+        </w:rPr>
+        <w:t xml:space="preserve">in </w:t>
+      </w:r>
+      <w:r>
+        <w:rPr>
+          <w:rFonts w:ascii="Calibri" w:hAnsi="Calibri" w:cs="Calibri"/>
+          <w:i/>
+        </w:rPr>
+        <w:t>Proc. ACM Int. Conf. Mobile Computing and Networking (</w:t>
+      </w:r>
+      <w:r>
+        <w:rPr>
+          <w:rFonts w:ascii="Calibri" w:hAnsi="Calibri" w:cs="Calibri"/>
+          <w:b/>
+          <w:i/>
+          <w:color w:val="C00000"/>
+        </w:rPr>
+        <w:t>MobiCom</w:t>
+      </w:r>
+      <w:r>
+        <w:rPr>
+          <w:rFonts w:ascii="Calibri" w:hAnsi="Calibri" w:cs="Calibri"/>
+          <w:b/>
+          <w:i/>
+          <w:color w:val="C00000"/>
+        </w:rPr>
+        <w:t>, CCF-A</w:t>
+      </w:r>
+      <w:r>
+        <w:rPr>
+          <w:rFonts w:ascii="Calibri" w:hAnsi="Calibri" w:cs="Calibri"/>
+          <w:i/>
+        </w:rPr>
+        <w:t>)</w:t>
+      </w:r>
+      <w:r>
+        <w:rPr>
+          <w:rFonts w:ascii="Calibri" w:hAnsi="Calibri" w:cs="Calibri"/>
+        </w:rPr>
+        <w:t>,</w:t>
+      </w:r>
+      <w:r>
+        <w:rPr>
+          <w:rFonts w:ascii="Calibri" w:hAnsi="Calibri" w:cs="Calibri"/>
+        </w:rPr>
+        <w:t xml:space="preserve"> </w:t>
+      </w:r>
+      <w:r>
+        <w:rPr>
+          <w:rFonts w:ascii="Calibri" w:hAnsi="Calibri" w:cs="Calibri"/>
+        </w:rPr>
+        <w:t>202</w:t>
+      </w:r>
+      <w:r>
+        <w:rPr>
+          <w:rFonts w:ascii="Calibri" w:hAnsi="Calibri" w:cs="Calibri"/>
+        </w:rPr>
+        <w:t>4</w:t>
+      </w:r>
+      <w:r>
+        <w:rPr>
+          <w:rFonts w:ascii="Calibri" w:hAnsi="Calibri" w:cs="Calibri"/>
+        </w:rPr>
+        <w:t>.</w:t>
+      </w:r>
+    </w:p>
+    <w:p>
+      <w:pPr>
+        <w:spacing w:after="120"/>
+        <w:rPr>
+          <w:rFonts w:ascii="Calibri" w:hAnsi="Calibri" w:cs="Calibri"/>
+        </w:rPr>
+      </w:pPr>
+      <w:r>
+        <w:rPr>
+          <w:rFonts w:ascii="Calibri" w:hAnsi="Calibri" w:cs="Calibri"/>
+        </w:rPr>
+        <w:t>[C</w:t>
+      </w:r>
+      <w:r>
+        <w:rPr>
+          <w:rFonts w:ascii="Calibri" w:hAnsi="Calibri" w:cs="Calibri" w:hint="eastAsia"/>
+        </w:rPr>
+        <w:t>4</w:t>
+      </w:r>
+      <w:r>
+        <w:rPr>
+          <w:rFonts w:ascii="Calibri" w:hAnsi="Calibri" w:cs="Calibri"/>
+        </w:rPr>
+        <w:t xml:space="preserve">] </w:t>
+      </w:r>
+      <w:r>
+        <w:rPr>
+          <w:rFonts w:ascii="Calibri" w:hAnsi="Calibri" w:cs="Calibri"/>
+        </w:rPr>
         <w:t>“</w:t>
       </w:r>
-      <w:r>
-        <w:rPr>
-          <w:rFonts w:ascii="Calibri" w:hAnsi="Calibri" w:cs="Calibri"/>
-        </w:rPr>
-        <w:t>Federated Few-shot Learning</w:t>
-      </w:r>
-      <w:r>
-        <w:rPr>
-          <w:rFonts w:ascii="Calibri" w:hAnsi="Calibri" w:cs="Calibri"/>
-        </w:rPr>
-        <w:t xml:space="preserve"> for M</w:t>
-      </w:r>
-      <w:r>
-        <w:rPr>
-          <w:rFonts w:ascii="Calibri" w:hAnsi="Calibri" w:cs="Calibri"/>
-        </w:rPr>
-        <w:t xml:space="preserve">obile </w:t>
-      </w:r>
-      <w:r>
-        <w:rPr>
-          <w:rFonts w:ascii="Calibri" w:hAnsi="Calibri" w:cs="Calibri"/>
-        </w:rPr>
-        <w:t>NLP</w:t>
-      </w:r>
-      <w:r>
-        <w:rPr>
-          <w:rFonts w:ascii="Calibri" w:hAnsi="Calibri" w:cs="Calibri"/>
-        </w:rPr>
-        <w:t>”</w:t>
+      <w:proofErr w:type="spellStart"/>
+      <w:r>
+        <w:rPr>
+          <w:rFonts w:ascii="Calibri" w:hAnsi="Calibri" w:cs="Calibri"/>
+        </w:rPr>
+        <w:t>FwdLLM</w:t>
+      </w:r>
+      <w:proofErr w:type="spellEnd"/>
+      <w:r>
+        <w:rPr>
+          <w:rFonts w:ascii="Calibri" w:hAnsi="Calibri" w:cs="Calibri"/>
+        </w:rPr>
+        <w:t>: Efficient Federated Finetuning of Large Language Models with Perturbed Inferences”</w:t>
+      </w:r>
+    </w:p>
+    <w:p>
+      <w:pPr>
+        <w:spacing w:after="120"/>
+        <w:ind w:left="357"/>
+        <w:rPr>
+          <w:rFonts w:ascii="Calibri" w:hAnsi="Calibri" w:cs="Calibri"/>
+        </w:rPr>
+      </w:pPr>
+      <w:proofErr w:type="spellStart"/>
+      <w:r>
+        <w:rPr>
+          <w:rFonts w:ascii="Calibri" w:hAnsi="Calibri" w:cs="Calibri"/>
+        </w:rPr>
+        <w:t>Mengwei</w:t>
+      </w:r>
+      <w:proofErr w:type="spellEnd"/>
+      <w:r>
+        <w:rPr>
+          <w:rFonts w:ascii="Calibri" w:hAnsi="Calibri" w:cs="Calibri"/>
+        </w:rPr>
+        <w:t xml:space="preserve"> Xu</w:t>
+      </w:r>
+      <w:r>
+        <w:rPr>
+          <w:rFonts w:ascii="Calibri" w:hAnsi="Calibri" w:cs="Calibri"/>
+        </w:rPr>
+        <w:t xml:space="preserve"> (</w:t>
+      </w:r>
+      <w:r>
+        <w:rPr>
+          <w:rFonts w:ascii="Calibri" w:hAnsi="Calibri" w:cs="Calibri" w:hint="eastAsia"/>
+        </w:rPr>
+        <w:t>博士导师</w:t>
+      </w:r>
+      <w:r>
+        <w:rPr>
+          <w:rFonts w:ascii="Calibri" w:hAnsi="Calibri" w:cs="Calibri"/>
+        </w:rPr>
+        <w:t>)</w:t>
+      </w:r>
+      <w:r>
+        <w:rPr>
+          <w:rFonts w:ascii="Calibri" w:hAnsi="Calibri" w:cs="Calibri"/>
+        </w:rPr>
+        <w:t xml:space="preserve">, </w:t>
+      </w:r>
+      <w:r>
+        <w:rPr>
+          <w:rFonts w:ascii="Calibri" w:hAnsi="Calibri" w:cs="Calibri"/>
+          <w:b/>
+          <w:bCs/>
+        </w:rPr>
+        <w:t>Dongqi Cai</w:t>
+      </w:r>
+      <w:r>
+        <w:rPr>
+          <w:rFonts w:ascii="Calibri" w:hAnsi="Calibri" w:cs="Calibri"/>
+          <w:b/>
+          <w:bCs/>
+          <w:vertAlign w:val="superscript"/>
+        </w:rPr>
+        <w:t>#</w:t>
+      </w:r>
+      <w:r>
+        <w:rPr>
+          <w:rFonts w:ascii="Calibri" w:hAnsi="Calibri" w:cs="Calibri"/>
+        </w:rPr>
+        <w:t xml:space="preserve">, Yaozong Wu, Xiang Li, </w:t>
+      </w:r>
+      <w:proofErr w:type="spellStart"/>
+      <w:r>
+        <w:rPr>
+          <w:rFonts w:ascii="Calibri" w:hAnsi="Calibri" w:cs="Calibri"/>
+        </w:rPr>
+        <w:t>Shangguang</w:t>
+      </w:r>
+      <w:proofErr w:type="spellEnd"/>
+      <w:r>
+        <w:rPr>
+          <w:rFonts w:ascii="Calibri" w:hAnsi="Calibri" w:cs="Calibri"/>
+        </w:rPr>
+        <w:t xml:space="preserve"> Wang</w:t>
+      </w:r>
+      <w:r>
+        <w:rPr>
+          <w:rFonts w:ascii="Calibri" w:hAnsi="Calibri" w:cs="Calibri"/>
+        </w:rPr>
+        <w:t xml:space="preserve">, in </w:t>
+      </w:r>
+      <w:r>
+        <w:rPr>
+          <w:rFonts w:ascii="Calibri" w:hAnsi="Calibri" w:cs="Calibri"/>
+          <w:i/>
+          <w:iCs/>
+        </w:rPr>
+        <w:t>USENIX Annual Technical Conference</w:t>
+      </w:r>
+      <w:r>
+        <w:rPr>
+          <w:rFonts w:ascii="Calibri" w:hAnsi="Calibri" w:cs="Calibri"/>
+        </w:rPr>
+        <w:t xml:space="preserve"> </w:t>
+      </w:r>
+      <w:r>
+        <w:rPr>
+          <w:rFonts w:ascii="Calibri" w:hAnsi="Calibri" w:cs="Calibri"/>
+          <w:i/>
+          <w:iCs/>
+        </w:rPr>
+        <w:t>(</w:t>
+      </w:r>
+      <w:r>
+        <w:rPr>
+          <w:rFonts w:ascii="Calibri" w:hAnsi="Calibri" w:cs="Calibri"/>
+          <w:b/>
+          <w:bCs/>
+          <w:i/>
+          <w:iCs/>
+          <w:color w:val="C00000"/>
+        </w:rPr>
+        <w:t>USENIX</w:t>
+      </w:r>
+      <w:r>
+        <w:rPr>
+          <w:rFonts w:ascii="Calibri" w:hAnsi="Calibri" w:cs="Calibri"/>
+          <w:b/>
+          <w:bCs/>
+          <w:i/>
+          <w:iCs/>
+          <w:color w:val="C00000"/>
+        </w:rPr>
+        <w:t xml:space="preserve"> ATC, CCF-A</w:t>
+      </w:r>
+      <w:r>
+        <w:rPr>
+          <w:rFonts w:ascii="Calibri" w:hAnsi="Calibri" w:cs="Calibri"/>
+          <w:i/>
+          <w:iCs/>
+        </w:rPr>
+        <w:t xml:space="preserve">), </w:t>
+      </w:r>
+      <w:r>
+        <w:rPr>
+          <w:rFonts w:ascii="Calibri" w:hAnsi="Calibri" w:cs="Calibri"/>
+        </w:rPr>
+        <w:t>2024.</w:t>
+      </w:r>
+      <w:r>
+        <w:rPr>
+          <w:rFonts w:ascii="Calibri" w:hAnsi="Calibri" w:cs="Calibri"/>
+        </w:rPr>
+        <w:t xml:space="preserve"> </w:t>
+      </w:r>
+    </w:p>
+    <w:p>
+      <w:pPr>
+        <w:spacing w:after="120"/>
+        <w:rPr>
+          <w:rFonts w:ascii="Calibri" w:hAnsi="Calibri" w:cs="Calibri"/>
+        </w:rPr>
+      </w:pPr>
+      <w:r>
+        <w:rPr>
+          <w:rFonts w:ascii="Calibri" w:hAnsi="Calibri" w:cs="Calibri"/>
+        </w:rPr>
+        <w:t>[C</w:t>
+      </w:r>
+      <w:r>
+        <w:rPr>
+          <w:rFonts w:ascii="Calibri" w:hAnsi="Calibri" w:cs="Calibri" w:hint="eastAsia"/>
+        </w:rPr>
+        <w:t>3</w:t>
+      </w:r>
+      <w:r>
+        <w:rPr>
+          <w:rFonts w:ascii="Calibri" w:hAnsi="Calibri" w:cs="Calibri"/>
+        </w:rPr>
+        <w:t xml:space="preserve">] </w:t>
+      </w:r>
+      <w:r>
+        <w:rPr>
+          <w:rFonts w:ascii="Calibri" w:hAnsi="Calibri" w:cs="Calibri"/>
+        </w:rPr>
+        <w:t>“Efficient Federated Learning for Modern NLP”</w:t>
       </w:r>
     </w:p>
     <w:p>
@@ -2834,23 +4352,29 @@
         <w:ind w:left="360"/>
         <w:rPr>
           <w:rFonts w:ascii="Calibri" w:hAnsi="Calibri" w:cs="Calibri"/>
+        </w:rPr>
+      </w:pPr>
+      <w:r>
+        <w:rPr>
+          <w:rFonts w:ascii="Calibri" w:hAnsi="Calibri" w:cs="Calibri"/>
           <w:b/>
           <w:bCs/>
         </w:rPr>
-      </w:pPr>
+        <w:t>Dongqi Cai</w:t>
+      </w:r>
+      <w:r>
+        <w:rPr>
+          <w:rFonts w:ascii="Calibri" w:hAnsi="Calibri" w:cs="Calibri"/>
+        </w:rPr>
+        <w:t>, Yaozong Wu,</w:t>
+      </w:r>
       <w:r>
         <w:rPr>
           <w:rFonts w:ascii="Calibri" w:hAnsi="Calibri" w:cs="Calibri"/>
           <w:b/>
           <w:bCs/>
         </w:rPr>
-        <w:t>Dongqi Cai</w:t>
-      </w:r>
-      <w:r>
-        <w:rPr>
-          <w:rFonts w:ascii="Calibri" w:hAnsi="Calibri" w:cs="Calibri"/>
-        </w:rPr>
-        <w:t xml:space="preserve">, </w:t>
+        <w:t xml:space="preserve"> </w:t>
       </w:r>
       <w:proofErr w:type="spellStart"/>
       <w:r>
@@ -2864,13 +4388,45 @@
         <w:rPr>
           <w:rFonts w:ascii="Calibri" w:hAnsi="Calibri" w:cs="Calibri"/>
         </w:rPr>
-        <w:t xml:space="preserve"> Wang, Yaozong Wu,</w:t>
-      </w:r>
-      <w:r>
-        <w:rPr>
-          <w:rFonts w:ascii="Calibri" w:hAnsi="Calibri" w:cs="Calibri"/>
-          <w:b/>
-          <w:bCs/>
+        <w:t xml:space="preserve"> Wang, Felix </w:t>
+      </w:r>
+      <w:proofErr w:type="spellStart"/>
+      <w:r>
+        <w:rPr>
+          <w:rFonts w:ascii="Calibri" w:hAnsi="Calibri" w:cs="Calibri"/>
+        </w:rPr>
+        <w:t>Xiaozhu</w:t>
+      </w:r>
+      <w:proofErr w:type="spellEnd"/>
+      <w:r>
+        <w:rPr>
+          <w:rFonts w:ascii="Calibri" w:hAnsi="Calibri" w:cs="Calibri"/>
+        </w:rPr>
+        <w:t xml:space="preserve"> Lin, </w:t>
+      </w:r>
+      <w:proofErr w:type="spellStart"/>
+      <w:r>
+        <w:rPr>
+          <w:rFonts w:ascii="Calibri" w:hAnsi="Calibri" w:cs="Calibri"/>
+        </w:rPr>
+        <w:t>Mengwei</w:t>
+      </w:r>
+      <w:proofErr w:type="spellEnd"/>
+      <w:r>
+        <w:rPr>
+          <w:rFonts w:ascii="Calibri" w:hAnsi="Calibri" w:cs="Calibri"/>
+        </w:rPr>
+        <w:t xml:space="preserve"> Xu</w:t>
+      </w:r>
+      <w:r>
+        <w:rPr>
+          <w:rFonts w:ascii="Calibri" w:hAnsi="Calibri" w:cs="Calibri"/>
+        </w:rPr>
+        <w:t>,</w:t>
+      </w:r>
+      <w:r>
+        <w:rPr>
+          <w:rFonts w:ascii="Calibri" w:hAnsi="Calibri" w:cs="Calibri"/>
         </w:rPr>
         <w:t xml:space="preserve"> </w:t>
       </w:r>
@@ -2878,7 +4434,39 @@
         <w:rPr>
           <w:rFonts w:ascii="Calibri" w:hAnsi="Calibri" w:cs="Calibri"/>
         </w:rPr>
-        <w:t>Felix Xiaozhu Lin, Mengwei Xu</w:t>
+        <w:t xml:space="preserve">in </w:t>
+      </w:r>
+      <w:r>
+        <w:rPr>
+          <w:rFonts w:ascii="Calibri" w:hAnsi="Calibri" w:cs="Calibri"/>
+          <w:i/>
+        </w:rPr>
+        <w:t>Proc. ACM Int. Conf. Mobile Computing and Networking (</w:t>
+      </w:r>
+      <w:r>
+        <w:rPr>
+          <w:rFonts w:ascii="Calibri" w:hAnsi="Calibri" w:cs="Calibri"/>
+          <w:b/>
+          <w:i/>
+          <w:color w:val="C00000"/>
+        </w:rPr>
+        <w:t>MobiCom</w:t>
+      </w:r>
+      <w:r>
+        <w:rPr>
+          <w:rFonts w:ascii="Calibri" w:hAnsi="Calibri" w:cs="Calibri"/>
+          <w:b/>
+          <w:i/>
+          <w:color w:val="C00000"/>
+        </w:rPr>
+        <w:t>, CCF-A</w:t>
+      </w:r>
+      <w:r>
+        <w:rPr>
+          <w:rFonts w:ascii="Calibri" w:hAnsi="Calibri" w:cs="Calibri"/>
+          <w:i/>
+        </w:rPr>
+        <w:t>)</w:t>
       </w:r>
       <w:r>
         <w:rPr>
@@ -2896,56 +4484,6 @@
         <w:rPr>
           <w:rFonts w:ascii="Calibri" w:hAnsi="Calibri" w:cs="Calibri"/>
         </w:rPr>
-        <w:t xml:space="preserve">in </w:t>
-      </w:r>
-      <w:r>
-        <w:rPr>
-          <w:rFonts w:ascii="Calibri" w:hAnsi="Calibri" w:cs="Calibri"/>
-          <w:i/>
-        </w:rPr>
-        <w:t>Proc. ACM Int. Conf. Mobile Computing and Networking (</w:t>
-      </w:r>
-      <w:r>
-        <w:rPr>
-          <w:rFonts w:ascii="Calibri" w:hAnsi="Calibri" w:cs="Calibri"/>
-          <w:b/>
-          <w:i/>
-          <w:color w:val="C00000"/>
-        </w:rPr>
-        <w:t>MobiCom</w:t>
-      </w:r>
-      <w:r>
-        <w:rPr>
-          <w:rFonts w:ascii="Calibri" w:hAnsi="Calibri" w:cs="Calibri"/>
-          <w:b/>
-          <w:i/>
-          <w:color w:val="C00000"/>
-        </w:rPr>
-        <w:t>, CCF-A</w:t>
-      </w:r>
-      <w:r>
-        <w:rPr>
-          <w:rFonts w:ascii="Calibri" w:hAnsi="Calibri" w:cs="Calibri"/>
-          <w:i/>
-        </w:rPr>
-        <w:t>)</w:t>
-      </w:r>
-      <w:r>
-        <w:rPr>
-          <w:rFonts w:ascii="Calibri" w:hAnsi="Calibri" w:cs="Calibri"/>
-        </w:rPr>
-        <w:t>,</w:t>
-      </w:r>
-      <w:r>
-        <w:rPr>
-          <w:rFonts w:ascii="Calibri" w:hAnsi="Calibri" w:cs="Calibri"/>
-        </w:rPr>
-        <w:t xml:space="preserve"> </w:t>
-      </w:r>
-      <w:r>
-        <w:rPr>
-          <w:rFonts w:ascii="Calibri" w:hAnsi="Calibri" w:cs="Calibri"/>
-        </w:rPr>
         <w:t>202</w:t>
       </w:r>
       <w:r>
@@ -2958,13 +4496,7 @@
         <w:rPr>
           <w:rFonts w:ascii="Calibri" w:hAnsi="Calibri" w:cs="Calibri"/>
         </w:rPr>
-        <w:t>.</w:t>
-      </w:r>
-      <w:r>
-        <w:rPr>
-          <w:rFonts w:ascii="Calibri" w:hAnsi="Calibri" w:cs="Calibri"/>
-        </w:rPr>
-        <w:t xml:space="preserve"> </w:t>
+        <w:t xml:space="preserve">. </w:t>
       </w:r>
     </w:p>
     <w:p>
@@ -2984,7 +4516,7 @@
         <w:rPr>
           <w:rFonts w:ascii="Calibri" w:hAnsi="Calibri" w:cs="Calibri" w:hint="eastAsia"/>
         </w:rPr>
-        <w:t>3</w:t>
+        <w:t>2</w:t>
       </w:r>
       <w:r>
         <w:rPr>
@@ -2996,7 +4528,7 @@
         <w:rPr>
           <w:rFonts w:ascii="Calibri" w:hAnsi="Calibri" w:cs="Calibri"/>
         </w:rPr>
-        <w:t>“Efficient Federated Learning for Modern NLP”</w:t>
+        <w:t>“Federated Few-shot Learning for Mobile NLP”</w:t>
       </w:r>
     </w:p>
     <w:p>
@@ -3006,21 +4538,37 @@
         <w:ind w:left="360"/>
         <w:rPr>
           <w:rFonts w:ascii="Calibri" w:hAnsi="Calibri" w:cs="Calibri"/>
-        </w:rPr>
-      </w:pPr>
-      <w:r>
-        <w:rPr>
-          <w:rFonts w:ascii="Calibri" w:hAnsi="Calibri" w:cs="Calibri"/>
           <w:b/>
           <w:bCs/>
         </w:rPr>
+      </w:pPr>
+      <w:r>
+        <w:rPr>
+          <w:rFonts w:ascii="Calibri" w:hAnsi="Calibri" w:cs="Calibri"/>
+          <w:b/>
+          <w:bCs/>
+        </w:rPr>
         <w:t>Dongqi Cai</w:t>
       </w:r>
       <w:r>
         <w:rPr>
           <w:rFonts w:ascii="Calibri" w:hAnsi="Calibri" w:cs="Calibri"/>
         </w:rPr>
-        <w:t>, Yaozong Wu,</w:t>
+        <w:t xml:space="preserve">, </w:t>
+      </w:r>
+      <w:proofErr w:type="spellStart"/>
+      <w:r>
+        <w:rPr>
+          <w:rFonts w:ascii="Calibri" w:hAnsi="Calibri" w:cs="Calibri"/>
+        </w:rPr>
+        <w:t>Shangguang</w:t>
+      </w:r>
+      <w:proofErr w:type="spellEnd"/>
+      <w:r>
+        <w:rPr>
+          <w:rFonts w:ascii="Calibri" w:hAnsi="Calibri" w:cs="Calibri"/>
+        </w:rPr>
+        <w:t xml:space="preserve"> Wang, Yaozong Wu,</w:t>
       </w:r>
       <w:r>
         <w:rPr>
@@ -3030,33 +4578,39 @@
         </w:rPr>
         <w:t xml:space="preserve"> </w:t>
       </w:r>
+      <w:r>
+        <w:rPr>
+          <w:rFonts w:ascii="Calibri" w:hAnsi="Calibri" w:cs="Calibri"/>
+        </w:rPr>
+        <w:t xml:space="preserve">Felix </w:t>
+      </w:r>
       <w:proofErr w:type="spellStart"/>
       <w:r>
         <w:rPr>
           <w:rFonts w:ascii="Calibri" w:hAnsi="Calibri" w:cs="Calibri"/>
         </w:rPr>
-        <w:t>Shangguang</w:t>
+        <w:t>Xiaozhu</w:t>
       </w:r>
       <w:proofErr w:type="spellEnd"/>
       <w:r>
         <w:rPr>
           <w:rFonts w:ascii="Calibri" w:hAnsi="Calibri" w:cs="Calibri"/>
         </w:rPr>
-        <w:t xml:space="preserve"> Wang, Felix </w:t>
+        <w:t xml:space="preserve"> Lin, </w:t>
       </w:r>
       <w:proofErr w:type="spellStart"/>
       <w:r>
         <w:rPr>
           <w:rFonts w:ascii="Calibri" w:hAnsi="Calibri" w:cs="Calibri"/>
         </w:rPr>
-        <w:t>Xiaozhu</w:t>
+        <w:t>Mengwei</w:t>
       </w:r>
       <w:proofErr w:type="spellEnd"/>
       <w:r>
         <w:rPr>
           <w:rFonts w:ascii="Calibri" w:hAnsi="Calibri" w:cs="Calibri"/>
         </w:rPr>
-        <w:t xml:space="preserve"> Lin, Mengwei Xu</w:t>
+        <w:t xml:space="preserve"> Xu</w:t>
       </w:r>
       <w:r>
         <w:rPr>
@@ -3136,7 +4690,13 @@
         <w:rPr>
           <w:rFonts w:ascii="Calibri" w:hAnsi="Calibri" w:cs="Calibri"/>
         </w:rPr>
-        <w:t xml:space="preserve">. </w:t>
+        <w:t>.</w:t>
+      </w:r>
+      <w:r>
+        <w:rPr>
+          <w:rFonts w:ascii="Calibri" w:hAnsi="Calibri" w:cs="Calibri"/>
+        </w:rPr>
+        <w:t xml:space="preserve"> </w:t>
       </w:r>
     </w:p>
     <w:p>
@@ -3156,7 +4716,7 @@
         <w:rPr>
           <w:rFonts w:ascii="Calibri" w:hAnsi="Calibri" w:cs="Calibri" w:hint="eastAsia"/>
         </w:rPr>
-        <w:t>4</w:t>
+        <w:t>1</w:t>
       </w:r>
       <w:r>
         <w:rPr>
@@ -3170,19 +4730,17 @@
         </w:rPr>
         <w:t>“</w:t>
       </w:r>
-      <w:proofErr w:type="spellStart"/>
-      <w:r>
-        <w:rPr>
-          <w:rFonts w:ascii="Calibri" w:hAnsi="Calibri" w:cs="Calibri"/>
-        </w:rPr>
-        <w:t>FwdLLM</w:t>
-      </w:r>
-      <w:proofErr w:type="spellEnd"/>
-      <w:r>
-        <w:rPr>
-          <w:rFonts w:ascii="Calibri" w:hAnsi="Calibri" w:cs="Calibri"/>
-        </w:rPr>
-        <w:t>: Efficient Federated Finetuning of Large Language Models with Perturbed Inferences”</w:t>
+      <w:r>
+        <w:rPr>
+          <w:rFonts w:ascii="Calibri" w:hAnsi="Calibri" w:cs="Calibri"/>
+        </w:rPr>
+        <w:t>SILENCE: Protecting privacy in offloaded speech understanding on wimpy devices</w:t>
+      </w:r>
+      <w:r>
+        <w:rPr>
+          <w:rFonts w:ascii="Calibri" w:hAnsi="Calibri" w:cs="Calibri"/>
+        </w:rPr>
+        <w:t>”</w:t>
       </w:r>
     </w:p>
     <w:p>
@@ -3193,66 +4751,33 @@
           <w:rFonts w:ascii="Calibri" w:hAnsi="Calibri" w:cs="Calibri"/>
         </w:rPr>
       </w:pPr>
+      <w:r>
+        <w:rPr>
+          <w:rFonts w:ascii="Calibri" w:hAnsi="Calibri" w:cs="Calibri"/>
+          <w:b/>
+          <w:bCs/>
+        </w:rPr>
+        <w:t>Dongqi Cai</w:t>
+      </w:r>
+      <w:r>
+        <w:rPr>
+          <w:rFonts w:ascii="Calibri" w:hAnsi="Calibri" w:cs="Calibri"/>
+        </w:rPr>
+        <w:t xml:space="preserve">, </w:t>
+      </w:r>
       <w:proofErr w:type="spellStart"/>
       <w:r>
         <w:rPr>
           <w:rFonts w:ascii="Calibri" w:hAnsi="Calibri" w:cs="Calibri"/>
         </w:rPr>
-        <w:t>Mengwei</w:t>
+        <w:t>Shangguang</w:t>
       </w:r>
       <w:proofErr w:type="spellEnd"/>
       <w:r>
         <w:rPr>
           <w:rFonts w:ascii="Calibri" w:hAnsi="Calibri" w:cs="Calibri"/>
         </w:rPr>
-        <w:t xml:space="preserve"> Xu</w:t>
-      </w:r>
-      <w:r>
-        <w:rPr>
-          <w:rFonts w:ascii="Calibri" w:hAnsi="Calibri" w:cs="Calibri"/>
-        </w:rPr>
-        <w:t xml:space="preserve"> (</w:t>
-      </w:r>
-      <w:r>
-        <w:rPr>
-          <w:rFonts w:ascii="Calibri" w:hAnsi="Calibri" w:cs="Calibri" w:hint="eastAsia"/>
-        </w:rPr>
-        <w:t>合作导师</w:t>
-      </w:r>
-      <w:r>
-        <w:rPr>
-          <w:rFonts w:ascii="Calibri" w:hAnsi="Calibri" w:cs="Calibri"/>
-        </w:rPr>
-        <w:t>)</w:t>
-      </w:r>
-      <w:r>
-        <w:rPr>
-          <w:rFonts w:ascii="Calibri" w:hAnsi="Calibri" w:cs="Calibri"/>
-        </w:rPr>
-        <w:t xml:space="preserve">, </w:t>
-      </w:r>
-      <w:r>
-        <w:rPr>
-          <w:rFonts w:ascii="Calibri" w:hAnsi="Calibri" w:cs="Calibri"/>
-          <w:b/>
-          <w:bCs/>
-        </w:rPr>
-        <w:t>Dongqi Cai</w:t>
-      </w:r>
-      <w:r>
-        <w:rPr>
-          <w:rFonts w:ascii="Calibri" w:hAnsi="Calibri" w:cs="Calibri"/>
-          <w:b/>
-          <w:bCs/>
-          <w:vertAlign w:val="superscript"/>
-        </w:rPr>
-        <w:t>#</w:t>
-      </w:r>
-      <w:r>
-        <w:rPr>
-          <w:rFonts w:ascii="Calibri" w:hAnsi="Calibri" w:cs="Calibri"/>
-        </w:rPr>
-        <w:t>, Yaozong Wu, Xiang Li, Shangguang Wang</w:t>
+        <w:t xml:space="preserve"> Wang, Zeling Zhang, Felix Xiaozhu Lin, Mengwei Xu</w:t>
       </w:r>
       <w:r>
         <w:rPr>
@@ -3266,13 +4791,7 @@
           <w:i/>
           <w:iCs/>
         </w:rPr>
-        <w:t>USENIX Annual Technical Conference</w:t>
-      </w:r>
-      <w:r>
-        <w:rPr>
-          <w:rFonts w:ascii="Calibri" w:hAnsi="Calibri" w:cs="Calibri"/>
-        </w:rPr>
-        <w:t xml:space="preserve"> </w:t>
+        <w:t xml:space="preserve">the Annual Conference on Neural Information Processing Systems </w:t>
       </w:r>
       <w:r>
         <w:rPr>
@@ -3282,6 +4801,7 @@
         </w:rPr>
         <w:t>(</w:t>
       </w:r>
+      <w:proofErr w:type="spellStart"/>
       <w:r>
         <w:rPr>
           <w:rFonts w:ascii="Calibri" w:hAnsi="Calibri" w:cs="Calibri"/>
@@ -3291,8 +4811,9 @@
           <w:iCs/>
           <w:color w:val="C00000"/>
         </w:rPr>
-        <w:t>USENIX</w:t>
-      </w:r>
+        <w:t>NeurIPS</w:t>
+      </w:r>
+      <w:proofErr w:type="spellEnd"/>
       <w:r>
         <w:rPr>
           <w:rFonts w:ascii="Calibri" w:hAnsi="Calibri" w:cs="Calibri"/>
@@ -3302,7 +4823,7 @@
           <w:iCs/>
           <w:color w:val="C00000"/>
         </w:rPr>
-        <w:t xml:space="preserve"> ATC, CCF-A</w:t>
+        <w:t>, CCF-A</w:t>
       </w:r>
       <w:r>
         <w:rPr>
@@ -3327,49 +4848,129 @@
     </w:p>
     <w:p>
       <w:pPr>
-        <w:spacing w:after="120"/>
-        <w:rPr>
-          <w:rFonts w:ascii="Calibri" w:hAnsi="Calibri" w:cs="Calibri"/>
-        </w:rPr>
-      </w:pPr>
-      <w:r>
-        <w:rPr>
-          <w:rFonts w:ascii="Calibri" w:hAnsi="Calibri" w:cs="Calibri"/>
-        </w:rPr>
-        <w:t>[C</w:t>
-      </w:r>
-      <w:r>
-        <w:rPr>
-          <w:rFonts w:ascii="Calibri" w:hAnsi="Calibri" w:cs="Calibri" w:hint="eastAsia"/>
-        </w:rPr>
-        <w:t>5</w:t>
-      </w:r>
-      <w:r>
-        <w:rPr>
-          <w:rFonts w:ascii="Calibri" w:hAnsi="Calibri" w:cs="Calibri"/>
-        </w:rPr>
-        <w:t xml:space="preserve">] </w:t>
-      </w:r>
-      <w:r>
-        <w:rPr>
-          <w:rFonts w:ascii="Calibri" w:hAnsi="Calibri" w:cs="Calibri"/>
-        </w:rPr>
-        <w:t>“Mobile Foundation Model as Firmware”</w:t>
-      </w:r>
+        <w:spacing w:before="120"/>
+        <w:rPr>
+          <w:rFonts w:ascii="Calibri" w:hAnsi="Calibri" w:cs="Calibri"/>
+        </w:rPr>
+      </w:pPr>
     </w:p>
     <w:p>
       <w:pPr>
         <w:spacing w:after="120"/>
-        <w:ind w:left="357"/>
-        <w:rPr>
-          <w:rFonts w:ascii="Calibri" w:hAnsi="Calibri" w:cs="Calibri"/>
-        </w:rPr>
-      </w:pPr>
-      <w:r>
-        <w:rPr>
-          <w:rFonts w:ascii="Calibri" w:hAnsi="Calibri" w:cs="Calibri"/>
-        </w:rPr>
-        <w:t xml:space="preserve">Jinliang Yuan*, Chen Yang*, </w:t>
+        <w:rPr>
+          <w:rFonts w:ascii="Calibri" w:hAnsi="Calibri" w:cs="Calibri"/>
+          <w:b/>
+          <w:sz w:val="32"/>
+        </w:rPr>
+      </w:pPr>
+      <w:r>
+        <w:rPr>
+          <w:rFonts w:ascii="Calibri" w:hAnsi="Calibri" w:cs="Calibri" w:hint="eastAsia"/>
+          <w:b/>
+          <w:sz w:val="32"/>
+        </w:rPr>
+        <w:t>W</w:t>
+      </w:r>
+      <w:r>
+        <w:rPr>
+          <w:rFonts w:ascii="Calibri" w:hAnsi="Calibri" w:cs="Calibri"/>
+          <w:b/>
+          <w:sz w:val="32"/>
+        </w:rPr>
+        <w:t>orksho</w:t>
+      </w:r>
+      <w:r>
+        <w:rPr>
+          <w:rFonts w:ascii="Calibri" w:hAnsi="Calibri" w:cs="Calibri" w:hint="eastAsia"/>
+          <w:b/>
+          <w:sz w:val="32"/>
+        </w:rPr>
+        <w:t>p</w:t>
+      </w:r>
+      <w:r>
+        <w:rPr>
+          <w:rFonts w:ascii="Calibri" w:hAnsi="Calibri" w:cs="Calibri" w:hint="eastAsia"/>
+          <w:b/>
+          <w:sz w:val="32"/>
+        </w:rPr>
+        <w:t>论文</w:t>
+      </w:r>
+      <w:r>
+        <w:rPr>
+          <w:rFonts w:ascii="Calibri" w:hAnsi="Calibri" w:cs="Calibri"/>
+          <w:b/>
+          <w:sz w:val="32"/>
+        </w:rPr>
+        <w:t xml:space="preserve">(* = </w:t>
+      </w:r>
+      <w:r>
+        <w:rPr>
+          <w:rFonts w:ascii="Calibri" w:hAnsi="Calibri" w:cs="Calibri" w:hint="eastAsia"/>
+          <w:b/>
+          <w:sz w:val="32"/>
+        </w:rPr>
+        <w:t>同等贡献</w:t>
+      </w:r>
+      <w:r>
+        <w:rPr>
+          <w:rFonts w:ascii="Calibri" w:hAnsi="Calibri" w:cs="Calibri"/>
+          <w:b/>
+          <w:sz w:val="32"/>
+        </w:rPr>
+        <w:t>)</w:t>
+      </w:r>
+    </w:p>
+    <w:p>
+      <w:pPr>
+        <w:spacing w:after="120"/>
+        <w:rPr>
+          <w:rFonts w:ascii="Calibri" w:hAnsi="Calibri" w:cs="Calibri"/>
+        </w:rPr>
+      </w:pPr>
+      <w:r>
+        <w:rPr>
+          <w:rFonts w:ascii="Calibri" w:hAnsi="Calibri" w:cs="Calibri"/>
+        </w:rPr>
+        <w:t>[W</w:t>
+      </w:r>
+      <w:r>
+        <w:rPr>
+          <w:rFonts w:ascii="Calibri" w:hAnsi="Calibri" w:cs="Calibri"/>
+        </w:rPr>
+        <w:t>4</w:t>
+      </w:r>
+      <w:r>
+        <w:rPr>
+          <w:rFonts w:ascii="Calibri" w:hAnsi="Calibri" w:cs="Calibri"/>
+        </w:rPr>
+        <w:t xml:space="preserve">] </w:t>
+      </w:r>
+      <w:r>
+        <w:rPr>
+          <w:rFonts w:ascii="Calibri" w:hAnsi="Calibri" w:cs="Calibri"/>
+        </w:rPr>
+        <w:t>“Large Language Models on Mobile Devices: Measurements, Analysis, and Insights”</w:t>
+      </w:r>
+    </w:p>
+    <w:p>
+      <w:pPr>
+        <w:spacing w:after="120"/>
+        <w:ind w:left="440"/>
+        <w:rPr>
+          <w:rFonts w:ascii="Calibri" w:hAnsi="Calibri" w:cs="Calibri"/>
+        </w:rPr>
+      </w:pPr>
+      <w:r>
+        <w:rPr>
+          <w:rFonts w:ascii="Calibri" w:hAnsi="Calibri" w:cs="Calibri" w:hint="eastAsia"/>
+        </w:rPr>
+        <w:t>X</w:t>
+      </w:r>
+      <w:r>
+        <w:rPr>
+          <w:rFonts w:ascii="Calibri" w:hAnsi="Calibri" w:cs="Calibri"/>
+        </w:rPr>
+        <w:t xml:space="preserve">iang Li, Zhenyan Lu, </w:t>
       </w:r>
       <w:r>
         <w:rPr>
@@ -3383,35 +4984,57 @@
         <w:rPr>
           <w:rFonts w:ascii="Calibri" w:hAnsi="Calibri" w:cs="Calibri"/>
         </w:rPr>
-        <w:t xml:space="preserve">*, Shihe Wang, Xin Yuan, Zeling Zhang, Xiang Li, Dingge Zhang, Hanzi Mei, Xianqing Jia, </w:t>
+        <w:t xml:space="preserve">, Xiao Ma, </w:t>
       </w:r>
       <w:proofErr w:type="spellStart"/>
       <w:r>
         <w:rPr>
           <w:rFonts w:ascii="Calibri" w:hAnsi="Calibri" w:cs="Calibri"/>
         </w:rPr>
-        <w:t>Shangguang</w:t>
+        <w:t>Mengwei</w:t>
       </w:r>
       <w:proofErr w:type="spellEnd"/>
       <w:r>
         <w:rPr>
           <w:rFonts w:ascii="Calibri" w:hAnsi="Calibri" w:cs="Calibri"/>
         </w:rPr>
-        <w:t xml:space="preserve"> Wang, </w:t>
+        <w:t xml:space="preserve"> Xu, in </w:t>
+      </w:r>
+      <w:r>
+        <w:rPr>
+          <w:rFonts w:ascii="Calibri" w:hAnsi="Calibri" w:cs="Calibri"/>
+          <w:i/>
+          <w:iCs/>
+        </w:rPr>
+        <w:t xml:space="preserve">Proceedings of the Workshop on Edge and Mobile Foundation Models </w:t>
+      </w:r>
+      <w:r>
+        <w:rPr>
+          <w:rFonts w:ascii="Calibri" w:hAnsi="Calibri" w:cs="Calibri"/>
+          <w:i/>
+          <w:iCs/>
+          <w:color w:val="000000" w:themeColor="text1"/>
+        </w:rPr>
+        <w:t>(</w:t>
       </w:r>
       <w:proofErr w:type="spellStart"/>
       <w:r>
         <w:rPr>
           <w:rFonts w:ascii="Calibri" w:hAnsi="Calibri" w:cs="Calibri"/>
-        </w:rPr>
-        <w:t>Mengwei</w:t>
+          <w:i/>
+          <w:iCs/>
+          <w:color w:val="000000" w:themeColor="text1"/>
+        </w:rPr>
+        <w:t>EdgeFM</w:t>
       </w:r>
       <w:proofErr w:type="spellEnd"/>
       <w:r>
         <w:rPr>
           <w:rFonts w:ascii="Calibri" w:hAnsi="Calibri" w:cs="Calibri"/>
-        </w:rPr>
-        <w:t xml:space="preserve"> Xu</w:t>
+          <w:i/>
+          <w:iCs/>
+        </w:rPr>
+        <w:t>)</w:t>
       </w:r>
       <w:r>
         <w:rPr>
@@ -3422,44 +5045,12 @@
       <w:r>
         <w:rPr>
           <w:rFonts w:ascii="Calibri" w:hAnsi="Calibri" w:cs="Calibri"/>
-        </w:rPr>
-        <w:t xml:space="preserve">in </w:t>
-      </w:r>
-      <w:r>
-        <w:rPr>
-          <w:rFonts w:ascii="Calibri" w:hAnsi="Calibri" w:cs="Calibri"/>
-          <w:i/>
-        </w:rPr>
-        <w:t>Proc. ACM Int. Conf. Mobile Computing and Networking (</w:t>
-      </w:r>
-      <w:r>
-        <w:rPr>
-          <w:rFonts w:ascii="Calibri" w:hAnsi="Calibri" w:cs="Calibri"/>
-          <w:b/>
-          <w:i/>
-          <w:color w:val="C00000"/>
-        </w:rPr>
-        <w:t>MobiCom</w:t>
-      </w:r>
-      <w:r>
-        <w:rPr>
-          <w:rFonts w:ascii="Calibri" w:hAnsi="Calibri" w:cs="Calibri"/>
-          <w:b/>
-          <w:i/>
-          <w:color w:val="C00000"/>
-        </w:rPr>
-        <w:t xml:space="preserve">, CCF-A, </w:t>
-      </w:r>
-      <w:r>
-        <w:rPr>
-          <w:rFonts w:ascii="Calibri" w:hAnsi="Calibri" w:cs="Calibri"/>
-          <w:b/>
-          <w:i/>
-          <w:color w:val="C00000"/>
-          <w:u w:val="single"/>
-        </w:rPr>
-        <w:t>[</w:t>
-      </w:r>
+          <w:i/>
+          <w:iCs/>
+        </w:rPr>
+        <w:t>co-located with ACM International Conference on Mobile Systems, Applications, and Services (</w:t>
+      </w:r>
+      <w:proofErr w:type="spellStart"/>
       <w:r>
         <w:rPr>
           <w:rFonts w:ascii="Calibri" w:hAnsi="Calibri" w:cs="Calibri"/>
@@ -3468,22 +5059,234 @@
           <w:i/>
           <w:iCs/>
           <w:color w:val="C00000"/>
-          <w:u w:val="single"/>
-        </w:rPr>
-        <w:t xml:space="preserve">Distinguished Artifact Nomination, </w:t>
-      </w:r>
-      <w:r>
-        <w:rPr>
-          <w:rFonts w:ascii="math" w:hAnsi="math" w:cs="Calibri"/>
+        </w:rPr>
+        <w:t>MobiSys</w:t>
+      </w:r>
+      <w:proofErr w:type="spellEnd"/>
+      <w:r>
+        <w:rPr>
+          <w:rFonts w:ascii="Calibri" w:hAnsi="Calibri" w:cs="Calibri"/>
           <w:b/>
           <w:bCs/>
           <w:i/>
           <w:iCs/>
           <w:color w:val="C00000"/>
-          <w:u w:val="single"/>
-        </w:rPr>
-        <w:t>~</w:t>
-      </w:r>
+        </w:rPr>
+        <w:t>, CCF-B</w:t>
+      </w:r>
+      <w:r>
+        <w:rPr>
+          <w:rFonts w:ascii="Calibri" w:hAnsi="Calibri" w:cs="Calibri"/>
+          <w:i/>
+          <w:iCs/>
+        </w:rPr>
+        <w:t xml:space="preserve">), </w:t>
+      </w:r>
+      <w:r>
+        <w:rPr>
+          <w:rFonts w:ascii="Calibri" w:hAnsi="Calibri" w:cs="Calibri"/>
+        </w:rPr>
+        <w:t>202</w:t>
+      </w:r>
+      <w:r>
+        <w:rPr>
+          <w:rFonts w:ascii="Calibri" w:hAnsi="Calibri" w:cs="Calibri"/>
+        </w:rPr>
+        <w:t>4</w:t>
+      </w:r>
+      <w:r>
+        <w:rPr>
+          <w:rFonts w:ascii="Calibri" w:hAnsi="Calibri" w:cs="Calibri"/>
+        </w:rPr>
+        <w:t>.</w:t>
+      </w:r>
+    </w:p>
+    <w:p>
+      <w:pPr>
+        <w:spacing w:after="120"/>
+        <w:rPr>
+          <w:rFonts w:ascii="Calibri" w:hAnsi="Calibri" w:cs="Calibri"/>
+        </w:rPr>
+      </w:pPr>
+      <w:r>
+        <w:rPr>
+          <w:rFonts w:ascii="Calibri" w:hAnsi="Calibri" w:cs="Calibri"/>
+        </w:rPr>
+        <w:t>[W</w:t>
+      </w:r>
+      <w:r>
+        <w:rPr>
+          <w:rFonts w:ascii="Calibri" w:hAnsi="Calibri" w:cs="Calibri"/>
+        </w:rPr>
+        <w:t>3</w:t>
+      </w:r>
+      <w:r>
+        <w:rPr>
+          <w:rFonts w:ascii="Calibri" w:hAnsi="Calibri" w:cs="Calibri"/>
+        </w:rPr>
+        <w:t xml:space="preserve">] </w:t>
+      </w:r>
+      <w:r>
+        <w:rPr>
+          <w:rFonts w:ascii="Calibri" w:hAnsi="Calibri" w:cs="Calibri"/>
+        </w:rPr>
+        <w:t>“FedRDMA: Communication-Efficient Cross-Silo Federated LLM via Chunked RDMA Transmission”</w:t>
+      </w:r>
+    </w:p>
+    <w:p>
+      <w:pPr>
+        <w:spacing w:after="120"/>
+        <w:ind w:left="357"/>
+        <w:rPr>
+          <w:rFonts w:ascii="Calibri" w:hAnsi="Calibri" w:cs="Calibri"/>
+        </w:rPr>
+      </w:pPr>
+      <w:r>
+        <w:rPr>
+          <w:rFonts w:ascii="Calibri" w:hAnsi="Calibri" w:cs="Calibri"/>
+        </w:rPr>
+        <w:t>Zeling Zhang</w:t>
+      </w:r>
+      <w:r>
+        <w:rPr>
+          <w:rFonts w:ascii="Calibri" w:hAnsi="Calibri" w:cs="Calibri"/>
+        </w:rPr>
+        <w:t>*</w:t>
+      </w:r>
+      <w:r>
+        <w:rPr>
+          <w:rFonts w:ascii="Calibri" w:hAnsi="Calibri" w:cs="Calibri"/>
+        </w:rPr>
+        <w:t xml:space="preserve">, </w:t>
+      </w:r>
+      <w:r>
+        <w:rPr>
+          <w:rFonts w:ascii="Calibri" w:hAnsi="Calibri" w:cs="Calibri"/>
+          <w:b/>
+          <w:bCs/>
+        </w:rPr>
+        <w:t>Dongqi Cai*</w:t>
+      </w:r>
+      <w:r>
+        <w:rPr>
+          <w:rFonts w:ascii="Calibri" w:hAnsi="Calibri" w:cs="Calibri"/>
+        </w:rPr>
+        <w:t xml:space="preserve">, Yiran Zhang, </w:t>
+      </w:r>
+      <w:proofErr w:type="spellStart"/>
+      <w:r>
+        <w:rPr>
+          <w:rFonts w:ascii="Calibri" w:hAnsi="Calibri" w:cs="Calibri"/>
+        </w:rPr>
+        <w:t>Mengwei</w:t>
+      </w:r>
+      <w:proofErr w:type="spellEnd"/>
+      <w:r>
+        <w:rPr>
+          <w:rFonts w:ascii="Calibri" w:hAnsi="Calibri" w:cs="Calibri"/>
+        </w:rPr>
+        <w:t xml:space="preserve"> Xu, </w:t>
+      </w:r>
+      <w:proofErr w:type="spellStart"/>
+      <w:r>
+        <w:rPr>
+          <w:rFonts w:ascii="Calibri" w:hAnsi="Calibri" w:cs="Calibri"/>
+        </w:rPr>
+        <w:t>Shangguang</w:t>
+      </w:r>
+      <w:proofErr w:type="spellEnd"/>
+      <w:r>
+        <w:rPr>
+          <w:rFonts w:ascii="Calibri" w:hAnsi="Calibri" w:cs="Calibri"/>
+        </w:rPr>
+        <w:t xml:space="preserve"> Wang, Ao Zhou</w:t>
+      </w:r>
+      <w:r>
+        <w:rPr>
+          <w:rFonts w:ascii="Calibri" w:hAnsi="Calibri" w:cs="Calibri"/>
+        </w:rPr>
+        <w:t xml:space="preserve">, </w:t>
+      </w:r>
+      <w:r>
+        <w:rPr>
+          <w:rFonts w:ascii="Calibri" w:hAnsi="Calibri" w:cs="Calibri"/>
+        </w:rPr>
+        <w:t xml:space="preserve">in </w:t>
+      </w:r>
+      <w:r>
+        <w:rPr>
+          <w:rFonts w:ascii="Calibri" w:hAnsi="Calibri" w:cs="Calibri"/>
+          <w:i/>
+          <w:iCs/>
+        </w:rPr>
+        <w:t xml:space="preserve">Proceedings of the </w:t>
+      </w:r>
+      <w:r>
+        <w:rPr>
+          <w:rFonts w:ascii="Calibri" w:hAnsi="Calibri" w:cs="Calibri"/>
+          <w:i/>
+          <w:iCs/>
+        </w:rPr>
+        <w:t>4</w:t>
+      </w:r>
+      <w:r>
+        <w:rPr>
+          <w:rFonts w:ascii="Calibri" w:hAnsi="Calibri" w:cs="Calibri"/>
+          <w:i/>
+          <w:iCs/>
+        </w:rPr>
+        <w:t>rd Workshop on Machine Learning and Systems</w:t>
+      </w:r>
+      <w:r>
+        <w:rPr>
+          <w:rFonts w:ascii="Calibri" w:hAnsi="Calibri" w:cs="Calibri"/>
+          <w:i/>
+          <w:iCs/>
+        </w:rPr>
+        <w:t xml:space="preserve"> (</w:t>
+      </w:r>
+      <w:r>
+        <w:rPr>
+          <w:rFonts w:ascii="Calibri" w:hAnsi="Calibri" w:cs="Calibri"/>
+          <w:i/>
+          <w:iCs/>
+          <w:color w:val="000000" w:themeColor="text1"/>
+        </w:rPr>
+        <w:t>EuroMLSys</w:t>
+      </w:r>
+      <w:r>
+        <w:rPr>
+          <w:rFonts w:ascii="Calibri" w:hAnsi="Calibri" w:cs="Calibri"/>
+          <w:i/>
+          <w:iCs/>
+        </w:rPr>
+        <w:t xml:space="preserve">), </w:t>
+      </w:r>
+      <w:r>
+        <w:rPr>
+          <w:rFonts w:ascii="Calibri" w:hAnsi="Calibri" w:cs="Calibri"/>
+          <w:i/>
+          <w:iCs/>
+        </w:rPr>
+        <w:t xml:space="preserve">co-located with </w:t>
+      </w:r>
+      <w:r>
+        <w:rPr>
+          <w:rFonts w:ascii="Calibri" w:hAnsi="Calibri" w:cs="Calibri"/>
+          <w:i/>
+          <w:iCs/>
+        </w:rPr>
+        <w:t>European Conference on Computer Systems</w:t>
+      </w:r>
+      <w:r>
+        <w:rPr>
+          <w:rFonts w:ascii="Calibri" w:hAnsi="Calibri" w:cs="Calibri"/>
+          <w:i/>
+          <w:iCs/>
+        </w:rPr>
+        <w:t xml:space="preserve"> (</w:t>
+      </w:r>
+      <w:proofErr w:type="spellStart"/>
       <w:r>
         <w:rPr>
           <w:rFonts w:ascii="Calibri" w:hAnsi="Calibri" w:cs="Calibri"/>
@@ -3492,28 +5295,36 @@
           <w:i/>
           <w:iCs/>
           <w:color w:val="C00000"/>
-          <w:u w:val="single"/>
-        </w:rPr>
-        <w:t>1.8%]</w:t>
-      </w:r>
-      <w:r>
-        <w:rPr>
-          <w:rFonts w:ascii="Calibri" w:hAnsi="Calibri" w:cs="Calibri"/>
-          <w:i/>
+        </w:rPr>
+        <w:t>EuroSys</w:t>
+      </w:r>
+      <w:proofErr w:type="spellEnd"/>
+      <w:r>
+        <w:rPr>
+          <w:rFonts w:ascii="Calibri" w:hAnsi="Calibri" w:cs="Calibri"/>
+          <w:b/>
+          <w:bCs/>
+          <w:i/>
+          <w:iCs/>
+          <w:color w:val="C00000"/>
+        </w:rPr>
+        <w:t>, CCF-A</w:t>
+      </w:r>
+      <w:r>
+        <w:rPr>
+          <w:rFonts w:ascii="Calibri" w:hAnsi="Calibri" w:cs="Calibri"/>
+          <w:i/>
+          <w:iCs/>
         </w:rPr>
         <w:t>)</w:t>
       </w:r>
       <w:r>
         <w:rPr>
           <w:rFonts w:ascii="Calibri" w:hAnsi="Calibri" w:cs="Calibri"/>
-        </w:rPr>
-        <w:t>,</w:t>
-      </w:r>
-      <w:r>
-        <w:rPr>
-          <w:rFonts w:ascii="Calibri" w:hAnsi="Calibri" w:cs="Calibri"/>
-        </w:rPr>
-        <w:t xml:space="preserve"> </w:t>
+          <w:i/>
+          <w:iCs/>
+        </w:rPr>
+        <w:t xml:space="preserve">, </w:t>
       </w:r>
       <w:r>
         <w:rPr>
@@ -3531,7 +5342,7 @@
         <w:rPr>
           <w:rFonts w:ascii="Calibri" w:hAnsi="Calibri" w:cs="Calibri"/>
         </w:rPr>
-        <w:t>.</w:t>
+        <w:t xml:space="preserve">. </w:t>
       </w:r>
     </w:p>
     <w:p>
@@ -3545,1315 +5356,13 @@
         <w:rPr>
           <w:rFonts w:ascii="Calibri" w:hAnsi="Calibri" w:cs="Calibri"/>
         </w:rPr>
-        <w:lastRenderedPageBreak/>
-        <w:t>[C6] “Demystifying Small Language Models for Edge Deployment”</w:t>
-      </w:r>
-    </w:p>
-    <w:p>
-      <w:pPr>
-        <w:spacing w:after="120"/>
-        <w:ind w:left="357"/>
-        <w:rPr>
-          <w:rFonts w:ascii="Calibri" w:hAnsi="Calibri" w:cs="Calibri"/>
-        </w:rPr>
-      </w:pPr>
-      <w:proofErr w:type="spellStart"/>
-      <w:r>
-        <w:rPr>
-          <w:rFonts w:ascii="Calibri" w:hAnsi="Calibri" w:cs="Calibri"/>
-        </w:rPr>
-        <w:t>Zhenyan</w:t>
-      </w:r>
-      <w:proofErr w:type="spellEnd"/>
-      <w:r>
-        <w:rPr>
-          <w:rFonts w:ascii="Calibri" w:hAnsi="Calibri" w:cs="Calibri"/>
-        </w:rPr>
-        <w:t xml:space="preserve"> Lu, Xiang Li, </w:t>
-      </w:r>
-      <w:r>
-        <w:rPr>
-          <w:rFonts w:ascii="Calibri" w:hAnsi="Calibri" w:cs="Calibri"/>
-          <w:b/>
-          <w:bCs/>
-        </w:rPr>
-        <w:t>Dongqi Cai</w:t>
-      </w:r>
-      <w:r>
-        <w:rPr>
-          <w:rFonts w:ascii="Calibri" w:hAnsi="Calibri" w:cs="Calibri"/>
-        </w:rPr>
-        <w:t xml:space="preserve">, </w:t>
-      </w:r>
-      <w:proofErr w:type="spellStart"/>
-      <w:r>
-        <w:rPr>
-          <w:rFonts w:ascii="Calibri" w:hAnsi="Calibri" w:cs="Calibri"/>
-        </w:rPr>
-        <w:t>Rongjie</w:t>
-      </w:r>
-      <w:proofErr w:type="spellEnd"/>
-      <w:r>
-        <w:rPr>
-          <w:rFonts w:ascii="Calibri" w:hAnsi="Calibri" w:cs="Calibri"/>
-        </w:rPr>
-        <w:t xml:space="preserve"> Yi, </w:t>
-      </w:r>
-      <w:proofErr w:type="spellStart"/>
-      <w:r>
-        <w:rPr>
-          <w:rFonts w:ascii="Calibri" w:hAnsi="Calibri" w:cs="Calibri"/>
-        </w:rPr>
-        <w:t>Fangming</w:t>
-      </w:r>
-      <w:proofErr w:type="spellEnd"/>
-      <w:r>
-        <w:rPr>
-          <w:rFonts w:ascii="Calibri" w:hAnsi="Calibri" w:cs="Calibri"/>
-        </w:rPr>
-        <w:t xml:space="preserve"> Liu, Wei Liu, Jian Luan, Xiwen Zhang, Nicholas D. Lane, </w:t>
-      </w:r>
-      <w:proofErr w:type="spellStart"/>
-      <w:r>
-        <w:rPr>
-          <w:rFonts w:ascii="Calibri" w:hAnsi="Calibri" w:cs="Calibri"/>
-        </w:rPr>
-        <w:t>Mengwei</w:t>
-      </w:r>
-      <w:proofErr w:type="spellEnd"/>
-      <w:r>
-        <w:rPr>
-          <w:rFonts w:ascii="Calibri" w:hAnsi="Calibri" w:cs="Calibri"/>
-        </w:rPr>
-        <w:t xml:space="preserve"> Xu, in</w:t>
-      </w:r>
-      <w:r>
-        <w:rPr>
-          <w:rFonts w:ascii="Calibri" w:hAnsi="Calibri" w:cs="Calibri"/>
-          <w:i/>
-          <w:iCs/>
-        </w:rPr>
-        <w:t xml:space="preserve"> </w:t>
-      </w:r>
-      <w:r>
-        <w:rPr>
-          <w:rFonts w:ascii="Calibri" w:hAnsi="Calibri" w:cs="Calibri" w:hint="eastAsia"/>
-          <w:i/>
-          <w:iCs/>
-        </w:rPr>
-        <w:t>t</w:t>
-      </w:r>
-      <w:r>
-        <w:rPr>
-          <w:rFonts w:ascii="Calibri" w:hAnsi="Calibri" w:cs="Calibri"/>
-          <w:i/>
-          <w:iCs/>
-        </w:rPr>
-        <w:t>he 63rd Annual Meeting of the Association for Computational Linguistics</w:t>
-      </w:r>
-      <w:r>
-        <w:rPr>
-          <w:rFonts w:ascii="Calibri" w:hAnsi="Calibri" w:cs="Calibri"/>
-          <w:i/>
-          <w:iCs/>
-        </w:rPr>
-        <w:t xml:space="preserve"> (</w:t>
-      </w:r>
-      <w:r>
-        <w:rPr>
-          <w:rFonts w:ascii="Calibri" w:hAnsi="Calibri" w:cs="Calibri"/>
-          <w:b/>
-          <w:bCs/>
-          <w:i/>
-          <w:iCs/>
-          <w:color w:val="C00000"/>
-        </w:rPr>
-        <w:t>ACL, CCF-A</w:t>
-      </w:r>
-      <w:r>
-        <w:rPr>
-          <w:rFonts w:ascii="Calibri" w:hAnsi="Calibri" w:cs="Calibri"/>
-          <w:i/>
-          <w:iCs/>
-        </w:rPr>
-        <w:t>)</w:t>
-      </w:r>
-      <w:r>
-        <w:rPr>
-          <w:rFonts w:ascii="Calibri" w:hAnsi="Calibri" w:cs="Calibri"/>
-        </w:rPr>
-        <w:t>, 2025.</w:t>
-      </w:r>
-    </w:p>
-    <w:p>
-      <w:pPr>
-        <w:spacing w:after="120"/>
-        <w:rPr>
-          <w:rFonts w:ascii="Calibri" w:hAnsi="Calibri" w:cs="Calibri"/>
-        </w:rPr>
-      </w:pPr>
-      <w:r>
-        <w:rPr>
-          <w:rFonts w:ascii="Calibri" w:hAnsi="Calibri" w:cs="Calibri"/>
-        </w:rPr>
-        <w:t>[C</w:t>
-      </w:r>
-      <w:r>
-        <w:rPr>
-          <w:rFonts w:ascii="Calibri" w:hAnsi="Calibri" w:cs="Calibri"/>
-        </w:rPr>
-        <w:t>7</w:t>
-      </w:r>
-      <w:r>
-        <w:rPr>
-          <w:rFonts w:ascii="Calibri" w:hAnsi="Calibri" w:cs="Calibri"/>
-        </w:rPr>
-        <w:t>] “</w:t>
-      </w:r>
-      <w:r>
-        <w:rPr>
-          <w:rFonts w:ascii="Calibri" w:hAnsi="Calibri" w:cs="Calibri"/>
-        </w:rPr>
-        <w:t>DEPT: Decoupled Embeddings for Pre-training Language Models</w:t>
-      </w:r>
-      <w:r>
-        <w:rPr>
-          <w:rFonts w:ascii="Calibri" w:hAnsi="Calibri" w:cs="Calibri"/>
-        </w:rPr>
-        <w:t>”</w:t>
-      </w:r>
-    </w:p>
-    <w:p>
-      <w:pPr>
-        <w:spacing w:after="120"/>
-        <w:ind w:left="357"/>
-        <w:rPr>
-          <w:rFonts w:ascii="Calibri" w:hAnsi="Calibri" w:cs="Calibri"/>
-        </w:rPr>
-      </w:pPr>
-      <w:r>
-        <w:rPr>
-          <w:rFonts w:ascii="Calibri" w:hAnsi="Calibri" w:cs="Calibri"/>
-        </w:rPr>
-        <w:t xml:space="preserve">Alex Iacob, Lorenzo Sani, Meghdad Kurmanji, William F. Shen, </w:t>
-      </w:r>
-      <w:proofErr w:type="spellStart"/>
-      <w:r>
-        <w:rPr>
-          <w:rFonts w:ascii="Calibri" w:hAnsi="Calibri" w:cs="Calibri"/>
-        </w:rPr>
-        <w:t>Xinchi</w:t>
-      </w:r>
-      <w:proofErr w:type="spellEnd"/>
-      <w:r>
-        <w:rPr>
-          <w:rFonts w:ascii="Calibri" w:hAnsi="Calibri" w:cs="Calibri"/>
-        </w:rPr>
-        <w:t xml:space="preserve"> Qiu, </w:t>
-      </w:r>
-      <w:r>
-        <w:rPr>
-          <w:rFonts w:ascii="Calibri" w:hAnsi="Calibri" w:cs="Calibri"/>
-          <w:b/>
-          <w:bCs/>
-        </w:rPr>
-        <w:t>Dongqi Cai</w:t>
-      </w:r>
-      <w:r>
-        <w:rPr>
-          <w:rFonts w:ascii="Calibri" w:hAnsi="Calibri" w:cs="Calibri"/>
-        </w:rPr>
-        <w:t>, Yan Gao, Nicholas Donald Lane</w:t>
-      </w:r>
-      <w:r>
-        <w:rPr>
-          <w:rFonts w:ascii="Calibri" w:hAnsi="Calibri" w:cs="Calibri"/>
-        </w:rPr>
-        <w:t>, in the</w:t>
-      </w:r>
-      <w:r>
-        <w:rPr>
-          <w:rFonts w:ascii="Calibri" w:hAnsi="Calibri" w:cs="Calibri"/>
-        </w:rPr>
-        <w:t xml:space="preserve"> </w:t>
-      </w:r>
-      <w:r>
-        <w:rPr>
-          <w:rFonts w:ascii="Calibri" w:hAnsi="Calibri" w:cs="Calibri"/>
-          <w:i/>
-          <w:iCs/>
-        </w:rPr>
-        <w:t>Thirteenth International Conference on Learning Representations (</w:t>
-      </w:r>
-      <w:r>
-        <w:rPr>
-          <w:rFonts w:ascii="Calibri" w:hAnsi="Calibri" w:cs="Calibri"/>
-          <w:b/>
-          <w:bCs/>
-          <w:i/>
-          <w:iCs/>
-          <w:color w:val="C00000"/>
-        </w:rPr>
-        <w:t>ICLR</w:t>
-      </w:r>
-      <w:r>
-        <w:rPr>
-          <w:rFonts w:ascii="Calibri" w:hAnsi="Calibri" w:cs="Calibri"/>
-          <w:b/>
-          <w:bCs/>
-          <w:i/>
-          <w:iCs/>
-          <w:color w:val="C00000"/>
-        </w:rPr>
-        <w:t xml:space="preserve">, </w:t>
-      </w:r>
-      <w:r>
-        <w:rPr>
-          <w:rFonts w:ascii="Calibri" w:hAnsi="Calibri" w:cs="Calibri"/>
-          <w:b/>
-          <w:bCs/>
-          <w:i/>
-          <w:iCs/>
-          <w:color w:val="C00000"/>
-          <w:u w:val="single"/>
-        </w:rPr>
-        <w:t>[Oral, top 1.8%]</w:t>
-      </w:r>
-      <w:r>
-        <w:rPr>
-          <w:rFonts w:ascii="Calibri" w:hAnsi="Calibri" w:cs="Calibri"/>
-          <w:i/>
-          <w:iCs/>
-        </w:rPr>
-        <w:t>)</w:t>
-      </w:r>
-      <w:r>
-        <w:rPr>
-          <w:rFonts w:ascii="Calibri" w:hAnsi="Calibri" w:cs="Calibri"/>
-        </w:rPr>
-        <w:t>, 2025.</w:t>
-      </w:r>
-    </w:p>
-    <w:p>
-      <w:pPr>
-        <w:spacing w:after="120"/>
-        <w:rPr>
-          <w:rFonts w:ascii="Calibri" w:hAnsi="Calibri" w:cs="Calibri"/>
-        </w:rPr>
-      </w:pPr>
-      <w:r>
-        <w:rPr>
-          <w:rFonts w:ascii="Calibri" w:hAnsi="Calibri" w:cs="Calibri"/>
-        </w:rPr>
-        <w:t>[C</w:t>
-      </w:r>
-      <w:r>
-        <w:rPr>
-          <w:rFonts w:ascii="Calibri" w:hAnsi="Calibri" w:cs="Calibri"/>
-        </w:rPr>
-        <w:t>8</w:t>
-      </w:r>
-      <w:r>
-        <w:rPr>
-          <w:rFonts w:ascii="Calibri" w:hAnsi="Calibri" w:cs="Calibri"/>
-        </w:rPr>
-        <w:t>] “</w:t>
-      </w:r>
-      <w:r>
-        <w:rPr>
-          <w:rFonts w:ascii="Calibri" w:hAnsi="Calibri" w:cs="Calibri"/>
-        </w:rPr>
-        <w:t>Photon: Federated Pre-training of Large Language Models</w:t>
-      </w:r>
-      <w:r>
-        <w:rPr>
-          <w:rFonts w:ascii="Calibri" w:hAnsi="Calibri" w:cs="Calibri"/>
-        </w:rPr>
-        <w:t>”</w:t>
-      </w:r>
-    </w:p>
-    <w:p>
-      <w:pPr>
-        <w:spacing w:after="120"/>
-        <w:ind w:left="357"/>
-        <w:rPr>
-          <w:rFonts w:ascii="Calibri" w:hAnsi="Calibri" w:cs="Calibri"/>
-        </w:rPr>
-      </w:pPr>
-      <w:r>
-        <w:rPr>
-          <w:rFonts w:ascii="Calibri" w:hAnsi="Calibri" w:cs="Calibri"/>
-        </w:rPr>
-        <w:t>Lorenzo Sani, Alex Iacob, </w:t>
-      </w:r>
-      <w:proofErr w:type="spellStart"/>
-      <w:r>
-        <w:rPr>
-          <w:rFonts w:ascii="Calibri" w:hAnsi="Calibri" w:cs="Calibri"/>
-        </w:rPr>
-        <w:t>Zeyu</w:t>
-      </w:r>
-      <w:proofErr w:type="spellEnd"/>
-      <w:r>
-        <w:rPr>
-          <w:rFonts w:ascii="Calibri" w:hAnsi="Calibri" w:cs="Calibri"/>
-        </w:rPr>
-        <w:t xml:space="preserve"> Cao, </w:t>
-      </w:r>
-      <w:proofErr w:type="spellStart"/>
-      <w:r>
-        <w:rPr>
-          <w:rFonts w:ascii="Calibri" w:hAnsi="Calibri" w:cs="Calibri"/>
-        </w:rPr>
-        <w:t>Royson</w:t>
-      </w:r>
-      <w:proofErr w:type="spellEnd"/>
-      <w:r>
-        <w:rPr>
-          <w:rFonts w:ascii="Calibri" w:hAnsi="Calibri" w:cs="Calibri"/>
-        </w:rPr>
-        <w:t xml:space="preserve"> Lee, Bill Marino, Yan Gao, </w:t>
-      </w:r>
-      <w:proofErr w:type="spellStart"/>
-      <w:r>
-        <w:rPr>
-          <w:rFonts w:ascii="Calibri" w:hAnsi="Calibri" w:cs="Calibri"/>
-        </w:rPr>
-        <w:t>Wanru</w:t>
-      </w:r>
-      <w:proofErr w:type="spellEnd"/>
-      <w:r>
-        <w:rPr>
-          <w:rFonts w:ascii="Calibri" w:hAnsi="Calibri" w:cs="Calibri"/>
-        </w:rPr>
-        <w:t xml:space="preserve"> Zhao, </w:t>
-      </w:r>
-      <w:r>
-        <w:rPr>
-          <w:rFonts w:ascii="Calibri" w:hAnsi="Calibri" w:cs="Calibri"/>
-          <w:b/>
-          <w:bCs/>
-        </w:rPr>
-        <w:t>Dongqi Cai</w:t>
-      </w:r>
-      <w:r>
-        <w:rPr>
-          <w:rFonts w:ascii="Calibri" w:hAnsi="Calibri" w:cs="Calibri"/>
-        </w:rPr>
-        <w:t>, </w:t>
-      </w:r>
-      <w:proofErr w:type="spellStart"/>
-      <w:r>
-        <w:rPr>
-          <w:rFonts w:ascii="Calibri" w:hAnsi="Calibri" w:cs="Calibri"/>
-        </w:rPr>
-        <w:t>Zexi</w:t>
-      </w:r>
-      <w:proofErr w:type="spellEnd"/>
-      <w:r>
-        <w:rPr>
-          <w:rFonts w:ascii="Calibri" w:hAnsi="Calibri" w:cs="Calibri"/>
-        </w:rPr>
-        <w:t xml:space="preserve"> Li, </w:t>
-      </w:r>
-      <w:proofErr w:type="spellStart"/>
-      <w:r>
-        <w:rPr>
-          <w:rFonts w:ascii="Calibri" w:hAnsi="Calibri" w:cs="Calibri"/>
-        </w:rPr>
-        <w:t>Xinchi</w:t>
-      </w:r>
-      <w:proofErr w:type="spellEnd"/>
-      <w:r>
-        <w:rPr>
-          <w:rFonts w:ascii="Calibri" w:hAnsi="Calibri" w:cs="Calibri"/>
-        </w:rPr>
-        <w:t xml:space="preserve"> Qiu, Nicholas Donald Lane</w:t>
-      </w:r>
-      <w:r>
-        <w:rPr>
-          <w:rFonts w:ascii="Calibri" w:hAnsi="Calibri" w:cs="Calibri"/>
-        </w:rPr>
-        <w:t>, in the</w:t>
-      </w:r>
-      <w:r>
-        <w:rPr>
-          <w:rFonts w:ascii="Calibri" w:hAnsi="Calibri" w:cs="Calibri"/>
-          <w:i/>
-          <w:iCs/>
-        </w:rPr>
-        <w:t xml:space="preserve"> Eighth Annual Conference on Machine Learning and Systems</w:t>
-      </w:r>
-      <w:r>
-        <w:rPr>
-          <w:rFonts w:ascii="Calibri" w:hAnsi="Calibri" w:cs="Calibri"/>
-          <w:i/>
-          <w:iCs/>
-        </w:rPr>
-        <w:t xml:space="preserve"> (</w:t>
-      </w:r>
-      <w:proofErr w:type="spellStart"/>
-      <w:r>
-        <w:rPr>
-          <w:rFonts w:ascii="Calibri" w:hAnsi="Calibri" w:cs="Calibri"/>
-          <w:b/>
-          <w:bCs/>
-          <w:i/>
-          <w:iCs/>
-          <w:color w:val="C00000"/>
-        </w:rPr>
-        <w:t>MLSys</w:t>
-      </w:r>
-      <w:proofErr w:type="spellEnd"/>
-      <w:r>
-        <w:rPr>
-          <w:rFonts w:ascii="Calibri" w:hAnsi="Calibri" w:cs="Calibri"/>
-          <w:i/>
-          <w:iCs/>
-        </w:rPr>
-        <w:t>)</w:t>
-      </w:r>
-      <w:r>
-        <w:rPr>
-          <w:rFonts w:ascii="Calibri" w:hAnsi="Calibri" w:cs="Calibri"/>
-        </w:rPr>
-        <w:t>, 2025.</w:t>
-      </w:r>
-    </w:p>
-    <w:p>
-      <w:pPr>
-        <w:spacing w:after="120"/>
-        <w:rPr>
-          <w:rFonts w:ascii="Calibri" w:hAnsi="Calibri" w:cs="Calibri"/>
-        </w:rPr>
-      </w:pPr>
-      <w:r>
-        <w:rPr>
-          <w:rFonts w:ascii="Calibri" w:hAnsi="Calibri" w:cs="Calibri" w:hint="eastAsia"/>
-        </w:rPr>
-        <w:t>[</w:t>
-      </w:r>
-      <w:r>
-        <w:rPr>
-          <w:rFonts w:ascii="Calibri" w:hAnsi="Calibri" w:cs="Calibri"/>
-        </w:rPr>
-        <w:t>C</w:t>
-      </w:r>
-      <w:r>
-        <w:rPr>
-          <w:rFonts w:ascii="Calibri" w:hAnsi="Calibri" w:cs="Calibri"/>
-        </w:rPr>
-        <w:t>9</w:t>
-      </w:r>
-      <w:r>
-        <w:rPr>
-          <w:rFonts w:ascii="Calibri" w:hAnsi="Calibri" w:cs="Calibri"/>
-        </w:rPr>
-        <w:t>] “</w:t>
-      </w:r>
-      <w:proofErr w:type="spellStart"/>
-      <w:r>
-        <w:rPr>
-          <w:rFonts w:ascii="Calibri" w:hAnsi="Calibri" w:cs="Calibri"/>
-        </w:rPr>
-        <w:t>ShortcutsBench</w:t>
-      </w:r>
-      <w:proofErr w:type="spellEnd"/>
-      <w:r>
-        <w:rPr>
-          <w:rFonts w:ascii="Calibri" w:hAnsi="Calibri" w:cs="Calibri"/>
-        </w:rPr>
-        <w:t>: A Large-Scale Real-world Benchmark for API-based Agents</w:t>
-      </w:r>
-      <w:r>
-        <w:rPr>
-          <w:rFonts w:ascii="Calibri" w:hAnsi="Calibri" w:cs="Calibri"/>
-        </w:rPr>
-        <w:t>”</w:t>
-      </w:r>
-    </w:p>
-    <w:p>
-      <w:pPr>
-        <w:spacing w:after="120"/>
-        <w:ind w:left="357"/>
-        <w:rPr>
-          <w:rFonts w:ascii="Calibri" w:hAnsi="Calibri" w:cs="Calibri"/>
-        </w:rPr>
-      </w:pPr>
-      <w:r>
-        <w:rPr>
-          <w:rFonts w:ascii="Calibri" w:hAnsi="Calibri" w:cs="Calibri"/>
-        </w:rPr>
-        <w:t>Haiyang S</w:t>
-      </w:r>
-      <w:r>
-        <w:rPr>
-          <w:rFonts w:ascii="Calibri" w:hAnsi="Calibri" w:cs="Calibri"/>
-        </w:rPr>
-        <w:t>hen</w:t>
-      </w:r>
-      <w:r>
-        <w:rPr>
-          <w:rFonts w:ascii="Calibri" w:hAnsi="Calibri" w:cs="Calibri"/>
-        </w:rPr>
-        <w:t xml:space="preserve">, Yue Li, </w:t>
-      </w:r>
-      <w:proofErr w:type="spellStart"/>
-      <w:r>
-        <w:rPr>
-          <w:rFonts w:ascii="Calibri" w:hAnsi="Calibri" w:cs="Calibri"/>
-        </w:rPr>
-        <w:t>Desong</w:t>
-      </w:r>
-      <w:proofErr w:type="spellEnd"/>
-      <w:r>
-        <w:rPr>
-          <w:rFonts w:ascii="Calibri" w:hAnsi="Calibri" w:cs="Calibri"/>
-        </w:rPr>
-        <w:t xml:space="preserve"> Meng, </w:t>
-      </w:r>
-      <w:r>
-        <w:rPr>
-          <w:rFonts w:ascii="Calibri" w:hAnsi="Calibri" w:cs="Calibri"/>
-          <w:b/>
-          <w:bCs/>
-        </w:rPr>
-        <w:t>Dongqi Cai</w:t>
-      </w:r>
-      <w:r>
-        <w:rPr>
-          <w:rFonts w:ascii="Calibri" w:hAnsi="Calibri" w:cs="Calibri"/>
-        </w:rPr>
-        <w:t>, Sheng Qi, Li Zhang, Mengwei Xu, Yun Ma</w:t>
-      </w:r>
-      <w:r>
-        <w:rPr>
-          <w:rFonts w:ascii="Calibri" w:hAnsi="Calibri" w:cs="Calibri"/>
-        </w:rPr>
-        <w:t>, in the</w:t>
-      </w:r>
-      <w:r>
-        <w:rPr>
-          <w:rFonts w:ascii="Calibri" w:hAnsi="Calibri" w:cs="Calibri"/>
-          <w:i/>
-          <w:iCs/>
-        </w:rPr>
-        <w:t xml:space="preserve"> Thirteenth International Conference on Learning Representations</w:t>
-      </w:r>
-      <w:r>
-        <w:rPr>
-          <w:rFonts w:ascii="Calibri" w:hAnsi="Calibri" w:cs="Calibri"/>
-          <w:i/>
-          <w:iCs/>
-        </w:rPr>
-        <w:t xml:space="preserve"> (</w:t>
-      </w:r>
-      <w:r>
-        <w:rPr>
-          <w:rFonts w:ascii="Calibri" w:hAnsi="Calibri" w:cs="Calibri"/>
-          <w:b/>
-          <w:bCs/>
-          <w:i/>
-          <w:iCs/>
-          <w:color w:val="C00000"/>
-        </w:rPr>
-        <w:t>ICLR</w:t>
-      </w:r>
-      <w:r>
-        <w:rPr>
-          <w:rFonts w:ascii="Calibri" w:hAnsi="Calibri" w:cs="Calibri"/>
-        </w:rPr>
-        <w:t>), 2025</w:t>
-      </w:r>
-      <w:r>
-        <w:rPr>
-          <w:rFonts w:ascii="Calibri" w:hAnsi="Calibri" w:cs="Calibri"/>
-        </w:rPr>
-        <w:t>.</w:t>
-      </w:r>
-    </w:p>
-    <w:p>
-      <w:pPr>
-        <w:spacing w:after="120"/>
-        <w:rPr>
-          <w:rFonts w:ascii="Calibri" w:hAnsi="Calibri" w:cs="Calibri"/>
-        </w:rPr>
-      </w:pPr>
-      <w:r>
-        <w:rPr>
-          <w:rFonts w:ascii="Calibri" w:hAnsi="Calibri" w:cs="Calibri"/>
-        </w:rPr>
-        <w:t>[C10] “</w:t>
-      </w:r>
-      <w:r>
-        <w:rPr>
-          <w:rFonts w:ascii="Calibri" w:hAnsi="Calibri" w:cs="Calibri"/>
-        </w:rPr>
-        <w:t>Editing as Unlearning: Are Knowledge Editing Methods Strong Baselines for Large Language Model Unlearning?</w:t>
-      </w:r>
-      <w:r>
-        <w:rPr>
-          <w:rFonts w:ascii="Calibri" w:hAnsi="Calibri" w:cs="Calibri"/>
-        </w:rPr>
-        <w:t>”</w:t>
-      </w:r>
-    </w:p>
-    <w:p>
-      <w:pPr>
-        <w:spacing w:after="120"/>
-        <w:ind w:left="357"/>
-        <w:rPr>
-          <w:rFonts w:ascii="Calibri" w:hAnsi="Calibri" w:cs="Calibri"/>
-        </w:rPr>
-      </w:pPr>
-      <w:proofErr w:type="spellStart"/>
-      <w:r>
-        <w:rPr>
-          <w:rFonts w:ascii="Calibri" w:hAnsi="Calibri" w:cs="Calibri"/>
-        </w:rPr>
-        <w:t>Zexi</w:t>
-      </w:r>
-      <w:proofErr w:type="spellEnd"/>
-      <w:r>
-        <w:rPr>
-          <w:rFonts w:ascii="Calibri" w:hAnsi="Calibri" w:cs="Calibri"/>
-        </w:rPr>
-        <w:t xml:space="preserve"> Li, </w:t>
-      </w:r>
-      <w:proofErr w:type="spellStart"/>
-      <w:r>
-        <w:rPr>
-          <w:rFonts w:ascii="Calibri" w:hAnsi="Calibri" w:cs="Calibri"/>
-        </w:rPr>
-        <w:t>Xiangzhu</w:t>
-      </w:r>
-      <w:proofErr w:type="spellEnd"/>
-      <w:r>
-        <w:rPr>
-          <w:rFonts w:ascii="Calibri" w:hAnsi="Calibri" w:cs="Calibri"/>
-        </w:rPr>
-        <w:t xml:space="preserve"> Wang, William F. Shen, Meghdad </w:t>
-      </w:r>
-      <w:proofErr w:type="spellStart"/>
-      <w:r>
-        <w:rPr>
-          <w:rFonts w:ascii="Calibri" w:hAnsi="Calibri" w:cs="Calibri"/>
-        </w:rPr>
-        <w:t>Kurmanji</w:t>
-      </w:r>
-      <w:proofErr w:type="spellEnd"/>
-      <w:r>
-        <w:rPr>
-          <w:rFonts w:ascii="Calibri" w:hAnsi="Calibri" w:cs="Calibri"/>
-        </w:rPr>
-        <w:t xml:space="preserve">, </w:t>
-      </w:r>
-      <w:proofErr w:type="spellStart"/>
-      <w:r>
-        <w:rPr>
-          <w:rFonts w:ascii="Calibri" w:hAnsi="Calibri" w:cs="Calibri"/>
-        </w:rPr>
-        <w:t>Xinchi</w:t>
-      </w:r>
-      <w:proofErr w:type="spellEnd"/>
-      <w:r>
-        <w:rPr>
-          <w:rFonts w:ascii="Calibri" w:hAnsi="Calibri" w:cs="Calibri"/>
-        </w:rPr>
-        <w:t xml:space="preserve"> Qiu, </w:t>
-      </w:r>
-      <w:r>
-        <w:rPr>
-          <w:rFonts w:ascii="Calibri" w:hAnsi="Calibri" w:cs="Calibri"/>
-          <w:b/>
-          <w:bCs/>
-        </w:rPr>
-        <w:t>Dongqi Cai</w:t>
-      </w:r>
-      <w:r>
-        <w:rPr>
-          <w:rFonts w:ascii="Calibri" w:hAnsi="Calibri" w:cs="Calibri"/>
-        </w:rPr>
-        <w:t>, Chao Wu, Nicholas D. Lane</w:t>
-      </w:r>
-      <w:r>
-        <w:rPr>
-          <w:rFonts w:ascii="Calibri" w:hAnsi="Calibri" w:cs="Calibri"/>
-        </w:rPr>
-        <w:t xml:space="preserve">, in the </w:t>
-      </w:r>
-      <w:r>
-        <w:rPr>
-          <w:rFonts w:ascii="Calibri" w:hAnsi="Calibri" w:cs="Calibri"/>
-        </w:rPr>
-        <w:t>40th Annual AAAI Conference on Artificial Intelligence</w:t>
-      </w:r>
-      <w:r>
-        <w:rPr>
-          <w:rFonts w:ascii="Calibri" w:hAnsi="Calibri" w:cs="Calibri" w:hint="eastAsia"/>
-        </w:rPr>
-        <w:t xml:space="preserve"> </w:t>
-      </w:r>
-      <w:r>
-        <w:rPr>
-          <w:rFonts w:ascii="Calibri" w:hAnsi="Calibri" w:cs="Calibri"/>
-          <w:i/>
-          <w:iCs/>
-        </w:rPr>
-        <w:t>(</w:t>
-      </w:r>
-      <w:r>
-        <w:rPr>
-          <w:rFonts w:ascii="Calibri" w:hAnsi="Calibri" w:cs="Calibri"/>
-          <w:b/>
-          <w:bCs/>
-          <w:i/>
-          <w:iCs/>
-          <w:color w:val="C00000"/>
-        </w:rPr>
-        <w:t>AAAI, CCF-A</w:t>
-      </w:r>
-      <w:r>
-        <w:rPr>
-          <w:rFonts w:ascii="Calibri" w:hAnsi="Calibri" w:cs="Calibri"/>
-          <w:i/>
-          <w:iCs/>
-          <w:color w:val="000000" w:themeColor="text1"/>
-        </w:rPr>
-        <w:t>),</w:t>
-      </w:r>
-      <w:r>
-        <w:rPr>
-          <w:rFonts w:ascii="Calibri" w:hAnsi="Calibri" w:cs="Calibri"/>
-        </w:rPr>
-        <w:t xml:space="preserve"> 2026</w:t>
-      </w:r>
-    </w:p>
-    <w:p>
-      <w:pPr>
-        <w:spacing w:before="120"/>
-        <w:rPr>
-          <w:rFonts w:ascii="Calibri" w:hAnsi="Calibri" w:cs="Calibri"/>
-        </w:rPr>
-      </w:pPr>
-    </w:p>
-    <w:p>
-      <w:pPr>
-        <w:spacing w:after="120"/>
-        <w:rPr>
-          <w:rFonts w:ascii="Calibri" w:hAnsi="Calibri" w:cs="Calibri"/>
-          <w:b/>
-          <w:sz w:val="32"/>
-        </w:rPr>
-      </w:pPr>
-      <w:r>
-        <w:rPr>
-          <w:rFonts w:ascii="Calibri" w:hAnsi="Calibri" w:cs="Calibri" w:hint="eastAsia"/>
-          <w:b/>
-          <w:sz w:val="32"/>
-        </w:rPr>
-        <w:t>W</w:t>
-      </w:r>
-      <w:r>
-        <w:rPr>
-          <w:rFonts w:ascii="Calibri" w:hAnsi="Calibri" w:cs="Calibri"/>
-          <w:b/>
-          <w:sz w:val="32"/>
-        </w:rPr>
-        <w:t>orksho</w:t>
-      </w:r>
-      <w:r>
-        <w:rPr>
-          <w:rFonts w:ascii="Calibri" w:hAnsi="Calibri" w:cs="Calibri" w:hint="eastAsia"/>
-          <w:b/>
-          <w:sz w:val="32"/>
-        </w:rPr>
-        <w:t>p</w:t>
-      </w:r>
-      <w:r>
-        <w:rPr>
-          <w:rFonts w:ascii="Calibri" w:hAnsi="Calibri" w:cs="Calibri" w:hint="eastAsia"/>
-          <w:b/>
-          <w:sz w:val="32"/>
-        </w:rPr>
-        <w:t>论文</w:t>
-      </w:r>
-      <w:r>
-        <w:rPr>
-          <w:rFonts w:ascii="Calibri" w:hAnsi="Calibri" w:cs="Calibri"/>
-          <w:b/>
-          <w:sz w:val="32"/>
-        </w:rPr>
-        <w:t xml:space="preserve">(* = </w:t>
-      </w:r>
-      <w:r>
-        <w:rPr>
-          <w:rFonts w:ascii="Calibri" w:hAnsi="Calibri" w:cs="Calibri" w:hint="eastAsia"/>
-          <w:b/>
-          <w:sz w:val="32"/>
-        </w:rPr>
-        <w:t>同等贡献</w:t>
-      </w:r>
-      <w:r>
-        <w:rPr>
-          <w:rFonts w:ascii="Calibri" w:hAnsi="Calibri" w:cs="Calibri"/>
-          <w:b/>
-          <w:sz w:val="32"/>
-        </w:rPr>
-        <w:t>)</w:t>
-      </w:r>
-    </w:p>
-    <w:p>
-      <w:pPr>
-        <w:spacing w:after="120"/>
-        <w:rPr>
-          <w:rFonts w:ascii="Calibri" w:hAnsi="Calibri" w:cs="Calibri"/>
-        </w:rPr>
-      </w:pPr>
-      <w:r>
-        <w:rPr>
-          <w:rFonts w:ascii="Calibri" w:hAnsi="Calibri" w:cs="Calibri"/>
-        </w:rPr>
         <w:t>[W</w:t>
       </w:r>
       <w:r>
         <w:rPr>
-          <w:rFonts w:ascii="Calibri" w:hAnsi="Calibri" w:cs="Calibri" w:hint="eastAsia"/>
-        </w:rPr>
-        <w:t>1</w:t>
-      </w:r>
-      <w:r>
-        <w:rPr>
-          <w:rFonts w:ascii="Calibri" w:hAnsi="Calibri" w:cs="Calibri"/>
-        </w:rPr>
-        <w:t xml:space="preserve">] </w:t>
-      </w:r>
-      <w:r>
-        <w:rPr>
-          <w:rFonts w:ascii="Calibri" w:hAnsi="Calibri" w:cs="Calibri"/>
-        </w:rPr>
-        <w:t>“Large Language Models on Mobile Devices: Measurements, Analysis, and Insights”</w:t>
-      </w:r>
-    </w:p>
-    <w:p>
-      <w:pPr>
-        <w:spacing w:after="120"/>
-        <w:ind w:left="440"/>
-        <w:rPr>
-          <w:rFonts w:ascii="Calibri" w:hAnsi="Calibri" w:cs="Calibri"/>
-        </w:rPr>
-      </w:pPr>
-      <w:r>
-        <w:rPr>
-          <w:rFonts w:ascii="Calibri" w:hAnsi="Calibri" w:cs="Calibri" w:hint="eastAsia"/>
-        </w:rPr>
-        <w:t>X</w:t>
-      </w:r>
-      <w:r>
-        <w:rPr>
-          <w:rFonts w:ascii="Calibri" w:hAnsi="Calibri" w:cs="Calibri"/>
-        </w:rPr>
-        <w:t xml:space="preserve">iang Li, Zhenyan Lu, </w:t>
-      </w:r>
-      <w:r>
-        <w:rPr>
-          <w:rFonts w:ascii="Calibri" w:hAnsi="Calibri" w:cs="Calibri"/>
-          <w:b/>
-          <w:bCs/>
-        </w:rPr>
-        <w:t>Dongqi Cai</w:t>
-      </w:r>
-      <w:r>
-        <w:rPr>
-          <w:rFonts w:ascii="Calibri" w:hAnsi="Calibri" w:cs="Calibri"/>
-        </w:rPr>
-        <w:t xml:space="preserve">, Xiao Ma, </w:t>
-      </w:r>
-      <w:proofErr w:type="spellStart"/>
-      <w:r>
-        <w:rPr>
-          <w:rFonts w:ascii="Calibri" w:hAnsi="Calibri" w:cs="Calibri"/>
-        </w:rPr>
-        <w:t>Mengwei</w:t>
-      </w:r>
-      <w:proofErr w:type="spellEnd"/>
-      <w:r>
-        <w:rPr>
-          <w:rFonts w:ascii="Calibri" w:hAnsi="Calibri" w:cs="Calibri"/>
-        </w:rPr>
-        <w:t xml:space="preserve"> Xu, in </w:t>
-      </w:r>
-      <w:r>
-        <w:rPr>
-          <w:rFonts w:ascii="Calibri" w:hAnsi="Calibri" w:cs="Calibri"/>
-          <w:i/>
-          <w:iCs/>
-        </w:rPr>
-        <w:t xml:space="preserve">Proceedings of the Workshop on Edge and Mobile Foundation Models </w:t>
-      </w:r>
-      <w:r>
-        <w:rPr>
-          <w:rFonts w:ascii="Calibri" w:hAnsi="Calibri" w:cs="Calibri"/>
-          <w:i/>
-          <w:iCs/>
-          <w:color w:val="000000" w:themeColor="text1"/>
-        </w:rPr>
-        <w:t>(</w:t>
-      </w:r>
-      <w:proofErr w:type="spellStart"/>
-      <w:r>
-        <w:rPr>
-          <w:rFonts w:ascii="Calibri" w:hAnsi="Calibri" w:cs="Calibri"/>
-          <w:i/>
-          <w:iCs/>
-          <w:color w:val="000000" w:themeColor="text1"/>
-        </w:rPr>
-        <w:t>EdgeFM</w:t>
-      </w:r>
-      <w:proofErr w:type="spellEnd"/>
-      <w:r>
-        <w:rPr>
-          <w:rFonts w:ascii="Calibri" w:hAnsi="Calibri" w:cs="Calibri"/>
-          <w:i/>
-          <w:iCs/>
-        </w:rPr>
-        <w:t>)</w:t>
-      </w:r>
-      <w:r>
-        <w:rPr>
-          <w:rFonts w:ascii="Calibri" w:hAnsi="Calibri" w:cs="Calibri"/>
-        </w:rPr>
-        <w:t xml:space="preserve">, </w:t>
-      </w:r>
-      <w:r>
-        <w:rPr>
-          <w:rFonts w:ascii="Calibri" w:hAnsi="Calibri" w:cs="Calibri"/>
-          <w:i/>
-          <w:iCs/>
-        </w:rPr>
-        <w:t>co-located with ACM International Conference on Mobile Systems, Applications, and Services (</w:t>
-      </w:r>
-      <w:proofErr w:type="spellStart"/>
-      <w:r>
-        <w:rPr>
-          <w:rFonts w:ascii="Calibri" w:hAnsi="Calibri" w:cs="Calibri"/>
-          <w:b/>
-          <w:bCs/>
-          <w:i/>
-          <w:iCs/>
-          <w:color w:val="C00000"/>
-        </w:rPr>
-        <w:t>MobiSys</w:t>
-      </w:r>
-      <w:proofErr w:type="spellEnd"/>
-      <w:r>
-        <w:rPr>
-          <w:rFonts w:ascii="Calibri" w:hAnsi="Calibri" w:cs="Calibri"/>
-          <w:b/>
-          <w:bCs/>
-          <w:i/>
-          <w:iCs/>
-          <w:color w:val="C00000"/>
-        </w:rPr>
-        <w:t>, CCF-B</w:t>
-      </w:r>
-      <w:r>
-        <w:rPr>
-          <w:rFonts w:ascii="Calibri" w:hAnsi="Calibri" w:cs="Calibri"/>
-          <w:i/>
-          <w:iCs/>
-        </w:rPr>
-        <w:t xml:space="preserve">), </w:t>
-      </w:r>
-      <w:r>
-        <w:rPr>
-          <w:rFonts w:ascii="Calibri" w:hAnsi="Calibri" w:cs="Calibri"/>
-        </w:rPr>
-        <w:t>202</w:t>
-      </w:r>
-      <w:r>
-        <w:rPr>
-          <w:rFonts w:ascii="Calibri" w:hAnsi="Calibri" w:cs="Calibri"/>
-        </w:rPr>
-        <w:t>4</w:t>
-      </w:r>
-      <w:r>
-        <w:rPr>
-          <w:rFonts w:ascii="Calibri" w:hAnsi="Calibri" w:cs="Calibri"/>
-        </w:rPr>
-        <w:t>.</w:t>
-      </w:r>
-    </w:p>
-    <w:p>
-      <w:pPr>
-        <w:spacing w:after="120"/>
-        <w:rPr>
-          <w:rFonts w:ascii="Calibri" w:hAnsi="Calibri" w:cs="Calibri"/>
-        </w:rPr>
-      </w:pPr>
-    </w:p>
-    <w:p>
-      <w:pPr>
-        <w:spacing w:after="120"/>
-        <w:rPr>
-          <w:rFonts w:ascii="Calibri" w:hAnsi="Calibri" w:cs="Calibri"/>
-        </w:rPr>
-      </w:pPr>
-      <w:r>
-        <w:rPr>
-          <w:rFonts w:ascii="Calibri" w:hAnsi="Calibri" w:cs="Calibri"/>
-        </w:rPr>
-        <w:t>[W</w:t>
-      </w:r>
-      <w:r>
-        <w:rPr>
-          <w:rFonts w:ascii="Calibri" w:hAnsi="Calibri" w:cs="Calibri" w:hint="eastAsia"/>
+          <w:rFonts w:ascii="Calibri" w:hAnsi="Calibri" w:cs="Calibri"/>
         </w:rPr>
         <w:t>2</w:t>
-      </w:r>
-      <w:r>
-        <w:rPr>
-          <w:rFonts w:ascii="Calibri" w:hAnsi="Calibri" w:cs="Calibri"/>
-        </w:rPr>
-        <w:t xml:space="preserve">] </w:t>
-      </w:r>
-      <w:r>
-        <w:rPr>
-          <w:rFonts w:ascii="Calibri" w:hAnsi="Calibri" w:cs="Calibri"/>
-        </w:rPr>
-        <w:t>“FedRDMA: Communication-Efficient Cross-Silo Federated LLM via Chunked RDMA Transmission”</w:t>
-      </w:r>
-    </w:p>
-    <w:p>
-      <w:pPr>
-        <w:spacing w:after="120"/>
-        <w:ind w:left="357"/>
-        <w:rPr>
-          <w:rFonts w:ascii="Calibri" w:hAnsi="Calibri" w:cs="Calibri"/>
-        </w:rPr>
-      </w:pPr>
-      <w:r>
-        <w:rPr>
-          <w:rFonts w:ascii="Calibri" w:hAnsi="Calibri" w:cs="Calibri"/>
-        </w:rPr>
-        <w:t>Zeling Zhang</w:t>
-      </w:r>
-      <w:r>
-        <w:rPr>
-          <w:rFonts w:ascii="Calibri" w:hAnsi="Calibri" w:cs="Calibri"/>
-        </w:rPr>
-        <w:t>*</w:t>
-      </w:r>
-      <w:r>
-        <w:rPr>
-          <w:rFonts w:ascii="Calibri" w:hAnsi="Calibri" w:cs="Calibri"/>
-        </w:rPr>
-        <w:t xml:space="preserve">, </w:t>
-      </w:r>
-      <w:r>
-        <w:rPr>
-          <w:rFonts w:ascii="Calibri" w:hAnsi="Calibri" w:cs="Calibri"/>
-          <w:b/>
-          <w:bCs/>
-        </w:rPr>
-        <w:t>Dongqi Cai*</w:t>
-      </w:r>
-      <w:r>
-        <w:rPr>
-          <w:rFonts w:ascii="Calibri" w:hAnsi="Calibri" w:cs="Calibri"/>
-        </w:rPr>
-        <w:t xml:space="preserve">, Yiran Zhang, </w:t>
-      </w:r>
-      <w:proofErr w:type="spellStart"/>
-      <w:r>
-        <w:rPr>
-          <w:rFonts w:ascii="Calibri" w:hAnsi="Calibri" w:cs="Calibri"/>
-        </w:rPr>
-        <w:t>Mengwei</w:t>
-      </w:r>
-      <w:proofErr w:type="spellEnd"/>
-      <w:r>
-        <w:rPr>
-          <w:rFonts w:ascii="Calibri" w:hAnsi="Calibri" w:cs="Calibri"/>
-        </w:rPr>
-        <w:t xml:space="preserve"> Xu, </w:t>
-      </w:r>
-      <w:proofErr w:type="spellStart"/>
-      <w:r>
-        <w:rPr>
-          <w:rFonts w:ascii="Calibri" w:hAnsi="Calibri" w:cs="Calibri"/>
-        </w:rPr>
-        <w:t>Shangguang</w:t>
-      </w:r>
-      <w:proofErr w:type="spellEnd"/>
-      <w:r>
-        <w:rPr>
-          <w:rFonts w:ascii="Calibri" w:hAnsi="Calibri" w:cs="Calibri"/>
-        </w:rPr>
-        <w:t xml:space="preserve"> Wang, Ao Zhou</w:t>
-      </w:r>
-      <w:r>
-        <w:rPr>
-          <w:rFonts w:ascii="Calibri" w:hAnsi="Calibri" w:cs="Calibri"/>
-        </w:rPr>
-        <w:t xml:space="preserve">, </w:t>
-      </w:r>
-      <w:r>
-        <w:rPr>
-          <w:rFonts w:ascii="Calibri" w:hAnsi="Calibri" w:cs="Calibri"/>
-        </w:rPr>
-        <w:t xml:space="preserve">in </w:t>
-      </w:r>
-      <w:r>
-        <w:rPr>
-          <w:rFonts w:ascii="Calibri" w:hAnsi="Calibri" w:cs="Calibri"/>
-          <w:i/>
-          <w:iCs/>
-        </w:rPr>
-        <w:t xml:space="preserve">Proceedings of the </w:t>
-      </w:r>
-      <w:r>
-        <w:rPr>
-          <w:rFonts w:ascii="Calibri" w:hAnsi="Calibri" w:cs="Calibri"/>
-          <w:i/>
-          <w:iCs/>
-        </w:rPr>
-        <w:t>4</w:t>
-      </w:r>
-      <w:r>
-        <w:rPr>
-          <w:rFonts w:ascii="Calibri" w:hAnsi="Calibri" w:cs="Calibri"/>
-          <w:i/>
-          <w:iCs/>
-        </w:rPr>
-        <w:t>rd Workshop on Machine Learning and Systems</w:t>
-      </w:r>
-      <w:r>
-        <w:rPr>
-          <w:rFonts w:ascii="Calibri" w:hAnsi="Calibri" w:cs="Calibri"/>
-          <w:i/>
-          <w:iCs/>
-        </w:rPr>
-        <w:t xml:space="preserve"> (</w:t>
-      </w:r>
-      <w:r>
-        <w:rPr>
-          <w:rFonts w:ascii="Calibri" w:hAnsi="Calibri" w:cs="Calibri"/>
-          <w:i/>
-          <w:iCs/>
-          <w:color w:val="000000" w:themeColor="text1"/>
-        </w:rPr>
-        <w:t>EuroMLSys</w:t>
-      </w:r>
-      <w:r>
-        <w:rPr>
-          <w:rFonts w:ascii="Calibri" w:hAnsi="Calibri" w:cs="Calibri"/>
-          <w:i/>
-          <w:iCs/>
-        </w:rPr>
-        <w:t xml:space="preserve">), </w:t>
-      </w:r>
-      <w:r>
-        <w:rPr>
-          <w:rFonts w:ascii="Calibri" w:hAnsi="Calibri" w:cs="Calibri"/>
-          <w:i/>
-          <w:iCs/>
-        </w:rPr>
-        <w:t xml:space="preserve">co-located with </w:t>
-      </w:r>
-      <w:r>
-        <w:rPr>
-          <w:rFonts w:ascii="Calibri" w:hAnsi="Calibri" w:cs="Calibri"/>
-          <w:i/>
-          <w:iCs/>
-        </w:rPr>
-        <w:t>European Conference on Computer Systems</w:t>
-      </w:r>
-      <w:r>
-        <w:rPr>
-          <w:rFonts w:ascii="Calibri" w:hAnsi="Calibri" w:cs="Calibri"/>
-          <w:i/>
-          <w:iCs/>
-        </w:rPr>
-        <w:t xml:space="preserve"> (</w:t>
-      </w:r>
-      <w:proofErr w:type="spellStart"/>
-      <w:r>
-        <w:rPr>
-          <w:rFonts w:ascii="Calibri" w:hAnsi="Calibri" w:cs="Calibri"/>
-          <w:b/>
-          <w:bCs/>
-          <w:i/>
-          <w:iCs/>
-          <w:color w:val="C00000"/>
-        </w:rPr>
-        <w:t>EuroSys</w:t>
-      </w:r>
-      <w:proofErr w:type="spellEnd"/>
-      <w:r>
-        <w:rPr>
-          <w:rFonts w:ascii="Calibri" w:hAnsi="Calibri" w:cs="Calibri"/>
-          <w:b/>
-          <w:bCs/>
-          <w:i/>
-          <w:iCs/>
-          <w:color w:val="C00000"/>
-        </w:rPr>
-        <w:t>, CCF-A</w:t>
-      </w:r>
-      <w:r>
-        <w:rPr>
-          <w:rFonts w:ascii="Calibri" w:hAnsi="Calibri" w:cs="Calibri"/>
-          <w:i/>
-          <w:iCs/>
-        </w:rPr>
-        <w:t>)</w:t>
-      </w:r>
-      <w:r>
-        <w:rPr>
-          <w:rFonts w:ascii="Calibri" w:hAnsi="Calibri" w:cs="Calibri"/>
-          <w:i/>
-          <w:iCs/>
-        </w:rPr>
-        <w:t xml:space="preserve">, </w:t>
-      </w:r>
-      <w:r>
-        <w:rPr>
-          <w:rFonts w:ascii="Calibri" w:hAnsi="Calibri" w:cs="Calibri"/>
-        </w:rPr>
-        <w:t>202</w:t>
-      </w:r>
-      <w:r>
-        <w:rPr>
-          <w:rFonts w:ascii="Calibri" w:hAnsi="Calibri" w:cs="Calibri"/>
-        </w:rPr>
-        <w:t>4</w:t>
-      </w:r>
-      <w:r>
-        <w:rPr>
-          <w:rFonts w:ascii="Calibri" w:hAnsi="Calibri" w:cs="Calibri"/>
-        </w:rPr>
-        <w:t xml:space="preserve">. </w:t>
-      </w:r>
-    </w:p>
-    <w:p>
-      <w:pPr>
-        <w:spacing w:after="120"/>
-        <w:rPr>
-          <w:rFonts w:ascii="Calibri" w:hAnsi="Calibri" w:cs="Calibri"/>
-        </w:rPr>
-      </w:pPr>
-      <w:r>
-        <w:rPr>
-          <w:rFonts w:ascii="Calibri" w:hAnsi="Calibri" w:cs="Calibri"/>
-        </w:rPr>
-        <w:t>[W</w:t>
-      </w:r>
-      <w:r>
-        <w:rPr>
-          <w:rFonts w:ascii="Calibri" w:hAnsi="Calibri" w:cs="Calibri" w:hint="eastAsia"/>
-        </w:rPr>
-        <w:t>3</w:t>
       </w:r>
       <w:r>
         <w:rPr>
@@ -4930,7 +5439,16 @@
           <w:i/>
           <w:iCs/>
         </w:rPr>
-        <w:t xml:space="preserve">co-located with </w:t>
+        <w:t>co-</w:t>
+      </w:r>
+      <w:r>
+        <w:rPr>
+          <w:rFonts w:ascii="Calibri" w:hAnsi="Calibri" w:cs="Calibri"/>
+          <w:i/>
+          <w:iCs/>
+        </w:rPr>
+        <w:lastRenderedPageBreak/>
+        <w:t xml:space="preserve">located with </w:t>
       </w:r>
       <w:r>
         <w:rPr>
@@ -5016,9 +5534,9 @@
       </w:r>
       <w:r>
         <w:rPr>
-          <w:rFonts w:ascii="Calibri" w:hAnsi="Calibri" w:cs="Calibri" w:hint="eastAsia"/>
-        </w:rPr>
-        <w:t>4</w:t>
+          <w:rFonts w:ascii="Calibri" w:hAnsi="Calibri" w:cs="Calibri"/>
+        </w:rPr>
+        <w:t>1</w:t>
       </w:r>
       <w:r>
         <w:rPr>
@@ -5050,7 +5568,6 @@
           <w:b/>
           <w:bCs/>
         </w:rPr>
-        <w:lastRenderedPageBreak/>
         <w:t>Dongqi Cai</w:t>
       </w:r>
       <w:r>
@@ -5804,7 +6321,7 @@
         </w:numPr>
         <w:spacing w:line="288" w:lineRule="auto"/>
         <w:rPr>
-          <w:rFonts w:ascii="Calibri" w:hAnsi="Calibri" w:cs="Calibri"/>
+          <w:rFonts w:ascii="Calibri" w:hAnsi="Calibri" w:cs="Calibri" w:hint="eastAsia"/>
         </w:rPr>
       </w:pPr>
       <w:r>
@@ -5831,26 +6348,6 @@
         </w:rPr>
         <w:br/>
       </w:r>
-    </w:p>
-    <w:p>
-      <w:pPr>
-        <w:spacing w:after="120"/>
-        <w:rPr>
-          <w:rFonts w:ascii="Calibri" w:hAnsi="Calibri" w:cs="Calibri"/>
-          <w:b/>
-          <w:sz w:val="32"/>
-        </w:rPr>
-      </w:pPr>
-    </w:p>
-    <w:p>
-      <w:pPr>
-        <w:spacing w:after="120"/>
-        <w:rPr>
-          <w:rFonts w:ascii="Calibri" w:hAnsi="Calibri" w:cs="Calibri"/>
-          <w:b/>
-          <w:sz w:val="32"/>
-        </w:rPr>
-      </w:pPr>
     </w:p>
     <w:p>
       <w:pPr>
@@ -6287,6 +6784,15 @@
         </w:rPr>
         <w:t>结项）</w:t>
       </w:r>
+    </w:p>
+    <w:p>
+      <w:pPr>
+        <w:rPr>
+          <w:rFonts w:ascii="Calibri" w:hAnsi="Calibri" w:cs="Calibri"/>
+          <w:b/>
+          <w:sz w:val="32"/>
+        </w:rPr>
+      </w:pPr>
     </w:p>
     <w:p>
       <w:pPr>
@@ -11116,7 +11622,6 @@
   <w:style w:type="character" w:default="1" w:styleId="a0">
     <w:name w:val="Default Paragraph Font"/>
     <w:uiPriority w:val="1"/>
-    <w:semiHidden/>
     <w:unhideWhenUsed/>
   </w:style>
   <w:style w:type="table" w:default="1" w:styleId="a1">

--- a/materials/cv-cdq-full-cn.docx
+++ b/materials/cv-cdq-full-cn.docx
@@ -1225,7 +1225,7 @@
         </w:tabs>
         <w:spacing w:after="120"/>
         <w:rPr>
-          <w:rFonts w:ascii="Calibri" w:hAnsi="Calibri" w:cs="Calibri" w:hint="eastAsia"/>
+          <w:rFonts w:ascii="Calibri" w:hAnsi="Calibri" w:cs="Calibri"/>
           <w:kern w:val="2"/>
         </w:rPr>
       </w:pPr>
@@ -1659,7 +1659,7 @@
         <w:spacing w:before="120"/>
         <w:ind w:left="357"/>
         <w:rPr>
-          <w:rFonts w:ascii="Calibri" w:hAnsi="Calibri" w:cs="Calibri" w:hint="eastAsia"/>
+          <w:rFonts w:ascii="Calibri" w:hAnsi="Calibri" w:cs="Calibri"/>
         </w:rPr>
       </w:pPr>
       <w:r>
@@ -2767,7 +2767,7 @@
         <w:spacing w:before="120"/>
         <w:ind w:left="357"/>
         <w:rPr>
-          <w:rFonts w:ascii="Calibri" w:hAnsi="Calibri" w:cs="Calibri" w:hint="eastAsia"/>
+          <w:rFonts w:ascii="Calibri" w:hAnsi="Calibri" w:cs="Calibri"/>
         </w:rPr>
       </w:pPr>
     </w:p>
@@ -2912,7 +2912,7 @@
         <w:spacing w:after="120"/>
         <w:ind w:left="357"/>
         <w:rPr>
-          <w:rFonts w:ascii="Calibri" w:hAnsi="Calibri" w:cs="Calibri" w:hint="eastAsia"/>
+          <w:rFonts w:ascii="Calibri" w:hAnsi="Calibri" w:cs="Calibri"/>
         </w:rPr>
       </w:pPr>
       <w:proofErr w:type="spellStart"/>
@@ -3081,13 +3081,7 @@
         <w:rPr>
           <w:rFonts w:ascii="Calibri" w:hAnsi="Calibri" w:cs="Calibri"/>
         </w:rPr>
-        <w:t>6</w:t>
-      </w:r>
-      <w:r>
-        <w:rPr>
-          <w:rFonts w:ascii="Calibri" w:hAnsi="Calibri" w:cs="Calibri"/>
-        </w:rPr>
-        <w:t>.</w:t>
+        <w:t>6.</w:t>
       </w:r>
       <w:r>
         <w:rPr>
@@ -6141,6 +6135,24 @@
         <w:rPr>
           <w:rFonts w:ascii="Calibri" w:hAnsi="Calibri" w:cs="Calibri" w:hint="eastAsia"/>
         </w:rPr>
+        <w:t>软件</w:t>
+      </w:r>
+      <w:r>
+        <w:rPr>
+          <w:rFonts w:ascii="Calibri" w:hAnsi="Calibri" w:cs="Calibri" w:hint="eastAsia"/>
+        </w:rPr>
+        <w:t>学报</w:t>
+      </w:r>
+      <w:r>
+        <w:rPr>
+          <w:rFonts w:ascii="Calibri" w:hAnsi="Calibri" w:cs="Calibri"/>
+        </w:rPr>
+        <w:t xml:space="preserve">, </w:t>
+      </w:r>
+      <w:r>
+        <w:rPr>
+          <w:rFonts w:ascii="Calibri" w:hAnsi="Calibri" w:cs="Calibri" w:hint="eastAsia"/>
+        </w:rPr>
         <w:t>ACM</w:t>
       </w:r>
       <w:r>
@@ -6321,7 +6333,7 @@
         </w:numPr>
         <w:spacing w:line="288" w:lineRule="auto"/>
         <w:rPr>
-          <w:rFonts w:ascii="Calibri" w:hAnsi="Calibri" w:cs="Calibri" w:hint="eastAsia"/>
+          <w:rFonts w:ascii="Calibri" w:hAnsi="Calibri" w:cs="Calibri"/>
         </w:rPr>
       </w:pPr>
       <w:r>
@@ -11622,6 +11634,7 @@
   <w:style w:type="character" w:default="1" w:styleId="a0">
     <w:name w:val="Default Paragraph Font"/>
     <w:uiPriority w:val="1"/>
+    <w:semiHidden/>
     <w:unhideWhenUsed/>
   </w:style>
   <w:style w:type="table" w:default="1" w:styleId="a1">

--- a/materials/cv-cdq-full-cn.docx
+++ b/materials/cv-cdq-full-cn.docx
@@ -36,13 +36,7 @@
       </w:r>
       <w:r>
         <w:rPr>
-          <w:rFonts w:ascii="Calibri" w:hAnsi="Calibri" w:cs="Calibri" w:hint="eastAsia"/>
-        </w:rPr>
-        <w:t>（苏州校区）</w:t>
-      </w:r>
-      <w:r>
-        <w:rPr>
-          <w:rFonts w:ascii="Calibri" w:hAnsi="Calibri" w:cs="Calibri" w:hint="eastAsia"/>
+          <w:rFonts w:ascii="Calibri" w:hAnsi="Calibri" w:cs="Calibri"/>
         </w:rPr>
         <w:t xml:space="preserve"> </w:t>
       </w:r>
@@ -51,6 +45,18 @@
           <w:rFonts w:ascii="Calibri" w:hAnsi="Calibri" w:cs="Calibri" w:hint="eastAsia"/>
         </w:rPr>
         <w:t>智能科学与技术学院</w:t>
+      </w:r>
+      <w:r>
+        <w:rPr>
+          <w:rFonts w:ascii="Calibri" w:hAnsi="Calibri" w:cs="Calibri"/>
+        </w:rPr>
+        <w:t xml:space="preserve"> </w:t>
+      </w:r>
+      <w:r>
+        <w:rPr>
+          <w:rFonts w:ascii="Calibri" w:hAnsi="Calibri" w:cs="Calibri" w:hint="eastAsia"/>
+        </w:rPr>
+        <w:t>准聘助理教授</w:t>
       </w:r>
     </w:p>
     <w:p>
@@ -68,38 +74,12 @@
         <w:t>邮箱</w:t>
       </w:r>
       <w:r>
-        <w:rPr>
-          <w:rFonts w:ascii="Calibri" w:hAnsi="Calibri" w:cs="Calibri"/>
-        </w:rPr>
         <w:fldChar w:fldCharType="begin"/>
       </w:r>
       <w:r>
-        <w:rPr>
-          <w:rFonts w:ascii="Calibri" w:hAnsi="Calibri" w:cs="Calibri"/>
-        </w:rPr>
-        <w:instrText>HYPERLINK "mailto:</w:instrText>
-      </w:r>
-      <w:r>
-        <w:rPr>
-          <w:rFonts w:ascii="Calibri" w:hAnsi="Calibri" w:cs="Calibri"/>
-        </w:rPr>
-        <w:instrText>cdq@nju.edu.cn</w:instrText>
-      </w:r>
-      <w:r>
-        <w:rPr>
-          <w:rFonts w:ascii="Calibri" w:hAnsi="Calibri" w:cs="Calibri"/>
-        </w:rPr>
-        <w:instrText>"</w:instrText>
-      </w:r>
-      <w:r>
-        <w:rPr>
-          <w:rFonts w:ascii="Calibri" w:hAnsi="Calibri" w:cs="Calibri"/>
-        </w:rPr>
-      </w:r>
-      <w:r>
-        <w:rPr>
-          <w:rFonts w:ascii="Calibri" w:hAnsi="Calibri" w:cs="Calibri"/>
-        </w:rPr>
+        <w:instrText>HYPERLINK "mailto:cdq@nju.edu.cn"</w:instrText>
+      </w:r>
+      <w:r>
         <w:fldChar w:fldCharType="separate"/>
       </w:r>
       <w:r>
@@ -110,9 +90,6 @@
         <w:t>cdq@nju.edu.cn</w:t>
       </w:r>
       <w:r>
-        <w:rPr>
-          <w:rFonts w:ascii="Calibri" w:hAnsi="Calibri" w:cs="Calibri"/>
-        </w:rPr>
         <w:fldChar w:fldCharType="end"/>
       </w:r>
     </w:p>
@@ -298,6 +275,7 @@
         </w:rPr>
         <w:t xml:space="preserve"> </w:t>
       </w:r>
+      <w:bookmarkStart w:id="0" w:name="OLE_LINK66"/>
       <w:r>
         <w:rPr>
           <w:rFonts w:ascii="Calibri" w:hAnsi="Calibri" w:cs="Calibri" w:hint="eastAsia"/>
@@ -310,7 +288,14 @@
         <w:rPr>
           <w:rFonts w:ascii="Calibri" w:hAnsi="Calibri" w:cs="Calibri" w:hint="eastAsia"/>
         </w:rPr>
-        <w:t>（特聘研究员，博导），南京大学</w:t>
+        <w:t>（特聘研究员，博导）</w:t>
+      </w:r>
+      <w:bookmarkEnd w:id="0"/>
+      <w:r>
+        <w:rPr>
+          <w:rFonts w:ascii="Calibri" w:hAnsi="Calibri" w:cs="Calibri" w:hint="eastAsia"/>
+        </w:rPr>
+        <w:t>，南京大学</w:t>
       </w:r>
       <w:r>
         <w:rPr>
@@ -559,7 +544,21 @@
         <w:rPr>
           <w:rFonts w:ascii="Calibri" w:hAnsi="Calibri" w:cs="Calibri"/>
         </w:rPr>
-        <w:t xml:space="preserve"> Felix Xiaozhu Li</w:t>
+        <w:t xml:space="preserve"> Felix </w:t>
+      </w:r>
+      <w:proofErr w:type="spellStart"/>
+      <w:r>
+        <w:rPr>
+          <w:rFonts w:ascii="Calibri" w:hAnsi="Calibri" w:cs="Calibri"/>
+        </w:rPr>
+        <w:t>Xiaozhu</w:t>
+      </w:r>
+      <w:proofErr w:type="spellEnd"/>
+      <w:r>
+        <w:rPr>
+          <w:rFonts w:ascii="Calibri" w:hAnsi="Calibri" w:cs="Calibri"/>
+        </w:rPr>
+        <w:t xml:space="preserve"> Li</w:t>
       </w:r>
       <w:r>
         <w:rPr>
@@ -759,26 +758,6 @@
     </w:p>
     <w:p>
       <w:pPr>
-        <w:pStyle w:val="a8"/>
-        <w:numPr>
-          <w:ilvl w:val="0"/>
-          <w:numId w:val="1"/>
-        </w:numPr>
-        <w:spacing w:line="240" w:lineRule="atLeast"/>
-        <w:rPr>
-          <w:rFonts w:ascii="Calibri" w:hAnsi="Calibri" w:cs="Calibri"/>
-        </w:rPr>
-      </w:pPr>
-      <w:r>
-        <w:rPr>
-          <w:rFonts w:ascii="Calibri" w:hAnsi="Calibri" w:cs="Calibri" w:hint="eastAsia"/>
-        </w:rPr>
-        <w:t>部门负责人：杨强</w:t>
-      </w:r>
-    </w:p>
-    <w:p>
-      <w:pPr>
-        <w:spacing w:line="240" w:lineRule="atLeast"/>
         <w:rPr>
           <w:rFonts w:ascii="Calibri" w:hAnsi="Calibri" w:cs="Calibri"/>
         </w:rPr>
@@ -813,7 +792,7 @@
         </w:tabs>
         <w:spacing w:after="120"/>
         <w:rPr>
-          <w:rFonts w:ascii="Calibri" w:hAnsi="Calibri" w:cs="Calibri"/>
+          <w:rFonts w:ascii="Calibri" w:hAnsi="Calibri" w:cs="Calibri" w:hint="eastAsia"/>
           <w:kern w:val="2"/>
         </w:rPr>
       </w:pPr>
@@ -822,28 +801,14 @@
           <w:rFonts w:ascii="Calibri" w:hAnsi="Calibri" w:cs="Calibri" w:hint="eastAsia"/>
           <w:kern w:val="2"/>
         </w:rPr>
-        <w:t>首届</w:t>
-      </w:r>
-      <w:r>
-        <w:rPr>
-          <w:rFonts w:ascii="Calibri" w:hAnsi="Calibri" w:cs="Calibri"/>
+        <w:t>北京邮电大学优秀博士毕业论文，</w:t>
+      </w:r>
+      <w:r>
+        <w:rPr>
+          <w:rFonts w:ascii="Calibri" w:hAnsi="Calibri" w:cs="Calibri" w:hint="eastAsia"/>
           <w:kern w:val="2"/>
         </w:rPr>
-        <w:t>中国科协青年人才托举工程（博士生特别项目），</w:t>
-      </w:r>
-      <w:r>
-        <w:rPr>
-          <w:rFonts w:ascii="Calibri" w:hAnsi="Calibri" w:cs="Calibri"/>
-          <w:kern w:val="2"/>
-        </w:rPr>
-        <w:t>202</w:t>
-      </w:r>
-      <w:r>
-        <w:rPr>
-          <w:rFonts w:ascii="Calibri" w:hAnsi="Calibri" w:cs="Calibri" w:hint="eastAsia"/>
-          <w:kern w:val="2"/>
-        </w:rPr>
-        <w:t>4</w:t>
+        <w:t>2026</w:t>
       </w:r>
     </w:p>
     <w:p>
@@ -863,26 +828,31 @@
       </w:pPr>
       <w:r>
         <w:rPr>
-          <w:rFonts w:ascii="Calibri" w:hAnsi="Calibri" w:cs="Calibri"/>
+          <w:rFonts w:ascii="Calibri" w:hAnsi="Calibri" w:cs="Calibri" w:hint="eastAsia"/>
           <w:kern w:val="2"/>
         </w:rPr>
-        <w:t xml:space="preserve">Best Poster Award, </w:t>
-      </w:r>
-      <w:proofErr w:type="spellStart"/>
+        <w:t>首届</w:t>
+      </w:r>
       <w:r>
         <w:rPr>
           <w:rFonts w:ascii="Calibri" w:hAnsi="Calibri" w:cs="Calibri"/>
           <w:kern w:val="2"/>
         </w:rPr>
-        <w:t>MobiUK</w:t>
-      </w:r>
-      <w:proofErr w:type="spellEnd"/>
+        <w:t>中国科协青年人才托举工程（博士生特别项目），</w:t>
+      </w:r>
       <w:r>
         <w:rPr>
           <w:rFonts w:ascii="Calibri" w:hAnsi="Calibri" w:cs="Calibri"/>
           <w:kern w:val="2"/>
         </w:rPr>
-        <w:t>, 2025</w:t>
+        <w:t>202</w:t>
+      </w:r>
+      <w:r>
+        <w:rPr>
+          <w:rFonts w:ascii="Calibri" w:hAnsi="Calibri" w:cs="Calibri" w:hint="eastAsia"/>
+          <w:kern w:val="2"/>
+        </w:rPr>
+        <w:t>4</w:t>
       </w:r>
     </w:p>
     <w:p>
@@ -900,65 +870,28 @@
           <w:kern w:val="2"/>
         </w:rPr>
       </w:pPr>
+      <w:r>
+        <w:rPr>
+          <w:rFonts w:ascii="Calibri" w:hAnsi="Calibri" w:cs="Calibri"/>
+          <w:kern w:val="2"/>
+        </w:rPr>
+        <w:t xml:space="preserve">Best Poster Award, </w:t>
+      </w:r>
       <w:proofErr w:type="spellStart"/>
       <w:r>
         <w:rPr>
-          <w:rFonts w:ascii="Calibri" w:hAnsi="Calibri" w:cs="Calibri" w:hint="eastAsia"/>
+          <w:rFonts w:ascii="Calibri" w:hAnsi="Calibri" w:cs="Calibri"/>
           <w:kern w:val="2"/>
         </w:rPr>
-        <w:t>Mob</w:t>
-      </w:r>
+        <w:t>MobiUK</w:t>
+      </w:r>
+      <w:proofErr w:type="spellEnd"/>
       <w:r>
         <w:rPr>
           <w:rFonts w:ascii="Calibri" w:hAnsi="Calibri" w:cs="Calibri"/>
           <w:kern w:val="2"/>
         </w:rPr>
-        <w:t>iSys</w:t>
-      </w:r>
-      <w:proofErr w:type="spellEnd"/>
-      <w:r>
-        <w:rPr>
-          <w:rFonts w:ascii="Calibri" w:hAnsi="Calibri" w:cs="Calibri"/>
-          <w:kern w:val="2"/>
-        </w:rPr>
-        <w:t xml:space="preserve"> Rising Star</w:t>
-      </w:r>
-      <w:r>
-        <w:rPr>
-          <w:rFonts w:ascii="Calibri" w:hAnsi="Calibri" w:cs="Calibri" w:hint="eastAsia"/>
-          <w:kern w:val="2"/>
-        </w:rPr>
-        <w:t>，</w:t>
-      </w:r>
-      <w:proofErr w:type="spellStart"/>
-      <w:r>
-        <w:rPr>
-          <w:rFonts w:ascii="Calibri" w:hAnsi="Calibri" w:cs="Calibri" w:hint="eastAsia"/>
-          <w:kern w:val="2"/>
-        </w:rPr>
-        <w:t>Si</w:t>
-      </w:r>
-      <w:r>
-        <w:rPr>
-          <w:rFonts w:ascii="Calibri" w:hAnsi="Calibri" w:cs="Calibri"/>
-          <w:kern w:val="2"/>
-        </w:rPr>
-        <w:t>gMobile</w:t>
-      </w:r>
-      <w:proofErr w:type="spellEnd"/>
-      <w:r>
-        <w:rPr>
-          <w:rFonts w:ascii="Calibri" w:hAnsi="Calibri" w:cs="Calibri" w:hint="eastAsia"/>
-          <w:kern w:val="2"/>
-        </w:rPr>
-        <w:t>，</w:t>
-      </w:r>
-      <w:r>
-        <w:rPr>
-          <w:rFonts w:ascii="Calibri" w:hAnsi="Calibri" w:cs="Calibri" w:hint="eastAsia"/>
-          <w:kern w:val="2"/>
-        </w:rPr>
-        <w:t>2025</w:t>
+        <w:t>, 2025</w:t>
       </w:r>
     </w:p>
     <w:p>
@@ -976,61 +909,65 @@
           <w:kern w:val="2"/>
         </w:rPr>
       </w:pPr>
-      <w:r>
-        <w:rPr>
-          <w:rFonts w:ascii="Calibri" w:hAnsi="Calibri" w:cs="Calibri"/>
+      <w:proofErr w:type="spellStart"/>
+      <w:r>
+        <w:rPr>
+          <w:rFonts w:ascii="Calibri" w:hAnsi="Calibri" w:cs="Calibri" w:hint="eastAsia"/>
           <w:kern w:val="2"/>
         </w:rPr>
-        <w:t>国家奖学金，教育部，</w:t>
+        <w:t>Mob</w:t>
       </w:r>
       <w:r>
         <w:rPr>
           <w:rFonts w:ascii="Calibri" w:hAnsi="Calibri" w:cs="Calibri"/>
           <w:kern w:val="2"/>
         </w:rPr>
-        <w:t>202</w:t>
-      </w:r>
-      <w:r>
-        <w:rPr>
-          <w:rFonts w:ascii="Calibri" w:hAnsi="Calibri" w:cs="Calibri" w:hint="eastAsia"/>
+        <w:t>iSys</w:t>
+      </w:r>
+      <w:proofErr w:type="spellEnd"/>
+      <w:r>
+        <w:rPr>
+          <w:rFonts w:ascii="Calibri" w:hAnsi="Calibri" w:cs="Calibri"/>
           <w:kern w:val="2"/>
         </w:rPr>
-        <w:t>3</w:t>
+        <w:t xml:space="preserve"> Rising Star</w:t>
       </w:r>
       <w:r>
         <w:rPr>
           <w:rFonts w:ascii="Calibri" w:hAnsi="Calibri" w:cs="Calibri" w:hint="eastAsia"/>
           <w:kern w:val="2"/>
         </w:rPr>
-        <w:t>/</w:t>
-      </w:r>
+        <w:t>，</w:t>
+      </w:r>
+      <w:proofErr w:type="spellStart"/>
       <w:r>
         <w:rPr>
           <w:rFonts w:ascii="Calibri" w:hAnsi="Calibri" w:cs="Calibri" w:hint="eastAsia"/>
           <w:kern w:val="2"/>
         </w:rPr>
-        <w:t>2024</w:t>
-      </w:r>
-      <w:r>
-        <w:rPr>
-          <w:rFonts w:ascii="Calibri" w:hAnsi="Calibri" w:cs="Calibri" w:hint="eastAsia"/>
+        <w:t>Si</w:t>
+      </w:r>
+      <w:r>
+        <w:rPr>
+          <w:rFonts w:ascii="Calibri" w:hAnsi="Calibri" w:cs="Calibri"/>
           <w:kern w:val="2"/>
         </w:rPr>
-        <w:t>（</w:t>
-      </w:r>
+        <w:t>gMobile</w:t>
+      </w:r>
+      <w:proofErr w:type="spellEnd"/>
       <w:r>
         <w:rPr>
           <w:rFonts w:ascii="Calibri" w:hAnsi="Calibri" w:cs="Calibri" w:hint="eastAsia"/>
           <w:kern w:val="2"/>
         </w:rPr>
-        <w:t>连续两年</w:t>
+        <w:t>，</w:t>
       </w:r>
       <w:r>
         <w:rPr>
           <w:rFonts w:ascii="Calibri" w:hAnsi="Calibri" w:cs="Calibri" w:hint="eastAsia"/>
           <w:kern w:val="2"/>
         </w:rPr>
-        <w:t>）</w:t>
+        <w:t>2025</w:t>
       </w:r>
     </w:p>
     <w:p>
@@ -1053,28 +990,56 @@
           <w:rFonts w:ascii="Calibri" w:hAnsi="Calibri" w:cs="Calibri"/>
           <w:kern w:val="2"/>
         </w:rPr>
-        <w:t>国家留学基金委员会（</w:t>
+        <w:t>国家奖学金，教育部，</w:t>
       </w:r>
       <w:r>
         <w:rPr>
           <w:rFonts w:ascii="Calibri" w:hAnsi="Calibri" w:cs="Calibri"/>
           <w:kern w:val="2"/>
         </w:rPr>
-        <w:t>CSC</w:t>
-      </w:r>
-      <w:r>
-        <w:rPr>
-          <w:rFonts w:ascii="Calibri" w:hAnsi="Calibri" w:cs="Calibri"/>
+        <w:t>202</w:t>
+      </w:r>
+      <w:r>
+        <w:rPr>
+          <w:rFonts w:ascii="Calibri" w:hAnsi="Calibri" w:cs="Calibri" w:hint="eastAsia"/>
           <w:kern w:val="2"/>
         </w:rPr>
-        <w:t>）奖学金，</w:t>
-      </w:r>
-      <w:r>
-        <w:rPr>
-          <w:rFonts w:ascii="Calibri" w:hAnsi="Calibri" w:cs="Calibri"/>
+        <w:t>3</w:t>
+      </w:r>
+      <w:r>
+        <w:rPr>
+          <w:rFonts w:ascii="Calibri" w:hAnsi="Calibri" w:cs="Calibri" w:hint="eastAsia"/>
           <w:kern w:val="2"/>
         </w:rPr>
+        <w:t>/</w:t>
+      </w:r>
+      <w:r>
+        <w:rPr>
+          <w:rFonts w:ascii="Calibri" w:hAnsi="Calibri" w:cs="Calibri" w:hint="eastAsia"/>
+          <w:kern w:val="2"/>
+        </w:rPr>
         <w:t>2024</w:t>
+      </w:r>
+      <w:r>
+        <w:rPr>
+          <w:rFonts w:ascii="Calibri" w:hAnsi="Calibri" w:cs="Calibri" w:hint="eastAsia"/>
+          <w:kern w:val="2"/>
+        </w:rPr>
+        <w:t>（</w:t>
+      </w:r>
+      <w:r>
+        <w:rPr>
+          <w:rFonts w:ascii="Calibri" w:hAnsi="Calibri" w:cs="Calibri" w:hint="eastAsia"/>
+          <w:kern w:val="2"/>
+        </w:rPr>
+        <w:t>连续两年</w:t>
+      </w:r>
+      <w:r>
+        <w:rPr>
+          <w:rFonts w:ascii="Calibri" w:hAnsi="Calibri" w:cs="Calibri" w:hint="eastAsia"/>
+          <w:kern w:val="2"/>
+        </w:rPr>
+        <w:t>）</w:t>
       </w:r>
     </w:p>
     <w:p>
@@ -1094,94 +1059,31 @@
       </w:pPr>
       <w:r>
         <w:rPr>
-          <w:rFonts w:ascii="Calibri" w:hAnsi="Calibri" w:cs="Calibri" w:hint="eastAsia"/>
+          <w:rFonts w:ascii="Calibri" w:hAnsi="Calibri" w:cs="Calibri"/>
           <w:kern w:val="2"/>
         </w:rPr>
-        <w:t>Trave</w:t>
+        <w:t>国家留学基金委员会（</w:t>
       </w:r>
       <w:r>
         <w:rPr>
           <w:rFonts w:ascii="Calibri" w:hAnsi="Calibri" w:cs="Calibri"/>
           <w:kern w:val="2"/>
         </w:rPr>
-        <w:t xml:space="preserve">l Grant, </w:t>
-      </w:r>
-      <w:r>
-        <w:rPr>
-          <w:rFonts w:ascii="Calibri" w:hAnsi="Calibri" w:cs="Calibri" w:hint="eastAsia"/>
+        <w:t>CSC</w:t>
+      </w:r>
+      <w:r>
+        <w:rPr>
+          <w:rFonts w:ascii="Calibri" w:hAnsi="Calibri" w:cs="Calibri"/>
           <w:kern w:val="2"/>
         </w:rPr>
-        <w:t>N</w:t>
+        <w:t>）奖学金，</w:t>
       </w:r>
       <w:r>
         <w:rPr>
           <w:rFonts w:ascii="Calibri" w:hAnsi="Calibri" w:cs="Calibri"/>
           <w:kern w:val="2"/>
         </w:rPr>
-        <w:t>eurIPS</w:t>
-      </w:r>
-      <w:r>
-        <w:rPr>
-          <w:rFonts w:ascii="Calibri" w:hAnsi="Calibri" w:cs="Calibri"/>
-          <w:kern w:val="2"/>
-        </w:rPr>
-        <w:t>’24/</w:t>
-      </w:r>
-      <w:r>
-        <w:rPr>
-          <w:rFonts w:ascii="Calibri" w:hAnsi="Calibri" w:cs="Calibri"/>
-          <w:kern w:val="2"/>
-        </w:rPr>
-        <w:t>EuroSys</w:t>
-      </w:r>
-      <w:r>
-        <w:rPr>
-          <w:rFonts w:ascii="Calibri" w:hAnsi="Calibri" w:cs="Calibri"/>
-          <w:kern w:val="2"/>
-        </w:rPr>
-        <w:t>’24</w:t>
-      </w:r>
-      <w:r>
-        <w:rPr>
-          <w:rFonts w:ascii="Calibri" w:hAnsi="Calibri" w:cs="Calibri"/>
-          <w:kern w:val="2"/>
-        </w:rPr>
-        <w:t>/MobiSys</w:t>
-      </w:r>
-      <w:r>
-        <w:rPr>
-          <w:rFonts w:ascii="Calibri" w:hAnsi="Calibri" w:cs="Calibri"/>
-          <w:kern w:val="2"/>
-        </w:rPr>
-        <w:t>’24</w:t>
-      </w:r>
-      <w:r>
-        <w:rPr>
-          <w:rFonts w:ascii="Calibri" w:hAnsi="Calibri" w:cs="Calibri"/>
-          <w:kern w:val="2"/>
-        </w:rPr>
-        <w:t>/ATC</w:t>
-      </w:r>
-      <w:r>
-        <w:rPr>
-          <w:rFonts w:ascii="Calibri" w:hAnsi="Calibri" w:cs="Calibri"/>
-          <w:kern w:val="2"/>
-        </w:rPr>
-        <w:t>’24/MobiSys’25</w:t>
-      </w:r>
-      <w:r>
-        <w:rPr>
-          <w:rFonts w:ascii="Calibri" w:hAnsi="Calibri" w:cs="Calibri" w:hint="eastAsia"/>
-          <w:kern w:val="2"/>
-        </w:rPr>
-        <w:t>/MobiUK</w:t>
-      </w:r>
-      <w:r>
-        <w:rPr>
-          <w:rFonts w:ascii="Calibri" w:hAnsi="Calibri" w:cs="Calibri"/>
-          <w:kern w:val="2"/>
-        </w:rPr>
-        <w:t>’25</w:t>
+        <w:t>2024</w:t>
       </w:r>
     </w:p>
     <w:p>
@@ -1201,17 +1103,94 @@
       </w:pPr>
       <w:r>
         <w:rPr>
-          <w:rFonts w:ascii="Calibri" w:hAnsi="Calibri" w:cs="Calibri"/>
+          <w:rFonts w:ascii="Calibri" w:hAnsi="Calibri" w:cs="Calibri" w:hint="eastAsia"/>
           <w:kern w:val="2"/>
         </w:rPr>
-        <w:t>北京邮电大学优秀研究生，</w:t>
+        <w:t>Trave</w:t>
       </w:r>
       <w:r>
         <w:rPr>
           <w:rFonts w:ascii="Calibri" w:hAnsi="Calibri" w:cs="Calibri"/>
           <w:kern w:val="2"/>
         </w:rPr>
-        <w:t>2023</w:t>
+        <w:t xml:space="preserve">l Grant, </w:t>
+      </w:r>
+      <w:r>
+        <w:rPr>
+          <w:rFonts w:ascii="Calibri" w:hAnsi="Calibri" w:cs="Calibri" w:hint="eastAsia"/>
+          <w:kern w:val="2"/>
+        </w:rPr>
+        <w:t>N</w:t>
+      </w:r>
+      <w:r>
+        <w:rPr>
+          <w:rFonts w:ascii="Calibri" w:hAnsi="Calibri" w:cs="Calibri"/>
+          <w:kern w:val="2"/>
+        </w:rPr>
+        <w:t>eurIPS</w:t>
+      </w:r>
+      <w:r>
+        <w:rPr>
+          <w:rFonts w:ascii="Calibri" w:hAnsi="Calibri" w:cs="Calibri"/>
+          <w:kern w:val="2"/>
+        </w:rPr>
+        <w:t>’24/</w:t>
+      </w:r>
+      <w:r>
+        <w:rPr>
+          <w:rFonts w:ascii="Calibri" w:hAnsi="Calibri" w:cs="Calibri"/>
+          <w:kern w:val="2"/>
+        </w:rPr>
+        <w:t>EuroSys</w:t>
+      </w:r>
+      <w:r>
+        <w:rPr>
+          <w:rFonts w:ascii="Calibri" w:hAnsi="Calibri" w:cs="Calibri"/>
+          <w:kern w:val="2"/>
+        </w:rPr>
+        <w:t>’24</w:t>
+      </w:r>
+      <w:r>
+        <w:rPr>
+          <w:rFonts w:ascii="Calibri" w:hAnsi="Calibri" w:cs="Calibri"/>
+          <w:kern w:val="2"/>
+        </w:rPr>
+        <w:t>/MobiSys</w:t>
+      </w:r>
+      <w:r>
+        <w:rPr>
+          <w:rFonts w:ascii="Calibri" w:hAnsi="Calibri" w:cs="Calibri"/>
+          <w:kern w:val="2"/>
+        </w:rPr>
+        <w:t>’24</w:t>
+      </w:r>
+      <w:r>
+        <w:rPr>
+          <w:rFonts w:ascii="Calibri" w:hAnsi="Calibri" w:cs="Calibri"/>
+          <w:kern w:val="2"/>
+        </w:rPr>
+        <w:t>/ATC</w:t>
+      </w:r>
+      <w:r>
+        <w:rPr>
+          <w:rFonts w:ascii="Calibri" w:hAnsi="Calibri" w:cs="Calibri"/>
+          <w:kern w:val="2"/>
+        </w:rPr>
+        <w:t>’24/MobiSys’25</w:t>
+      </w:r>
+      <w:r>
+        <w:rPr>
+          <w:rFonts w:ascii="Calibri" w:hAnsi="Calibri" w:cs="Calibri" w:hint="eastAsia"/>
+          <w:kern w:val="2"/>
+        </w:rPr>
+        <w:t>/MobiUK</w:t>
+      </w:r>
+      <w:r>
+        <w:rPr>
+          <w:rFonts w:ascii="Calibri" w:hAnsi="Calibri" w:cs="Calibri"/>
+          <w:kern w:val="2"/>
+        </w:rPr>
+        <w:t>’25</w:t>
       </w:r>
     </w:p>
     <w:p>
@@ -1234,32 +1213,62 @@
           <w:rFonts w:ascii="Calibri" w:hAnsi="Calibri" w:cs="Calibri"/>
           <w:kern w:val="2"/>
         </w:rPr>
-        <w:t>网络与交换技术</w:t>
+        <w:t>北京邮电大学优秀研究生，</w:t>
       </w:r>
       <w:r>
         <w:rPr>
           <w:rFonts w:ascii="Calibri" w:hAnsi="Calibri" w:cs="Calibri"/>
           <w:kern w:val="2"/>
         </w:rPr>
-        <w:t>国家重点实验室优秀研究生，</w:t>
-      </w:r>
-      <w:r>
-        <w:rPr>
-          <w:rFonts w:ascii="Calibri" w:hAnsi="Calibri" w:cs="Calibri"/>
-          <w:kern w:val="2"/>
-        </w:rPr>
-        <w:t>2022/2023</w:t>
-      </w:r>
-      <w:r>
-        <w:rPr>
-          <w:rFonts w:ascii="Calibri" w:hAnsi="Calibri" w:cs="Calibri"/>
-          <w:kern w:val="2"/>
-        </w:rPr>
-        <w:br/>
+        <w:t>2023</w:t>
       </w:r>
     </w:p>
     <w:p>
       <w:pPr>
+        <w:numPr>
+          <w:ilvl w:val="0"/>
+          <w:numId w:val="32"/>
+        </w:numPr>
+        <w:tabs>
+          <w:tab w:val="num" w:pos="720"/>
+        </w:tabs>
+        <w:spacing w:after="120"/>
+        <w:rPr>
+          <w:rFonts w:ascii="Calibri" w:hAnsi="Calibri" w:cs="Calibri"/>
+          <w:kern w:val="2"/>
+        </w:rPr>
+      </w:pPr>
+      <w:r>
+        <w:rPr>
+          <w:rFonts w:ascii="Calibri" w:hAnsi="Calibri" w:cs="Calibri"/>
+          <w:kern w:val="2"/>
+        </w:rPr>
+        <w:t>网络与交换技术</w:t>
+      </w:r>
+      <w:r>
+        <w:rPr>
+          <w:rFonts w:ascii="Calibri" w:hAnsi="Calibri" w:cs="Calibri"/>
+          <w:kern w:val="2"/>
+        </w:rPr>
+        <w:t>国家重点实验室优秀研究生，</w:t>
+      </w:r>
+      <w:r>
+        <w:rPr>
+          <w:rFonts w:ascii="Calibri" w:hAnsi="Calibri" w:cs="Calibri"/>
+          <w:kern w:val="2"/>
+        </w:rPr>
+        <w:t>2022/2023</w:t>
+      </w:r>
+      <w:r>
+        <w:rPr>
+          <w:rFonts w:ascii="Calibri" w:hAnsi="Calibri" w:cs="Calibri"/>
+          <w:kern w:val="2"/>
+        </w:rPr>
+        <w:br/>
+      </w:r>
+    </w:p>
+    <w:p>
+      <w:pPr>
         <w:spacing w:after="120"/>
         <w:rPr>
           <w:rFonts w:ascii="Calibri" w:hAnsi="Calibri" w:cs="Calibri"/>
@@ -1365,6 +1374,7 @@
           <w:rFonts w:ascii="Calibri" w:hAnsi="Calibri" w:cs="Calibri"/>
         </w:rPr>
       </w:pPr>
+      <w:bookmarkStart w:id="1" w:name="OLE_LINK62"/>
       <w:r>
         <w:rPr>
           <w:rFonts w:ascii="Calibri" w:hAnsi="Calibri" w:cs="Calibri" w:hint="eastAsia"/>
@@ -1381,7 +1391,7 @@
         <w:rPr>
           <w:rFonts w:ascii="Calibri" w:hAnsi="Calibri" w:cs="Calibri" w:hint="eastAsia"/>
         </w:rPr>
-        <w:t>6</w:t>
+        <w:t>8</w:t>
       </w:r>
       <w:r>
         <w:rPr>
@@ -1395,6 +1405,7 @@
         </w:rPr>
         <w:t>“</w:t>
       </w:r>
+      <w:bookmarkStart w:id="2" w:name="OLE_LINK83"/>
       <w:proofErr w:type="spellStart"/>
       <w:r>
         <w:rPr>
@@ -1423,6 +1434,7 @@
         </w:rPr>
         <w:t xml:space="preserve"> with Low-rank Perturbations</w:t>
       </w:r>
+      <w:bookmarkEnd w:id="2"/>
       <w:r>
         <w:rPr>
           <w:rFonts w:ascii="Calibri" w:hAnsi="Calibri" w:cs="Calibri"/>
@@ -1438,6 +1450,7 @@
           <w:rFonts w:ascii="Calibri" w:hAnsi="Calibri" w:cs="Calibri"/>
         </w:rPr>
       </w:pPr>
+      <w:bookmarkStart w:id="3" w:name="OLE_LINK87"/>
       <w:r>
         <w:rPr>
           <w:rFonts w:ascii="Calibri" w:hAnsi="Calibri" w:cs="Calibri"/>
@@ -1518,6 +1531,7 @@
         </w:rPr>
         <w:t>#</w:t>
       </w:r>
+      <w:bookmarkEnd w:id="3"/>
       <w:r>
         <w:rPr>
           <w:rFonts w:ascii="Calibri" w:hAnsi="Calibri" w:cs="Calibri"/>
@@ -1604,6 +1618,7 @@
         <w:t>.</w:t>
       </w:r>
     </w:p>
+    <w:bookmarkEnd w:id="1"/>
     <w:p>
       <w:pPr>
         <w:spacing w:before="120"/>
@@ -1613,40 +1628,30 @@
       </w:pPr>
       <w:r>
         <w:rPr>
-          <w:rFonts w:ascii="Calibri" w:hAnsi="Calibri" w:cs="Calibri" w:hint="eastAsia"/>
-        </w:rPr>
-        <w:t>[</w:t>
-      </w:r>
-      <w:r>
-        <w:rPr>
-          <w:rFonts w:ascii="Calibri" w:hAnsi="Calibri" w:cs="Calibri"/>
-        </w:rPr>
-        <w:t>J</w:t>
-      </w:r>
-      <w:r>
-        <w:rPr>
-          <w:rFonts w:ascii="Calibri" w:hAnsi="Calibri" w:cs="Calibri" w:hint="eastAsia"/>
-        </w:rPr>
-        <w:t>5</w:t>
-      </w:r>
-      <w:r>
-        <w:rPr>
-          <w:rFonts w:ascii="Calibri" w:hAnsi="Calibri" w:cs="Calibri"/>
-        </w:rPr>
-        <w:t xml:space="preserve">] </w:t>
-      </w:r>
-      <w:r>
-        <w:rPr>
-          <w:rFonts w:ascii="Calibri" w:hAnsi="Calibri" w:cs="Calibri"/>
-        </w:rPr>
-        <w:t>“</w:t>
-      </w:r>
-      <w:r>
-        <w:rPr>
-          <w:rFonts w:ascii="Calibri" w:hAnsi="Calibri" w:cs="Calibri"/>
-        </w:rPr>
-        <w:t>Auditing unauthorized training data from AI generated content using information isotopes</w:t>
-      </w:r>
+          <w:rFonts w:ascii="Calibri" w:hAnsi="Calibri" w:cs="Calibri"/>
+        </w:rPr>
+        <w:t>[J</w:t>
+      </w:r>
+      <w:r>
+        <w:rPr>
+          <w:rFonts w:ascii="Calibri" w:hAnsi="Calibri" w:cs="Calibri" w:hint="eastAsia"/>
+        </w:rPr>
+        <w:t>7</w:t>
+      </w:r>
+      <w:r>
+        <w:rPr>
+          <w:rFonts w:ascii="Calibri" w:hAnsi="Calibri" w:cs="Calibri"/>
+        </w:rPr>
+        <w:t>] “</w:t>
+      </w:r>
+      <w:bookmarkStart w:id="4" w:name="OLE_LINK84"/>
+      <w:r>
+        <w:rPr>
+          <w:rFonts w:ascii="Calibri" w:hAnsi="Calibri" w:cs="Calibri"/>
+        </w:rPr>
+        <w:t>Resource-Efficient Federated Fine-Tuning for Privacy-Preserving NLP Applications</w:t>
+      </w:r>
+      <w:bookmarkEnd w:id="4"/>
       <w:r>
         <w:rPr>
           <w:rFonts w:ascii="Calibri" w:hAnsi="Calibri" w:cs="Calibri"/>
@@ -1662,163 +1667,85 @@
           <w:rFonts w:ascii="Calibri" w:hAnsi="Calibri" w:cs="Calibri"/>
         </w:rPr>
       </w:pPr>
-      <w:r>
-        <w:rPr>
-          <w:rFonts w:ascii="Calibri" w:hAnsi="Calibri" w:cs="Calibri"/>
-        </w:rPr>
-        <w:t xml:space="preserve">Tao Qi, Jinhua Yin, </w:t>
-      </w:r>
+      <w:bookmarkStart w:id="5" w:name="OLE_LINK85"/>
       <w:r>
         <w:rPr>
           <w:rFonts w:ascii="Calibri" w:hAnsi="Calibri" w:cs="Calibri"/>
           <w:b/>
           <w:bCs/>
         </w:rPr>
-        <w:t>Dongqi Cai</w:t>
-      </w:r>
+        <w:t>Cai Dongqi</w:t>
+      </w:r>
+      <w:r>
+        <w:rPr>
+          <w:rFonts w:ascii="Calibri" w:hAnsi="Calibri" w:cs="Calibri"/>
+        </w:rPr>
+        <w:t xml:space="preserve">, Wang </w:t>
+      </w:r>
+      <w:proofErr w:type="spellStart"/>
+      <w:r>
+        <w:rPr>
+          <w:rFonts w:ascii="Calibri" w:hAnsi="Calibri" w:cs="Calibri"/>
+        </w:rPr>
+        <w:t>Shangguang</w:t>
+      </w:r>
+      <w:proofErr w:type="spellEnd"/>
+      <w:r>
+        <w:rPr>
+          <w:rFonts w:ascii="Calibri" w:hAnsi="Calibri" w:cs="Calibri"/>
+        </w:rPr>
+        <w:t xml:space="preserve">, Wu Yaozong, Gu Hanlin, Duan Yifan, Fan Lixin, Lane Nicholas, Xu </w:t>
+      </w:r>
+      <w:proofErr w:type="spellStart"/>
+      <w:r>
+        <w:rPr>
+          <w:rFonts w:ascii="Calibri" w:hAnsi="Calibri" w:cs="Calibri"/>
+        </w:rPr>
+        <w:t>Mengwei</w:t>
+      </w:r>
+      <w:bookmarkEnd w:id="5"/>
+      <w:proofErr w:type="spellEnd"/>
       <w:r>
         <w:rPr>
           <w:rFonts w:ascii="Calibri" w:hAnsi="Calibri" w:cs="Calibri"/>
         </w:rPr>
         <w:t xml:space="preserve">, </w:t>
       </w:r>
-      <w:proofErr w:type="spellStart"/>
-      <w:r>
-        <w:rPr>
-          <w:rFonts w:ascii="Calibri" w:hAnsi="Calibri" w:cs="Calibri"/>
-        </w:rPr>
-        <w:t>Yueqi</w:t>
-      </w:r>
-      <w:proofErr w:type="spellEnd"/>
-      <w:r>
-        <w:rPr>
-          <w:rFonts w:ascii="Calibri" w:hAnsi="Calibri" w:cs="Calibri"/>
-        </w:rPr>
-        <w:t xml:space="preserve"> Xie, </w:t>
-      </w:r>
-      <w:proofErr w:type="spellStart"/>
-      <w:r>
-        <w:rPr>
-          <w:rFonts w:ascii="Calibri" w:hAnsi="Calibri" w:cs="Calibri"/>
-        </w:rPr>
-        <w:t>Huili</w:t>
-      </w:r>
-      <w:proofErr w:type="spellEnd"/>
-      <w:r>
-        <w:rPr>
-          <w:rFonts w:ascii="Calibri" w:hAnsi="Calibri" w:cs="Calibri"/>
-        </w:rPr>
-        <w:t xml:space="preserve"> Wang, </w:t>
-      </w:r>
-      <w:proofErr w:type="spellStart"/>
-      <w:r>
-        <w:rPr>
-          <w:rFonts w:ascii="Calibri" w:hAnsi="Calibri" w:cs="Calibri"/>
-        </w:rPr>
-        <w:t>Zhiyang</w:t>
-      </w:r>
-      <w:proofErr w:type="spellEnd"/>
-      <w:r>
-        <w:rPr>
-          <w:rFonts w:ascii="Calibri" w:hAnsi="Calibri" w:cs="Calibri"/>
-        </w:rPr>
-        <w:t xml:space="preserve"> Hu, </w:t>
-      </w:r>
-      <w:proofErr w:type="spellStart"/>
-      <w:r>
-        <w:rPr>
-          <w:rFonts w:ascii="Calibri" w:hAnsi="Calibri" w:cs="Calibri"/>
-        </w:rPr>
-        <w:t>Peiru</w:t>
-      </w:r>
-      <w:proofErr w:type="spellEnd"/>
-      <w:r>
-        <w:rPr>
-          <w:rFonts w:ascii="Calibri" w:hAnsi="Calibri" w:cs="Calibri"/>
-        </w:rPr>
-        <w:t xml:space="preserve"> Yang, </w:t>
-      </w:r>
-      <w:proofErr w:type="spellStart"/>
-      <w:r>
-        <w:rPr>
-          <w:rFonts w:ascii="Calibri" w:hAnsi="Calibri" w:cs="Calibri"/>
-        </w:rPr>
-        <w:t>Guoshun</w:t>
-      </w:r>
-      <w:proofErr w:type="spellEnd"/>
-      <w:r>
-        <w:rPr>
-          <w:rFonts w:ascii="Calibri" w:hAnsi="Calibri" w:cs="Calibri"/>
-        </w:rPr>
-        <w:t xml:space="preserve"> Nan, </w:t>
-      </w:r>
-      <w:proofErr w:type="spellStart"/>
-      <w:r>
-        <w:rPr>
-          <w:rFonts w:ascii="Calibri" w:hAnsi="Calibri" w:cs="Calibri"/>
-        </w:rPr>
-        <w:t>Zhili</w:t>
-      </w:r>
-      <w:proofErr w:type="spellEnd"/>
-      <w:r>
-        <w:rPr>
-          <w:rFonts w:ascii="Calibri" w:hAnsi="Calibri" w:cs="Calibri"/>
-        </w:rPr>
-        <w:t xml:space="preserve"> Zhou, Chuhan Wu, </w:t>
-      </w:r>
-      <w:proofErr w:type="spellStart"/>
-      <w:r>
-        <w:rPr>
-          <w:rFonts w:ascii="Calibri" w:hAnsi="Calibri" w:cs="Calibri"/>
-        </w:rPr>
-        <w:t>Lingjuan</w:t>
-      </w:r>
-      <w:proofErr w:type="spellEnd"/>
-      <w:r>
-        <w:rPr>
-          <w:rFonts w:ascii="Calibri" w:hAnsi="Calibri" w:cs="Calibri"/>
-        </w:rPr>
-        <w:t xml:space="preserve"> Lyu, </w:t>
-      </w:r>
-      <w:proofErr w:type="spellStart"/>
-      <w:r>
-        <w:rPr>
-          <w:rFonts w:ascii="Calibri" w:hAnsi="Calibri" w:cs="Calibri"/>
-        </w:rPr>
-        <w:t>Shangguang</w:t>
-      </w:r>
-      <w:proofErr w:type="spellEnd"/>
-      <w:r>
-        <w:rPr>
-          <w:rFonts w:ascii="Calibri" w:hAnsi="Calibri" w:cs="Calibri"/>
-        </w:rPr>
-        <w:t xml:space="preserve"> Wang, </w:t>
-      </w:r>
-      <w:proofErr w:type="spellStart"/>
-      <w:r>
-        <w:rPr>
-          <w:rFonts w:ascii="Calibri" w:hAnsi="Calibri" w:cs="Calibri"/>
-        </w:rPr>
-        <w:t>Yongfeng</w:t>
-      </w:r>
-      <w:proofErr w:type="spellEnd"/>
-      <w:r>
-        <w:rPr>
-          <w:rFonts w:ascii="Calibri" w:hAnsi="Calibri" w:cs="Calibri"/>
-        </w:rPr>
-        <w:t xml:space="preserve"> Huang, Nicholas D Lane</w:t>
-      </w:r>
-      <w:r>
-        <w:rPr>
-          <w:rFonts w:ascii="Calibri" w:hAnsi="Calibri" w:cs="Calibri"/>
-        </w:rPr>
-        <w:t>,</w:t>
-      </w:r>
-      <w:r>
-        <w:rPr>
-          <w:rFonts w:ascii="Calibri" w:hAnsi="Calibri" w:cs="Calibri"/>
-        </w:rPr>
-        <w:t xml:space="preserve"> </w:t>
+      <w:r>
+        <w:rPr>
+          <w:rFonts w:ascii="Calibri" w:hAnsi="Calibri" w:cs="Calibri" w:hint="eastAsia"/>
+          <w:i/>
+          <w:iCs/>
+          <w:color w:val="000000" w:themeColor="text1"/>
+        </w:rPr>
+        <w:t xml:space="preserve">Science </w:t>
+      </w:r>
+      <w:r>
+        <w:rPr>
+          <w:rFonts w:ascii="Calibri" w:hAnsi="Calibri" w:cs="Calibri"/>
+          <w:i/>
+          <w:iCs/>
+          <w:color w:val="000000" w:themeColor="text1"/>
+        </w:rPr>
+        <w:t>China Informati</w:t>
+      </w:r>
+      <w:r>
+        <w:rPr>
+          <w:rFonts w:ascii="Calibri" w:hAnsi="Calibri" w:cs="Calibri" w:hint="eastAsia"/>
+          <w:i/>
+          <w:iCs/>
+          <w:color w:val="000000" w:themeColor="text1"/>
+        </w:rPr>
+        <w:t>on</w:t>
+      </w:r>
+      <w:r>
+        <w:rPr>
+          <w:rFonts w:ascii="Calibri" w:hAnsi="Calibri" w:cs="Calibri"/>
+          <w:i/>
+          <w:iCs/>
+          <w:color w:val="000000" w:themeColor="text1"/>
+        </w:rPr>
+        <w:t xml:space="preserve"> Sciences (</w:t>
       </w:r>
       <w:r>
         <w:rPr>
@@ -1829,7 +1756,17 @@
           <w:iCs/>
           <w:color w:val="C00000"/>
         </w:rPr>
-        <w:t>Nature Communications</w:t>
+        <w:t>SCIS, CCF-A</w:t>
+      </w:r>
+      <w:proofErr w:type="gramStart"/>
+      <w:r>
+        <w:rPr>
+          <w:rFonts w:ascii="Calibri" w:hAnsi="Calibri" w:cs="Calibri"/>
+          <w:i/>
+          <w:iCs/>
+          <w:color w:val="000000" w:themeColor="text1"/>
+        </w:rPr>
+        <w:t>)</w:t>
       </w:r>
       <w:r>
         <w:rPr>
@@ -1840,18 +1777,138 @@
           <w:iCs/>
           <w:color w:val="C00000"/>
         </w:rPr>
-        <w:t xml:space="preserve"> (</w:t>
-      </w:r>
-      <w:r>
-        <w:rPr>
-          <w:rFonts w:ascii="Calibri" w:hAnsi="Calibri" w:cs="Calibri" w:hint="eastAsia"/>
+        <w:t xml:space="preserve"> </w:t>
+      </w:r>
+      <w:r>
+        <w:rPr>
+          <w:rFonts w:ascii="Calibri" w:hAnsi="Calibri" w:cs="Calibri"/>
+          <w:bCs/>
+          <w:i/>
+          <w:color w:val="000000" w:themeColor="text1"/>
+          <w:kern w:val="2"/>
+        </w:rPr>
+        <w:t>,</w:t>
+      </w:r>
+      <w:proofErr w:type="gramEnd"/>
+      <w:r>
+        <w:rPr>
+          <w:rFonts w:ascii="Calibri" w:hAnsi="Calibri" w:cs="Calibri"/>
+          <w:bCs/>
+          <w:i/>
+          <w:color w:val="000000" w:themeColor="text1"/>
+          <w:kern w:val="2"/>
+        </w:rPr>
+        <w:t xml:space="preserve"> </w:t>
+      </w:r>
+      <w:r>
+        <w:rPr>
+          <w:rFonts w:ascii="Calibri" w:hAnsi="Calibri" w:cs="Calibri"/>
+        </w:rPr>
+        <w:t>2026.</w:t>
+      </w:r>
+    </w:p>
+    <w:p>
+      <w:pPr>
+        <w:spacing w:before="120"/>
+        <w:rPr>
+          <w:rFonts w:ascii="Calibri" w:hAnsi="Calibri" w:cs="Calibri"/>
+        </w:rPr>
+      </w:pPr>
+      <w:bookmarkStart w:id="6" w:name="OLE_LINK65"/>
+      <w:r>
+        <w:rPr>
+          <w:rFonts w:ascii="Calibri" w:hAnsi="Calibri" w:cs="Calibri"/>
+        </w:rPr>
+        <w:t>[J6] “</w:t>
+      </w:r>
+      <w:r>
+        <w:rPr>
+          <w:rFonts w:ascii="Calibri" w:hAnsi="Calibri" w:cs="Calibri"/>
+        </w:rPr>
+        <w:t>Tina: A diffusion neural network for generating personalized ai models from text prompts</w:t>
+      </w:r>
+      <w:r>
+        <w:rPr>
+          <w:rFonts w:ascii="Calibri" w:hAnsi="Calibri" w:cs="Calibri"/>
+        </w:rPr>
+        <w:t>”</w:t>
+      </w:r>
+    </w:p>
+    <w:p>
+      <w:pPr>
+        <w:spacing w:before="120"/>
+        <w:ind w:left="357"/>
+        <w:rPr>
+          <w:rFonts w:ascii="Calibri" w:hAnsi="Calibri" w:cs="Calibri"/>
+        </w:rPr>
+      </w:pPr>
+      <w:proofErr w:type="spellStart"/>
+      <w:r>
+        <w:rPr>
+          <w:rFonts w:ascii="Calibri" w:hAnsi="Calibri" w:cs="Calibri"/>
+        </w:rPr>
+        <w:t>Zexi</w:t>
+      </w:r>
+      <w:proofErr w:type="spellEnd"/>
+      <w:r>
+        <w:rPr>
+          <w:rFonts w:ascii="Calibri" w:hAnsi="Calibri" w:cs="Calibri"/>
+        </w:rPr>
+        <w:t xml:space="preserve"> Li, </w:t>
+      </w:r>
+      <w:proofErr w:type="spellStart"/>
+      <w:r>
+        <w:rPr>
+          <w:rFonts w:ascii="Calibri" w:hAnsi="Calibri" w:cs="Calibri"/>
+        </w:rPr>
+        <w:t>Lingzhi</w:t>
+      </w:r>
+      <w:proofErr w:type="spellEnd"/>
+      <w:r>
+        <w:rPr>
+          <w:rFonts w:ascii="Calibri" w:hAnsi="Calibri" w:cs="Calibri"/>
+        </w:rPr>
+        <w:t xml:space="preserve"> Gao, </w:t>
+      </w:r>
+      <w:r>
+        <w:rPr>
+          <w:rFonts w:ascii="Calibri" w:hAnsi="Calibri" w:cs="Calibri"/>
+          <w:b/>
+          <w:bCs/>
+        </w:rPr>
+        <w:t>Dongqi Cai</w:t>
+      </w:r>
+      <w:r>
+        <w:rPr>
+          <w:rFonts w:ascii="Calibri" w:hAnsi="Calibri" w:cs="Calibri"/>
+        </w:rPr>
+        <w:t>, Nicholas D Lane, Chao Wu</w:t>
+      </w:r>
+      <w:r>
+        <w:rPr>
+          <w:rFonts w:ascii="Calibri" w:hAnsi="Calibri" w:cs="Calibri"/>
+        </w:rPr>
+        <w:t xml:space="preserve">, </w:t>
+      </w:r>
+      <w:r>
+        <w:rPr>
+          <w:rFonts w:ascii="Calibri" w:hAnsi="Calibri" w:cs="Calibri"/>
+          <w:i/>
+          <w:iCs/>
+          <w:color w:val="000000" w:themeColor="text1"/>
+        </w:rPr>
+        <w:t>Patterns</w:t>
+      </w:r>
+      <w:r>
+        <w:rPr>
+          <w:rFonts w:ascii="Calibri" w:hAnsi="Calibri" w:cs="Calibri"/>
           <w:b/>
           <w:bCs/>
           <w:i/>
           <w:iCs/>
           <w:color w:val="C00000"/>
         </w:rPr>
-        <w:t>Nature</w:t>
+        <w:t xml:space="preserve"> (Cell</w:t>
       </w:r>
       <w:r>
         <w:rPr>
@@ -1866,7 +1923,7 @@
       </w:r>
       <w:r>
         <w:rPr>
-          <w:rFonts w:ascii="Calibri" w:hAnsi="Calibri" w:cs="Calibri"/>
+          <w:rFonts w:ascii="Calibri" w:hAnsi="Calibri" w:cs="Calibri" w:hint="eastAsia"/>
           <w:b/>
           <w:bCs/>
           <w:i/>
@@ -1883,7 +1940,286 @@
           <w:color w:val="000000" w:themeColor="text1"/>
           <w:kern w:val="2"/>
         </w:rPr>
+        <w:t xml:space="preserve">, </w:t>
+      </w:r>
+      <w:r>
+        <w:rPr>
+          <w:rFonts w:ascii="Calibri" w:hAnsi="Calibri" w:cs="Calibri"/>
+        </w:rPr>
+        <w:t>2026.</w:t>
+      </w:r>
+    </w:p>
+    <w:bookmarkEnd w:id="6"/>
+    <w:p>
+      <w:pPr>
+        <w:spacing w:before="120"/>
+        <w:rPr>
+          <w:rFonts w:ascii="Calibri" w:hAnsi="Calibri" w:cs="Calibri"/>
+        </w:rPr>
+      </w:pPr>
+      <w:r>
+        <w:rPr>
+          <w:rFonts w:ascii="Calibri" w:hAnsi="Calibri" w:cs="Calibri" w:hint="eastAsia"/>
+        </w:rPr>
+        <w:t>[</w:t>
+      </w:r>
+      <w:r>
+        <w:rPr>
+          <w:rFonts w:ascii="Calibri" w:hAnsi="Calibri" w:cs="Calibri"/>
+        </w:rPr>
+        <w:t>J</w:t>
+      </w:r>
+      <w:r>
+        <w:rPr>
+          <w:rFonts w:ascii="Calibri" w:hAnsi="Calibri" w:cs="Calibri" w:hint="eastAsia"/>
+        </w:rPr>
+        <w:t>5</w:t>
+      </w:r>
+      <w:r>
+        <w:rPr>
+          <w:rFonts w:ascii="Calibri" w:hAnsi="Calibri" w:cs="Calibri"/>
+        </w:rPr>
+        <w:t xml:space="preserve">] </w:t>
+      </w:r>
+      <w:r>
+        <w:rPr>
+          <w:rFonts w:ascii="Calibri" w:hAnsi="Calibri" w:cs="Calibri"/>
+        </w:rPr>
+        <w:t>“</w:t>
+      </w:r>
+      <w:r>
+        <w:rPr>
+          <w:rFonts w:ascii="Calibri" w:hAnsi="Calibri" w:cs="Calibri"/>
+        </w:rPr>
+        <w:t>Auditing unauthorized training data from AI generated content using information isotopes</w:t>
+      </w:r>
+      <w:r>
+        <w:rPr>
+          <w:rFonts w:ascii="Calibri" w:hAnsi="Calibri" w:cs="Calibri"/>
+        </w:rPr>
+        <w:t>”</w:t>
+      </w:r>
+    </w:p>
+    <w:p>
+      <w:pPr>
+        <w:spacing w:before="120"/>
+        <w:ind w:left="357"/>
+        <w:rPr>
+          <w:rFonts w:ascii="Calibri" w:hAnsi="Calibri" w:cs="Calibri"/>
+        </w:rPr>
+      </w:pPr>
+      <w:r>
+        <w:rPr>
+          <w:rFonts w:ascii="Calibri" w:hAnsi="Calibri" w:cs="Calibri"/>
+        </w:rPr>
+        <w:t xml:space="preserve">Tao Qi, Jinhua Yin, </w:t>
+      </w:r>
+      <w:r>
+        <w:rPr>
+          <w:rFonts w:ascii="Calibri" w:hAnsi="Calibri" w:cs="Calibri"/>
+          <w:b/>
+          <w:bCs/>
+        </w:rPr>
+        <w:t>Dongqi Cai</w:t>
+      </w:r>
+      <w:r>
+        <w:rPr>
+          <w:rFonts w:ascii="Calibri" w:hAnsi="Calibri" w:cs="Calibri"/>
+        </w:rPr>
+        <w:t xml:space="preserve">, </w:t>
+      </w:r>
+      <w:proofErr w:type="spellStart"/>
+      <w:r>
+        <w:rPr>
+          <w:rFonts w:ascii="Calibri" w:hAnsi="Calibri" w:cs="Calibri"/>
+        </w:rPr>
+        <w:t>Yueqi</w:t>
+      </w:r>
+      <w:proofErr w:type="spellEnd"/>
+      <w:r>
+        <w:rPr>
+          <w:rFonts w:ascii="Calibri" w:hAnsi="Calibri" w:cs="Calibri"/>
+        </w:rPr>
+        <w:t xml:space="preserve"> Xie, </w:t>
+      </w:r>
+      <w:proofErr w:type="spellStart"/>
+      <w:r>
+        <w:rPr>
+          <w:rFonts w:ascii="Calibri" w:hAnsi="Calibri" w:cs="Calibri"/>
+        </w:rPr>
+        <w:t>Huili</w:t>
+      </w:r>
+      <w:proofErr w:type="spellEnd"/>
+      <w:r>
+        <w:rPr>
+          <w:rFonts w:ascii="Calibri" w:hAnsi="Calibri" w:cs="Calibri"/>
+        </w:rPr>
+        <w:t xml:space="preserve"> Wang, </w:t>
+      </w:r>
+      <w:proofErr w:type="spellStart"/>
+      <w:r>
+        <w:rPr>
+          <w:rFonts w:ascii="Calibri" w:hAnsi="Calibri" w:cs="Calibri"/>
+        </w:rPr>
+        <w:t>Zhiyang</w:t>
+      </w:r>
+      <w:proofErr w:type="spellEnd"/>
+      <w:r>
+        <w:rPr>
+          <w:rFonts w:ascii="Calibri" w:hAnsi="Calibri" w:cs="Calibri"/>
+        </w:rPr>
+        <w:t xml:space="preserve"> Hu, </w:t>
+      </w:r>
+      <w:proofErr w:type="spellStart"/>
+      <w:r>
+        <w:rPr>
+          <w:rFonts w:ascii="Calibri" w:hAnsi="Calibri" w:cs="Calibri"/>
+        </w:rPr>
+        <w:t>Peiru</w:t>
+      </w:r>
+      <w:proofErr w:type="spellEnd"/>
+      <w:r>
+        <w:rPr>
+          <w:rFonts w:ascii="Calibri" w:hAnsi="Calibri" w:cs="Calibri"/>
+        </w:rPr>
+        <w:t xml:space="preserve"> Yang, </w:t>
+      </w:r>
+      <w:proofErr w:type="spellStart"/>
+      <w:r>
+        <w:rPr>
+          <w:rFonts w:ascii="Calibri" w:hAnsi="Calibri" w:cs="Calibri"/>
+        </w:rPr>
+        <w:t>Guoshun</w:t>
+      </w:r>
+      <w:proofErr w:type="spellEnd"/>
+      <w:r>
+        <w:rPr>
+          <w:rFonts w:ascii="Calibri" w:hAnsi="Calibri" w:cs="Calibri"/>
+        </w:rPr>
+        <w:t xml:space="preserve"> Nan, </w:t>
+      </w:r>
+      <w:proofErr w:type="spellStart"/>
+      <w:r>
+        <w:rPr>
+          <w:rFonts w:ascii="Calibri" w:hAnsi="Calibri" w:cs="Calibri"/>
+        </w:rPr>
+        <w:t>Zhili</w:t>
+      </w:r>
+      <w:proofErr w:type="spellEnd"/>
+      <w:r>
+        <w:rPr>
+          <w:rFonts w:ascii="Calibri" w:hAnsi="Calibri" w:cs="Calibri"/>
+        </w:rPr>
+        <w:t xml:space="preserve"> Zhou, Chuhan Wu, </w:t>
+      </w:r>
+      <w:proofErr w:type="spellStart"/>
+      <w:r>
+        <w:rPr>
+          <w:rFonts w:ascii="Calibri" w:hAnsi="Calibri" w:cs="Calibri"/>
+        </w:rPr>
+        <w:t>Lingjuan</w:t>
+      </w:r>
+      <w:proofErr w:type="spellEnd"/>
+      <w:r>
+        <w:rPr>
+          <w:rFonts w:ascii="Calibri" w:hAnsi="Calibri" w:cs="Calibri"/>
+        </w:rPr>
+        <w:t xml:space="preserve"> Lyu, </w:t>
+      </w:r>
+      <w:proofErr w:type="spellStart"/>
+      <w:r>
+        <w:rPr>
+          <w:rFonts w:ascii="Calibri" w:hAnsi="Calibri" w:cs="Calibri"/>
+        </w:rPr>
+        <w:t>Shangguang</w:t>
+      </w:r>
+      <w:proofErr w:type="spellEnd"/>
+      <w:r>
+        <w:rPr>
+          <w:rFonts w:ascii="Calibri" w:hAnsi="Calibri" w:cs="Calibri"/>
+        </w:rPr>
+        <w:t xml:space="preserve"> Wang, </w:t>
+      </w:r>
+      <w:proofErr w:type="spellStart"/>
+      <w:r>
+        <w:rPr>
+          <w:rFonts w:ascii="Calibri" w:hAnsi="Calibri" w:cs="Calibri"/>
+        </w:rPr>
+        <w:t>Yongfeng</w:t>
+      </w:r>
+      <w:proofErr w:type="spellEnd"/>
+      <w:r>
+        <w:rPr>
+          <w:rFonts w:ascii="Calibri" w:hAnsi="Calibri" w:cs="Calibri"/>
+        </w:rPr>
+        <w:t xml:space="preserve"> Huang, Nicholas D Lane</w:t>
+      </w:r>
+      <w:r>
+        <w:rPr>
+          <w:rFonts w:ascii="Calibri" w:hAnsi="Calibri" w:cs="Calibri"/>
+        </w:rPr>
         <w:t>,</w:t>
+      </w:r>
+      <w:r>
+        <w:rPr>
+          <w:rFonts w:ascii="Calibri" w:hAnsi="Calibri" w:cs="Calibri"/>
+        </w:rPr>
+        <w:t xml:space="preserve"> </w:t>
+      </w:r>
+      <w:r>
+        <w:rPr>
+          <w:rFonts w:ascii="Calibri" w:hAnsi="Calibri" w:cs="Calibri"/>
+          <w:b/>
+          <w:bCs/>
+          <w:i/>
+          <w:iCs/>
+          <w:color w:val="C00000"/>
+        </w:rPr>
+        <w:t>Nature Communications</w:t>
+      </w:r>
+      <w:r>
+        <w:rPr>
+          <w:rFonts w:ascii="Calibri" w:hAnsi="Calibri" w:cs="Calibri"/>
+          <w:b/>
+          <w:bCs/>
+          <w:i/>
+          <w:iCs/>
+          <w:color w:val="C00000"/>
+        </w:rPr>
+        <w:t xml:space="preserve"> (</w:t>
+      </w:r>
+      <w:r>
+        <w:rPr>
+          <w:rFonts w:ascii="Calibri" w:hAnsi="Calibri" w:cs="Calibri" w:hint="eastAsia"/>
+          <w:b/>
+          <w:bCs/>
+          <w:i/>
+          <w:iCs/>
+          <w:color w:val="C00000"/>
+        </w:rPr>
+        <w:t>Nature</w:t>
+      </w:r>
+      <w:r>
+        <w:rPr>
+          <w:rFonts w:ascii="Calibri" w:hAnsi="Calibri" w:cs="Calibri" w:hint="eastAsia"/>
+          <w:b/>
+          <w:bCs/>
+          <w:i/>
+          <w:iCs/>
+          <w:color w:val="C00000"/>
+        </w:rPr>
+        <w:t>子刊</w:t>
+      </w:r>
+      <w:r>
+        <w:rPr>
+          <w:rFonts w:ascii="Calibri" w:hAnsi="Calibri" w:cs="Calibri"/>
+          <w:b/>
+          <w:bCs/>
+          <w:i/>
+          <w:iCs/>
+          <w:color w:val="C00000"/>
+        </w:rPr>
+        <w:t>)</w:t>
       </w:r>
       <w:r>
         <w:rPr>
@@ -1893,6 +2229,16 @@
           <w:color w:val="000000" w:themeColor="text1"/>
           <w:kern w:val="2"/>
         </w:rPr>
+        <w:t>,</w:t>
+      </w:r>
+      <w:r>
+        <w:rPr>
+          <w:rFonts w:ascii="Calibri" w:hAnsi="Calibri" w:cs="Calibri"/>
+          <w:bCs/>
+          <w:i/>
+          <w:color w:val="000000" w:themeColor="text1"/>
+          <w:kern w:val="2"/>
+        </w:rPr>
         <w:t xml:space="preserve"> </w:t>
       </w:r>
       <w:r>
@@ -1945,12 +2291,14 @@
         </w:rPr>
         <w:t>“</w:t>
       </w:r>
+      <w:bookmarkStart w:id="7" w:name="OLE_LINK68"/>
       <w:r>
         <w:rPr>
           <w:rFonts w:ascii="Calibri" w:hAnsi="Calibri" w:cs="Calibri"/>
         </w:rPr>
         <w:t>Ubiquitous Memory Augmentation via Mobile Multimodal Embedding System</w:t>
       </w:r>
+      <w:bookmarkEnd w:id="7"/>
       <w:r>
         <w:rPr>
           <w:rFonts w:ascii="Calibri" w:hAnsi="Calibri" w:cs="Calibri"/>
@@ -1966,6 +2314,7 @@
           <w:rFonts w:ascii="Calibri" w:hAnsi="Calibri" w:cs="Calibri"/>
         </w:rPr>
       </w:pPr>
+      <w:bookmarkStart w:id="8" w:name="OLE_LINK69"/>
       <w:r>
         <w:rPr>
           <w:rFonts w:ascii="Calibri" w:hAnsi="Calibri" w:cs="Calibri"/>
@@ -2024,11 +2373,19 @@
         </w:rPr>
         <w:t xml:space="preserve">, </w:t>
       </w:r>
-      <w:r>
-        <w:rPr>
-          <w:rFonts w:ascii="Calibri" w:hAnsi="Calibri" w:cs="Calibri"/>
-        </w:rPr>
-        <w:t>Zhenyan Lu</w:t>
+      <w:proofErr w:type="spellStart"/>
+      <w:r>
+        <w:rPr>
+          <w:rFonts w:ascii="Calibri" w:hAnsi="Calibri" w:cs="Calibri"/>
+        </w:rPr>
+        <w:t>Zhenyan</w:t>
+      </w:r>
+      <w:proofErr w:type="spellEnd"/>
+      <w:r>
+        <w:rPr>
+          <w:rFonts w:ascii="Calibri" w:hAnsi="Calibri" w:cs="Calibri"/>
+        </w:rPr>
+        <w:t xml:space="preserve"> Lu</w:t>
       </w:r>
       <w:r>
         <w:rPr>
@@ -2054,7 +2411,14 @@
         <w:rPr>
           <w:rFonts w:ascii="Calibri" w:hAnsi="Calibri" w:cs="Calibri"/>
         </w:rPr>
-        <w:t xml:space="preserve"> Xu,</w:t>
+        <w:t xml:space="preserve"> Xu</w:t>
+      </w:r>
+      <w:bookmarkEnd w:id="8"/>
+      <w:r>
+        <w:rPr>
+          <w:rFonts w:ascii="Calibri" w:hAnsi="Calibri" w:cs="Calibri"/>
+        </w:rPr>
+        <w:t>,</w:t>
       </w:r>
       <w:r>
         <w:rPr>
@@ -2182,12 +2546,14 @@
         </w:rPr>
         <w:t>] “</w:t>
       </w:r>
+      <w:bookmarkStart w:id="9" w:name="OLE_LINK72"/>
       <w:r>
         <w:rPr>
           <w:rFonts w:ascii="Calibri" w:hAnsi="Calibri" w:cs="Calibri" w:hint="eastAsia"/>
         </w:rPr>
         <w:t>面向微控制单元的高效语音隐私保护编码器</w:t>
       </w:r>
+      <w:bookmarkEnd w:id="9"/>
       <w:r>
         <w:rPr>
           <w:rFonts w:ascii="Calibri" w:hAnsi="Calibri" w:cs="Calibri"/>
@@ -2203,6 +2569,7 @@
           <w:rFonts w:ascii="Calibri" w:hAnsi="Calibri" w:cs="Calibri"/>
         </w:rPr>
       </w:pPr>
+      <w:bookmarkStart w:id="10" w:name="OLE_LINK73"/>
       <w:r>
         <w:rPr>
           <w:rFonts w:ascii="Calibri" w:hAnsi="Calibri" w:cs="Calibri" w:hint="eastAsia"/>
@@ -2259,6 +2626,7 @@
         </w:rPr>
         <w:t>徐梦炜</w:t>
       </w:r>
+      <w:bookmarkEnd w:id="10"/>
       <w:r>
         <w:rPr>
           <w:rFonts w:ascii="Calibri" w:hAnsi="Calibri" w:cs="Calibri"/>
@@ -2413,12 +2781,14 @@
         </w:rPr>
         <w:t>“</w:t>
       </w:r>
+      <w:bookmarkStart w:id="11" w:name="OLE_LINK76"/>
       <w:r>
         <w:rPr>
           <w:rFonts w:ascii="Calibri" w:hAnsi="Calibri" w:cs="Calibri"/>
         </w:rPr>
         <w:t>Resource-efficient Algorithms and Systems of Foundation Models: A Survey</w:t>
       </w:r>
+      <w:bookmarkEnd w:id="11"/>
       <w:r>
         <w:rPr>
           <w:rFonts w:ascii="Calibri" w:hAnsi="Calibri" w:cs="Calibri"/>
@@ -2434,6 +2804,7 @@
           <w:rFonts w:ascii="Calibri" w:hAnsi="Calibri" w:cs="Calibri"/>
         </w:rPr>
       </w:pPr>
+      <w:bookmarkStart w:id="12" w:name="OLE_LINK77"/>
       <w:proofErr w:type="spellStart"/>
       <w:r>
         <w:rPr>
@@ -2528,6 +2899,7 @@
         </w:rPr>
         <w:t xml:space="preserve"> Liu</w:t>
       </w:r>
+      <w:bookmarkEnd w:id="12"/>
       <w:r>
         <w:rPr>
           <w:rFonts w:ascii="Calibri" w:hAnsi="Calibri" w:cs="Calibri"/>
@@ -2820,13 +3192,23 @@
         </w:rPr>
         <w:t>同等贡献</w:t>
       </w:r>
+      <w:bookmarkStart w:id="13" w:name="OLE_LINK64"/>
       <w:r>
         <w:rPr>
           <w:rFonts w:ascii="Calibri" w:hAnsi="Calibri" w:cs="Calibri"/>
           <w:b/>
           <w:sz w:val="32"/>
         </w:rPr>
-        <w:t xml:space="preserve">; </w:t>
+        <w:t>;</w:t>
+      </w:r>
+      <w:bookmarkStart w:id="14" w:name="OLE_LINK63"/>
+      <w:r>
+        <w:rPr>
+          <w:rFonts w:ascii="Calibri" w:hAnsi="Calibri" w:cs="Calibri"/>
+          <w:b/>
+          <w:sz w:val="32"/>
+        </w:rPr>
+        <w:t xml:space="preserve"> </w:t>
       </w:r>
       <w:r>
         <w:rPr>
@@ -2870,6 +3252,8 @@
         </w:rPr>
         <w:t>通讯作者</w:t>
       </w:r>
+      <w:bookmarkEnd w:id="13"/>
+      <w:bookmarkEnd w:id="14"/>
       <w:r>
         <w:rPr>
           <w:rFonts w:ascii="Calibri" w:hAnsi="Calibri" w:cs="Calibri"/>
@@ -3319,6 +3703,7 @@
         <w:rPr>
           <w:rFonts w:ascii="Calibri" w:hAnsi="Calibri" w:cs="Calibri"/>
         </w:rPr>
+        <w:lastRenderedPageBreak/>
         <w:t>Haiyang S</w:t>
       </w:r>
       <w:r>
@@ -3644,7 +4029,6 @@
         <w:rPr>
           <w:rFonts w:ascii="Calibri" w:hAnsi="Calibri" w:cs="Calibri"/>
         </w:rPr>
-        <w:lastRenderedPageBreak/>
         <w:t xml:space="preserve">Alex Iacob, Lorenzo Sani, Meghdad </w:t>
       </w:r>
       <w:proofErr w:type="spellStart"/>
@@ -3973,7 +4357,21 @@
         <w:rPr>
           <w:rFonts w:ascii="Calibri" w:hAnsi="Calibri" w:cs="Calibri"/>
         </w:rPr>
-        <w:t>“Mobile Foundation Model as Firmware”</w:t>
+        <w:t>“</w:t>
+      </w:r>
+      <w:bookmarkStart w:id="15" w:name="OLE_LINK74"/>
+      <w:r>
+        <w:rPr>
+          <w:rFonts w:ascii="Calibri" w:hAnsi="Calibri" w:cs="Calibri"/>
+        </w:rPr>
+        <w:t>Mobile Foundation Model as Firmware</w:t>
+      </w:r>
+      <w:bookmarkEnd w:id="15"/>
+      <w:r>
+        <w:rPr>
+          <w:rFonts w:ascii="Calibri" w:hAnsi="Calibri" w:cs="Calibri"/>
+        </w:rPr>
+        <w:t>”</w:t>
       </w:r>
     </w:p>
     <w:p>
@@ -3984,6 +4382,7 @@
           <w:rFonts w:ascii="Calibri" w:hAnsi="Calibri" w:cs="Calibri"/>
         </w:rPr>
       </w:pPr>
+      <w:bookmarkStart w:id="16" w:name="OLE_LINK75"/>
       <w:r>
         <w:rPr>
           <w:rFonts w:ascii="Calibri" w:hAnsi="Calibri" w:cs="Calibri"/>
@@ -4032,6 +4431,7 @@
         </w:rPr>
         <w:t xml:space="preserve"> Xu</w:t>
       </w:r>
+      <w:bookmarkEnd w:id="16"/>
       <w:r>
         <w:rPr>
           <w:rFonts w:ascii="Calibri" w:hAnsi="Calibri" w:cs="Calibri"/>
@@ -4138,6 +4538,7 @@
         </w:rPr>
         <w:t>“</w:t>
       </w:r>
+      <w:bookmarkStart w:id="17" w:name="OLE_LINK82"/>
       <w:proofErr w:type="spellStart"/>
       <w:r>
         <w:rPr>
@@ -4150,7 +4551,14 @@
         <w:rPr>
           <w:rFonts w:ascii="Calibri" w:hAnsi="Calibri" w:cs="Calibri"/>
         </w:rPr>
-        <w:t>: Efficient Federated Finetuning of Large Language Models with Perturbed Inferences”</w:t>
+        <w:t>: Efficient Federated Finetuning of Large Language Models with Perturbed Inferences</w:t>
+      </w:r>
+      <w:bookmarkEnd w:id="17"/>
+      <w:r>
+        <w:rPr>
+          <w:rFonts w:ascii="Calibri" w:hAnsi="Calibri" w:cs="Calibri"/>
+        </w:rPr>
+        <w:t>”</w:t>
       </w:r>
     </w:p>
     <w:p>
@@ -4161,6 +4569,7 @@
           <w:rFonts w:ascii="Calibri" w:hAnsi="Calibri" w:cs="Calibri"/>
         </w:rPr>
       </w:pPr>
+      <w:bookmarkStart w:id="18" w:name="OLE_LINK86"/>
       <w:proofErr w:type="spellStart"/>
       <w:r>
         <w:rPr>
@@ -4236,6 +4645,7 @@
         </w:rPr>
         <w:t xml:space="preserve"> Wang</w:t>
       </w:r>
+      <w:bookmarkEnd w:id="18"/>
       <w:r>
         <w:rPr>
           <w:rFonts w:ascii="Calibri" w:hAnsi="Calibri" w:cs="Calibri"/>
@@ -4336,7 +4746,21 @@
         <w:rPr>
           <w:rFonts w:ascii="Calibri" w:hAnsi="Calibri" w:cs="Calibri"/>
         </w:rPr>
-        <w:t>“Efficient Federated Learning for Modern NLP”</w:t>
+        <w:t>“</w:t>
+      </w:r>
+      <w:bookmarkStart w:id="19" w:name="OLE_LINK78"/>
+      <w:r>
+        <w:rPr>
+          <w:rFonts w:ascii="Calibri" w:hAnsi="Calibri" w:cs="Calibri"/>
+        </w:rPr>
+        <w:t>Efficient Federated Learning for Modern NLP</w:t>
+      </w:r>
+      <w:bookmarkEnd w:id="19"/>
+      <w:r>
+        <w:rPr>
+          <w:rFonts w:ascii="Calibri" w:hAnsi="Calibri" w:cs="Calibri"/>
+        </w:rPr>
+        <w:t>”</w:t>
       </w:r>
     </w:p>
     <w:p>
@@ -4348,6 +4772,7 @@
           <w:rFonts w:ascii="Calibri" w:hAnsi="Calibri" w:cs="Calibri"/>
         </w:rPr>
       </w:pPr>
+      <w:bookmarkStart w:id="20" w:name="OLE_LINK79"/>
       <w:r>
         <w:rPr>
           <w:rFonts w:ascii="Calibri" w:hAnsi="Calibri" w:cs="Calibri"/>
@@ -4412,6 +4837,7 @@
         </w:rPr>
         <w:t xml:space="preserve"> Xu</w:t>
       </w:r>
+      <w:bookmarkEnd w:id="20"/>
       <w:r>
         <w:rPr>
           <w:rFonts w:ascii="Calibri" w:hAnsi="Calibri" w:cs="Calibri"/>
@@ -4522,7 +4948,21 @@
         <w:rPr>
           <w:rFonts w:ascii="Calibri" w:hAnsi="Calibri" w:cs="Calibri"/>
         </w:rPr>
-        <w:t>“Federated Few-shot Learning for Mobile NLP”</w:t>
+        <w:t>“</w:t>
+      </w:r>
+      <w:bookmarkStart w:id="21" w:name="OLE_LINK80"/>
+      <w:r>
+        <w:rPr>
+          <w:rFonts w:ascii="Calibri" w:hAnsi="Calibri" w:cs="Calibri"/>
+        </w:rPr>
+        <w:t>Federated Few-shot Learning for Mobile NLP</w:t>
+      </w:r>
+      <w:bookmarkEnd w:id="21"/>
+      <w:r>
+        <w:rPr>
+          <w:rFonts w:ascii="Calibri" w:hAnsi="Calibri" w:cs="Calibri"/>
+        </w:rPr>
+        <w:t>”</w:t>
       </w:r>
     </w:p>
     <w:p>
@@ -4536,6 +4976,7 @@
           <w:bCs/>
         </w:rPr>
       </w:pPr>
+      <w:bookmarkStart w:id="22" w:name="OLE_LINK81"/>
       <w:r>
         <w:rPr>
           <w:rFonts w:ascii="Calibri" w:hAnsi="Calibri" w:cs="Calibri"/>
@@ -4606,6 +5047,7 @@
         </w:rPr>
         <w:t xml:space="preserve"> Xu</w:t>
       </w:r>
+      <w:bookmarkEnd w:id="22"/>
       <w:r>
         <w:rPr>
           <w:rFonts w:ascii="Calibri" w:hAnsi="Calibri" w:cs="Calibri"/>
@@ -4724,12 +5166,14 @@
         </w:rPr>
         <w:t>“</w:t>
       </w:r>
+      <w:bookmarkStart w:id="23" w:name="OLE_LINK70"/>
       <w:r>
         <w:rPr>
           <w:rFonts w:ascii="Calibri" w:hAnsi="Calibri" w:cs="Calibri"/>
         </w:rPr>
         <w:t>SILENCE: Protecting privacy in offloaded speech understanding on wimpy devices</w:t>
       </w:r>
+      <w:bookmarkEnd w:id="23"/>
       <w:r>
         <w:rPr>
           <w:rFonts w:ascii="Calibri" w:hAnsi="Calibri" w:cs="Calibri"/>
@@ -4745,6 +5189,7 @@
           <w:rFonts w:ascii="Calibri" w:hAnsi="Calibri" w:cs="Calibri"/>
         </w:rPr>
       </w:pPr>
+      <w:bookmarkStart w:id="24" w:name="OLE_LINK71"/>
       <w:r>
         <w:rPr>
           <w:rFonts w:ascii="Calibri" w:hAnsi="Calibri" w:cs="Calibri"/>
@@ -4771,8 +5216,37 @@
         <w:rPr>
           <w:rFonts w:ascii="Calibri" w:hAnsi="Calibri" w:cs="Calibri"/>
         </w:rPr>
-        <w:t xml:space="preserve"> Wang, Zeling Zhang, Felix Xiaozhu Lin, Mengwei Xu</w:t>
-      </w:r>
+        <w:t xml:space="preserve"> Wang, Zeling Zhang, Felix </w:t>
+      </w:r>
+      <w:proofErr w:type="spellStart"/>
+      <w:r>
+        <w:rPr>
+          <w:rFonts w:ascii="Calibri" w:hAnsi="Calibri" w:cs="Calibri"/>
+        </w:rPr>
+        <w:t>Xiaozhu</w:t>
+      </w:r>
+      <w:proofErr w:type="spellEnd"/>
+      <w:r>
+        <w:rPr>
+          <w:rFonts w:ascii="Calibri" w:hAnsi="Calibri" w:cs="Calibri"/>
+        </w:rPr>
+        <w:t xml:space="preserve"> Lin, </w:t>
+      </w:r>
+      <w:proofErr w:type="spellStart"/>
+      <w:r>
+        <w:rPr>
+          <w:rFonts w:ascii="Calibri" w:hAnsi="Calibri" w:cs="Calibri"/>
+        </w:rPr>
+        <w:t>Mengwei</w:t>
+      </w:r>
+      <w:proofErr w:type="spellEnd"/>
+      <w:r>
+        <w:rPr>
+          <w:rFonts w:ascii="Calibri" w:hAnsi="Calibri" w:cs="Calibri"/>
+        </w:rPr>
+        <w:t xml:space="preserve"> Xu</w:t>
+      </w:r>
+      <w:bookmarkEnd w:id="24"/>
       <w:r>
         <w:rPr>
           <w:rFonts w:ascii="Calibri" w:hAnsi="Calibri" w:cs="Calibri"/>
@@ -4964,7 +5438,21 @@
         <w:rPr>
           <w:rFonts w:ascii="Calibri" w:hAnsi="Calibri" w:cs="Calibri"/>
         </w:rPr>
-        <w:t xml:space="preserve">iang Li, Zhenyan Lu, </w:t>
+        <w:t xml:space="preserve">iang Li, </w:t>
+      </w:r>
+      <w:proofErr w:type="spellStart"/>
+      <w:r>
+        <w:rPr>
+          <w:rFonts w:ascii="Calibri" w:hAnsi="Calibri" w:cs="Calibri"/>
+        </w:rPr>
+        <w:t>Zhenyan</w:t>
+      </w:r>
+      <w:proofErr w:type="spellEnd"/>
+      <w:r>
+        <w:rPr>
+          <w:rFonts w:ascii="Calibri" w:hAnsi="Calibri" w:cs="Calibri"/>
+        </w:rPr>
+        <w:t xml:space="preserve"> Lu, </w:t>
       </w:r>
       <w:r>
         <w:rPr>
@@ -5106,6 +5594,7 @@
         <w:rPr>
           <w:rFonts w:ascii="Calibri" w:hAnsi="Calibri" w:cs="Calibri"/>
         </w:rPr>
+        <w:lastRenderedPageBreak/>
         <w:t>[W</w:t>
       </w:r>
       <w:r>
@@ -5392,7 +5881,49 @@
         <w:rPr>
           <w:rFonts w:ascii="Calibri" w:hAnsi="Calibri" w:cs="Calibri"/>
         </w:rPr>
-        <w:t xml:space="preserve">, Yaozong Wu, Haitao Yuan, Shangguang Wang, Felix Xiaozhu Lin, Mengwei Xu, in </w:t>
+        <w:t xml:space="preserve">, Yaozong Wu, Haitao Yuan, </w:t>
+      </w:r>
+      <w:proofErr w:type="spellStart"/>
+      <w:r>
+        <w:rPr>
+          <w:rFonts w:ascii="Calibri" w:hAnsi="Calibri" w:cs="Calibri"/>
+        </w:rPr>
+        <w:t>Shangguang</w:t>
+      </w:r>
+      <w:proofErr w:type="spellEnd"/>
+      <w:r>
+        <w:rPr>
+          <w:rFonts w:ascii="Calibri" w:hAnsi="Calibri" w:cs="Calibri"/>
+        </w:rPr>
+        <w:t xml:space="preserve"> Wang, Felix </w:t>
+      </w:r>
+      <w:proofErr w:type="spellStart"/>
+      <w:r>
+        <w:rPr>
+          <w:rFonts w:ascii="Calibri" w:hAnsi="Calibri" w:cs="Calibri"/>
+        </w:rPr>
+        <w:t>Xiaozhu</w:t>
+      </w:r>
+      <w:proofErr w:type="spellEnd"/>
+      <w:r>
+        <w:rPr>
+          <w:rFonts w:ascii="Calibri" w:hAnsi="Calibri" w:cs="Calibri"/>
+        </w:rPr>
+        <w:t xml:space="preserve"> Lin, </w:t>
+      </w:r>
+      <w:proofErr w:type="spellStart"/>
+      <w:r>
+        <w:rPr>
+          <w:rFonts w:ascii="Calibri" w:hAnsi="Calibri" w:cs="Calibri"/>
+        </w:rPr>
+        <w:t>Mengwei</w:t>
+      </w:r>
+      <w:proofErr w:type="spellEnd"/>
+      <w:r>
+        <w:rPr>
+          <w:rFonts w:ascii="Calibri" w:hAnsi="Calibri" w:cs="Calibri"/>
+        </w:rPr>
+        <w:t xml:space="preserve"> Xu, in </w:t>
       </w:r>
       <w:r>
         <w:rPr>
@@ -5433,16 +5964,7 @@
           <w:i/>
           <w:iCs/>
         </w:rPr>
-        <w:t>co-</w:t>
-      </w:r>
-      <w:r>
-        <w:rPr>
-          <w:rFonts w:ascii="Calibri" w:hAnsi="Calibri" w:cs="Calibri"/>
-          <w:i/>
-          <w:iCs/>
-        </w:rPr>
-        <w:lastRenderedPageBreak/>
-        <w:t xml:space="preserve">located with </w:t>
+        <w:t xml:space="preserve">co-located with </w:t>
       </w:r>
       <w:r>
         <w:rPr>
@@ -5520,6 +6042,7 @@
           <w:rFonts w:ascii="Calibri" w:hAnsi="Calibri" w:cs="Calibri"/>
         </w:rPr>
       </w:pPr>
+      <w:bookmarkStart w:id="25" w:name="OLE_LINK67"/>
       <w:r>
         <w:rPr>
           <w:rFonts w:ascii="Calibri" w:hAnsi="Calibri" w:cs="Calibri"/>
@@ -5674,6 +6197,7 @@
         <w:t>2021.</w:t>
       </w:r>
     </w:p>
+    <w:bookmarkEnd w:id="25"/>
     <w:p>
       <w:pPr>
         <w:rPr>
@@ -5696,20 +6220,269 @@
           <w:b/>
           <w:sz w:val="32"/>
         </w:rPr>
-        <w:t>专利</w:t>
+        <w:t>部分</w:t>
+      </w:r>
+      <w:r>
+        <w:rPr>
+          <w:rFonts w:ascii="Calibri" w:hAnsi="Calibri" w:cs="Calibri" w:hint="eastAsia"/>
+          <w:b/>
+          <w:sz w:val="32"/>
+        </w:rPr>
+        <w:t>Pre</w:t>
+      </w:r>
+      <w:r>
+        <w:rPr>
+          <w:rFonts w:ascii="Calibri" w:hAnsi="Calibri" w:cs="Calibri"/>
+          <w:b/>
+          <w:sz w:val="32"/>
+        </w:rPr>
+        <w:t>print</w:t>
+      </w:r>
+      <w:r>
+        <w:rPr>
+          <w:rFonts w:ascii="Calibri" w:hAnsi="Calibri" w:cs="Calibri" w:hint="eastAsia"/>
+          <w:b/>
+          <w:sz w:val="32"/>
+        </w:rPr>
+        <w:t>论文</w:t>
+      </w:r>
+      <w:r>
+        <w:rPr>
+          <w:rFonts w:ascii="Calibri" w:hAnsi="Calibri" w:cs="Calibri"/>
+          <w:b/>
+          <w:sz w:val="32"/>
+        </w:rPr>
+        <w:t xml:space="preserve">(* = </w:t>
+      </w:r>
+      <w:r>
+        <w:rPr>
+          <w:rFonts w:ascii="Calibri" w:hAnsi="Calibri" w:cs="Calibri" w:hint="eastAsia"/>
+          <w:b/>
+          <w:sz w:val="32"/>
+        </w:rPr>
+        <w:t>同等贡献</w:t>
+      </w:r>
+      <w:r>
+        <w:rPr>
+          <w:rFonts w:ascii="Calibri" w:hAnsi="Calibri" w:cs="Calibri"/>
+          <w:b/>
+          <w:sz w:val="32"/>
+        </w:rPr>
+        <w:t xml:space="preserve">; </w:t>
+      </w:r>
+      <w:r>
+        <w:rPr>
+          <w:rFonts w:ascii="Calibri" w:hAnsi="Calibri" w:cs="Calibri"/>
+          <w:b/>
+          <w:sz w:val="32"/>
+          <w:vertAlign w:val="superscript"/>
+        </w:rPr>
+        <w:t>#</w:t>
+      </w:r>
+      <w:r>
+        <w:rPr>
+          <w:rFonts w:ascii="Calibri" w:hAnsi="Calibri" w:cs="Calibri"/>
+          <w:b/>
+          <w:sz w:val="32"/>
+          <w:vertAlign w:val="superscript"/>
+        </w:rPr>
+        <w:t xml:space="preserve"> </w:t>
+      </w:r>
+      <w:r>
+        <w:rPr>
+          <w:rFonts w:ascii="Calibri" w:hAnsi="Calibri" w:cs="Calibri"/>
+          <w:b/>
+          <w:sz w:val="32"/>
+        </w:rPr>
+        <w:t xml:space="preserve">= </w:t>
+      </w:r>
+      <w:r>
+        <w:rPr>
+          <w:rFonts w:ascii="Calibri" w:hAnsi="Calibri" w:cs="Calibri" w:hint="eastAsia"/>
+          <w:b/>
+          <w:sz w:val="32"/>
+        </w:rPr>
+        <w:t>通讯作者</w:t>
+      </w:r>
+      <w:r>
+        <w:rPr>
+          <w:rFonts w:ascii="Calibri" w:hAnsi="Calibri" w:cs="Calibri"/>
+          <w:b/>
+          <w:sz w:val="32"/>
+        </w:rPr>
+        <w:t>)</w:t>
       </w:r>
     </w:p>
     <w:p>
       <w:pPr>
-        <w:rPr>
-          <w:rFonts w:ascii="Calibri" w:hAnsi="Calibri" w:cs="Calibri"/>
-        </w:rPr>
-      </w:pPr>
-      <w:r>
-        <w:rPr>
-          <w:rFonts w:ascii="Calibri" w:hAnsi="Calibri" w:cs="Calibri"/>
-        </w:rPr>
-        <w:t>[P</w:t>
+        <w:spacing w:after="120"/>
+        <w:rPr>
+          <w:rFonts w:ascii="Calibri" w:hAnsi="Calibri" w:cs="Calibri"/>
+        </w:rPr>
+      </w:pPr>
+      <w:r>
+        <w:rPr>
+          <w:rFonts w:ascii="Calibri" w:hAnsi="Calibri" w:cs="Calibri"/>
+        </w:rPr>
+        <w:t>[</w:t>
+      </w:r>
+      <w:r>
+        <w:rPr>
+          <w:rFonts w:ascii="Calibri" w:hAnsi="Calibri" w:cs="Calibri" w:hint="eastAsia"/>
+        </w:rPr>
+        <w:t>P</w:t>
+      </w:r>
+      <w:r>
+        <w:rPr>
+          <w:rFonts w:ascii="Calibri" w:hAnsi="Calibri" w:cs="Calibri"/>
+        </w:rPr>
+        <w:t>1] “</w:t>
+      </w:r>
+      <w:r>
+        <w:rPr>
+          <w:rFonts w:ascii="Calibri" w:hAnsi="Calibri" w:cs="Calibri"/>
+        </w:rPr>
+        <w:t>Beyond Scaling: Agents Are Heading to the Edge</w:t>
+      </w:r>
+      <w:r>
+        <w:rPr>
+          <w:rFonts w:ascii="Calibri" w:hAnsi="Calibri" w:cs="Calibri"/>
+        </w:rPr>
+        <w:t>”</w:t>
+      </w:r>
+    </w:p>
+    <w:p>
+      <w:pPr>
+        <w:pStyle w:val="a8"/>
+        <w:spacing w:before="120" w:after="120"/>
+        <w:ind w:left="357"/>
+        <w:rPr>
+          <w:rFonts w:ascii="Calibri" w:hAnsi="Calibri" w:cs="Calibri"/>
+          <w:b/>
+          <w:bCs/>
+        </w:rPr>
+      </w:pPr>
+      <w:r>
+        <w:rPr>
+          <w:rFonts w:ascii="Calibri" w:hAnsi="Calibri" w:cs="Calibri"/>
+        </w:rPr>
+        <w:t>Chunlin Tian</w:t>
+      </w:r>
+      <w:r>
+        <w:rPr>
+          <w:rFonts w:ascii="Calibri" w:hAnsi="Calibri" w:cs="Calibri"/>
+        </w:rPr>
+        <w:t>*</w:t>
+      </w:r>
+      <w:r>
+        <w:rPr>
+          <w:rFonts w:ascii="Calibri" w:hAnsi="Calibri" w:cs="Calibri"/>
+        </w:rPr>
+        <w:t xml:space="preserve">, </w:t>
+      </w:r>
+      <w:r>
+        <w:rPr>
+          <w:rFonts w:ascii="Calibri" w:hAnsi="Calibri" w:cs="Calibri"/>
+          <w:b/>
+          <w:bCs/>
+        </w:rPr>
+        <w:t>Dongqi Cai</w:t>
+      </w:r>
+      <w:r>
+        <w:rPr>
+          <w:rFonts w:ascii="Calibri" w:hAnsi="Calibri" w:cs="Calibri"/>
+        </w:rPr>
+        <w:t>*</w:t>
+      </w:r>
+      <w:r>
+        <w:rPr>
+          <w:rFonts w:ascii="Calibri" w:hAnsi="Calibri" w:cs="Calibri"/>
+        </w:rPr>
+        <w:t xml:space="preserve">, </w:t>
+      </w:r>
+      <w:proofErr w:type="spellStart"/>
+      <w:r>
+        <w:rPr>
+          <w:rFonts w:ascii="Calibri" w:hAnsi="Calibri" w:cs="Calibri"/>
+        </w:rPr>
+        <w:t>Wanru</w:t>
+      </w:r>
+      <w:proofErr w:type="spellEnd"/>
+      <w:r>
+        <w:rPr>
+          <w:rFonts w:ascii="Calibri" w:hAnsi="Calibri" w:cs="Calibri"/>
+        </w:rPr>
+        <w:t xml:space="preserve"> Zhao</w:t>
+      </w:r>
+      <w:r>
+        <w:rPr>
+          <w:rFonts w:ascii="Calibri" w:hAnsi="Calibri" w:cs="Calibri"/>
+        </w:rPr>
+        <w:t>*</w:t>
+      </w:r>
+      <w:r>
+        <w:rPr>
+          <w:rFonts w:ascii="Calibri" w:hAnsi="Calibri" w:cs="Calibri"/>
+        </w:rPr>
+        <w:t>, Nicholas D Lane</w:t>
+      </w:r>
+      <w:r>
+        <w:rPr>
+          <w:rFonts w:ascii="Calibri" w:hAnsi="Calibri" w:cs="Calibri"/>
+        </w:rPr>
+        <w:t xml:space="preserve">. </w:t>
+      </w:r>
+      <w:proofErr w:type="spellStart"/>
+      <w:r>
+        <w:rPr>
+          <w:rFonts w:ascii="Calibri" w:hAnsi="Calibri" w:cs="Calibri"/>
+        </w:rPr>
+        <w:t>arXiv</w:t>
+      </w:r>
+      <w:proofErr w:type="spellEnd"/>
+      <w:r>
+        <w:rPr>
+          <w:rFonts w:ascii="Calibri" w:hAnsi="Calibri" w:cs="Calibri"/>
+        </w:rPr>
+        <w:t xml:space="preserve"> preprint arXiv:2605.18535</w:t>
+      </w:r>
+    </w:p>
+    <w:p>
+      <w:pPr>
+        <w:rPr>
+          <w:rFonts w:ascii="Calibri" w:hAnsi="Calibri" w:cs="Calibri"/>
+        </w:rPr>
+      </w:pPr>
+    </w:p>
+    <w:p>
+      <w:pPr>
+        <w:spacing w:after="120"/>
+        <w:rPr>
+          <w:rFonts w:ascii="Calibri" w:hAnsi="Calibri" w:cs="Calibri"/>
+          <w:b/>
+          <w:sz w:val="32"/>
+        </w:rPr>
+      </w:pPr>
+      <w:r>
+        <w:rPr>
+          <w:rFonts w:ascii="Calibri" w:hAnsi="Calibri" w:cs="Calibri" w:hint="eastAsia"/>
+          <w:b/>
+          <w:sz w:val="32"/>
+        </w:rPr>
+        <w:t>专利</w:t>
+      </w:r>
+    </w:p>
+    <w:p>
+      <w:pPr>
+        <w:rPr>
+          <w:rFonts w:ascii="Calibri" w:hAnsi="Calibri" w:cs="Calibri"/>
+        </w:rPr>
+      </w:pPr>
+      <w:r>
+        <w:rPr>
+          <w:rFonts w:ascii="Calibri" w:hAnsi="Calibri" w:cs="Calibri"/>
+        </w:rPr>
+        <w:t>[</w:t>
       </w:r>
       <w:r>
         <w:rPr>
@@ -5723,18 +6496,21 @@
         </w:rPr>
         <w:t xml:space="preserve">] </w:t>
       </w:r>
+      <w:bookmarkStart w:id="26" w:name="OLE_LINK88"/>
       <w:r>
         <w:rPr>
           <w:rFonts w:ascii="Calibri" w:hAnsi="Calibri" w:cs="Calibri"/>
         </w:rPr>
         <w:t>纵向联邦学习建模优化方法、设备、介质及程序产品</w:t>
       </w:r>
+      <w:bookmarkEnd w:id="26"/>
       <w:r>
         <w:rPr>
           <w:rFonts w:ascii="Calibri" w:hAnsi="Calibri" w:cs="Calibri" w:hint="eastAsia"/>
         </w:rPr>
         <w:t>。</w:t>
       </w:r>
+      <w:bookmarkStart w:id="27" w:name="OLE_LINK89"/>
       <w:r>
         <w:rPr>
           <w:rFonts w:ascii="Calibri" w:hAnsi="Calibri" w:cs="Calibri" w:hint="eastAsia"/>
@@ -5749,6 +6525,7 @@
         </w:rPr>
         <w:t>，范力欣，杨强</w:t>
       </w:r>
+      <w:bookmarkEnd w:id="27"/>
     </w:p>
     <w:p>
       <w:pPr>
@@ -5764,19 +6541,7 @@
         <w:rPr>
           <w:rFonts w:ascii="Calibri" w:hAnsi="Calibri" w:cs="Calibri" w:hint="eastAsia"/>
         </w:rPr>
-        <w:t>[</w:t>
-      </w:r>
-      <w:r>
-        <w:rPr>
-          <w:rFonts w:ascii="Calibri" w:hAnsi="Calibri" w:cs="Calibri"/>
-        </w:rPr>
-        <w:t>P</w:t>
-      </w:r>
-      <w:r>
-        <w:rPr>
-          <w:rFonts w:ascii="Calibri" w:hAnsi="Calibri" w:cs="Calibri" w:hint="eastAsia"/>
-        </w:rPr>
-        <w:t>2</w:t>
+        <w:t>[2</w:t>
       </w:r>
       <w:r>
         <w:rPr>
@@ -5784,17 +6549,26 @@
         </w:rPr>
         <w:t xml:space="preserve">] </w:t>
       </w:r>
+      <w:bookmarkStart w:id="28" w:name="OLE_LINK90"/>
       <w:r>
         <w:rPr>
           <w:rFonts w:ascii="Calibri" w:hAnsi="Calibri" w:cs="Calibri"/>
         </w:rPr>
         <w:t>一种面向预训练模型的联邦学习方法、装置及系统</w:t>
       </w:r>
-      <w:r>
-        <w:rPr>
-          <w:rFonts w:ascii="Calibri" w:hAnsi="Calibri" w:cs="Calibri" w:hint="eastAsia"/>
-        </w:rPr>
-        <w:t>。徐梦炜，</w:t>
+      <w:bookmarkEnd w:id="28"/>
+      <w:r>
+        <w:rPr>
+          <w:rFonts w:ascii="Calibri" w:hAnsi="Calibri" w:cs="Calibri" w:hint="eastAsia"/>
+        </w:rPr>
+        <w:t>。</w:t>
+      </w:r>
+      <w:bookmarkStart w:id="29" w:name="OLE_LINK91"/>
+      <w:r>
+        <w:rPr>
+          <w:rFonts w:ascii="Calibri" w:hAnsi="Calibri" w:cs="Calibri" w:hint="eastAsia"/>
+        </w:rPr>
+        <w:t>徐梦炜，</w:t>
       </w:r>
       <w:r>
         <w:rPr>
@@ -5810,6 +6584,7 @@
         </w:rPr>
         <w:t>，周傲，马骁，王尚广</w:t>
       </w:r>
+      <w:bookmarkEnd w:id="29"/>
     </w:p>
     <w:p>
       <w:pPr>
@@ -5821,7 +6596,7 @@
         <w:rPr>
           <w:rFonts w:ascii="Calibri" w:hAnsi="Calibri" w:cs="Calibri"/>
         </w:rPr>
-        <w:t>[P</w:t>
+        <w:t>[</w:t>
       </w:r>
       <w:r>
         <w:rPr>
@@ -5835,17 +6610,26 @@
         </w:rPr>
         <w:t xml:space="preserve">] </w:t>
       </w:r>
+      <w:bookmarkStart w:id="30" w:name="OLE_LINK92"/>
       <w:r>
         <w:rPr>
           <w:rFonts w:ascii="Calibri" w:hAnsi="Calibri" w:cs="Calibri"/>
         </w:rPr>
         <w:t>面向自然语言模型的联邦小样本学习方法、系统及设备</w:t>
       </w:r>
-      <w:r>
-        <w:rPr>
-          <w:rFonts w:ascii="Calibri" w:hAnsi="Calibri" w:cs="Calibri" w:hint="eastAsia"/>
-        </w:rPr>
-        <w:t>。徐梦炜，</w:t>
+      <w:bookmarkEnd w:id="30"/>
+      <w:r>
+        <w:rPr>
+          <w:rFonts w:ascii="Calibri" w:hAnsi="Calibri" w:cs="Calibri" w:hint="eastAsia"/>
+        </w:rPr>
+        <w:t>。</w:t>
+      </w:r>
+      <w:bookmarkStart w:id="31" w:name="OLE_LINK93"/>
+      <w:r>
+        <w:rPr>
+          <w:rFonts w:ascii="Calibri" w:hAnsi="Calibri" w:cs="Calibri" w:hint="eastAsia"/>
+        </w:rPr>
+        <w:t>徐梦炜，</w:t>
       </w:r>
       <w:r>
         <w:rPr>
@@ -5861,6 +6645,7 @@
         </w:rPr>
         <w:t>，周傲，马骁，王尚广</w:t>
       </w:r>
+      <w:bookmarkEnd w:id="31"/>
       <w:r>
         <w:rPr>
           <w:rFonts w:ascii="Calibri" w:hAnsi="Calibri" w:cs="Calibri"/>
@@ -5886,12 +6671,6 @@
       </w:r>
       <w:r>
         <w:rPr>
-          <w:rFonts w:ascii="Calibri" w:hAnsi="Calibri" w:cs="Calibri"/>
-        </w:rPr>
-        <w:t>P</w:t>
-      </w:r>
-      <w:r>
-        <w:rPr>
           <w:rFonts w:ascii="Calibri" w:hAnsi="Calibri" w:cs="Calibri" w:hint="eastAsia"/>
         </w:rPr>
         <w:t>4</w:t>
@@ -5908,17 +6687,26 @@
         </w:rPr>
         <w:t xml:space="preserve"> </w:t>
       </w:r>
+      <w:bookmarkStart w:id="32" w:name="OLE_LINK94"/>
       <w:r>
         <w:rPr>
           <w:rFonts w:ascii="Calibri" w:hAnsi="Calibri" w:cs="Calibri"/>
         </w:rPr>
         <w:t>纵向联邦学习建模优化方法、设备、介质及程序产品</w:t>
       </w:r>
-      <w:r>
-        <w:rPr>
-          <w:rFonts w:ascii="Calibri" w:hAnsi="Calibri" w:cs="Calibri" w:hint="eastAsia"/>
-        </w:rPr>
-        <w:t>。徐梦炜，武耀宗，</w:t>
+      <w:bookmarkEnd w:id="32"/>
+      <w:r>
+        <w:rPr>
+          <w:rFonts w:ascii="Calibri" w:hAnsi="Calibri" w:cs="Calibri" w:hint="eastAsia"/>
+        </w:rPr>
+        <w:t>。</w:t>
+      </w:r>
+      <w:bookmarkStart w:id="33" w:name="OLE_LINK95"/>
+      <w:r>
+        <w:rPr>
+          <w:rFonts w:ascii="Calibri" w:hAnsi="Calibri" w:cs="Calibri" w:hint="eastAsia"/>
+        </w:rPr>
+        <w:t>徐梦炜，武耀宗，</w:t>
       </w:r>
       <w:r>
         <w:rPr>
@@ -5934,6 +6722,7 @@
         </w:rPr>
         <w:t>，王尚广</w:t>
       </w:r>
+      <w:bookmarkEnd w:id="33"/>
     </w:p>
     <w:p>
       <w:pPr>
@@ -5993,7 +6782,19 @@
         <w:rPr>
           <w:rFonts w:ascii="Calibri" w:hAnsi="Calibri" w:cs="Calibri"/>
         </w:rPr>
-        <w:t xml:space="preserve">MobiSys’26, EIS’25, </w:t>
+        <w:t xml:space="preserve">MobiSys’26, </w:t>
+      </w:r>
+      <w:r>
+        <w:rPr>
+          <w:rFonts w:ascii="Calibri" w:hAnsi="Calibri" w:cs="Calibri"/>
+        </w:rPr>
+        <w:t xml:space="preserve">MSN’26, </w:t>
+      </w:r>
+      <w:r>
+        <w:rPr>
+          <w:rFonts w:ascii="Calibri" w:hAnsi="Calibri" w:cs="Calibri"/>
+        </w:rPr>
+        <w:t xml:space="preserve">EIS’25, </w:t>
       </w:r>
       <w:r>
         <w:rPr>
@@ -6217,6 +7018,30 @@
       </w:r>
       <w:r>
         <w:rPr>
+          <w:rFonts w:ascii="Calibri" w:hAnsi="Calibri" w:cs="Calibri"/>
+        </w:rPr>
+        <w:t>Artificial Intelligence Review</w:t>
+      </w:r>
+      <w:r>
+        <w:rPr>
+          <w:rFonts w:ascii="Calibri" w:hAnsi="Calibri" w:cs="Calibri"/>
+        </w:rPr>
+        <w:t xml:space="preserve">, </w:t>
+      </w:r>
+      <w:r>
+        <w:rPr>
+          <w:rFonts w:ascii="Calibri" w:hAnsi="Calibri" w:cs="Calibri"/>
+        </w:rPr>
+        <w:t>Machine Learning</w:t>
+      </w:r>
+      <w:r>
+        <w:rPr>
+          <w:rFonts w:ascii="Calibri" w:hAnsi="Calibri" w:cs="Calibri"/>
+        </w:rPr>
+        <w:t xml:space="preserve">, </w:t>
+      </w:r>
+      <w:r>
+        <w:rPr>
           <w:rFonts w:ascii="Calibri" w:hAnsi="Calibri" w:cs="Calibri" w:hint="eastAsia"/>
         </w:rPr>
         <w:t>IoTJ</w:t>
@@ -6231,8 +7056,16 @@
         <w:rPr>
           <w:rFonts w:ascii="Calibri" w:hAnsi="Calibri" w:cs="Calibri"/>
         </w:rPr>
-        <w:t xml:space="preserve"> PeerJ</w:t>
-      </w:r>
+        <w:t xml:space="preserve"> </w:t>
+      </w:r>
+      <w:proofErr w:type="spellStart"/>
+      <w:r>
+        <w:rPr>
+          <w:rFonts w:ascii="Calibri" w:hAnsi="Calibri" w:cs="Calibri"/>
+        </w:rPr>
+        <w:t>PeerJ</w:t>
+      </w:r>
+      <w:proofErr w:type="spellEnd"/>
     </w:p>
     <w:p>
       <w:pPr>
@@ -6253,6 +7086,7 @@
           <w:b/>
           <w:bCs/>
         </w:rPr>
+        <w:lastRenderedPageBreak/>
         <w:t>External Reviewer</w:t>
       </w:r>
     </w:p>
@@ -6565,7 +7399,6 @@
           <w:rFonts w:ascii="Calibri" w:hAnsi="Calibri" w:cs="Calibri"/>
           <w:kern w:val="2"/>
         </w:rPr>
-        <w:lastRenderedPageBreak/>
         <w:t>校企合作（小米集团），端侧大模型的个性化高效微调关键技术研究，</w:t>
       </w:r>
       <w:r>
@@ -7461,7 +8294,16 @@
           <w:sz w:val="22"/>
           <w:szCs w:val="22"/>
         </w:rPr>
-        <w:t>SILENCE: Protecting Privacy in Offloaded Speech Understanding on Resource-constrained Devices, Vancouver, Canada, 2024/12/1</w:t>
+        <w:t>SILENCE: Protecting Privacy in Offloaded Speech Understanding on Resource-</w:t>
+      </w:r>
+      <w:r>
+        <w:rPr>
+          <w:rFonts w:ascii="Calibri" w:hAnsi="Calibri" w:cs="Calibri"/>
+          <w:sz w:val="22"/>
+          <w:szCs w:val="22"/>
+        </w:rPr>
+        <w:lastRenderedPageBreak/>
+        <w:t>constrained Devices, Vancouver, Canada, 2024/12/1</w:t>
       </w:r>
       <w:r>
         <w:rPr>
@@ -11577,7 +12419,7 @@
   <w:style w:type="paragraph" w:default="1" w:styleId="a">
     <w:name w:val="Normal"/>
     <w:qFormat/>
-    <w:rsid w:val="00986ACA"/>
+    <w:rsid w:val="00980591"/>
     <w:rPr>
       <w:rFonts w:ascii="宋体" w:hAnsi="宋体" w:cs="宋体"/>
       <w:lang w:eastAsia="zh-CN"/>
